--- a/drafts/vu/2025-07-u/11-ПТ-бл.кн.Ольги,Євфимії.docx
+++ b/drafts/vu/2025-07-u/11-ПТ-бл.кн.Ольги,Євфимії.docx
@@ -58,36 +58,277 @@
           <w:sz w:val="24"/>
           <w:szCs w:val="24"/>
         </w:rPr>
+        <w:t>Священик:</w:t>
+      </w:r>
+      <w:r>
+        <w:rPr>
+          <w:rFonts w:ascii="Times New Roman" w:hAnsi="Times New Roman"/>
+          <w:color w:val="FF0000"/>
+          <w:sz w:val="24"/>
+          <w:szCs w:val="24"/>
+        </w:rPr>
+        <w:t xml:space="preserve"> </w:t>
+      </w:r>
+      <w:r>
+        <w:rPr>
+          <w:rFonts w:ascii="Times New Roman" w:hAnsi="Times New Roman"/>
+          <w:sz w:val="24"/>
+          <w:szCs w:val="24"/>
+        </w:rPr>
+        <w:t>Благословенний Бог наш завжди, нині і повсякчас, і на віки віків.</w:t>
+      </w:r>
+    </w:p>
+    <w:p>
+      <w:pPr>
+        <w:spacing w:after="120"/>
+        <w:jc w:val="both"/>
+        <w:rPr>
+          <w:rFonts w:ascii="Times New Roman" w:hAnsi="Times New Roman"/>
+          <w:sz w:val="24"/>
+          <w:szCs w:val="24"/>
+        </w:rPr>
+      </w:pPr>
+      <w:r>
+        <w:rPr>
+          <w:rFonts w:ascii="Times New Roman" w:hAnsi="Times New Roman"/>
+          <w:i/>
+          <w:color w:val="FF0000"/>
+          <w:sz w:val="24"/>
+          <w:szCs w:val="24"/>
+        </w:rPr>
+        <w:t>Вірні:</w:t>
+      </w:r>
+      <w:r>
+        <w:rPr>
+          <w:rFonts w:ascii="Times New Roman" w:hAnsi="Times New Roman"/>
+          <w:color w:val="FF0000"/>
+          <w:sz w:val="24"/>
+          <w:szCs w:val="24"/>
+        </w:rPr>
+        <w:t xml:space="preserve"> </w:t>
+      </w:r>
+      <w:r>
+        <w:rPr>
+          <w:rFonts w:ascii="Times New Roman" w:hAnsi="Times New Roman"/>
+          <w:sz w:val="24"/>
+          <w:szCs w:val="24"/>
+        </w:rPr>
+        <w:t>Амінь. Слава тобі, Боже наш, слава тобі.</w:t>
+      </w:r>
+    </w:p>
+    <w:p>
+      <w:pPr>
+        <w:spacing w:after="120"/>
+      </w:pPr>
+      <w:r>
+        <w:rPr>
+          <w:rFonts w:ascii="Times New Roman" w:hAnsi="Times New Roman"/>
+          <w:sz w:val="24"/>
+        </w:rPr>
+        <w:t>Ца́рю небе́сний, утіши́телю, Ду́ше íстини,* що всю́ди єси́ і все наповня́єш,* скарбни́це благ і життя́ пода́телю,* прийди́, і всели́ся в нас,* і очи́сти нас від уся́кої скве́рни,* і спаси́, благи́й, ду́ші на́ші.</w:t>
+      </w:r>
+    </w:p>
+    <w:p>
+      <w:pPr>
+        <w:spacing w:after="120"/>
+        <w:jc w:val="both"/>
+        <w:rPr>
+          <w:rFonts w:ascii="Times New Roman" w:hAnsi="Times New Roman"/>
+          <w:i/>
+          <w:sz w:val="24"/>
+          <w:szCs w:val="24"/>
+        </w:rPr>
+      </w:pPr>
+      <w:r>
+        <w:rPr>
+          <w:rFonts w:ascii="Times New Roman" w:hAnsi="Times New Roman"/>
+          <w:sz w:val="24"/>
+          <w:szCs w:val="24"/>
+        </w:rPr>
+        <w:t xml:space="preserve">Святий Боже, святий Кріпкий, святий Безсмертний, помилуй нас </w:t>
+      </w:r>
+      <w:r>
+        <w:rPr>
+          <w:rFonts w:ascii="Times New Roman" w:hAnsi="Times New Roman"/>
+          <w:i/>
+          <w:color w:val="FF0000"/>
+          <w:sz w:val="24"/>
+          <w:szCs w:val="24"/>
+        </w:rPr>
+        <w:t>(3 р.)</w:t>
+      </w:r>
+    </w:p>
+    <w:p>
+      <w:pPr>
+        <w:spacing w:after="120"/>
+        <w:jc w:val="both"/>
+        <w:rPr>
+          <w:rFonts w:ascii="Times New Roman" w:hAnsi="Times New Roman"/>
+          <w:sz w:val="24"/>
+          <w:szCs w:val="24"/>
+        </w:rPr>
+      </w:pPr>
+      <w:r>
+        <w:rPr>
+          <w:rFonts w:ascii="Times New Roman" w:hAnsi="Times New Roman"/>
+          <w:sz w:val="24"/>
+          <w:szCs w:val="24"/>
+        </w:rPr>
+        <w:t>Слава Отцю, і Сину, і Святому Духові,* і нині і повсякчас, і на віки віків. Амінь.</w:t>
+      </w:r>
+    </w:p>
+    <w:p>
+      <w:pPr>
+        <w:spacing w:after="120"/>
+        <w:jc w:val="both"/>
+        <w:rPr>
+          <w:rFonts w:ascii="Times New Roman" w:hAnsi="Times New Roman"/>
+          <w:sz w:val="24"/>
+          <w:szCs w:val="24"/>
+        </w:rPr>
+      </w:pPr>
+      <w:r>
+        <w:rPr>
+          <w:rFonts w:ascii="Times New Roman" w:hAnsi="Times New Roman"/>
+          <w:sz w:val="24"/>
+          <w:szCs w:val="24"/>
+        </w:rPr>
+        <w:t>Пресвята Тройце, помилуй нас;* Господи, очисти гріхи наші;* Владико, прости беззаконня наші;* Святий, завітай і зціли немочі наші імени твого ради.</w:t>
+      </w:r>
+    </w:p>
+    <w:p>
+      <w:pPr>
+        <w:spacing w:after="120"/>
+        <w:jc w:val="both"/>
+        <w:rPr>
+          <w:rFonts w:ascii="Times New Roman" w:hAnsi="Times New Roman"/>
+          <w:i/>
+          <w:sz w:val="24"/>
+          <w:szCs w:val="24"/>
+        </w:rPr>
+      </w:pPr>
+      <w:r>
+        <w:rPr>
+          <w:rFonts w:ascii="Times New Roman" w:hAnsi="Times New Roman"/>
+          <w:sz w:val="24"/>
+          <w:szCs w:val="24"/>
+        </w:rPr>
+        <w:t>Господи, помилуй</w:t>
+      </w:r>
+      <w:r>
+        <w:rPr>
+          <w:rFonts w:ascii="Times New Roman" w:hAnsi="Times New Roman"/>
+          <w:i/>
+          <w:sz w:val="24"/>
+          <w:szCs w:val="24"/>
+        </w:rPr>
+        <w:t xml:space="preserve"> </w:t>
+      </w:r>
+      <w:r>
+        <w:rPr>
+          <w:rFonts w:ascii="Times New Roman" w:hAnsi="Times New Roman"/>
+          <w:i/>
+          <w:color w:val="FF0000"/>
+          <w:sz w:val="24"/>
+          <w:szCs w:val="24"/>
+        </w:rPr>
+        <w:t>(3 р.)</w:t>
+      </w:r>
+    </w:p>
+    <w:p>
+      <w:pPr>
+        <w:spacing w:after="120"/>
+        <w:jc w:val="both"/>
+        <w:rPr>
+          <w:rFonts w:ascii="Times New Roman" w:hAnsi="Times New Roman"/>
+          <w:sz w:val="24"/>
+          <w:szCs w:val="24"/>
+        </w:rPr>
+      </w:pPr>
+      <w:r>
+        <w:rPr>
+          <w:rFonts w:ascii="Times New Roman" w:hAnsi="Times New Roman"/>
+          <w:sz w:val="24"/>
+          <w:szCs w:val="24"/>
+        </w:rPr>
+        <w:t>Слава Отцю, і Сину, і Святому Духові.* І</w:t>
+      </w:r>
+      <w:r>
+        <w:rPr>
+          <w:rFonts w:ascii="Times New Roman" w:hAnsi="Times New Roman"/>
+          <w:b/>
+          <w:sz w:val="24"/>
+          <w:szCs w:val="24"/>
+        </w:rPr>
+        <w:t xml:space="preserve"> </w:t>
+      </w:r>
+      <w:r>
+        <w:rPr>
+          <w:rFonts w:ascii="Times New Roman" w:hAnsi="Times New Roman"/>
+          <w:sz w:val="24"/>
+          <w:szCs w:val="24"/>
+        </w:rPr>
+        <w:t>нині і повсякчас, і на віки віків. Амінь.</w:t>
+      </w:r>
+    </w:p>
+    <w:p>
+      <w:pPr>
+        <w:spacing w:after="120"/>
+        <w:jc w:val="both"/>
+        <w:rPr>
+          <w:rFonts w:ascii="Times New Roman" w:hAnsi="Times New Roman"/>
+          <w:sz w:val="24"/>
+          <w:szCs w:val="24"/>
+        </w:rPr>
+      </w:pPr>
+      <w:r>
+        <w:rPr>
+          <w:rFonts w:ascii="Times New Roman" w:hAnsi="Times New Roman"/>
+          <w:sz w:val="24"/>
+          <w:szCs w:val="24"/>
+        </w:rPr>
+        <w:t>Отче наш, що єси на небесах,* нехай святиться ім’я твоє,* нехай прийде царство твоє,* нехай буде воля твоя, як на небі, так і на землі.* Хліб наш насущний дай нам сьогодні,* і прости нам провини наші,* як і ми прощаємо винуватцям нашим,* і не введи нас у спокусу,* але визволи нас від лукавого.</w:t>
+      </w:r>
+    </w:p>
+    <w:p>
+      <w:pPr>
+        <w:spacing w:after="120"/>
+      </w:pPr>
+      <w:r>
+        <w:rPr>
+          <w:rFonts w:ascii="Times New Roman" w:hAnsi="Times New Roman"/>
+          <w:i/>
+          <w:color w:val="FF0000"/>
+          <w:sz w:val="24"/>
+        </w:rPr>
         <w:t>Священник:</w:t>
       </w:r>
       <w:r>
         <w:rPr>
           <w:rFonts w:ascii="Times New Roman" w:hAnsi="Times New Roman"/>
-          <w:color w:val="FF0000"/>
-          <w:sz w:val="24"/>
-          <w:szCs w:val="24"/>
-        </w:rPr>
-        <w:t xml:space="preserve"> </w:t>
-      </w:r>
-      <w:r>
-        <w:rPr>
-          <w:rFonts w:ascii="Times New Roman" w:hAnsi="Times New Roman"/>
-          <w:sz w:val="24"/>
-          <w:szCs w:val="24"/>
-        </w:rPr>
-        <w:t>Благословенний Бог наш завжди, нині і повсякчас, і на віки віків.</w:t>
-      </w:r>
-    </w:p>
-    <w:p>
-      <w:pPr>
-        <w:spacing w:after="120"/>
-      </w:pPr>
-      <w:r>
-        <w:rPr>
-          <w:rFonts w:ascii="Times New Roman" w:hAnsi="Times New Roman"/>
-          <w:i/>
-          <w:color w:val="FF0000"/>
-          <w:sz w:val="24"/>
+          <w:sz w:val="24"/>
+        </w:rPr>
+        <w:t xml:space="preserve"> Бо Твоє є царство, і сила, і слава, Отця, і Сина, і Святого Духа, нині, і повсякчас, і на віки віків.</w:t>
+      </w:r>
+    </w:p>
+    <w:p>
+      <w:pPr>
+        <w:spacing w:after="120"/>
+        <w:jc w:val="both"/>
+        <w:rPr>
+          <w:rFonts w:ascii="Times New Roman" w:hAnsi="Times New Roman"/>
+          <w:i/>
+          <w:sz w:val="24"/>
+          <w:szCs w:val="24"/>
+        </w:rPr>
+      </w:pPr>
+      <w:r>
+        <w:rPr>
+          <w:rFonts w:ascii="Times New Roman" w:hAnsi="Times New Roman"/>
+          <w:i/>
+          <w:color w:val="FF0000"/>
+          <w:sz w:val="24"/>
+          <w:szCs w:val="24"/>
         </w:rPr>
         <w:t>Вірні:</w:t>
       </w:r>
@@ -96,242 +337,103 @@
           <w:rFonts w:ascii="Times New Roman" w:hAnsi="Times New Roman"/>
           <w:color w:val="FF0000"/>
           <w:sz w:val="24"/>
-        </w:rPr>
-        <w:t xml:space="preserve"> </w:t>
-      </w:r>
-      <w:r>
-        <w:rPr>
-          <w:rFonts w:ascii="Times New Roman" w:hAnsi="Times New Roman"/>
-          <w:sz w:val="24"/>
-        </w:rPr>
-        <w:t>Амі́нь.</w:t>
-      </w:r>
-    </w:p>
-    <w:p>
-      <w:pPr>
-        <w:spacing w:after="120"/>
-      </w:pPr>
-      <w:r>
-        <w:rPr>
-          <w:rFonts w:ascii="Times New Roman" w:hAnsi="Times New Roman"/>
-          <w:sz w:val="24"/>
-        </w:rPr>
-        <w:t>Сла́ва Тобі́, Бо́же наш, сла́ва Тобі́.</w:t>
-      </w:r>
-    </w:p>
-    <w:p>
-      <w:pPr>
-        <w:spacing w:after="120"/>
-      </w:pPr>
-      <w:r>
-        <w:rPr>
-          <w:rFonts w:ascii="Times New Roman" w:hAnsi="Times New Roman"/>
-          <w:sz w:val="24"/>
-        </w:rPr>
-        <w:t>Ца́рю небе́сний, утіши́телю, Ду́ше íстини,* що всю́ди єси́ і все наповня́єш,* скарбни́це благ і життя́ пода́телю,* прийди́, і всели́ся в нас,* і очи́сти нас від уся́кої скве́рни,* і спаси́, благи́й, ду́ші на́ші.</w:t>
-      </w:r>
-    </w:p>
-    <w:p>
-      <w:pPr>
-        <w:spacing w:after="120"/>
-      </w:pPr>
-      <w:r>
-        <w:rPr>
-          <w:rFonts w:ascii="Times New Roman" w:hAnsi="Times New Roman"/>
-          <w:sz w:val="24"/>
-        </w:rPr>
-        <w:t xml:space="preserve">Святи́й Бо́же, святи́й Крі́пкий, святи́й Безсме́ртний, поми́луй нас. </w:t>
-      </w:r>
-      <w:r>
-        <w:rPr>
-          <w:rFonts w:ascii="Times New Roman" w:hAnsi="Times New Roman"/>
-          <w:i/>
-          <w:color w:val="FF0000"/>
-          <w:sz w:val="24"/>
-        </w:rPr>
-        <w:t>(3 р.)</w:t>
-      </w:r>
-    </w:p>
-    <w:p>
-      <w:pPr>
-        <w:spacing w:after="120"/>
-      </w:pPr>
-      <w:r>
-        <w:rPr>
-          <w:rFonts w:ascii="Times New Roman" w:hAnsi="Times New Roman"/>
-          <w:sz w:val="24"/>
-        </w:rPr>
-        <w:t>Сла́ва Отцю́, і Си́ну, і Свято́му Ду́хові,* і ни́ні, і повсякча́с, і на ві́ки вікі́в. Амі́нь.</w:t>
-      </w:r>
-    </w:p>
-    <w:p>
-      <w:pPr>
-        <w:spacing w:after="120"/>
-      </w:pPr>
-      <w:r>
-        <w:rPr>
-          <w:rFonts w:ascii="Times New Roman" w:hAnsi="Times New Roman"/>
-          <w:sz w:val="24"/>
-        </w:rPr>
-        <w:t>Пресвята́ Тро́йце, поми́луй нас; Го́споди, очи́сти гріхи́ на́ші; Влади́ко, прости́ беззако́ння на́ші; Святи́й, завіта́й і зціли́ не́мочі на́ші, І́мени Твого́ ра́ди.</w:t>
-      </w:r>
-    </w:p>
-    <w:p>
-      <w:pPr>
-        <w:spacing w:after="120"/>
-      </w:pPr>
-      <w:r>
-        <w:rPr>
-          <w:rFonts w:ascii="Times New Roman" w:hAnsi="Times New Roman"/>
-          <w:sz w:val="24"/>
-        </w:rPr>
-        <w:t xml:space="preserve">Го́споди, поми́луй. </w:t>
-      </w:r>
-      <w:r>
-        <w:rPr>
-          <w:rFonts w:ascii="Times New Roman" w:hAnsi="Times New Roman"/>
-          <w:i/>
-          <w:color w:val="FF0000"/>
-          <w:sz w:val="24"/>
-        </w:rPr>
-        <w:t>(3 р.)</w:t>
-      </w:r>
-    </w:p>
-    <w:p>
-      <w:pPr>
-        <w:spacing w:after="120"/>
-      </w:pPr>
-      <w:r>
-        <w:rPr>
-          <w:rFonts w:ascii="Times New Roman" w:hAnsi="Times New Roman"/>
-          <w:sz w:val="24"/>
-        </w:rPr>
-        <w:t>Сла́ва Отцю́, і Си́ну, і Свято́му Ду́хові,* і ни́ні, і повсякча́с, і на ві́ки вікі́в. Амі́нь.</w:t>
-      </w:r>
-    </w:p>
-    <w:p>
-      <w:pPr>
-        <w:spacing w:after="120"/>
-        <w:jc w:val="both"/>
-      </w:pPr>
-      <w:r>
-        <w:rPr>
-          <w:rFonts w:ascii="Times New Roman" w:hAnsi="Times New Roman"/>
-          <w:sz w:val="24"/>
-        </w:rPr>
-        <w:t>О́тче наш, що єси́ на небеса́х,* неха́й святи́ться ім’я́ Твоє́,* неха́й при́йде ца́рство Твоє́,* неха́й бу́де во́ля Твоя́, як на не́бі, так і на землі́.* Хліб наш насу́щний дай нам сього́дні;* і прости́ нам прови́ни на́ші,* як і ми проща́ємо винува́тцям на́шим;* і не введи́ нас у споку́су,* але́ ви́зволи нас від лука́вого.</w:t>
-      </w:r>
-    </w:p>
-    <w:p>
-      <w:pPr>
-        <w:spacing w:after="120"/>
-      </w:pPr>
-      <w:r>
-        <w:rPr>
-          <w:rFonts w:ascii="Times New Roman" w:hAnsi="Times New Roman"/>
-          <w:i/>
-          <w:color w:val="FF0000"/>
-          <w:sz w:val="24"/>
-        </w:rPr>
-        <w:t>Священник:</w:t>
-      </w:r>
-      <w:r>
-        <w:rPr>
-          <w:rFonts w:ascii="Times New Roman" w:hAnsi="Times New Roman"/>
-          <w:sz w:val="24"/>
-        </w:rPr>
-        <w:t xml:space="preserve"> Бо Твоє є царство, і сила, і слава, Отця, і Сина, і Святого Духа, нині, і повсякчас, і на віки віків.</w:t>
-      </w:r>
-    </w:p>
-    <w:p>
-      <w:pPr>
-        <w:spacing w:after="120"/>
-        <w:jc w:val="both"/>
-      </w:pPr>
-      <w:r>
-        <w:rPr>
-          <w:rFonts w:ascii="Times New Roman" w:hAnsi="Times New Roman"/>
-          <w:i/>
-          <w:color w:val="FF0000"/>
-          <w:sz w:val="24"/>
-        </w:rPr>
-        <w:t>Вірні:</w:t>
-      </w:r>
-      <w:r>
-        <w:rPr>
-          <w:rFonts w:ascii="Times New Roman" w:hAnsi="Times New Roman"/>
-          <w:color w:val="FF0000"/>
-          <w:sz w:val="24"/>
-        </w:rPr>
-        <w:t xml:space="preserve"> </w:t>
-      </w:r>
-      <w:r>
-        <w:rPr>
-          <w:rFonts w:ascii="Times New Roman" w:hAnsi="Times New Roman"/>
-          <w:sz w:val="24"/>
-        </w:rPr>
-        <w:t xml:space="preserve">Амі́нь. Го́споди, поми́луй. </w:t>
-      </w:r>
-      <w:r>
-        <w:rPr>
-          <w:rFonts w:ascii="Times New Roman" w:hAnsi="Times New Roman"/>
-          <w:i/>
-          <w:color w:val="FF0000"/>
-          <w:sz w:val="24"/>
-        </w:rPr>
-        <w:t>(12 р.)</w:t>
-      </w:r>
-    </w:p>
-    <w:p>
-      <w:pPr>
-        <w:spacing w:after="120"/>
-        <w:jc w:val="both"/>
-      </w:pPr>
-      <w:r>
-        <w:rPr>
-          <w:rFonts w:ascii="Times New Roman" w:hAnsi="Times New Roman"/>
-          <w:sz w:val="24"/>
-        </w:rPr>
-        <w:t>Сла́ва Отцю́, і Си́ну, і Свято́му Ду́хові,* і ни́ні, і повсякча́с, і на ві́ки вікі́в. Амі́нь.</w:t>
-      </w:r>
-    </w:p>
-    <w:p>
-      <w:pPr>
-        <w:spacing w:after="120"/>
-        <w:jc w:val="both"/>
-      </w:pPr>
-      <w:r>
-        <w:rPr>
-          <w:rFonts w:ascii="Times New Roman" w:hAnsi="Times New Roman"/>
-          <w:sz w:val="24"/>
-        </w:rPr>
-        <w:t>Прийді́те, поклоні́мся* царе́ві на́шому – Бо́гу.</w:t>
-      </w:r>
-    </w:p>
-    <w:p>
-      <w:pPr>
-        <w:spacing w:after="120"/>
-        <w:jc w:val="both"/>
-      </w:pPr>
-      <w:r>
-        <w:rPr>
-          <w:rFonts w:ascii="Times New Roman" w:hAnsi="Times New Roman"/>
-          <w:sz w:val="24"/>
-        </w:rPr>
-        <w:t>Прийді́те, поклоні́мся* Христо́ві, царе́ві на́шому – Бо́гу.</w:t>
-      </w:r>
-    </w:p>
-    <w:p>
-      <w:pPr>
-        <w:spacing w:after="120"/>
-        <w:jc w:val="both"/>
-      </w:pPr>
-      <w:r>
-        <w:rPr>
-          <w:rFonts w:ascii="Times New Roman" w:hAnsi="Times New Roman"/>
-          <w:sz w:val="24"/>
-        </w:rPr>
-        <w:t>Прийді́те, поклоні́мся і припаді́м* до само́го Го́спода Ісу́са Христа́ – царя́ і Бо́га на́шого.</w:t>
+          <w:szCs w:val="24"/>
+        </w:rPr>
+        <w:t xml:space="preserve"> </w:t>
+      </w:r>
+      <w:r>
+        <w:rPr>
+          <w:rFonts w:ascii="Times New Roman" w:hAnsi="Times New Roman"/>
+          <w:sz w:val="24"/>
+          <w:szCs w:val="24"/>
+        </w:rPr>
+        <w:t xml:space="preserve">Амінь. Господи, помилуй </w:t>
+      </w:r>
+      <w:r>
+        <w:rPr>
+          <w:rFonts w:ascii="Times New Roman" w:hAnsi="Times New Roman"/>
+          <w:i/>
+          <w:color w:val="FF0000"/>
+          <w:sz w:val="24"/>
+          <w:szCs w:val="24"/>
+        </w:rPr>
+        <w:t>(12 р.)</w:t>
+      </w:r>
+    </w:p>
+    <w:p>
+      <w:pPr>
+        <w:spacing w:after="120"/>
+        <w:jc w:val="both"/>
+        <w:rPr>
+          <w:rFonts w:ascii="Times New Roman" w:hAnsi="Times New Roman"/>
+          <w:sz w:val="24"/>
+          <w:szCs w:val="24"/>
+        </w:rPr>
+      </w:pPr>
+      <w:r>
+        <w:rPr>
+          <w:rFonts w:ascii="Times New Roman" w:hAnsi="Times New Roman"/>
+          <w:sz w:val="24"/>
+          <w:szCs w:val="24"/>
+        </w:rPr>
+        <w:t>Слава Отцю, і Сину, і Святому Духові:* І нині і повсякчас, і на віки віків. Амінь.</w:t>
+      </w:r>
+    </w:p>
+    <w:p>
+      <w:pPr>
+        <w:spacing w:after="120"/>
+        <w:jc w:val="both"/>
+        <w:rPr>
+          <w:rFonts w:ascii="Times New Roman" w:hAnsi="Times New Roman"/>
+          <w:sz w:val="24"/>
+          <w:szCs w:val="24"/>
+        </w:rPr>
+      </w:pPr>
+      <w:r>
+        <w:rPr>
+          <w:rFonts w:ascii="Times New Roman" w:hAnsi="Times New Roman"/>
+          <w:sz w:val="24"/>
+          <w:szCs w:val="24"/>
+        </w:rPr>
+        <w:t>Прийдіте, поклонімся* Цареві нашому Богу.</w:t>
+      </w:r>
+    </w:p>
+    <w:p>
+      <w:pPr>
+        <w:spacing w:after="120"/>
+        <w:jc w:val="both"/>
+        <w:rPr>
+          <w:rFonts w:ascii="Times New Roman" w:hAnsi="Times New Roman"/>
+          <w:sz w:val="24"/>
+          <w:szCs w:val="24"/>
+        </w:rPr>
+      </w:pPr>
+      <w:r>
+        <w:rPr>
+          <w:rFonts w:ascii="Times New Roman" w:hAnsi="Times New Roman"/>
+          <w:sz w:val="24"/>
+          <w:szCs w:val="24"/>
+        </w:rPr>
+        <w:t>Прийдіте, поклонімся* Христові, Цареві нашому Богу.</w:t>
+      </w:r>
+    </w:p>
+    <w:p>
+      <w:pPr>
+        <w:spacing w:after="120"/>
+        <w:jc w:val="both"/>
+        <w:rPr>
+          <w:rFonts w:ascii="Times New Roman" w:hAnsi="Times New Roman"/>
+          <w:sz w:val="24"/>
+          <w:szCs w:val="24"/>
+        </w:rPr>
+      </w:pPr>
+      <w:r>
+        <w:rPr>
+          <w:rFonts w:ascii="Times New Roman" w:hAnsi="Times New Roman"/>
+          <w:sz w:val="24"/>
+          <w:szCs w:val="24"/>
+        </w:rPr>
+        <w:t>Прийдіте, поклонімся і припадім* до самого Господа Ісуса Христа, Царя і Бога нашого.</w:t>
       </w:r>
     </w:p>
     <w:p>
@@ -375,529 +477,735 @@
       <w:pPr>
         <w:spacing w:after="120"/>
         <w:jc w:val="both"/>
-      </w:pPr>
-      <w:r>
-        <w:rPr>
-          <w:rFonts w:ascii="Times New Roman" w:hAnsi="Times New Roman"/>
-          <w:sz w:val="24"/>
-        </w:rPr>
-        <w:t>Благослови́, душе́ моя́, Го́спода!* Го́споди, Бо́же мій, Ти ве́льми вели́кий!</w:t>
-      </w:r>
-    </w:p>
-    <w:p>
-      <w:pPr>
-        <w:spacing w:after="120"/>
-        <w:jc w:val="both"/>
-      </w:pPr>
-      <w:r>
-        <w:rPr>
-          <w:rFonts w:ascii="Times New Roman" w:hAnsi="Times New Roman"/>
-          <w:sz w:val="24"/>
-        </w:rPr>
-        <w:t>Ти одягну́вся ве́личчю і красо́ю,* Ти сві́тлом, на́че ри́зою, покри́вся.</w:t>
-      </w:r>
-    </w:p>
-    <w:p>
-      <w:pPr>
-        <w:spacing w:after="120"/>
-        <w:jc w:val="both"/>
-      </w:pPr>
-      <w:r>
-        <w:rPr>
-          <w:rFonts w:ascii="Times New Roman" w:hAnsi="Times New Roman"/>
-          <w:sz w:val="24"/>
-        </w:rPr>
-        <w:t>Ти розіп’я́в, нена́че наме́т, не́бо,* Ти збудува́в Твої́ го́рниці у во́дах.</w:t>
-      </w:r>
-    </w:p>
-    <w:p>
-      <w:pPr>
-        <w:spacing w:after="120"/>
-        <w:jc w:val="both"/>
-      </w:pPr>
-      <w:r>
-        <w:rPr>
-          <w:rFonts w:ascii="Times New Roman" w:hAnsi="Times New Roman"/>
-          <w:sz w:val="24"/>
-        </w:rPr>
-        <w:t>Із хмар собі́ ро́биш колісни́цю,* хо́диш на кри́лах ві́тру.</w:t>
-      </w:r>
-    </w:p>
-    <w:p>
-      <w:pPr>
-        <w:spacing w:after="120"/>
-        <w:jc w:val="both"/>
-      </w:pPr>
-      <w:r>
-        <w:rPr>
-          <w:rFonts w:ascii="Times New Roman" w:hAnsi="Times New Roman"/>
-          <w:sz w:val="24"/>
-        </w:rPr>
-        <w:t>Вітри́ Свої́ми посланця́ми учиня́єш,* по́лум’я вогне́нне − слу́гами Свої́ми.</w:t>
-      </w:r>
-    </w:p>
-    <w:p>
-      <w:pPr>
-        <w:spacing w:after="120"/>
-        <w:jc w:val="both"/>
-      </w:pPr>
-      <w:r>
-        <w:rPr>
-          <w:rFonts w:ascii="Times New Roman" w:hAnsi="Times New Roman"/>
-          <w:sz w:val="24"/>
-        </w:rPr>
-        <w:t>Ти заснува́в зе́млю на її́ підва́линах,* не захита́ється по ві́ки вікі́в.</w:t>
-      </w:r>
-    </w:p>
-    <w:p>
-      <w:pPr>
-        <w:spacing w:after="120"/>
-        <w:jc w:val="both"/>
-      </w:pPr>
-      <w:r>
-        <w:rPr>
-          <w:rFonts w:ascii="Times New Roman" w:hAnsi="Times New Roman"/>
-          <w:sz w:val="24"/>
-        </w:rPr>
-        <w:t>Безо́днею, немо́в оде́жею, покри́в її́,* по́над го́рами ста́ли во́ди.</w:t>
-      </w:r>
-    </w:p>
-    <w:p>
-      <w:pPr>
-        <w:spacing w:after="120"/>
-        <w:jc w:val="both"/>
-      </w:pPr>
-      <w:r>
-        <w:rPr>
-          <w:rFonts w:ascii="Times New Roman" w:hAnsi="Times New Roman"/>
-          <w:sz w:val="24"/>
-        </w:rPr>
-        <w:t>Пе́ред погро́зою Твоє́ю вони́ тіка́ли,* пе́ред го́лосом гро́му Твого́ тремті́ли.</w:t>
-      </w:r>
-    </w:p>
-    <w:p>
-      <w:pPr>
-        <w:spacing w:after="120"/>
-        <w:jc w:val="both"/>
-      </w:pPr>
-      <w:r>
-        <w:rPr>
-          <w:rFonts w:ascii="Times New Roman" w:hAnsi="Times New Roman"/>
-          <w:sz w:val="24"/>
-        </w:rPr>
-        <w:t>Підвели́ся го́ри, зійшли́ доли́ни до мі́сця,* що Ти їм призна́чив.</w:t>
-      </w:r>
-    </w:p>
-    <w:p>
-      <w:pPr>
-        <w:spacing w:after="120"/>
-        <w:jc w:val="both"/>
-      </w:pPr>
-      <w:r>
-        <w:rPr>
-          <w:rFonts w:ascii="Times New Roman" w:hAnsi="Times New Roman"/>
-          <w:sz w:val="24"/>
-        </w:rPr>
-        <w:t>Поста́вив їм грани́цю, яко́ї не пере́йдуть,* щоб зно́ву покри́ти зе́млю.</w:t>
-      </w:r>
-    </w:p>
-    <w:p>
-      <w:pPr>
-        <w:spacing w:after="120"/>
-        <w:jc w:val="both"/>
-      </w:pPr>
-      <w:r>
-        <w:rPr>
-          <w:rFonts w:ascii="Times New Roman" w:hAnsi="Times New Roman"/>
-          <w:sz w:val="24"/>
-        </w:rPr>
-        <w:t>Джере́ла посила́єш у рі́ки,* які́ течу́ть по́між го́рами.</w:t>
-      </w:r>
-    </w:p>
-    <w:p>
-      <w:pPr>
-        <w:spacing w:after="120"/>
-        <w:jc w:val="both"/>
-      </w:pPr>
-      <w:r>
-        <w:rPr>
-          <w:rFonts w:ascii="Times New Roman" w:hAnsi="Times New Roman"/>
-          <w:sz w:val="24"/>
-        </w:rPr>
-        <w:t>Усю́ звірину́, що в по́лі, вони́ напува́ють,* ди́кі осли́ там га́сять свою́ спра́гу.</w:t>
-      </w:r>
-    </w:p>
-    <w:p>
-      <w:pPr>
-        <w:spacing w:after="120"/>
-        <w:jc w:val="both"/>
-      </w:pPr>
-      <w:r>
-        <w:rPr>
-          <w:rFonts w:ascii="Times New Roman" w:hAnsi="Times New Roman"/>
-          <w:sz w:val="24"/>
-        </w:rPr>
-        <w:t>Над ни́ми ку́блиться небе́сне пта́ство,* з-по́між гілля́к дає́ свій го́лос.</w:t>
-      </w:r>
-    </w:p>
-    <w:p>
-      <w:pPr>
-        <w:spacing w:after="120"/>
-        <w:jc w:val="both"/>
-      </w:pPr>
-      <w:r>
-        <w:rPr>
-          <w:rFonts w:ascii="Times New Roman" w:hAnsi="Times New Roman"/>
-          <w:sz w:val="24"/>
-        </w:rPr>
-        <w:t>Ти напува́єш го́ри з Твої́х го́рниць,* земля́ наси́чується пло́дом діл Твої́х.</w:t>
-      </w:r>
-    </w:p>
-    <w:p>
-      <w:pPr>
-        <w:spacing w:after="120"/>
-        <w:jc w:val="both"/>
-      </w:pPr>
-      <w:r>
-        <w:rPr>
-          <w:rFonts w:ascii="Times New Roman" w:hAnsi="Times New Roman"/>
-          <w:sz w:val="24"/>
-        </w:rPr>
-        <w:t>Виро́щуєш траву́ для ско́ту, зе́ла – на вжи́ток лю́дям,* щоб хліб із землі́ добува́ли:</w:t>
-      </w:r>
-    </w:p>
-    <w:p>
-      <w:pPr>
-        <w:spacing w:after="120"/>
-        <w:jc w:val="both"/>
-      </w:pPr>
-      <w:r>
-        <w:rPr>
-          <w:rFonts w:ascii="Times New Roman" w:hAnsi="Times New Roman"/>
-          <w:sz w:val="24"/>
-        </w:rPr>
-        <w:t>Вино́, що се́рце лю́дське звеселя́є, олі́ю, щоб від не́ї ясні́ло обли́ччя,* і хліб, що скрі́плює се́рце лю́дське.</w:t>
-      </w:r>
-    </w:p>
-    <w:p>
-      <w:pPr>
-        <w:spacing w:after="120"/>
-        <w:jc w:val="both"/>
-      </w:pPr>
-      <w:r>
-        <w:rPr>
-          <w:rFonts w:ascii="Times New Roman" w:hAnsi="Times New Roman"/>
-          <w:sz w:val="24"/>
-        </w:rPr>
-        <w:t>Наси́чуються дере́ва Госпо́дні,* ке́дри лива́нські, що посади́в їх.</w:t>
-      </w:r>
-    </w:p>
-    <w:p>
-      <w:pPr>
-        <w:spacing w:after="120"/>
-        <w:jc w:val="both"/>
-      </w:pPr>
-      <w:r>
-        <w:rPr>
-          <w:rFonts w:ascii="Times New Roman" w:hAnsi="Times New Roman"/>
-          <w:sz w:val="24"/>
-        </w:rPr>
-        <w:t>На них гніздя́ться пти́ці;* бу́сли – на кипари́сах ї́хнє житло́.</w:t>
-      </w:r>
-    </w:p>
-    <w:p>
-      <w:pPr>
-        <w:spacing w:after="120"/>
-        <w:jc w:val="both"/>
-      </w:pPr>
-      <w:r>
-        <w:rPr>
-          <w:rFonts w:ascii="Times New Roman" w:hAnsi="Times New Roman"/>
-          <w:sz w:val="24"/>
-        </w:rPr>
-        <w:t>Висо́кі го́ри для о́ленів,* ске́лі − для за́йців приту́лок.</w:t>
-      </w:r>
-    </w:p>
-    <w:p>
-      <w:pPr>
-        <w:spacing w:after="120"/>
-        <w:jc w:val="both"/>
-      </w:pPr>
-      <w:r>
-        <w:rPr>
-          <w:rFonts w:ascii="Times New Roman" w:hAnsi="Times New Roman"/>
-          <w:sz w:val="24"/>
-        </w:rPr>
-        <w:t>Ти створи́в мі́сяць, щоб значи́ти по́ри;* со́нце зна́є свій за́хід.</w:t>
-      </w:r>
-    </w:p>
-    <w:p>
-      <w:pPr>
-        <w:spacing w:after="120"/>
-        <w:jc w:val="both"/>
-      </w:pPr>
-      <w:r>
-        <w:rPr>
-          <w:rFonts w:ascii="Times New Roman" w:hAnsi="Times New Roman"/>
-          <w:sz w:val="24"/>
-        </w:rPr>
-        <w:t>Наво́диш те́мряву, і ніч надхо́дить,* що в ній вору́шаться усі́ зві́рі дібро́вні.</w:t>
-      </w:r>
-    </w:p>
-    <w:p>
-      <w:pPr>
-        <w:spacing w:after="120"/>
-        <w:jc w:val="both"/>
-      </w:pPr>
-      <w:r>
-        <w:rPr>
-          <w:rFonts w:ascii="Times New Roman" w:hAnsi="Times New Roman"/>
-          <w:sz w:val="24"/>
-        </w:rPr>
-        <w:t>Левеня́та рика́ють за здо́биччю своє́ю,* пожи́ви від Бо́га для се́бе про́сять.</w:t>
-      </w:r>
-    </w:p>
-    <w:p>
-      <w:pPr>
-        <w:spacing w:after="120"/>
-        <w:jc w:val="both"/>
-      </w:pPr>
-      <w:r>
-        <w:rPr>
-          <w:rFonts w:ascii="Times New Roman" w:hAnsi="Times New Roman"/>
-          <w:sz w:val="24"/>
-        </w:rPr>
-        <w:t>Хова́ються, як ті́льки зі́йде со́нце,* ляга́ють у свої́х но́рах.</w:t>
-      </w:r>
-    </w:p>
-    <w:p>
-      <w:pPr>
-        <w:spacing w:after="120"/>
-        <w:jc w:val="both"/>
-      </w:pPr>
-      <w:r>
-        <w:rPr>
-          <w:rFonts w:ascii="Times New Roman" w:hAnsi="Times New Roman"/>
-          <w:sz w:val="24"/>
-        </w:rPr>
-        <w:t>Вихо́дить люди́на до свого́ ді́ла,* і до своє́ї пра́ці аж до ве́чора.</w:t>
-      </w:r>
-    </w:p>
-    <w:p>
-      <w:pPr>
-        <w:spacing w:after="120"/>
-        <w:jc w:val="both"/>
-      </w:pPr>
-      <w:r>
-        <w:rPr>
-          <w:rFonts w:ascii="Times New Roman" w:hAnsi="Times New Roman"/>
-          <w:sz w:val="24"/>
-        </w:rPr>
-        <w:t>Яка́ їх, Твої́х діл, Го́споди, си́ла!* У му́дрості все Ти створи́в, − по́вна земля́ Твої́х створі́нь.</w:t>
-      </w:r>
-    </w:p>
-    <w:p>
-      <w:pPr>
-        <w:spacing w:after="120"/>
-        <w:jc w:val="both"/>
-      </w:pPr>
-      <w:r>
-        <w:rPr>
-          <w:rFonts w:ascii="Times New Roman" w:hAnsi="Times New Roman"/>
-          <w:sz w:val="24"/>
-        </w:rPr>
-        <w:t>Ось мо́ре вели́ке, преширо́ке,* у ньо́му плазуні́в без лі́ку, зві́рів мали́х і вели́ких.</w:t>
-      </w:r>
-    </w:p>
-    <w:p>
-      <w:pPr>
-        <w:spacing w:after="120"/>
-        <w:jc w:val="both"/>
-      </w:pPr>
-      <w:r>
-        <w:rPr>
-          <w:rFonts w:ascii="Times New Roman" w:hAnsi="Times New Roman"/>
-          <w:sz w:val="24"/>
-        </w:rPr>
-        <w:t>Там кораблі́ прохо́дять,* є і левіята́н, яко́го Ти створи́в, щоб ним ба́витися.</w:t>
-      </w:r>
-    </w:p>
-    <w:p>
-      <w:pPr>
-        <w:spacing w:after="120"/>
-        <w:jc w:val="both"/>
-      </w:pPr>
-      <w:r>
-        <w:rPr>
-          <w:rFonts w:ascii="Times New Roman" w:hAnsi="Times New Roman"/>
-          <w:sz w:val="24"/>
-        </w:rPr>
-        <w:t>Усі́ вони́ від Те́бе дожида́ють,* щоб дав їм у свій час пожи́ву.</w:t>
-      </w:r>
-    </w:p>
-    <w:p>
-      <w:pPr>
-        <w:spacing w:after="120"/>
-        <w:jc w:val="both"/>
-      </w:pPr>
-      <w:r>
-        <w:rPr>
-          <w:rFonts w:ascii="Times New Roman" w:hAnsi="Times New Roman"/>
-          <w:sz w:val="24"/>
-        </w:rPr>
-        <w:t>Коли́ дає́ш їм, вони́ її́ збира́ють,* як розту́люєш Твою́ ру́ку, вони́ наси́чуються бла́гом.</w:t>
-      </w:r>
-    </w:p>
-    <w:p>
-      <w:pPr>
-        <w:spacing w:after="120"/>
-        <w:jc w:val="both"/>
-      </w:pPr>
-      <w:r>
-        <w:rPr>
-          <w:rFonts w:ascii="Times New Roman" w:hAnsi="Times New Roman"/>
-          <w:sz w:val="24"/>
-        </w:rPr>
-        <w:t>Вони́ бенте́жаться, коли́ хова́єш вид Свій;* як забира́єш дух у них, вони́ ги́нуть і поверта́ються у свій по́рох.</w:t>
-      </w:r>
-    </w:p>
-    <w:p>
-      <w:pPr>
-        <w:spacing w:after="120"/>
-        <w:jc w:val="both"/>
-      </w:pPr>
-      <w:r>
-        <w:rPr>
-          <w:rFonts w:ascii="Times New Roman" w:hAnsi="Times New Roman"/>
-          <w:sz w:val="24"/>
-        </w:rPr>
-        <w:t>Зішле́ш Свій дух, – вони́ ожива́ють,* і Ти відно́влюєш лице́ землі́.</w:t>
-      </w:r>
-    </w:p>
-    <w:p>
-      <w:pPr>
-        <w:spacing w:after="120"/>
-        <w:jc w:val="both"/>
-      </w:pPr>
-      <w:r>
-        <w:rPr>
-          <w:rFonts w:ascii="Times New Roman" w:hAnsi="Times New Roman"/>
-          <w:sz w:val="24"/>
-        </w:rPr>
-        <w:t>Неха́й сла́ва Госпо́дня бу́де пові́ки,* неха́й Госпо́дь раді́є тво́рами Свої́ми.</w:t>
-      </w:r>
-    </w:p>
-    <w:p>
-      <w:pPr>
-        <w:spacing w:after="120"/>
-        <w:jc w:val="both"/>
-      </w:pPr>
-      <w:r>
-        <w:rPr>
-          <w:rFonts w:ascii="Times New Roman" w:hAnsi="Times New Roman"/>
-          <w:sz w:val="24"/>
-        </w:rPr>
-        <w:t>Спогля́не Він на зе́млю, і вона́ стряса́ється,* торкне́ться гір, вони́ диму́ють.</w:t>
-      </w:r>
-    </w:p>
-    <w:p>
-      <w:pPr>
-        <w:spacing w:after="120"/>
-        <w:jc w:val="both"/>
-      </w:pPr>
-      <w:r>
-        <w:rPr>
-          <w:rFonts w:ascii="Times New Roman" w:hAnsi="Times New Roman"/>
-          <w:sz w:val="24"/>
-        </w:rPr>
-        <w:t>Я бу́ду Го́сподеві спі́вати по́ки життя́ мого́,* псалми́ співа́тиму, по́ки бу́ду жи́ти.</w:t>
-      </w:r>
-    </w:p>
-    <w:p>
-      <w:pPr>
-        <w:spacing w:after="120"/>
-        <w:jc w:val="both"/>
-      </w:pPr>
-      <w:r>
-        <w:rPr>
-          <w:rFonts w:ascii="Times New Roman" w:hAnsi="Times New Roman"/>
-          <w:sz w:val="24"/>
-        </w:rPr>
-        <w:t>Неха́й бу́де приє́мна Йому́ моя́ пі́сня;* у Го́споді я весели́тимусь.</w:t>
-      </w:r>
-    </w:p>
-    <w:p>
-      <w:pPr>
-        <w:spacing w:after="120"/>
-        <w:jc w:val="both"/>
-      </w:pPr>
-      <w:r>
-        <w:rPr>
-          <w:rFonts w:ascii="Times New Roman" w:hAnsi="Times New Roman"/>
-          <w:sz w:val="24"/>
-        </w:rPr>
-        <w:t>Неха́й грі́шники з землі ще́знуть, і беззако́нних бі́льше неха́й не бу́де.* Благослови́, душе́ моя́, Го́спода.</w:t>
-      </w:r>
-    </w:p>
-    <w:p>
-      <w:pPr>
-        <w:spacing w:after="120"/>
-        <w:jc w:val="both"/>
-      </w:pPr>
-      <w:r>
-        <w:rPr>
-          <w:rFonts w:ascii="Times New Roman" w:hAnsi="Times New Roman"/>
-          <w:sz w:val="24"/>
-        </w:rPr>
-        <w:t>Со́нце зна́є свій за́хід,* наво́диш те́мряву, і ніч надхо́дить.</w:t>
-      </w:r>
-    </w:p>
-    <w:p>
-      <w:pPr>
-        <w:spacing w:after="120"/>
-        <w:jc w:val="both"/>
-      </w:pPr>
-      <w:r>
-        <w:rPr>
-          <w:rFonts w:ascii="Times New Roman" w:hAnsi="Times New Roman"/>
-          <w:sz w:val="24"/>
-        </w:rPr>
-        <w:t>Яка́ їх, Твої́х діл, Го́споди, си́ла!* У му́дрості все Ти створи́в.</w:t>
-      </w:r>
-    </w:p>
-    <w:p>
-      <w:pPr>
-        <w:spacing w:after="120"/>
-        <w:jc w:val="both"/>
-      </w:pPr>
-      <w:r>
-        <w:rPr>
-          <w:rFonts w:ascii="Times New Roman" w:hAnsi="Times New Roman"/>
-          <w:sz w:val="24"/>
-        </w:rPr>
-        <w:t>Сла́ва Отцю́, і Си́ну, і Свято́му Ду́хові,* І ни́ні, і повсякча́с, і на ві́ки вікі́в. Амі́нь.</w:t>
-      </w:r>
-    </w:p>
-    <w:p>
-      <w:pPr>
-        <w:spacing w:after="120"/>
-        <w:jc w:val="both"/>
-      </w:pPr>
-      <w:r>
-        <w:rPr>
-          <w:rFonts w:ascii="Times New Roman" w:hAnsi="Times New Roman"/>
-          <w:sz w:val="24"/>
-        </w:rPr>
-        <w:t xml:space="preserve">Алилу́я, алилу́я, алилу́я, сла́ва Тобі́, Бо́же. </w:t>
-      </w:r>
-      <w:r>
-        <w:rPr>
-          <w:rFonts w:ascii="Times New Roman" w:hAnsi="Times New Roman"/>
-          <w:i/>
-          <w:color w:val="FF0000"/>
-          <w:sz w:val="24"/>
-        </w:rPr>
-        <w:t>(3 р.)</w:t>
+        <w:rPr>
+          <w:rFonts w:ascii="Times New Roman" w:hAnsi="Times New Roman"/>
+          <w:sz w:val="24"/>
+          <w:szCs w:val="24"/>
+        </w:rPr>
+      </w:pPr>
+      <w:r>
+        <w:rPr>
+          <w:rFonts w:ascii="Times New Roman" w:hAnsi="Times New Roman"/>
+          <w:sz w:val="24"/>
+          <w:szCs w:val="24"/>
+        </w:rPr>
+        <w:t>Благослови, душе моя, Господа!* Господи, Боже мій, ти вельми великий!</w:t>
+      </w:r>
+    </w:p>
+    <w:p>
+      <w:pPr>
+        <w:spacing w:after="120"/>
+        <w:jc w:val="both"/>
+        <w:rPr>
+          <w:rFonts w:ascii="Times New Roman" w:hAnsi="Times New Roman"/>
+          <w:sz w:val="24"/>
+          <w:szCs w:val="24"/>
+        </w:rPr>
+      </w:pPr>
+      <w:r>
+        <w:rPr>
+          <w:rFonts w:ascii="Times New Roman" w:hAnsi="Times New Roman"/>
+          <w:sz w:val="24"/>
+          <w:szCs w:val="24"/>
+        </w:rPr>
+        <w:t>Ти одягнувся величчю і красою,* ти світлом, наче ризою, покрився.</w:t>
+      </w:r>
+    </w:p>
+    <w:p>
+      <w:pPr>
+        <w:spacing w:after="120"/>
+        <w:jc w:val="both"/>
+        <w:rPr>
+          <w:rFonts w:ascii="Times New Roman" w:hAnsi="Times New Roman"/>
+          <w:sz w:val="24"/>
+          <w:szCs w:val="24"/>
+        </w:rPr>
+      </w:pPr>
+      <w:r>
+        <w:rPr>
+          <w:rFonts w:ascii="Times New Roman" w:hAnsi="Times New Roman"/>
+          <w:sz w:val="24"/>
+          <w:szCs w:val="24"/>
+        </w:rPr>
+        <w:t>Ти розіп'яв, неначе намет, небо,* ти збудував твої горниці у водах.</w:t>
+      </w:r>
+    </w:p>
+    <w:p>
+      <w:pPr>
+        <w:spacing w:after="120"/>
+        <w:jc w:val="both"/>
+        <w:rPr>
+          <w:rFonts w:ascii="Times New Roman" w:hAnsi="Times New Roman"/>
+          <w:sz w:val="24"/>
+          <w:szCs w:val="24"/>
+        </w:rPr>
+      </w:pPr>
+      <w:r>
+        <w:rPr>
+          <w:rFonts w:ascii="Times New Roman" w:hAnsi="Times New Roman"/>
+          <w:sz w:val="24"/>
+          <w:szCs w:val="24"/>
+        </w:rPr>
+        <w:t>Із хмар собі робиш колісницю,* ходиш на крилах вітру.</w:t>
+      </w:r>
+    </w:p>
+    <w:p>
+      <w:pPr>
+        <w:spacing w:after="120"/>
+        <w:jc w:val="both"/>
+        <w:rPr>
+          <w:rFonts w:ascii="Times New Roman" w:hAnsi="Times New Roman"/>
+          <w:sz w:val="24"/>
+          <w:szCs w:val="24"/>
+        </w:rPr>
+      </w:pPr>
+      <w:r>
+        <w:rPr>
+          <w:rFonts w:ascii="Times New Roman" w:eastAsia="Gungsuh" w:hAnsi="Times New Roman" w:cs="Gungsuh"/>
+          <w:sz w:val="24"/>
+          <w:szCs w:val="24"/>
+        </w:rPr>
+        <w:t>Вітри своїми посланцями учиняєш,* полум'я вогненне − слугами своїми.</w:t>
+      </w:r>
+    </w:p>
+    <w:p>
+      <w:pPr>
+        <w:spacing w:after="120"/>
+        <w:jc w:val="both"/>
+        <w:rPr>
+          <w:rFonts w:ascii="Times New Roman" w:hAnsi="Times New Roman"/>
+          <w:sz w:val="24"/>
+          <w:szCs w:val="24"/>
+        </w:rPr>
+      </w:pPr>
+      <w:r>
+        <w:rPr>
+          <w:rFonts w:ascii="Times New Roman" w:hAnsi="Times New Roman"/>
+          <w:sz w:val="24"/>
+          <w:szCs w:val="24"/>
+        </w:rPr>
+        <w:t>Ти заснував землю на її підвалинах,* не захитається по віки віків.</w:t>
+      </w:r>
+    </w:p>
+    <w:p>
+      <w:pPr>
+        <w:spacing w:after="120"/>
+        <w:jc w:val="both"/>
+        <w:rPr>
+          <w:rFonts w:ascii="Times New Roman" w:hAnsi="Times New Roman"/>
+          <w:sz w:val="24"/>
+          <w:szCs w:val="24"/>
+        </w:rPr>
+      </w:pPr>
+      <w:r>
+        <w:rPr>
+          <w:rFonts w:ascii="Times New Roman" w:hAnsi="Times New Roman"/>
+          <w:sz w:val="24"/>
+          <w:szCs w:val="24"/>
+        </w:rPr>
+        <w:t>Безоднею, немов одежею, покрив її,* понад горами стали води.</w:t>
+      </w:r>
+    </w:p>
+    <w:p>
+      <w:pPr>
+        <w:spacing w:after="120"/>
+        <w:jc w:val="both"/>
+        <w:rPr>
+          <w:rFonts w:ascii="Times New Roman" w:hAnsi="Times New Roman"/>
+          <w:sz w:val="24"/>
+          <w:szCs w:val="24"/>
+        </w:rPr>
+      </w:pPr>
+      <w:r>
+        <w:rPr>
+          <w:rFonts w:ascii="Times New Roman" w:hAnsi="Times New Roman"/>
+          <w:sz w:val="24"/>
+          <w:szCs w:val="24"/>
+        </w:rPr>
+        <w:t>Перед погрозою твоєю вони тікали,* перед голосом грому твого тремтіли.</w:t>
+      </w:r>
+    </w:p>
+    <w:p>
+      <w:pPr>
+        <w:spacing w:after="120"/>
+        <w:jc w:val="both"/>
+        <w:rPr>
+          <w:rFonts w:ascii="Times New Roman" w:hAnsi="Times New Roman"/>
+          <w:sz w:val="24"/>
+          <w:szCs w:val="24"/>
+        </w:rPr>
+      </w:pPr>
+      <w:r>
+        <w:rPr>
+          <w:rFonts w:ascii="Times New Roman" w:hAnsi="Times New Roman"/>
+          <w:sz w:val="24"/>
+          <w:szCs w:val="24"/>
+        </w:rPr>
+        <w:lastRenderedPageBreak/>
+        <w:t>Підвелися гори, зійшли долини до місця,* що ти їм призначив.</w:t>
+      </w:r>
+    </w:p>
+    <w:p>
+      <w:pPr>
+        <w:spacing w:after="120"/>
+        <w:jc w:val="both"/>
+        <w:rPr>
+          <w:rFonts w:ascii="Times New Roman" w:hAnsi="Times New Roman"/>
+          <w:sz w:val="24"/>
+          <w:szCs w:val="24"/>
+        </w:rPr>
+      </w:pPr>
+      <w:r>
+        <w:rPr>
+          <w:rFonts w:ascii="Times New Roman" w:hAnsi="Times New Roman"/>
+          <w:sz w:val="24"/>
+          <w:szCs w:val="24"/>
+        </w:rPr>
+        <w:t>Поставив їм границю, якої не перейдуть,* щоб знову покрити землю.</w:t>
+      </w:r>
+    </w:p>
+    <w:p>
+      <w:pPr>
+        <w:spacing w:after="120"/>
+        <w:jc w:val="both"/>
+        <w:rPr>
+          <w:rFonts w:ascii="Times New Roman" w:hAnsi="Times New Roman"/>
+          <w:sz w:val="24"/>
+          <w:szCs w:val="24"/>
+        </w:rPr>
+      </w:pPr>
+      <w:r>
+        <w:rPr>
+          <w:rFonts w:ascii="Times New Roman" w:hAnsi="Times New Roman"/>
+          <w:sz w:val="24"/>
+          <w:szCs w:val="24"/>
+        </w:rPr>
+        <w:t>Джерела посилаєш у ріки,* які течуть проміж горами.</w:t>
+      </w:r>
+    </w:p>
+    <w:p>
+      <w:pPr>
+        <w:spacing w:after="120"/>
+        <w:jc w:val="both"/>
+        <w:rPr>
+          <w:rFonts w:ascii="Times New Roman" w:hAnsi="Times New Roman"/>
+          <w:sz w:val="24"/>
+          <w:szCs w:val="24"/>
+        </w:rPr>
+      </w:pPr>
+      <w:r>
+        <w:rPr>
+          <w:rFonts w:ascii="Times New Roman" w:hAnsi="Times New Roman"/>
+          <w:sz w:val="24"/>
+          <w:szCs w:val="24"/>
+        </w:rPr>
+        <w:t>Усю звірину, що в полі, вони напувають,* дикі осли там гасять свою спрагу.</w:t>
+      </w:r>
+    </w:p>
+    <w:p>
+      <w:pPr>
+        <w:spacing w:after="120"/>
+        <w:jc w:val="both"/>
+        <w:rPr>
+          <w:rFonts w:ascii="Times New Roman" w:hAnsi="Times New Roman"/>
+          <w:sz w:val="24"/>
+          <w:szCs w:val="24"/>
+        </w:rPr>
+      </w:pPr>
+      <w:r>
+        <w:rPr>
+          <w:rFonts w:ascii="Times New Roman" w:hAnsi="Times New Roman"/>
+          <w:sz w:val="24"/>
+          <w:szCs w:val="24"/>
+        </w:rPr>
+        <w:t>Над ними кублиться небесне птаство,* з-поміж гілляк дає свій голос.</w:t>
+      </w:r>
+    </w:p>
+    <w:p>
+      <w:pPr>
+        <w:spacing w:after="120"/>
+        <w:jc w:val="both"/>
+        <w:rPr>
+          <w:rFonts w:ascii="Times New Roman" w:hAnsi="Times New Roman"/>
+          <w:sz w:val="24"/>
+          <w:szCs w:val="24"/>
+        </w:rPr>
+      </w:pPr>
+      <w:r>
+        <w:rPr>
+          <w:rFonts w:ascii="Times New Roman" w:hAnsi="Times New Roman"/>
+          <w:sz w:val="24"/>
+          <w:szCs w:val="24"/>
+        </w:rPr>
+        <w:t>Ти напуваєш гори з твоїх горниць,* земля насичується плодом діл твоїх.</w:t>
+      </w:r>
+    </w:p>
+    <w:p>
+      <w:pPr>
+        <w:spacing w:after="120"/>
+        <w:jc w:val="both"/>
+        <w:rPr>
+          <w:rFonts w:ascii="Times New Roman" w:hAnsi="Times New Roman"/>
+          <w:sz w:val="24"/>
+          <w:szCs w:val="24"/>
+        </w:rPr>
+      </w:pPr>
+      <w:r>
+        <w:rPr>
+          <w:rFonts w:ascii="Times New Roman" w:hAnsi="Times New Roman"/>
+          <w:sz w:val="24"/>
+          <w:szCs w:val="24"/>
+        </w:rPr>
+        <w:t>Вирощуєш траву для скоту, зела – на вжиток людям,* щоб хліб із землі добували:</w:t>
+      </w:r>
+    </w:p>
+    <w:p>
+      <w:pPr>
+        <w:spacing w:after="120"/>
+        <w:jc w:val="both"/>
+        <w:rPr>
+          <w:rFonts w:ascii="Times New Roman" w:hAnsi="Times New Roman"/>
+          <w:sz w:val="24"/>
+          <w:szCs w:val="24"/>
+        </w:rPr>
+      </w:pPr>
+      <w:r>
+        <w:rPr>
+          <w:rFonts w:ascii="Times New Roman" w:hAnsi="Times New Roman"/>
+          <w:sz w:val="24"/>
+          <w:szCs w:val="24"/>
+        </w:rPr>
+        <w:t>Вино, що серце людське звеселяє, олію, щоб від неї ясніло обличчя,* і хліб, що скріплює серце людське.</w:t>
+      </w:r>
+    </w:p>
+    <w:p>
+      <w:pPr>
+        <w:spacing w:after="120"/>
+        <w:jc w:val="both"/>
+        <w:rPr>
+          <w:rFonts w:ascii="Times New Roman" w:hAnsi="Times New Roman"/>
+          <w:sz w:val="24"/>
+          <w:szCs w:val="24"/>
+        </w:rPr>
+      </w:pPr>
+      <w:r>
+        <w:rPr>
+          <w:rFonts w:ascii="Times New Roman" w:hAnsi="Times New Roman"/>
+          <w:sz w:val="24"/>
+          <w:szCs w:val="24"/>
+        </w:rPr>
+        <w:t>Насичуються дерева Господні,* кедри ливанські, що посадив їх.</w:t>
+      </w:r>
+    </w:p>
+    <w:p>
+      <w:pPr>
+        <w:spacing w:after="120"/>
+        <w:jc w:val="both"/>
+        <w:rPr>
+          <w:rFonts w:ascii="Times New Roman" w:hAnsi="Times New Roman"/>
+          <w:sz w:val="24"/>
+          <w:szCs w:val="24"/>
+        </w:rPr>
+      </w:pPr>
+      <w:r>
+        <w:rPr>
+          <w:rFonts w:ascii="Times New Roman" w:hAnsi="Times New Roman"/>
+          <w:sz w:val="24"/>
+          <w:szCs w:val="24"/>
+        </w:rPr>
+        <w:t>На них гніздяться птиці;* бусли – на кипарисах їхнє житло.</w:t>
+      </w:r>
+    </w:p>
+    <w:p>
+      <w:pPr>
+        <w:spacing w:after="120"/>
+        <w:jc w:val="both"/>
+        <w:rPr>
+          <w:rFonts w:ascii="Times New Roman" w:hAnsi="Times New Roman"/>
+          <w:sz w:val="24"/>
+          <w:szCs w:val="24"/>
+        </w:rPr>
+      </w:pPr>
+      <w:r>
+        <w:rPr>
+          <w:rFonts w:ascii="Times New Roman" w:eastAsia="Gungsuh" w:hAnsi="Times New Roman" w:cs="Gungsuh"/>
+          <w:sz w:val="24"/>
+          <w:szCs w:val="24"/>
+        </w:rPr>
+        <w:t>Високі гори для оленів,* скелі − для зайців притулок.</w:t>
+      </w:r>
+    </w:p>
+    <w:p>
+      <w:pPr>
+        <w:spacing w:after="120"/>
+        <w:jc w:val="both"/>
+        <w:rPr>
+          <w:rFonts w:ascii="Times New Roman" w:hAnsi="Times New Roman"/>
+          <w:sz w:val="24"/>
+          <w:szCs w:val="24"/>
+        </w:rPr>
+      </w:pPr>
+      <w:r>
+        <w:rPr>
+          <w:rFonts w:ascii="Times New Roman" w:hAnsi="Times New Roman"/>
+          <w:sz w:val="24"/>
+          <w:szCs w:val="24"/>
+        </w:rPr>
+        <w:t>Ти створив місяць, щоб значити пори;* сонце знає свій захід.</w:t>
+      </w:r>
+    </w:p>
+    <w:p>
+      <w:pPr>
+        <w:spacing w:after="120"/>
+        <w:jc w:val="both"/>
+        <w:rPr>
+          <w:rFonts w:ascii="Times New Roman" w:hAnsi="Times New Roman"/>
+          <w:sz w:val="24"/>
+          <w:szCs w:val="24"/>
+        </w:rPr>
+      </w:pPr>
+      <w:r>
+        <w:rPr>
+          <w:rFonts w:ascii="Times New Roman" w:hAnsi="Times New Roman"/>
+          <w:sz w:val="24"/>
+          <w:szCs w:val="24"/>
+        </w:rPr>
+        <w:t>Наводиш темряву, і ніч надходить,* що в ній ворушаться усі звірі дібровні.</w:t>
+      </w:r>
+    </w:p>
+    <w:p>
+      <w:pPr>
+        <w:spacing w:after="120"/>
+        <w:jc w:val="both"/>
+        <w:rPr>
+          <w:rFonts w:ascii="Times New Roman" w:hAnsi="Times New Roman"/>
+          <w:sz w:val="24"/>
+          <w:szCs w:val="24"/>
+        </w:rPr>
+      </w:pPr>
+      <w:r>
+        <w:rPr>
+          <w:rFonts w:ascii="Times New Roman" w:hAnsi="Times New Roman"/>
+          <w:sz w:val="24"/>
+          <w:szCs w:val="24"/>
+        </w:rPr>
+        <w:t>Левенята рикають за здобиччю своєю,* поживи від Бога для себе просять.</w:t>
+      </w:r>
+    </w:p>
+    <w:p>
+      <w:pPr>
+        <w:spacing w:after="120"/>
+        <w:jc w:val="both"/>
+        <w:rPr>
+          <w:rFonts w:ascii="Times New Roman" w:hAnsi="Times New Roman"/>
+          <w:sz w:val="24"/>
+          <w:szCs w:val="24"/>
+        </w:rPr>
+      </w:pPr>
+      <w:r>
+        <w:rPr>
+          <w:rFonts w:ascii="Times New Roman" w:hAnsi="Times New Roman"/>
+          <w:sz w:val="24"/>
+          <w:szCs w:val="24"/>
+        </w:rPr>
+        <w:t>Ховаються, як тільки зійде сонце,* лягають у своїх норах.</w:t>
+      </w:r>
+    </w:p>
+    <w:p>
+      <w:pPr>
+        <w:spacing w:after="120"/>
+        <w:jc w:val="both"/>
+        <w:rPr>
+          <w:rFonts w:ascii="Times New Roman" w:hAnsi="Times New Roman"/>
+          <w:sz w:val="24"/>
+          <w:szCs w:val="24"/>
+        </w:rPr>
+      </w:pPr>
+      <w:r>
+        <w:rPr>
+          <w:rFonts w:ascii="Times New Roman" w:hAnsi="Times New Roman"/>
+          <w:sz w:val="24"/>
+          <w:szCs w:val="24"/>
+        </w:rPr>
+        <w:t>Виходить чоловік до свого діла,* і до своєї праці аж до вечора.</w:t>
+      </w:r>
+    </w:p>
+    <w:p>
+      <w:pPr>
+        <w:spacing w:after="120"/>
+        <w:jc w:val="both"/>
+        <w:rPr>
+          <w:rFonts w:ascii="Times New Roman" w:hAnsi="Times New Roman"/>
+          <w:sz w:val="24"/>
+          <w:szCs w:val="24"/>
+        </w:rPr>
+      </w:pPr>
+      <w:r>
+        <w:rPr>
+          <w:rFonts w:ascii="Times New Roman" w:eastAsia="Gungsuh" w:hAnsi="Times New Roman" w:cs="Gungsuh"/>
+          <w:sz w:val="24"/>
+          <w:szCs w:val="24"/>
+        </w:rPr>
+        <w:t>Яка їх, твоїх діл, Господи, сила!* У мудрості все ти створив, − повна земля твоїх створінь.</w:t>
+      </w:r>
+    </w:p>
+    <w:p>
+      <w:pPr>
+        <w:spacing w:after="120"/>
+        <w:jc w:val="both"/>
+        <w:rPr>
+          <w:rFonts w:ascii="Times New Roman" w:hAnsi="Times New Roman"/>
+          <w:sz w:val="24"/>
+          <w:szCs w:val="24"/>
+        </w:rPr>
+      </w:pPr>
+      <w:r>
+        <w:rPr>
+          <w:rFonts w:ascii="Times New Roman" w:hAnsi="Times New Roman"/>
+          <w:sz w:val="24"/>
+          <w:szCs w:val="24"/>
+        </w:rPr>
+        <w:t>Ось море велике, прешироке,* у ньому плазунів без ліку, звірів малих і великих.</w:t>
+      </w:r>
+    </w:p>
+    <w:p>
+      <w:pPr>
+        <w:spacing w:after="120"/>
+        <w:jc w:val="both"/>
+        <w:rPr>
+          <w:rFonts w:ascii="Times New Roman" w:hAnsi="Times New Roman"/>
+          <w:sz w:val="24"/>
+          <w:szCs w:val="24"/>
+        </w:rPr>
+      </w:pPr>
+      <w:r>
+        <w:rPr>
+          <w:rFonts w:ascii="Times New Roman" w:hAnsi="Times New Roman"/>
+          <w:sz w:val="24"/>
+          <w:szCs w:val="24"/>
+        </w:rPr>
+        <w:t>Там кораблі проходять,* є і левіятан, якого ти створив, щоб ним бавитися.</w:t>
+      </w:r>
+    </w:p>
+    <w:p>
+      <w:pPr>
+        <w:spacing w:after="120"/>
+        <w:jc w:val="both"/>
+        <w:rPr>
+          <w:rFonts w:ascii="Times New Roman" w:hAnsi="Times New Roman"/>
+          <w:sz w:val="24"/>
+          <w:szCs w:val="24"/>
+        </w:rPr>
+      </w:pPr>
+      <w:r>
+        <w:rPr>
+          <w:rFonts w:ascii="Times New Roman" w:hAnsi="Times New Roman"/>
+          <w:sz w:val="24"/>
+          <w:szCs w:val="24"/>
+        </w:rPr>
+        <w:t>Усі вони від тебе дожидають,* щоб дав їм у свій час поживу.</w:t>
+      </w:r>
+    </w:p>
+    <w:p>
+      <w:pPr>
+        <w:spacing w:after="120"/>
+        <w:jc w:val="both"/>
+        <w:rPr>
+          <w:rFonts w:ascii="Times New Roman" w:hAnsi="Times New Roman"/>
+          <w:sz w:val="24"/>
+          <w:szCs w:val="24"/>
+        </w:rPr>
+      </w:pPr>
+      <w:r>
+        <w:rPr>
+          <w:rFonts w:ascii="Times New Roman" w:hAnsi="Times New Roman"/>
+          <w:sz w:val="24"/>
+          <w:szCs w:val="24"/>
+        </w:rPr>
+        <w:t>Коли даєш їм, вони її збирають,* як розтулюєш твою руку, вони насичуються благом.</w:t>
+      </w:r>
+    </w:p>
+    <w:p>
+      <w:pPr>
+        <w:spacing w:after="120"/>
+        <w:jc w:val="both"/>
+        <w:rPr>
+          <w:rFonts w:ascii="Times New Roman" w:hAnsi="Times New Roman"/>
+          <w:sz w:val="24"/>
+          <w:szCs w:val="24"/>
+        </w:rPr>
+      </w:pPr>
+      <w:r>
+        <w:rPr>
+          <w:rFonts w:ascii="Times New Roman" w:hAnsi="Times New Roman"/>
+          <w:sz w:val="24"/>
+          <w:szCs w:val="24"/>
+        </w:rPr>
+        <w:t>Вони бентежаться, коли ховаєш вид свій;* як забираєш дух у них, вони гинуть і повертаються у свій порох.</w:t>
+      </w:r>
+    </w:p>
+    <w:p>
+      <w:pPr>
+        <w:spacing w:after="120"/>
+        <w:jc w:val="both"/>
+        <w:rPr>
+          <w:rFonts w:ascii="Times New Roman" w:hAnsi="Times New Roman"/>
+          <w:sz w:val="24"/>
+          <w:szCs w:val="24"/>
+        </w:rPr>
+      </w:pPr>
+      <w:r>
+        <w:rPr>
+          <w:rFonts w:ascii="Times New Roman" w:hAnsi="Times New Roman"/>
+          <w:sz w:val="24"/>
+          <w:szCs w:val="24"/>
+        </w:rPr>
+        <w:t>Зішлеш свій дух, – вони оживають,* і ти відновлюєш лице землі.</w:t>
+      </w:r>
+    </w:p>
+    <w:p>
+      <w:pPr>
+        <w:spacing w:after="120"/>
+        <w:jc w:val="both"/>
+        <w:rPr>
+          <w:rFonts w:ascii="Times New Roman" w:hAnsi="Times New Roman"/>
+          <w:sz w:val="24"/>
+          <w:szCs w:val="24"/>
+        </w:rPr>
+      </w:pPr>
+      <w:r>
+        <w:rPr>
+          <w:rFonts w:ascii="Times New Roman" w:hAnsi="Times New Roman"/>
+          <w:sz w:val="24"/>
+          <w:szCs w:val="24"/>
+        </w:rPr>
+        <w:t>Нехай слава Господня буде повіки,* нехай Господь радіє творами своїми.</w:t>
+      </w:r>
+    </w:p>
+    <w:p>
+      <w:pPr>
+        <w:spacing w:after="120"/>
+        <w:jc w:val="both"/>
+        <w:rPr>
+          <w:rFonts w:ascii="Times New Roman" w:hAnsi="Times New Roman"/>
+          <w:sz w:val="24"/>
+          <w:szCs w:val="24"/>
+        </w:rPr>
+      </w:pPr>
+      <w:r>
+        <w:rPr>
+          <w:rFonts w:ascii="Times New Roman" w:hAnsi="Times New Roman"/>
+          <w:sz w:val="24"/>
+          <w:szCs w:val="24"/>
+        </w:rPr>
+        <w:t>Спогляне він на землю, і вона стрясається,* торкнеться гір, вони димують.</w:t>
+      </w:r>
+    </w:p>
+    <w:p>
+      <w:pPr>
+        <w:spacing w:after="120"/>
+        <w:jc w:val="both"/>
+        <w:rPr>
+          <w:rFonts w:ascii="Times New Roman" w:hAnsi="Times New Roman"/>
+          <w:sz w:val="24"/>
+          <w:szCs w:val="24"/>
+        </w:rPr>
+      </w:pPr>
+      <w:r>
+        <w:rPr>
+          <w:rFonts w:ascii="Times New Roman" w:hAnsi="Times New Roman"/>
+          <w:sz w:val="24"/>
+          <w:szCs w:val="24"/>
+        </w:rPr>
+        <w:t>Я буду Господеві співати поки життя мого,* псалми співатиму, поки буду жити.</w:t>
+      </w:r>
+    </w:p>
+    <w:p>
+      <w:pPr>
+        <w:spacing w:after="120"/>
+        <w:jc w:val="both"/>
+        <w:rPr>
+          <w:rFonts w:ascii="Times New Roman" w:hAnsi="Times New Roman"/>
+          <w:sz w:val="24"/>
+          <w:szCs w:val="24"/>
+        </w:rPr>
+      </w:pPr>
+      <w:r>
+        <w:rPr>
+          <w:rFonts w:ascii="Times New Roman" w:hAnsi="Times New Roman"/>
+          <w:sz w:val="24"/>
+          <w:szCs w:val="24"/>
+        </w:rPr>
+        <w:t>Нехай буде приємна йому моя пісня;* у Господі я веселитимусь.</w:t>
+      </w:r>
+    </w:p>
+    <w:p>
+      <w:pPr>
+        <w:spacing w:after="120"/>
+        <w:jc w:val="both"/>
+        <w:rPr>
+          <w:rFonts w:ascii="Times New Roman" w:hAnsi="Times New Roman"/>
+          <w:sz w:val="24"/>
+          <w:szCs w:val="24"/>
+        </w:rPr>
+      </w:pPr>
+      <w:r>
+        <w:rPr>
+          <w:rFonts w:ascii="Times New Roman" w:hAnsi="Times New Roman"/>
+          <w:sz w:val="24"/>
+          <w:szCs w:val="24"/>
+        </w:rPr>
+        <w:t>Нехай грішники з землі щезнуть, і беззаконних більше нехай не буде.* Благослови, душе моя, Господа.</w:t>
+      </w:r>
+    </w:p>
+    <w:p>
+      <w:pPr>
+        <w:spacing w:after="120"/>
+        <w:jc w:val="both"/>
+        <w:rPr>
+          <w:rFonts w:ascii="Times New Roman" w:hAnsi="Times New Roman"/>
+          <w:sz w:val="24"/>
+          <w:szCs w:val="24"/>
+        </w:rPr>
+      </w:pPr>
+      <w:r>
+        <w:rPr>
+          <w:rFonts w:ascii="Times New Roman" w:hAnsi="Times New Roman"/>
+          <w:sz w:val="24"/>
+          <w:szCs w:val="24"/>
+        </w:rPr>
+        <w:t>Слава Отцю, і Сину, і Святому Духові: І нині і повсякчас, і на віки віків. Амінь.</w:t>
+      </w:r>
+    </w:p>
+    <w:p>
+      <w:pPr>
+        <w:spacing w:after="120"/>
+        <w:jc w:val="both"/>
+        <w:rPr>
+          <w:rFonts w:ascii="Times New Roman" w:hAnsi="Times New Roman"/>
+          <w:i/>
+          <w:color w:val="FF0000"/>
+          <w:sz w:val="24"/>
+          <w:szCs w:val="24"/>
+        </w:rPr>
+      </w:pPr>
+      <w:r>
+        <w:rPr>
+          <w:rFonts w:ascii="Times New Roman" w:hAnsi="Times New Roman"/>
+          <w:sz w:val="24"/>
+          <w:szCs w:val="24"/>
+        </w:rPr>
+        <w:t xml:space="preserve">Алилуя, алилуя, алилуя: Слава тобі, Боже! </w:t>
+      </w:r>
+      <w:r>
+        <w:rPr>
+          <w:rFonts w:ascii="Times New Roman" w:hAnsi="Times New Roman"/>
+          <w:i/>
+          <w:color w:val="FF0000"/>
+          <w:sz w:val="24"/>
+          <w:szCs w:val="24"/>
+        </w:rPr>
+        <w:t>(3 р.)</w:t>
       </w:r>
     </w:p>
     <w:p>
@@ -982,27 +1290,27 @@
           <w:sz w:val="24"/>
           <w:szCs w:val="24"/>
         </w:rPr>
-        <w:t xml:space="preserve"> Господи щедрий і милосердний, довготерпеливий і многомилостивий! Вислухай молитви наші і зверни увагу на голос моління нашого і яви нам знак милости твоєї, наведи нас на дорогу твою, щоб ходили ми в твоїй правді. Звесели серця наші, щоб ми боялись імення твого святого, бо ти великий і твориш чуда; ти Бог єдиний і немає подібного тобі між богами, Господи. Ти сильний у милості і добрий у силі, аби допомагати й утішати, і спасати всіх, хто на ім'я твоє святе уповає. Бо тобі належить усяка слава, честь і поклоніння: Отцю, Сину, і Святому Духові, нині і повсякчас, і на віки віків. Амінь.</w:t>
-      </w:r>
-    </w:p>
-    <w:p>
-      <w:pPr>
-        <w:spacing w:after="120"/>
-        <w:jc w:val="both"/>
-        <w:rPr>
-          <w:rFonts w:ascii="Times New Roman" w:hAnsi="Times New Roman"/>
-          <w:sz w:val="24"/>
-          <w:szCs w:val="24"/>
-        </w:rPr>
-      </w:pPr>
-      <w:r>
-        <w:rPr>
-          <w:rFonts w:ascii="Times New Roman" w:hAnsi="Times New Roman"/>
-          <w:color w:val="FF0000"/>
-          <w:sz w:val="24"/>
-          <w:szCs w:val="24"/>
-        </w:rPr>
-        <w:t xml:space="preserve">2. </w:t>
+        <w:t> Господи щедрий і милосердний, довготерпеливий і многомилостивий! Вислухай молитви наші і зверни увагу на голос моління нашого і яви нам знак милости твоєї, наведи нас на дорогу твою, щоб ходили ми в твоїй правді. Звесели серця наші, щоб ми боялись імення твого святого, бо ти великий і твориш чуда; ти Бог єдиний і немає подібного тобі між богами, Господи. Ти сильний у милості і добрий у силі, аби допомагати й утішати, і спасати всіх, хто на ім'я твоє святе уповає. Бо тобі належить усяка слава, честь і поклоніння: Отцю, Сину, і Святому Духові, нині і повсякчас, і на віки віків. Амінь.</w:t>
+      </w:r>
+    </w:p>
+    <w:p>
+      <w:pPr>
+        <w:spacing w:after="120"/>
+        <w:jc w:val="both"/>
+        <w:rPr>
+          <w:rFonts w:ascii="Times New Roman" w:hAnsi="Times New Roman"/>
+          <w:sz w:val="24"/>
+          <w:szCs w:val="24"/>
+        </w:rPr>
+      </w:pPr>
+      <w:r>
+        <w:rPr>
+          <w:rFonts w:ascii="Times New Roman" w:hAnsi="Times New Roman"/>
+          <w:color w:val="FF0000"/>
+          <w:sz w:val="24"/>
+          <w:szCs w:val="24"/>
+        </w:rPr>
+        <w:t>2. </w:t>
       </w:r>
       <w:r>
         <w:rPr>
@@ -1038,27 +1346,27 @@
           <w:sz w:val="24"/>
           <w:szCs w:val="24"/>
         </w:rPr>
-        <w:t xml:space="preserve"> Господи, Боже наш! Згадай нас грішних і недостойних слуг твоїх, коли призиваємо святе ім'я твоє, і не осороми нас, коли очікуємо милости твоєї, але вислухай, Господи, усі наші спасенні прохання, і вчини нас достойними любити і боятися тебе від усього серця нашого і творити в усьому волю твою. Бо ти є добрий і людинолюбний Бог, і тобі славу віддаємо: Отцю, і Сину, і Святому Духові, нині і повсякчас, і на віки віків. Амінь.</w:t>
-      </w:r>
-    </w:p>
-    <w:p>
-      <w:pPr>
-        <w:spacing w:after="120"/>
-        <w:jc w:val="both"/>
-        <w:rPr>
-          <w:rFonts w:ascii="Times New Roman" w:hAnsi="Times New Roman"/>
-          <w:sz w:val="24"/>
-          <w:szCs w:val="24"/>
-        </w:rPr>
-      </w:pPr>
-      <w:r>
-        <w:rPr>
-          <w:rFonts w:ascii="Times New Roman" w:hAnsi="Times New Roman"/>
-          <w:color w:val="FF0000"/>
-          <w:sz w:val="24"/>
-          <w:szCs w:val="24"/>
-        </w:rPr>
-        <w:t xml:space="preserve">4. </w:t>
+        <w:t> Господи, Боже наш! Згадай нас грішних і недостойних слуг твоїх, коли призиваємо святе ім'я твоє, і не осороми нас, коли очікуємо милости твоєї, але вислухай, Господи, усі наші спасенні прохання, і вчини нас достойними любити і боятися тебе від усього серця нашого і творити в усьому волю твою. Бо ти є добрий і чоловіколюбний Бог, і тобі славу віддаємо: Отцю, і Сину, і Святому Духові, нині і повсякчас, і на віки віків. Амінь.</w:t>
+      </w:r>
+    </w:p>
+    <w:p>
+      <w:pPr>
+        <w:spacing w:after="120"/>
+        <w:jc w:val="both"/>
+        <w:rPr>
+          <w:rFonts w:ascii="Times New Roman" w:hAnsi="Times New Roman"/>
+          <w:sz w:val="24"/>
+          <w:szCs w:val="24"/>
+        </w:rPr>
+      </w:pPr>
+      <w:r>
+        <w:rPr>
+          <w:rFonts w:ascii="Times New Roman" w:hAnsi="Times New Roman"/>
+          <w:color w:val="FF0000"/>
+          <w:sz w:val="24"/>
+          <w:szCs w:val="24"/>
+        </w:rPr>
+        <w:t>4. </w:t>
       </w:r>
       <w:r>
         <w:rPr>
@@ -1094,7 +1402,7 @@
           <w:sz w:val="24"/>
           <w:szCs w:val="24"/>
         </w:rPr>
-        <w:t xml:space="preserve"> Благословенний ти, Господи Боже, Вседержителю, що знаєш думки людські, що відаєш те, чого ми потребуємо, і багато більше, ніж ми просимо, або розуміємо. Самий ти, людинолюбний Царю, у всьому добрий, задовольни нас багатством твоїх ласк, щоб ми непостидною совістю призивали святе ім'я твоє; і не введи нас у спокусу, але визволь нас від злого, і провидінням твоїм дай нам усе корисне. Бо тобі належить усяка слава, честь і поклоніння: Отцю, і Сину, і Святому Духові, нині і повсякчас, і на віки віків. Амінь.</w:t>
+        <w:t> Благословенний ти, Господи Боже, Вседержителю, що знаєш думки людські, що відаєш те, чого ми потребуємо, і багато більше, ніж ми просимо, або розуміємо. Самий ти, чоловіколюбний Царю, у всьому добрий, задовольни нас багатством твоїх ласк, щоб ми непостидною совістю призивали святе ім'я твоє; і не введи нас у спокусу, але визволь нас від злого, і провидінням твоїм дай нам усе корисне. Бо тобі належить усяка слава, честь і поклоніння: Отцю, і Сину, і Святому Духові, нині і повсякчас, і на віки віків. Амінь.</w:t>
       </w:r>
     </w:p>
     <w:p>
@@ -1122,7 +1430,7 @@
           <w:sz w:val="24"/>
           <w:szCs w:val="24"/>
         </w:rPr>
-        <w:t xml:space="preserve"> Господи, Господи, що пречистою твоєю долонею все утримуєш, що довго терпиш нам усім, і жалієшся задля нашої злоби! Згадай твої милості і ласки, відвідай нас у твоїй доброті і дай нам пройти й останок нинішнього дня вільним від різних затій лукавого, і збережи наше життя без напастувань, благодаттю Святого твого Духа, − милістю, щедротами і людинолюб'ям єдинородного Сина твого, з яким і ти є благословенний, з пресвятим, добрим і животворящим твоїм Духом, нині і повсякчас, і на віки віків. Амінь.</w:t>
+        <w:t> Господи, Господи, що пречистою твоєю долонею все утримуєш, що довго терпиш нам усім, і жалієшся задля нашої злоби! Згадай твої милості і ласки, відвідай нас у твоїй доброті і дай нам пройти й останок нинішнього дня вільним від різних затій лукавого, і збережи наше життя без напастувань, благодаттю Святого твого Духа, − милістю, щедротами і чоловіколюб'ям єдинородного Сина твого, з яким і ти є благословенний, з пресвятим, добрим і животворящим твоїм Духом, нині і повсякчас, і на віки віків. Амінь.</w:t>
       </w:r>
     </w:p>
     <w:p>
@@ -1150,7 +1458,7 @@
           <w:sz w:val="24"/>
           <w:szCs w:val="24"/>
         </w:rPr>
-        <w:t xml:space="preserve"> Боже великий і дивний, що несказанною добрістю і багатим промислом усім управляєш, і дав нам земні добра й запевнив нам обіцяне царство уділеними ласками впродовж цього дня, остерігши нас від усякого лиха! Дай нам і решту непорочно докінчити перед святою твоєю славою і величати тебе одного і доброго, і людинолюбного Бога нашого. Бо ти Бог наш і тобі славу віддаємо: Отцю, і Сину, і Святому Духові, нині і повсякчас, і на віки віків. Амінь.</w:t>
+        <w:t> Боже великий і дивний, що несказанною добрістю і багатим промислом усім управляєш, і дав нам земні добра й запевнив нам обіцяне царство уділеними ласками впродовж цього дня, остерігши нас від усякого лиха! Дай нам і решту непорочно докінчити перед святою твоєю славою і величати тебе одного і доброго, і чоловіколюбного Бога нашого. Бо ти Бог наш і тобі славу віддаємо: Отцю, і Сину, і Святому Духові, нині і повсякчас, і на віки віків. Амінь.</w:t>
       </w:r>
     </w:p>
     <w:p>
@@ -1178,15 +1486,16 @@
           <w:sz w:val="24"/>
           <w:szCs w:val="24"/>
         </w:rPr>
-        <w:t xml:space="preserve"> Боже великий і вишній, в тебе одного є безсмертність і в світлі живеш недоступнім. Ти все створіння мудро створив, відокремив світло від темряви і сонце поклав, щоб правити днем, а місяць і зорі, щоб володіли ніччю, нас же грішних вчинив достойними і в теперішню годину стати перед твоїм обличчям, щоб тебе визнавати і принести тобі </w:t>
-      </w:r>
-      <w:r>
-        <w:rPr>
-          <w:rFonts w:ascii="Times New Roman" w:hAnsi="Times New Roman"/>
-          <w:sz w:val="24"/>
-          <w:szCs w:val="24"/>
-        </w:rPr>
-        <w:t>вечірнє славослов'я. Направ, Людинолюбче, молитву нашу, немов кадило, перед тобою і прийми її, як благовонний запах. Дай нам мирний цей вечір і близьку вже ніч; зодягни нас у броню світла; визволь нас від нічного страху і всякої речі, що в темряві з'являється, і дай сон, що його ти дарував на відпочинок нашій немічності, вільний від усякого маріння диявольського. Владико, давче добра, хай і на нашій постелі, бувши тобі милими, згадуємо вночі твоє ім'я і, просвічувані навчанням твоїх заповідей, встанемо в душевній радості до звеличування твоєї доброти, приносячи твоєму милосердю молитви і моління, за наші і всіх твоїх людей провини. Відвідай їх задля молитов святої Богородиці. Бо ти є добрий і людинолюбний Бог, і тобі віддаємо славу: Отцю, і Сину, і Святому Духові, нині і повсякчас, і на віки віків. Амінь.</w:t>
+        <w:t xml:space="preserve"> Боже великий і вишній, в тебе одного є безсмертність і в світлі живеш недоступнім. Ти все створіння мудро створив, відокремив світло від темряви і сонце поклав, щоб правити днем, а місяць і зорі, щоб володіли ніччю, нас же грішних вчинив достойними і в теперішню годину стати перед твоїм обличчям, щоб тебе визнавати і принести тобі </w:t>
+      </w:r>
+      <w:r>
+        <w:rPr>
+          <w:rFonts w:ascii="Times New Roman" w:hAnsi="Times New Roman"/>
+          <w:sz w:val="24"/>
+          <w:szCs w:val="24"/>
+        </w:rPr>
+        <w:lastRenderedPageBreak/>
+        <w:t>вечірнє славослов'я. Направ, Чоловіколюбче, молитву нашу, немов кадило, перед тобою і прийми її, як благовонний запах. Дай нам мирний цей вечір і близьку вже ніч; зодягни нас у броню світла; визволь нас від нічного страху і всякої речі, що в темряві з'являється, і дай сон, що його ти дарував на відпочинок нашій немічності, вільний від усякого маріння диявольського. Владико, давче добра, хай і на нашій постелі, бувши тобі милими, згадуємо вночі твоє ім'я і, просвічувані навчанням твоїх заповідей, встанемо в душевній радості до звеличування твоєї доброти, приносячи твоєму милосердю молитви і моління, за наші і всіх твоїх людей провини. Відвідай їх задля молитов святої Богородиці. Бо ти є добрий і чоловіколюбний Бог, і тобі віддаємо славу: Отцю, і Сину, і Святому Духові, нині і повсякчас, і на віки віків. Амінь.</w:t>
       </w:r>
     </w:p>
     <w:p>
@@ -1767,14 +2076,22 @@
       <w:pPr>
         <w:spacing w:after="120"/>
         <w:jc w:val="both"/>
-      </w:pPr>
-      <w:r>
-        <w:rPr>
-          <w:rFonts w:ascii="Times New Roman" w:hAnsi="Times New Roman"/>
-          <w:sz w:val="24"/>
+        <w:rPr>
+          <w:rFonts w:ascii="Times New Roman" w:hAnsi="Times New Roman"/>
+          <w:i/>
+          <w:sz w:val="24"/>
+          <w:szCs w:val="24"/>
           <w:u w:val="single"/>
         </w:rPr>
-        <w:t>[Господи щедрий і милосердний, довготерпеливий і многомилостивий! Вислухай молитви наші і зверни увагу на голос моління нашого і яви нам знак милости Твоєї, наведи нас на дорогу Твою, щоб ходили ми в Твоїй правді. Звесели серця наші, щоб ми боялись імення Твого святого, бо Ти великий і твориш чуда; Ти Бог єдиний і немає подібного Тобі між богами, Господи. Ти сильний у милості і добрий у силі, аби допомагати й утішати, і спасати всіх, хто на ім'я Твоє святе уповає.]</w:t>
+      </w:pPr>
+      <w:r>
+        <w:rPr>
+          <w:rFonts w:ascii="Times New Roman" w:hAnsi="Times New Roman"/>
+          <w:sz w:val="24"/>
+          <w:szCs w:val="24"/>
+          <w:u w:val="single"/>
+        </w:rPr>
+        <w:t>[Господи щедрий і милосердний, довготерпеливий і многомилостивий! Вислухай молитви наші і зверни увагу на голос моління нашого і яви нам знак милости твоєї, наведи нас на дорогу твою, щоб ходили ми в твоїй правді. Звесели серця наші, щоб ми боялись імення твого святого, бо ти великий і твориш чуда; ти Бог єдиний і немає подібного тобі між богами, Господи. Ти сильний у милості і добрий у силі, аби допомагати й утішати, і спасати всіх, хто на ім'я твоє святе уповає.]</w:t>
       </w:r>
     </w:p>
     <w:p>
@@ -1859,214 +2176,347 @@
     <w:p>
       <w:pPr>
         <w:spacing w:after="120"/>
-      </w:pPr>
-      <w:r>
-        <w:rPr>
-          <w:rFonts w:ascii="Times New Roman" w:hAnsi="Times New Roman"/>
-          <w:sz w:val="24"/>
-        </w:rPr>
-        <w:t xml:space="preserve">Блаже́н муж, – Алилу́я, – що за ра́дою безбо́жних не хо́дить. </w:t>
-      </w:r>
-      <w:r>
-        <w:rPr>
-          <w:rFonts w:ascii="Times New Roman" w:hAnsi="Times New Roman"/>
-          <w:i/>
-          <w:color w:val="FF0000"/>
-          <w:sz w:val="24"/>
-        </w:rPr>
-        <w:t>(Пс. 1,1)</w:t>
-      </w:r>
-      <w:r>
-        <w:rPr>
-          <w:rFonts w:ascii="Times New Roman" w:hAnsi="Times New Roman"/>
-          <w:sz w:val="24"/>
-        </w:rPr>
-        <w:t xml:space="preserve"> Алилу́я, алилу́я, алилу́я.</w:t>
-      </w:r>
-    </w:p>
-    <w:p>
-      <w:pPr>
-        <w:spacing w:after="120"/>
-      </w:pPr>
-      <w:r>
-        <w:rPr>
-          <w:rFonts w:ascii="Times New Roman" w:hAnsi="Times New Roman"/>
-          <w:sz w:val="24"/>
-        </w:rPr>
-        <w:t xml:space="preserve">Бо Госпо́дь дба́є про путь пра́ведних, а путь безбо́жних заги́не. </w:t>
-      </w:r>
-      <w:r>
-        <w:rPr>
-          <w:rFonts w:ascii="Times New Roman" w:hAnsi="Times New Roman"/>
-          <w:i/>
-          <w:color w:val="FF0000"/>
-          <w:sz w:val="24"/>
-        </w:rPr>
-        <w:t>(Пс. 1,6)</w:t>
-      </w:r>
-      <w:r>
-        <w:rPr>
-          <w:rFonts w:ascii="Times New Roman" w:hAnsi="Times New Roman"/>
-          <w:sz w:val="24"/>
-        </w:rPr>
-        <w:t xml:space="preserve"> Алилу́я, алилу́я, алилу́я.</w:t>
-      </w:r>
-    </w:p>
-    <w:p>
-      <w:pPr>
-        <w:spacing w:after="120"/>
-      </w:pPr>
-      <w:r>
-        <w:rPr>
-          <w:rFonts w:ascii="Times New Roman" w:hAnsi="Times New Roman"/>
-          <w:sz w:val="24"/>
-        </w:rPr>
-        <w:t xml:space="preserve">Служі́те Го́сподеві в стра́сі і ра́дуйтеся у тремті́нні. </w:t>
-      </w:r>
-      <w:r>
-        <w:rPr>
-          <w:rFonts w:ascii="Times New Roman" w:hAnsi="Times New Roman"/>
-          <w:i/>
-          <w:color w:val="FF0000"/>
-          <w:sz w:val="24"/>
-        </w:rPr>
-        <w:t>(Пс. 2,11)</w:t>
-      </w:r>
-      <w:r>
-        <w:rPr>
-          <w:rFonts w:ascii="Times New Roman" w:hAnsi="Times New Roman"/>
-          <w:sz w:val="24"/>
-        </w:rPr>
-        <w:t xml:space="preserve"> Алилу́я, алилу́я, алилу́я.</w:t>
-      </w:r>
-    </w:p>
-    <w:p>
-      <w:pPr>
-        <w:spacing w:after="120"/>
-      </w:pPr>
-      <w:r>
-        <w:rPr>
-          <w:rFonts w:ascii="Times New Roman" w:hAnsi="Times New Roman"/>
-          <w:sz w:val="24"/>
-        </w:rPr>
-        <w:t xml:space="preserve">Блаже́нні всі, що на Ньо́го наді́ються. </w:t>
-      </w:r>
-      <w:r>
-        <w:rPr>
-          <w:rFonts w:ascii="Times New Roman" w:hAnsi="Times New Roman"/>
-          <w:i/>
-          <w:color w:val="FF0000"/>
-          <w:sz w:val="24"/>
-        </w:rPr>
-        <w:t>(Пс. 2,12)</w:t>
-      </w:r>
-      <w:r>
-        <w:rPr>
-          <w:rFonts w:ascii="Times New Roman" w:hAnsi="Times New Roman"/>
-          <w:sz w:val="24"/>
-        </w:rPr>
-        <w:t xml:space="preserve"> Алилу́я, алилу́я, алилу́я.</w:t>
-      </w:r>
-    </w:p>
-    <w:p>
-      <w:pPr>
-        <w:spacing w:after="120"/>
-      </w:pPr>
-      <w:r>
-        <w:rPr>
-          <w:rFonts w:ascii="Times New Roman" w:hAnsi="Times New Roman"/>
-          <w:sz w:val="24"/>
-        </w:rPr>
-        <w:t xml:space="preserve">О, Го́споди, як бага́то мої́х ворогі́в, бага́то їх повста́ли про́ти мене́. </w:t>
-      </w:r>
-      <w:r>
-        <w:rPr>
-          <w:rFonts w:ascii="Times New Roman" w:hAnsi="Times New Roman"/>
-          <w:i/>
-          <w:color w:val="FF0000"/>
-          <w:sz w:val="24"/>
-        </w:rPr>
-        <w:t>(Пс. 3,2)</w:t>
-      </w:r>
-      <w:r>
-        <w:rPr>
-          <w:rFonts w:ascii="Times New Roman" w:hAnsi="Times New Roman"/>
-          <w:sz w:val="24"/>
-        </w:rPr>
-        <w:t xml:space="preserve"> Алилу́я, алилу́я, алилу́я.</w:t>
-      </w:r>
-    </w:p>
-    <w:p>
-      <w:pPr>
-        <w:spacing w:after="120"/>
-      </w:pPr>
-      <w:r>
-        <w:rPr>
-          <w:rFonts w:ascii="Times New Roman" w:hAnsi="Times New Roman"/>
-          <w:sz w:val="24"/>
-        </w:rPr>
-        <w:t xml:space="preserve">У Го́спода спасі́ння; і на Твій наро́д – благослове́ння Твоє́. </w:t>
-      </w:r>
-      <w:r>
-        <w:rPr>
-          <w:rFonts w:ascii="Times New Roman" w:hAnsi="Times New Roman"/>
-          <w:i/>
-          <w:color w:val="FF0000"/>
-          <w:sz w:val="24"/>
-        </w:rPr>
-        <w:t>(Пс. 3,9)</w:t>
-      </w:r>
-      <w:r>
-        <w:rPr>
-          <w:rFonts w:ascii="Times New Roman" w:hAnsi="Times New Roman"/>
-          <w:sz w:val="24"/>
-        </w:rPr>
-        <w:t xml:space="preserve"> Алилу́я, алилу́я, алилу́я.</w:t>
-      </w:r>
-    </w:p>
-    <w:p>
-      <w:pPr>
-        <w:spacing w:after="120"/>
-      </w:pPr>
-      <w:r>
-        <w:rPr>
-          <w:rFonts w:ascii="Times New Roman" w:hAnsi="Times New Roman"/>
-          <w:sz w:val="24"/>
-        </w:rPr>
-        <w:t>Сла́ва Отцю́, і Си́ну, і Свято́му Ду́хові. Алилу́я, алилу́я, алилу́я.</w:t>
-      </w:r>
-    </w:p>
-    <w:p>
-      <w:pPr>
-        <w:spacing w:after="120"/>
-      </w:pPr>
-      <w:r>
-        <w:rPr>
-          <w:rFonts w:ascii="Times New Roman" w:hAnsi="Times New Roman"/>
-          <w:sz w:val="24"/>
-        </w:rPr>
-        <w:t>І ни́ні, і повсякча́с, і на ві́ки вікі́в. Амі́нь. Алилу́я, алилу́я, алилу́я.</w:t>
-      </w:r>
-    </w:p>
-    <w:p>
-      <w:pPr>
-        <w:spacing w:after="120"/>
-      </w:pPr>
-      <w:r>
-        <w:rPr>
-          <w:rFonts w:ascii="Times New Roman" w:hAnsi="Times New Roman"/>
-          <w:sz w:val="24"/>
-        </w:rPr>
-        <w:t xml:space="preserve">Алилу́я, алилу́я, алилу́я, сла́ва Тобі́, Бо́же. </w:t>
-      </w:r>
-      <w:r>
-        <w:rPr>
-          <w:rFonts w:ascii="Times New Roman" w:hAnsi="Times New Roman"/>
-          <w:i/>
-          <w:color w:val="FF0000"/>
-          <w:sz w:val="24"/>
-        </w:rPr>
-        <w:t>(3 р.)</w:t>
+        <w:jc w:val="both"/>
+        <w:rPr>
+          <w:rFonts w:ascii="Times New Roman" w:hAnsi="Times New Roman"/>
+          <w:sz w:val="24"/>
+          <w:szCs w:val="24"/>
+        </w:rPr>
+      </w:pPr>
+      <w:r>
+        <w:rPr>
+          <w:rFonts w:ascii="Times New Roman" w:hAnsi="Times New Roman"/>
+          <w:sz w:val="24"/>
+          <w:szCs w:val="24"/>
+        </w:rPr>
+        <w:t>Блажен муж, – алилуя – що за радою безбожних не ходить. Алилуя.</w:t>
+      </w:r>
+      <w:r>
+        <w:rPr>
+          <w:rFonts w:ascii="Times New Roman" w:hAnsi="Times New Roman"/>
+          <w:color w:val="FF0000"/>
+          <w:sz w:val="24"/>
+          <w:szCs w:val="24"/>
+        </w:rPr>
+        <w:t xml:space="preserve"> </w:t>
+      </w:r>
+      <w:r>
+        <w:rPr>
+          <w:rFonts w:ascii="Times New Roman" w:hAnsi="Times New Roman"/>
+          <w:i/>
+          <w:color w:val="FF0000"/>
+          <w:sz w:val="24"/>
+          <w:szCs w:val="24"/>
+        </w:rPr>
+        <w:t>(3 р.)</w:t>
+      </w:r>
+    </w:p>
+    <w:p>
+      <w:pPr>
+        <w:spacing w:after="120"/>
+        <w:jc w:val="both"/>
+        <w:rPr>
+          <w:rFonts w:ascii="Times New Roman" w:hAnsi="Times New Roman"/>
+          <w:sz w:val="24"/>
+          <w:szCs w:val="24"/>
+        </w:rPr>
+      </w:pPr>
+      <w:r>
+        <w:rPr>
+          <w:rFonts w:ascii="Times New Roman" w:hAnsi="Times New Roman"/>
+          <w:sz w:val="24"/>
+          <w:szCs w:val="24"/>
+        </w:rPr>
+        <w:t>Бо Господь дбає про путь праведних,* а путь безбожних загине. Алилуя.</w:t>
+      </w:r>
+      <w:r>
+        <w:rPr>
+          <w:rFonts w:ascii="Times New Roman" w:hAnsi="Times New Roman"/>
+          <w:color w:val="FF0000"/>
+          <w:sz w:val="24"/>
+          <w:szCs w:val="24"/>
+        </w:rPr>
+        <w:t xml:space="preserve"> </w:t>
+      </w:r>
+      <w:r>
+        <w:rPr>
+          <w:rFonts w:ascii="Times New Roman" w:hAnsi="Times New Roman"/>
+          <w:i/>
+          <w:color w:val="FF0000"/>
+          <w:sz w:val="24"/>
+          <w:szCs w:val="24"/>
+        </w:rPr>
+        <w:t>(3 р.)</w:t>
+      </w:r>
+      <w:r>
+        <w:rPr>
+          <w:rFonts w:ascii="Times New Roman" w:hAnsi="Times New Roman"/>
+          <w:sz w:val="24"/>
+          <w:szCs w:val="24"/>
+        </w:rPr>
+        <w:t xml:space="preserve"> </w:t>
+      </w:r>
+    </w:p>
+    <w:p>
+      <w:pPr>
+        <w:spacing w:after="120"/>
+        <w:jc w:val="both"/>
+        <w:rPr>
+          <w:rFonts w:ascii="Times New Roman" w:hAnsi="Times New Roman"/>
+          <w:i/>
+          <w:sz w:val="24"/>
+          <w:szCs w:val="24"/>
+        </w:rPr>
+      </w:pPr>
+      <w:r>
+        <w:rPr>
+          <w:rFonts w:ascii="Times New Roman" w:hAnsi="Times New Roman"/>
+          <w:sz w:val="24"/>
+          <w:szCs w:val="24"/>
+        </w:rPr>
+        <w:t>Служіте Господеві в страсі* і радуйтеся у тремтінні. Алилуя.</w:t>
+      </w:r>
+      <w:r>
+        <w:rPr>
+          <w:rFonts w:ascii="Times New Roman" w:hAnsi="Times New Roman"/>
+          <w:i/>
+          <w:color w:val="FF0000"/>
+          <w:sz w:val="24"/>
+          <w:szCs w:val="24"/>
+        </w:rPr>
+        <w:t xml:space="preserve"> (3 р.)</w:t>
+      </w:r>
+    </w:p>
+    <w:p>
+      <w:pPr>
+        <w:spacing w:after="120"/>
+        <w:jc w:val="both"/>
+        <w:rPr>
+          <w:rFonts w:ascii="Times New Roman" w:hAnsi="Times New Roman"/>
+          <w:i/>
+          <w:sz w:val="24"/>
+          <w:szCs w:val="24"/>
+        </w:rPr>
+      </w:pPr>
+      <w:r>
+        <w:rPr>
+          <w:rFonts w:ascii="Times New Roman" w:hAnsi="Times New Roman"/>
+          <w:sz w:val="24"/>
+          <w:szCs w:val="24"/>
+        </w:rPr>
+        <w:t>Блаженні всі,* що на нього надіються. Алилуя.</w:t>
+      </w:r>
+      <w:r>
+        <w:rPr>
+          <w:rFonts w:ascii="Times New Roman" w:hAnsi="Times New Roman"/>
+          <w:color w:val="FF0000"/>
+          <w:sz w:val="24"/>
+          <w:szCs w:val="24"/>
+        </w:rPr>
+        <w:t xml:space="preserve"> </w:t>
+      </w:r>
+      <w:r>
+        <w:rPr>
+          <w:rFonts w:ascii="Times New Roman" w:hAnsi="Times New Roman"/>
+          <w:i/>
+          <w:color w:val="FF0000"/>
+          <w:sz w:val="24"/>
+          <w:szCs w:val="24"/>
+        </w:rPr>
+        <w:t>(3 р.)</w:t>
+      </w:r>
+    </w:p>
+    <w:p>
+      <w:pPr>
+        <w:spacing w:after="120"/>
+        <w:jc w:val="both"/>
+        <w:rPr>
+          <w:rFonts w:ascii="Times New Roman" w:hAnsi="Times New Roman"/>
+          <w:i/>
+          <w:sz w:val="24"/>
+          <w:szCs w:val="24"/>
+        </w:rPr>
+      </w:pPr>
+      <w:r>
+        <w:rPr>
+          <w:rFonts w:ascii="Times New Roman" w:hAnsi="Times New Roman"/>
+          <w:sz w:val="24"/>
+          <w:szCs w:val="24"/>
+        </w:rPr>
+        <w:t>О Господи, як багато моїх ворогів* багато їх повстали проти мене. Алилуя.</w:t>
+      </w:r>
+      <w:r>
+        <w:rPr>
+          <w:rFonts w:ascii="Times New Roman" w:hAnsi="Times New Roman"/>
+          <w:color w:val="FF0000"/>
+          <w:sz w:val="24"/>
+          <w:szCs w:val="24"/>
+        </w:rPr>
+        <w:t xml:space="preserve"> </w:t>
+      </w:r>
+      <w:r>
+        <w:rPr>
+          <w:rFonts w:ascii="Times New Roman" w:hAnsi="Times New Roman"/>
+          <w:i/>
+          <w:color w:val="FF0000"/>
+          <w:sz w:val="24"/>
+          <w:szCs w:val="24"/>
+        </w:rPr>
+        <w:t>(3 р.)</w:t>
+      </w:r>
+    </w:p>
+    <w:p>
+      <w:pPr>
+        <w:spacing w:after="120"/>
+        <w:jc w:val="both"/>
+        <w:rPr>
+          <w:rFonts w:ascii="Times New Roman" w:hAnsi="Times New Roman"/>
+          <w:i/>
+          <w:sz w:val="24"/>
+          <w:szCs w:val="24"/>
+        </w:rPr>
+      </w:pPr>
+      <w:r>
+        <w:rPr>
+          <w:rFonts w:ascii="Times New Roman" w:hAnsi="Times New Roman"/>
+          <w:sz w:val="24"/>
+          <w:szCs w:val="24"/>
+        </w:rPr>
+        <w:t>У Господа спасіння;* і на твій народ – благословення твоє. Алилуя.</w:t>
+      </w:r>
+      <w:r>
+        <w:rPr>
+          <w:rFonts w:ascii="Times New Roman" w:hAnsi="Times New Roman"/>
+          <w:color w:val="FF0000"/>
+          <w:sz w:val="24"/>
+          <w:szCs w:val="24"/>
+        </w:rPr>
+        <w:t xml:space="preserve"> </w:t>
+      </w:r>
+      <w:r>
+        <w:rPr>
+          <w:rFonts w:ascii="Times New Roman" w:hAnsi="Times New Roman"/>
+          <w:i/>
+          <w:color w:val="FF0000"/>
+          <w:sz w:val="24"/>
+          <w:szCs w:val="24"/>
+        </w:rPr>
+        <w:t>(3 р.)</w:t>
+      </w:r>
+    </w:p>
+    <w:p>
+      <w:pPr>
+        <w:spacing w:after="120"/>
+        <w:jc w:val="both"/>
+        <w:rPr>
+          <w:rFonts w:ascii="Times New Roman" w:hAnsi="Times New Roman"/>
+          <w:sz w:val="24"/>
+          <w:szCs w:val="24"/>
+        </w:rPr>
+      </w:pPr>
+      <w:r>
+        <w:rPr>
+          <w:rFonts w:ascii="Times New Roman" w:hAnsi="Times New Roman"/>
+          <w:sz w:val="24"/>
+          <w:szCs w:val="24"/>
+        </w:rPr>
+        <w:t xml:space="preserve">Слава Отцю, і Сину, і Святому Духові: Алилуя </w:t>
+      </w:r>
+      <w:r>
+        <w:rPr>
+          <w:rFonts w:ascii="Times New Roman" w:hAnsi="Times New Roman"/>
+          <w:i/>
+          <w:color w:val="FF0000"/>
+          <w:sz w:val="24"/>
+          <w:szCs w:val="24"/>
+        </w:rPr>
+        <w:t>(3 р.)</w:t>
+      </w:r>
+      <w:r>
+        <w:rPr>
+          <w:rFonts w:ascii="Times New Roman" w:hAnsi="Times New Roman"/>
+          <w:i/>
+          <w:sz w:val="24"/>
+          <w:szCs w:val="24"/>
+        </w:rPr>
+        <w:t>.</w:t>
+      </w:r>
+    </w:p>
+    <w:p>
+      <w:pPr>
+        <w:spacing w:after="120"/>
+        <w:jc w:val="both"/>
+        <w:rPr>
+          <w:rFonts w:ascii="Times New Roman" w:hAnsi="Times New Roman"/>
+          <w:sz w:val="24"/>
+          <w:szCs w:val="24"/>
+        </w:rPr>
+      </w:pPr>
+      <w:r>
+        <w:rPr>
+          <w:rFonts w:ascii="Times New Roman" w:hAnsi="Times New Roman"/>
+          <w:sz w:val="24"/>
+          <w:szCs w:val="24"/>
+        </w:rPr>
+        <w:t>І нині і повсякчас, і на віки віків. Амінь. Алилуя.</w:t>
+      </w:r>
+      <w:r>
+        <w:rPr>
+          <w:rFonts w:ascii="Times New Roman" w:hAnsi="Times New Roman"/>
+          <w:color w:val="FF0000"/>
+          <w:sz w:val="24"/>
+          <w:szCs w:val="24"/>
+        </w:rPr>
+        <w:t xml:space="preserve"> </w:t>
+      </w:r>
+      <w:r>
+        <w:rPr>
+          <w:rFonts w:ascii="Times New Roman" w:hAnsi="Times New Roman"/>
+          <w:i/>
+          <w:color w:val="FF0000"/>
+          <w:sz w:val="24"/>
+          <w:szCs w:val="24"/>
+        </w:rPr>
+        <w:t>(3 р.)</w:t>
+      </w:r>
+    </w:p>
+    <w:p>
+      <w:pPr>
+        <w:spacing w:after="120"/>
+        <w:jc w:val="both"/>
+        <w:rPr>
+          <w:rFonts w:ascii="Times New Roman" w:hAnsi="Times New Roman"/>
+          <w:i/>
+          <w:sz w:val="24"/>
+          <w:szCs w:val="24"/>
+        </w:rPr>
+      </w:pPr>
+      <w:r>
+        <w:rPr>
+          <w:rFonts w:ascii="Times New Roman" w:hAnsi="Times New Roman"/>
+          <w:sz w:val="24"/>
+          <w:szCs w:val="24"/>
+        </w:rPr>
+        <w:t xml:space="preserve">Алилуя, алилуя, алилуя: Слава тобі, Боже! </w:t>
+      </w:r>
+      <w:r>
+        <w:rPr>
+          <w:rFonts w:ascii="Times New Roman" w:hAnsi="Times New Roman"/>
+          <w:i/>
+          <w:color w:val="FF0000"/>
+          <w:sz w:val="24"/>
+          <w:szCs w:val="24"/>
+        </w:rPr>
+        <w:t>(3 р.)</w:t>
+      </w:r>
+      <w:r>
+        <w:rPr>
+          <w:rFonts w:ascii="Times New Roman" w:hAnsi="Times New Roman"/>
+          <w:i/>
+          <w:sz w:val="24"/>
+          <w:szCs w:val="24"/>
+        </w:rPr>
+        <w:t>.</w:t>
       </w:r>
     </w:p>
     <w:p>
@@ -2209,11 +2659,18 @@
       <w:pPr>
         <w:spacing w:after="120"/>
         <w:jc w:val="both"/>
-      </w:pPr>
-      <w:r>
-        <w:rPr>
-          <w:rFonts w:ascii="Times New Roman" w:hAnsi="Times New Roman"/>
-          <w:sz w:val="24"/>
+        <w:rPr>
+          <w:rFonts w:ascii="Times New Roman" w:hAnsi="Times New Roman"/>
+          <w:sz w:val="24"/>
+          <w:szCs w:val="24"/>
+          <w:u w:val="single"/>
+        </w:rPr>
+      </w:pPr>
+      <w:r>
+        <w:rPr>
+          <w:rFonts w:ascii="Times New Roman" w:hAnsi="Times New Roman"/>
+          <w:sz w:val="24"/>
+          <w:szCs w:val="24"/>
           <w:u w:val="single"/>
         </w:rPr>
         <w:t>[Господи, в обуренні твоїм не картай нас, ані в гніві твоїм нас не карай, але поводься з нами за милістю твоєю, Лікарю і Зцілителю душ наших. Приведи нас до бажаної пристані твоєї, просвіти очі сердець наших на пізнання твоєї правди і дай нам останок теперішнього дня мирний і безгрішний, і ввесь час життя нашого, заради молитов святої Богородиці і всіх святих.]</w:t>
@@ -2361,13 +2818,15 @@
           <w:color w:val="000000"/>
           <w:sz w:val="24"/>
         </w:rPr>
-        <w:t>Го́споди, взива́ю я до Те́бе, ви́слухай мене́.* Ви́слухай мене́, Го́споди.* Го́споди, взива́ю я до Те́бе, ви́слухай мене́.* Почу́й го́лос молі́ння мого́,* коли́ взива́ю до Те́бе.* Ви́слухай мене́, Го́споди.</w:t>
-      </w:r>
-    </w:p>
-    <w:p>
-      <w:pPr>
-        <w:spacing w:after="120"/>
-      </w:pPr>
+        <w:t>Го</w:t>
+      </w:r>
+      <w:r>
+        <w:rPr>
+          <w:rFonts w:ascii="Times New Roman" w:hAnsi="Times New Roman"/>
+          <w:sz w:val="24"/>
+        </w:rPr>
+        <w:t>́</w:t>
+      </w:r>
       <w:r>
         <w:rPr>
           <w:rFonts w:ascii="Times New Roman" w:hAnsi="Times New Roman"/>
@@ -2375,151 +2834,794 @@
           <w:color w:val="000000"/>
           <w:sz w:val="24"/>
         </w:rPr>
-        <w:t>Неха́й піднесе́ться моли́тва моя́,* мов кади́ло пе́ред Тобо́ю;* підно́шення рук мої́х,* як же́ртва вечі́рня.* Ви́слухай мене́, Го́споди.</w:t>
-      </w:r>
-    </w:p>
-    <w:p>
-      <w:pPr>
-        <w:spacing w:after="120"/>
-        <w:jc w:val="both"/>
-      </w:pPr>
-      <w:r>
-        <w:rPr>
-          <w:rFonts w:ascii="Times New Roman" w:hAnsi="Times New Roman"/>
-          <w:sz w:val="24"/>
-        </w:rPr>
-        <w:t>Поста́в, Го́споди, мої́м уста́м сторо́жу;* до двере́й губ мої́х − ва́рту!</w:t>
-      </w:r>
-    </w:p>
-    <w:p>
-      <w:pPr>
-        <w:spacing w:after="120"/>
-        <w:jc w:val="both"/>
-      </w:pPr>
-      <w:r>
-        <w:rPr>
-          <w:rFonts w:ascii="Times New Roman" w:hAnsi="Times New Roman"/>
-          <w:sz w:val="24"/>
-        </w:rPr>
-        <w:t>Не дай схили́тися се́рцеві моє́му* до чо́гось зло́го.</w:t>
-      </w:r>
-    </w:p>
-    <w:p>
-      <w:pPr>
-        <w:spacing w:after="120"/>
-        <w:jc w:val="both"/>
-      </w:pPr>
-      <w:r>
-        <w:rPr>
-          <w:rFonts w:ascii="Times New Roman" w:hAnsi="Times New Roman"/>
-          <w:sz w:val="24"/>
-        </w:rPr>
-        <w:t>Ані чини́ти лихі́ вчи́нки з людьми́, що тво́рять беззако́ння,* – ні ла́сощів ї́хніх я не хо́чу ї́сти.</w:t>
-      </w:r>
-    </w:p>
-    <w:p>
-      <w:pPr>
-        <w:spacing w:after="120"/>
-        <w:jc w:val="both"/>
-      </w:pPr>
-      <w:r>
-        <w:rPr>
-          <w:rFonts w:ascii="Times New Roman" w:hAnsi="Times New Roman"/>
-          <w:sz w:val="24"/>
-        </w:rPr>
-        <w:t>Неха́й пра́ведник по-до́брому б’є мене́ й виправля́є,* а олі́я грі́шного неха́й не нама́стить голови́ моє́ї.</w:t>
-      </w:r>
-    </w:p>
-    <w:p>
-      <w:pPr>
-        <w:spacing w:after="120"/>
-        <w:jc w:val="both"/>
-      </w:pPr>
-      <w:r>
-        <w:rPr>
-          <w:rFonts w:ascii="Times New Roman" w:hAnsi="Times New Roman"/>
-          <w:sz w:val="24"/>
-        </w:rPr>
-        <w:t>Я все-таки́ моли́тимусь,* незважа́ючи на ї́хні злі вчи́нки.</w:t>
-      </w:r>
-    </w:p>
-    <w:p>
-      <w:pPr>
-        <w:spacing w:after="120"/>
-        <w:jc w:val="both"/>
-      </w:pPr>
-      <w:r>
-        <w:rPr>
-          <w:rFonts w:ascii="Times New Roman" w:hAnsi="Times New Roman"/>
-          <w:sz w:val="24"/>
-        </w:rPr>
-        <w:t>Якщо́ су́ддів ї́хніх ски́нуть в уще́лини ске́лі,* то почу́ють, що слова́ мої́ лю́бі.</w:t>
-      </w:r>
-    </w:p>
-    <w:p>
-      <w:pPr>
-        <w:spacing w:after="120"/>
-        <w:jc w:val="both"/>
-      </w:pPr>
-      <w:r>
-        <w:rPr>
-          <w:rFonts w:ascii="Times New Roman" w:hAnsi="Times New Roman"/>
-          <w:sz w:val="24"/>
-        </w:rPr>
-        <w:t>Немо́вби хтось розби́в і розри́в зе́млю,* розки́дано ї́хні ко́сті пе́ред а́дом.</w:t>
-      </w:r>
-    </w:p>
-    <w:p>
-      <w:pPr>
-        <w:spacing w:after="120"/>
-        <w:jc w:val="both"/>
-      </w:pPr>
-      <w:r>
-        <w:rPr>
-          <w:rFonts w:ascii="Times New Roman" w:hAnsi="Times New Roman"/>
-          <w:sz w:val="24"/>
-        </w:rPr>
-        <w:t>Бо до Те́бе, Го́споди, мій Бо́же, мої́ о́чі;* до Те́бе прибіга́ю, не губи́ душі́ моє́ї.</w:t>
-      </w:r>
-    </w:p>
-    <w:p>
-      <w:pPr>
-        <w:spacing w:after="120"/>
-        <w:jc w:val="both"/>
-      </w:pPr>
-      <w:r>
-        <w:rPr>
-          <w:rFonts w:ascii="Times New Roman" w:hAnsi="Times New Roman"/>
-          <w:sz w:val="24"/>
-        </w:rPr>
-        <w:t>Збережи́ мене́ від пе́тлі, що її́ наста́вили на ме́не,* і від сильця́ тих, що тво́рять беззако́ння.</w:t>
-      </w:r>
-    </w:p>
-    <w:p>
-      <w:pPr>
-        <w:spacing w:after="120"/>
-        <w:jc w:val="both"/>
-      </w:pPr>
-      <w:r>
-        <w:rPr>
-          <w:rFonts w:ascii="Times New Roman" w:hAnsi="Times New Roman"/>
-          <w:sz w:val="24"/>
-        </w:rPr>
-        <w:t>Неха́й грі́шники впаду́ть у вла́сні сі́ті всі ра́зом,* а я пройду́ безпе́чно.</w:t>
+        <w:t>споди, взива</w:t>
+      </w:r>
+      <w:r>
+        <w:rPr>
+          <w:rFonts w:ascii="Times New Roman" w:hAnsi="Times New Roman"/>
+          <w:sz w:val="24"/>
+        </w:rPr>
+        <w:t>́</w:t>
+      </w:r>
+      <w:r>
+        <w:rPr>
+          <w:rFonts w:ascii="Times New Roman" w:hAnsi="Times New Roman"/>
+          <w:b/>
+          <w:color w:val="000000"/>
+          <w:sz w:val="24"/>
+        </w:rPr>
+        <w:t>ю я до Те</w:t>
+      </w:r>
+      <w:r>
+        <w:rPr>
+          <w:rFonts w:ascii="Times New Roman" w:hAnsi="Times New Roman"/>
+          <w:sz w:val="24"/>
+        </w:rPr>
+        <w:t>́</w:t>
+      </w:r>
+      <w:r>
+        <w:rPr>
+          <w:rFonts w:ascii="Times New Roman" w:hAnsi="Times New Roman"/>
+          <w:b/>
+          <w:color w:val="000000"/>
+          <w:sz w:val="24"/>
+        </w:rPr>
+        <w:t>бе, ви</w:t>
+      </w:r>
+      <w:r>
+        <w:rPr>
+          <w:rFonts w:ascii="Times New Roman" w:hAnsi="Times New Roman"/>
+          <w:sz w:val="24"/>
+        </w:rPr>
+        <w:t>́</w:t>
+      </w:r>
+      <w:r>
+        <w:rPr>
+          <w:rFonts w:ascii="Times New Roman" w:hAnsi="Times New Roman"/>
+          <w:b/>
+          <w:color w:val="000000"/>
+          <w:sz w:val="24"/>
+        </w:rPr>
+        <w:t>слухай мене</w:t>
+      </w:r>
+      <w:r>
+        <w:rPr>
+          <w:rFonts w:ascii="Times New Roman" w:hAnsi="Times New Roman"/>
+          <w:sz w:val="24"/>
+        </w:rPr>
+        <w:t>́</w:t>
+      </w:r>
+      <w:r>
+        <w:rPr>
+          <w:rFonts w:ascii="Times New Roman" w:hAnsi="Times New Roman"/>
+          <w:b/>
+          <w:color w:val="000000"/>
+          <w:sz w:val="24"/>
+        </w:rPr>
+        <w:t>.* Ви</w:t>
+      </w:r>
+      <w:r>
+        <w:rPr>
+          <w:rFonts w:ascii="Times New Roman" w:hAnsi="Times New Roman"/>
+          <w:sz w:val="24"/>
+        </w:rPr>
+        <w:t>́</w:t>
+      </w:r>
+      <w:r>
+        <w:rPr>
+          <w:rFonts w:ascii="Times New Roman" w:hAnsi="Times New Roman"/>
+          <w:b/>
+          <w:color w:val="000000"/>
+          <w:sz w:val="24"/>
+        </w:rPr>
+        <w:t>слухай мене, Го</w:t>
+      </w:r>
+      <w:r>
+        <w:rPr>
+          <w:rFonts w:ascii="Times New Roman" w:hAnsi="Times New Roman"/>
+          <w:sz w:val="24"/>
+        </w:rPr>
+        <w:t>́</w:t>
+      </w:r>
+      <w:r>
+        <w:rPr>
+          <w:rFonts w:ascii="Times New Roman" w:hAnsi="Times New Roman"/>
+          <w:b/>
+          <w:color w:val="000000"/>
+          <w:sz w:val="24"/>
+        </w:rPr>
+        <w:t>споди.* Го</w:t>
+      </w:r>
+      <w:r>
+        <w:rPr>
+          <w:rFonts w:ascii="Times New Roman" w:hAnsi="Times New Roman"/>
+          <w:sz w:val="24"/>
+        </w:rPr>
+        <w:t>́</w:t>
+      </w:r>
+      <w:r>
+        <w:rPr>
+          <w:rFonts w:ascii="Times New Roman" w:hAnsi="Times New Roman"/>
+          <w:b/>
+          <w:color w:val="000000"/>
+          <w:sz w:val="24"/>
+        </w:rPr>
+        <w:t>споди, взива</w:t>
+      </w:r>
+      <w:r>
+        <w:rPr>
+          <w:rFonts w:ascii="Times New Roman" w:hAnsi="Times New Roman"/>
+          <w:sz w:val="24"/>
+        </w:rPr>
+        <w:t>́</w:t>
+      </w:r>
+      <w:r>
+        <w:rPr>
+          <w:rFonts w:ascii="Times New Roman" w:hAnsi="Times New Roman"/>
+          <w:b/>
+          <w:color w:val="000000"/>
+          <w:sz w:val="24"/>
+        </w:rPr>
+        <w:t>ю я до Те</w:t>
+      </w:r>
+      <w:r>
+        <w:rPr>
+          <w:rFonts w:ascii="Times New Roman" w:hAnsi="Times New Roman"/>
+          <w:sz w:val="24"/>
+        </w:rPr>
+        <w:t>́</w:t>
+      </w:r>
+      <w:r>
+        <w:rPr>
+          <w:rFonts w:ascii="Times New Roman" w:hAnsi="Times New Roman"/>
+          <w:b/>
+          <w:color w:val="000000"/>
+          <w:sz w:val="24"/>
+        </w:rPr>
+        <w:t>бе, ви</w:t>
+      </w:r>
+      <w:r>
+        <w:rPr>
+          <w:rFonts w:ascii="Times New Roman" w:hAnsi="Times New Roman"/>
+          <w:sz w:val="24"/>
+        </w:rPr>
+        <w:t>́</w:t>
+      </w:r>
+      <w:r>
+        <w:rPr>
+          <w:rFonts w:ascii="Times New Roman" w:hAnsi="Times New Roman"/>
+          <w:b/>
+          <w:color w:val="000000"/>
+          <w:sz w:val="24"/>
+        </w:rPr>
+        <w:t>слухай мене</w:t>
+      </w:r>
+      <w:r>
+        <w:rPr>
+          <w:rFonts w:ascii="Times New Roman" w:hAnsi="Times New Roman"/>
+          <w:sz w:val="24"/>
+        </w:rPr>
+        <w:t>́</w:t>
+      </w:r>
+      <w:r>
+        <w:rPr>
+          <w:rFonts w:ascii="Times New Roman" w:hAnsi="Times New Roman"/>
+          <w:b/>
+          <w:color w:val="000000"/>
+          <w:sz w:val="24"/>
+        </w:rPr>
+        <w:t>.* Почу</w:t>
+      </w:r>
+      <w:r>
+        <w:rPr>
+          <w:rFonts w:ascii="Times New Roman" w:hAnsi="Times New Roman"/>
+          <w:sz w:val="24"/>
+        </w:rPr>
+        <w:t>́</w:t>
+      </w:r>
+      <w:r>
+        <w:rPr>
+          <w:rFonts w:ascii="Times New Roman" w:hAnsi="Times New Roman"/>
+          <w:b/>
+          <w:color w:val="000000"/>
+          <w:sz w:val="24"/>
+        </w:rPr>
+        <w:t>й го</w:t>
+      </w:r>
+      <w:r>
+        <w:rPr>
+          <w:rFonts w:ascii="Times New Roman" w:hAnsi="Times New Roman"/>
+          <w:sz w:val="24"/>
+        </w:rPr>
+        <w:t>́</w:t>
+      </w:r>
+      <w:r>
+        <w:rPr>
+          <w:rFonts w:ascii="Times New Roman" w:hAnsi="Times New Roman"/>
+          <w:b/>
+          <w:color w:val="000000"/>
+          <w:sz w:val="24"/>
+        </w:rPr>
+        <w:t>лос молі</w:t>
+      </w:r>
+      <w:r>
+        <w:rPr>
+          <w:rFonts w:ascii="Times New Roman" w:hAnsi="Times New Roman"/>
+          <w:sz w:val="24"/>
+        </w:rPr>
+        <w:t>́</w:t>
+      </w:r>
+      <w:r>
+        <w:rPr>
+          <w:rFonts w:ascii="Times New Roman" w:hAnsi="Times New Roman"/>
+          <w:b/>
+          <w:color w:val="000000"/>
+          <w:sz w:val="24"/>
+        </w:rPr>
+        <w:t>ння мого</w:t>
+      </w:r>
+      <w:r>
+        <w:rPr>
+          <w:rFonts w:ascii="Times New Roman" w:hAnsi="Times New Roman"/>
+          <w:sz w:val="24"/>
+        </w:rPr>
+        <w:t>́</w:t>
+      </w:r>
+      <w:r>
+        <w:rPr>
+          <w:rFonts w:ascii="Times New Roman" w:hAnsi="Times New Roman"/>
+          <w:b/>
+          <w:color w:val="000000"/>
+          <w:sz w:val="24"/>
+        </w:rPr>
+        <w:t>,* коли</w:t>
+      </w:r>
+      <w:r>
+        <w:rPr>
+          <w:rFonts w:ascii="Times New Roman" w:hAnsi="Times New Roman"/>
+          <w:sz w:val="24"/>
+        </w:rPr>
+        <w:t>́</w:t>
+      </w:r>
+      <w:r>
+        <w:rPr>
+          <w:rFonts w:ascii="Times New Roman" w:hAnsi="Times New Roman"/>
+          <w:b/>
+          <w:color w:val="000000"/>
+          <w:sz w:val="24"/>
+        </w:rPr>
+        <w:t xml:space="preserve"> взива</w:t>
+      </w:r>
+      <w:r>
+        <w:rPr>
+          <w:rFonts w:ascii="Times New Roman" w:hAnsi="Times New Roman"/>
+          <w:sz w:val="24"/>
+        </w:rPr>
+        <w:t>́</w:t>
+      </w:r>
+      <w:r>
+        <w:rPr>
+          <w:rFonts w:ascii="Times New Roman" w:hAnsi="Times New Roman"/>
+          <w:b/>
+          <w:color w:val="000000"/>
+          <w:sz w:val="24"/>
+        </w:rPr>
+        <w:t>ю до Те</w:t>
+      </w:r>
+      <w:r>
+        <w:rPr>
+          <w:rFonts w:ascii="Times New Roman" w:hAnsi="Times New Roman"/>
+          <w:sz w:val="24"/>
+        </w:rPr>
+        <w:t>́</w:t>
+      </w:r>
+      <w:r>
+        <w:rPr>
+          <w:rFonts w:ascii="Times New Roman" w:hAnsi="Times New Roman"/>
+          <w:b/>
+          <w:color w:val="000000"/>
+          <w:sz w:val="24"/>
+        </w:rPr>
+        <w:t>бе.* Ви</w:t>
+      </w:r>
+      <w:r>
+        <w:rPr>
+          <w:rFonts w:ascii="Times New Roman" w:hAnsi="Times New Roman"/>
+          <w:sz w:val="24"/>
+        </w:rPr>
+        <w:t>́</w:t>
+      </w:r>
+      <w:r>
+        <w:rPr>
+          <w:rFonts w:ascii="Times New Roman" w:hAnsi="Times New Roman"/>
+          <w:b/>
+          <w:color w:val="000000"/>
+          <w:sz w:val="24"/>
+        </w:rPr>
+        <w:t>слухай мене</w:t>
+      </w:r>
+      <w:r>
+        <w:rPr>
+          <w:rFonts w:ascii="Times New Roman" w:hAnsi="Times New Roman"/>
+          <w:sz w:val="24"/>
+        </w:rPr>
+        <w:t>́</w:t>
+      </w:r>
+      <w:r>
+        <w:rPr>
+          <w:rFonts w:ascii="Times New Roman" w:hAnsi="Times New Roman"/>
+          <w:b/>
+          <w:color w:val="000000"/>
+          <w:sz w:val="24"/>
+        </w:rPr>
+        <w:t>, Го</w:t>
+      </w:r>
+      <w:r>
+        <w:rPr>
+          <w:rFonts w:ascii="Times New Roman" w:hAnsi="Times New Roman"/>
+          <w:sz w:val="24"/>
+        </w:rPr>
+        <w:t>́</w:t>
+      </w:r>
+      <w:r>
+        <w:rPr>
+          <w:rFonts w:ascii="Times New Roman" w:hAnsi="Times New Roman"/>
+          <w:b/>
+          <w:color w:val="000000"/>
+          <w:sz w:val="24"/>
+        </w:rPr>
+        <w:t>споди.</w:t>
+      </w:r>
+    </w:p>
+    <w:p>
+      <w:pPr>
+        <w:spacing w:after="120"/>
+      </w:pPr>
+      <w:r>
+        <w:rPr>
+          <w:rFonts w:ascii="Times New Roman" w:hAnsi="Times New Roman"/>
+          <w:b/>
+          <w:color w:val="000000"/>
+          <w:sz w:val="24"/>
+        </w:rPr>
+        <w:t>Неха</w:t>
+      </w:r>
+      <w:r>
+        <w:rPr>
+          <w:rFonts w:ascii="Times New Roman" w:hAnsi="Times New Roman"/>
+          <w:sz w:val="24"/>
+        </w:rPr>
+        <w:t>́</w:t>
+      </w:r>
+      <w:r>
+        <w:rPr>
+          <w:rFonts w:ascii="Times New Roman" w:hAnsi="Times New Roman"/>
+          <w:b/>
+          <w:color w:val="000000"/>
+          <w:sz w:val="24"/>
+        </w:rPr>
+        <w:t>й піднесе</w:t>
+      </w:r>
+      <w:r>
+        <w:rPr>
+          <w:rFonts w:ascii="Times New Roman" w:hAnsi="Times New Roman"/>
+          <w:sz w:val="24"/>
+        </w:rPr>
+        <w:t>́</w:t>
+      </w:r>
+      <w:r>
+        <w:rPr>
+          <w:rFonts w:ascii="Times New Roman" w:hAnsi="Times New Roman"/>
+          <w:b/>
+          <w:color w:val="000000"/>
+          <w:sz w:val="24"/>
+        </w:rPr>
+        <w:t>ться моли</w:t>
+      </w:r>
+      <w:r>
+        <w:rPr>
+          <w:rFonts w:ascii="Times New Roman" w:hAnsi="Times New Roman"/>
+          <w:sz w:val="24"/>
+        </w:rPr>
+        <w:t>́</w:t>
+      </w:r>
+      <w:r>
+        <w:rPr>
+          <w:rFonts w:ascii="Times New Roman" w:hAnsi="Times New Roman"/>
+          <w:b/>
+          <w:color w:val="000000"/>
+          <w:sz w:val="24"/>
+        </w:rPr>
+        <w:t>тва моя</w:t>
+      </w:r>
+      <w:r>
+        <w:rPr>
+          <w:rFonts w:ascii="Times New Roman" w:hAnsi="Times New Roman"/>
+          <w:sz w:val="24"/>
+        </w:rPr>
+        <w:t>́</w:t>
+      </w:r>
+      <w:r>
+        <w:rPr>
+          <w:rFonts w:ascii="Times New Roman" w:hAnsi="Times New Roman"/>
+          <w:b/>
+          <w:color w:val="000000"/>
+          <w:sz w:val="24"/>
+        </w:rPr>
+        <w:t>,* мов кади</w:t>
+      </w:r>
+      <w:r>
+        <w:rPr>
+          <w:rFonts w:ascii="Times New Roman" w:hAnsi="Times New Roman"/>
+          <w:sz w:val="24"/>
+        </w:rPr>
+        <w:t>́</w:t>
+      </w:r>
+      <w:r>
+        <w:rPr>
+          <w:rFonts w:ascii="Times New Roman" w:hAnsi="Times New Roman"/>
+          <w:b/>
+          <w:color w:val="000000"/>
+          <w:sz w:val="24"/>
+        </w:rPr>
+        <w:t>ло пе</w:t>
+      </w:r>
+      <w:r>
+        <w:rPr>
+          <w:rFonts w:ascii="Times New Roman" w:hAnsi="Times New Roman"/>
+          <w:sz w:val="24"/>
+        </w:rPr>
+        <w:t>́</w:t>
+      </w:r>
+      <w:r>
+        <w:rPr>
+          <w:rFonts w:ascii="Times New Roman" w:hAnsi="Times New Roman"/>
+          <w:b/>
+          <w:color w:val="000000"/>
+          <w:sz w:val="24"/>
+        </w:rPr>
+        <w:t>ред Тобо</w:t>
+      </w:r>
+      <w:r>
+        <w:rPr>
+          <w:rFonts w:ascii="Times New Roman" w:hAnsi="Times New Roman"/>
+          <w:sz w:val="24"/>
+        </w:rPr>
+        <w:t>́</w:t>
+      </w:r>
+      <w:r>
+        <w:rPr>
+          <w:rFonts w:ascii="Times New Roman" w:hAnsi="Times New Roman"/>
+          <w:b/>
+          <w:color w:val="000000"/>
+          <w:sz w:val="24"/>
+        </w:rPr>
+        <w:t>ю;* підно</w:t>
+      </w:r>
+      <w:r>
+        <w:rPr>
+          <w:rFonts w:ascii="Times New Roman" w:hAnsi="Times New Roman"/>
+          <w:sz w:val="24"/>
+        </w:rPr>
+        <w:t>́</w:t>
+      </w:r>
+      <w:r>
+        <w:rPr>
+          <w:rFonts w:ascii="Times New Roman" w:hAnsi="Times New Roman"/>
+          <w:b/>
+          <w:color w:val="000000"/>
+          <w:sz w:val="24"/>
+        </w:rPr>
+        <w:t>шення рук мої</w:t>
+      </w:r>
+      <w:r>
+        <w:rPr>
+          <w:rFonts w:ascii="Times New Roman" w:hAnsi="Times New Roman"/>
+          <w:sz w:val="24"/>
+        </w:rPr>
+        <w:t>́</w:t>
+      </w:r>
+      <w:r>
+        <w:rPr>
+          <w:rFonts w:ascii="Times New Roman" w:hAnsi="Times New Roman"/>
+          <w:b/>
+          <w:color w:val="000000"/>
+          <w:sz w:val="24"/>
+        </w:rPr>
+        <w:t>х,* як же</w:t>
+      </w:r>
+      <w:r>
+        <w:rPr>
+          <w:rFonts w:ascii="Times New Roman" w:hAnsi="Times New Roman"/>
+          <w:sz w:val="24"/>
+        </w:rPr>
+        <w:t>́</w:t>
+      </w:r>
+      <w:r>
+        <w:rPr>
+          <w:rFonts w:ascii="Times New Roman" w:hAnsi="Times New Roman"/>
+          <w:b/>
+          <w:color w:val="000000"/>
+          <w:sz w:val="24"/>
+        </w:rPr>
+        <w:t>ртва вечі</w:t>
+      </w:r>
+      <w:r>
+        <w:rPr>
+          <w:rFonts w:ascii="Times New Roman" w:hAnsi="Times New Roman"/>
+          <w:sz w:val="24"/>
+        </w:rPr>
+        <w:t>́</w:t>
+      </w:r>
+      <w:r>
+        <w:rPr>
+          <w:rFonts w:ascii="Times New Roman" w:hAnsi="Times New Roman"/>
+          <w:b/>
+          <w:color w:val="000000"/>
+          <w:sz w:val="24"/>
+        </w:rPr>
+        <w:t>рня.* Ви</w:t>
+      </w:r>
+      <w:r>
+        <w:rPr>
+          <w:rFonts w:ascii="Times New Roman" w:hAnsi="Times New Roman"/>
+          <w:sz w:val="24"/>
+        </w:rPr>
+        <w:t>́</w:t>
+      </w:r>
+      <w:r>
+        <w:rPr>
+          <w:rFonts w:ascii="Times New Roman" w:hAnsi="Times New Roman"/>
+          <w:b/>
+          <w:color w:val="000000"/>
+          <w:sz w:val="24"/>
+        </w:rPr>
+        <w:t>слухай мене</w:t>
+      </w:r>
+      <w:r>
+        <w:rPr>
+          <w:rFonts w:ascii="Times New Roman" w:hAnsi="Times New Roman"/>
+          <w:sz w:val="24"/>
+        </w:rPr>
+        <w:t>́</w:t>
+      </w:r>
+      <w:r>
+        <w:rPr>
+          <w:rFonts w:ascii="Times New Roman" w:hAnsi="Times New Roman"/>
+          <w:b/>
+          <w:color w:val="000000"/>
+          <w:sz w:val="24"/>
+        </w:rPr>
+        <w:t>, Го</w:t>
+      </w:r>
+      <w:r>
+        <w:rPr>
+          <w:rFonts w:ascii="Times New Roman" w:hAnsi="Times New Roman"/>
+          <w:sz w:val="24"/>
+        </w:rPr>
+        <w:t>́</w:t>
+      </w:r>
+      <w:r>
+        <w:rPr>
+          <w:rFonts w:ascii="Times New Roman" w:hAnsi="Times New Roman"/>
+          <w:b/>
+          <w:color w:val="000000"/>
+          <w:sz w:val="24"/>
+        </w:rPr>
+        <w:t>споди.</w:t>
+      </w:r>
+    </w:p>
+    <w:p>
+      <w:pPr>
+        <w:spacing w:after="120"/>
+        <w:jc w:val="both"/>
+        <w:rPr>
+          <w:rFonts w:ascii="Times New Roman" w:hAnsi="Times New Roman"/>
+          <w:sz w:val="24"/>
+          <w:szCs w:val="24"/>
+        </w:rPr>
+      </w:pPr>
+      <w:r>
+        <w:rPr>
+          <w:rFonts w:ascii="Times New Roman" w:eastAsia="Gungsuh" w:hAnsi="Times New Roman" w:cs="Gungsuh"/>
+          <w:sz w:val="24"/>
+          <w:szCs w:val="24"/>
+        </w:rPr>
+        <w:t>Постав, Господи, моїм устам сторожу;* до дверей губ моїх − варту!</w:t>
+      </w:r>
+    </w:p>
+    <w:p>
+      <w:pPr>
+        <w:spacing w:after="120"/>
+        <w:jc w:val="both"/>
+        <w:rPr>
+          <w:rFonts w:ascii="Times New Roman" w:hAnsi="Times New Roman"/>
+          <w:sz w:val="24"/>
+          <w:szCs w:val="24"/>
+        </w:rPr>
+      </w:pPr>
+      <w:r>
+        <w:rPr>
+          <w:rFonts w:ascii="Times New Roman" w:hAnsi="Times New Roman"/>
+          <w:sz w:val="24"/>
+          <w:szCs w:val="24"/>
+        </w:rPr>
+        <w:t>Не дай схилитися серцеві моєму* до чогось злого.</w:t>
+      </w:r>
+    </w:p>
+    <w:p>
+      <w:pPr>
+        <w:spacing w:after="120"/>
+        <w:jc w:val="both"/>
+        <w:rPr>
+          <w:rFonts w:ascii="Times New Roman" w:hAnsi="Times New Roman"/>
+          <w:sz w:val="24"/>
+          <w:szCs w:val="24"/>
+        </w:rPr>
+      </w:pPr>
+      <w:r>
+        <w:rPr>
+          <w:rFonts w:ascii="Times New Roman" w:hAnsi="Times New Roman"/>
+          <w:sz w:val="24"/>
+          <w:szCs w:val="24"/>
+        </w:rPr>
+        <w:t>Ані чинити лихі вчинки з людьми, що творять беззаконня,* – ні ласощів їхніх я не хочу їсти.</w:t>
+      </w:r>
+    </w:p>
+    <w:p>
+      <w:pPr>
+        <w:spacing w:after="120"/>
+        <w:jc w:val="both"/>
+        <w:rPr>
+          <w:rFonts w:ascii="Times New Roman" w:hAnsi="Times New Roman"/>
+          <w:sz w:val="24"/>
+          <w:szCs w:val="24"/>
+        </w:rPr>
+      </w:pPr>
+      <w:r>
+        <w:rPr>
+          <w:rFonts w:ascii="Times New Roman" w:hAnsi="Times New Roman"/>
+          <w:sz w:val="24"/>
+          <w:szCs w:val="24"/>
+        </w:rPr>
+        <w:t>Нехай праведник по-доброму б'є мене й виправляє,* а олія грішного нехай не намастить голови моєї.</w:t>
+      </w:r>
+    </w:p>
+    <w:p>
+      <w:pPr>
+        <w:spacing w:after="120"/>
+        <w:jc w:val="both"/>
+        <w:rPr>
+          <w:rFonts w:ascii="Times New Roman" w:hAnsi="Times New Roman"/>
+          <w:sz w:val="24"/>
+          <w:szCs w:val="24"/>
+        </w:rPr>
+      </w:pPr>
+      <w:r>
+        <w:rPr>
+          <w:rFonts w:ascii="Times New Roman" w:hAnsi="Times New Roman"/>
+          <w:sz w:val="24"/>
+          <w:szCs w:val="24"/>
+        </w:rPr>
+        <w:t>Я все-таки молитимусь,* незважаючи на їхні злі вчинки.</w:t>
+      </w:r>
+    </w:p>
+    <w:p>
+      <w:pPr>
+        <w:spacing w:after="120"/>
+        <w:jc w:val="both"/>
+        <w:rPr>
+          <w:rFonts w:ascii="Times New Roman" w:hAnsi="Times New Roman"/>
+          <w:sz w:val="24"/>
+          <w:szCs w:val="24"/>
+        </w:rPr>
+      </w:pPr>
+      <w:r>
+        <w:rPr>
+          <w:rFonts w:ascii="Times New Roman" w:hAnsi="Times New Roman"/>
+          <w:sz w:val="24"/>
+          <w:szCs w:val="24"/>
+        </w:rPr>
+        <w:t>Якщо суддів їхніх скинуть в ущелини скелі,* то почують, що слова мої любі.</w:t>
+      </w:r>
+    </w:p>
+    <w:p>
+      <w:pPr>
+        <w:spacing w:after="120"/>
+        <w:jc w:val="both"/>
+        <w:rPr>
+          <w:rFonts w:ascii="Times New Roman" w:hAnsi="Times New Roman"/>
+          <w:sz w:val="24"/>
+          <w:szCs w:val="24"/>
+        </w:rPr>
+      </w:pPr>
+      <w:r>
+        <w:rPr>
+          <w:rFonts w:ascii="Times New Roman" w:hAnsi="Times New Roman"/>
+          <w:sz w:val="24"/>
+          <w:szCs w:val="24"/>
+        </w:rPr>
+        <w:t>Немовби хтось розбив і розрив землю,* розкидано їхні кості перед адом.</w:t>
+      </w:r>
+    </w:p>
+    <w:p>
+      <w:pPr>
+        <w:spacing w:after="120"/>
+        <w:jc w:val="both"/>
+        <w:rPr>
+          <w:rFonts w:ascii="Times New Roman" w:hAnsi="Times New Roman"/>
+          <w:sz w:val="24"/>
+          <w:szCs w:val="24"/>
+        </w:rPr>
+      </w:pPr>
+      <w:r>
+        <w:rPr>
+          <w:rFonts w:ascii="Times New Roman" w:hAnsi="Times New Roman"/>
+          <w:sz w:val="24"/>
+          <w:szCs w:val="24"/>
+        </w:rPr>
+        <w:t>Бо до тебе, Господи, мій Боже, мої очі;* до тебе прибігаю, не губи душі моєї.</w:t>
+      </w:r>
+    </w:p>
+    <w:p>
+      <w:pPr>
+        <w:spacing w:after="120"/>
+        <w:jc w:val="both"/>
+        <w:rPr>
+          <w:rFonts w:ascii="Times New Roman" w:hAnsi="Times New Roman"/>
+          <w:sz w:val="24"/>
+          <w:szCs w:val="24"/>
+        </w:rPr>
+      </w:pPr>
+      <w:r>
+        <w:rPr>
+          <w:rFonts w:ascii="Times New Roman" w:hAnsi="Times New Roman"/>
+          <w:sz w:val="24"/>
+          <w:szCs w:val="24"/>
+        </w:rPr>
+        <w:t>Збережи мене від петлі, що її наставили на мене,* і від сильця тих, що творять беззаконня.</w:t>
+      </w:r>
+    </w:p>
+    <w:p>
+      <w:pPr>
+        <w:spacing w:after="120"/>
+        <w:jc w:val="both"/>
+        <w:rPr>
+          <w:rFonts w:ascii="Times New Roman" w:hAnsi="Times New Roman"/>
+          <w:sz w:val="24"/>
+          <w:szCs w:val="24"/>
+        </w:rPr>
+      </w:pPr>
+      <w:r>
+        <w:rPr>
+          <w:rFonts w:ascii="Times New Roman" w:hAnsi="Times New Roman"/>
+          <w:sz w:val="24"/>
+          <w:szCs w:val="24"/>
+        </w:rPr>
+        <w:t>Нехай грішники впадуть у власні сіті всі разом,* а я пройду безпечно.</w:t>
       </w:r>
     </w:p>
     <w:p>
       <w:pPr>
         <w:spacing w:after="120"/>
         <w:jc w:val="center"/>
-      </w:pPr>
-      <w:r>
         <w:rPr>
           <w:rFonts w:ascii="Times New Roman" w:hAnsi="Times New Roman"/>
           <w:b/>
           <w:i/>
           <w:color w:val="FF0000"/>
           <w:sz w:val="24"/>
+          <w:szCs w:val="24"/>
+        </w:rPr>
+      </w:pPr>
+      <w:r>
+        <w:rPr>
+          <w:rFonts w:ascii="Times New Roman" w:hAnsi="Times New Roman"/>
+          <w:b/>
+          <w:i/>
+          <w:color w:val="FF0000"/>
+          <w:sz w:val="24"/>
+          <w:szCs w:val="24"/>
         </w:rPr>
         <w:t>Псалом 141</w:t>
       </w:r>
@@ -2528,130 +3630,190 @@
       <w:pPr>
         <w:spacing w:after="120"/>
         <w:jc w:val="both"/>
-      </w:pPr>
-      <w:r>
-        <w:rPr>
-          <w:rFonts w:ascii="Times New Roman" w:hAnsi="Times New Roman"/>
-          <w:sz w:val="24"/>
-        </w:rPr>
-        <w:t>Я го́лосом мої́м до Го́спода взива́ю,* я го́лосом мої́м до Го́спода молю́ся.</w:t>
-      </w:r>
-    </w:p>
-    <w:p>
-      <w:pPr>
-        <w:spacing w:after="120"/>
-        <w:jc w:val="both"/>
-      </w:pPr>
-      <w:r>
-        <w:rPr>
-          <w:rFonts w:ascii="Times New Roman" w:hAnsi="Times New Roman"/>
-          <w:sz w:val="24"/>
-        </w:rPr>
-        <w:t>Ска́ргу мою́ пе́ред Ним вилива́ю,* мою́ скру́ту Йому́ я виявля́ю.</w:t>
-      </w:r>
-    </w:p>
-    <w:p>
-      <w:pPr>
-        <w:spacing w:after="120"/>
-        <w:jc w:val="both"/>
-      </w:pPr>
-      <w:r>
-        <w:rPr>
-          <w:rFonts w:ascii="Times New Roman" w:hAnsi="Times New Roman"/>
-          <w:sz w:val="24"/>
-        </w:rPr>
-        <w:t>Коли́ триво́житься в мені́ дух мій, Ти знає́ш мою́ сте́жку.* На доро́зі, де я ступа́ю, та́йно розста́вили сильце́ на ме́не.</w:t>
-      </w:r>
-    </w:p>
-    <w:p>
-      <w:pPr>
-        <w:spacing w:after="120"/>
-        <w:jc w:val="both"/>
-      </w:pPr>
-      <w:r>
-        <w:rPr>
-          <w:rFonts w:ascii="Times New Roman" w:hAnsi="Times New Roman"/>
-          <w:sz w:val="24"/>
-        </w:rPr>
-        <w:t>Погля́нь право́руч і подиви́ся:* нема́ ніко́го, хто дбав би за ме́не.</w:t>
-      </w:r>
-    </w:p>
-    <w:p>
-      <w:pPr>
-        <w:spacing w:after="120"/>
-        <w:jc w:val="both"/>
-      </w:pPr>
-      <w:r>
-        <w:rPr>
-          <w:rFonts w:ascii="Times New Roman" w:hAnsi="Times New Roman"/>
-          <w:sz w:val="24"/>
-        </w:rPr>
-        <w:t>Нема́ куди́ мені́ втіка́ти,* нема́ ніко́го, хто піклува́вся би мно́ю.</w:t>
-      </w:r>
-    </w:p>
-    <w:p>
-      <w:pPr>
-        <w:spacing w:after="120"/>
-        <w:jc w:val="both"/>
-      </w:pPr>
-      <w:r>
-        <w:rPr>
-          <w:rFonts w:ascii="Times New Roman" w:hAnsi="Times New Roman"/>
-          <w:sz w:val="24"/>
-        </w:rPr>
-        <w:t>До Те́бе, Го́споди, взива́ю й кажу́:* Ти моє́ прибі́жище, в землі́ живи́х Ти − моя́ до́ля!</w:t>
-      </w:r>
-    </w:p>
-    <w:p>
-      <w:pPr>
-        <w:spacing w:after="120"/>
-        <w:jc w:val="both"/>
-      </w:pPr>
-      <w:r>
-        <w:rPr>
-          <w:rFonts w:ascii="Times New Roman" w:hAnsi="Times New Roman"/>
-          <w:sz w:val="24"/>
-        </w:rPr>
-        <w:t>Зверни́ ува́гу на моє́ блага́ння,* бо я ве́льми неща́сний.</w:t>
-      </w:r>
-    </w:p>
-    <w:p>
-      <w:pPr>
-        <w:spacing w:after="120"/>
-        <w:jc w:val="both"/>
-      </w:pPr>
-      <w:r>
-        <w:rPr>
-          <w:rFonts w:ascii="Times New Roman" w:hAnsi="Times New Roman"/>
-          <w:sz w:val="24"/>
-        </w:rPr>
-        <w:t>Спаси́ мене́ від гони́телів мої́х,* бо вони́ сильні́ші від ме́не.</w:t>
-      </w:r>
-    </w:p>
-    <w:p>
-      <w:pPr>
-        <w:spacing w:after="120"/>
-        <w:jc w:val="both"/>
-      </w:pPr>
-      <w:r>
-        <w:rPr>
-          <w:rFonts w:ascii="Times New Roman" w:hAnsi="Times New Roman"/>
-          <w:sz w:val="24"/>
-        </w:rPr>
-        <w:t>Ви́веди з в’язни́ці мою́ ду́шу,* щоб дя́кувати І́мені Твоє́му.</w:t>
-      </w:r>
-    </w:p>
-    <w:p>
-      <w:pPr>
-        <w:spacing w:after="120"/>
-        <w:jc w:val="both"/>
-      </w:pPr>
-      <w:r>
-        <w:rPr>
-          <w:rFonts w:ascii="Times New Roman" w:hAnsi="Times New Roman"/>
-          <w:sz w:val="24"/>
-        </w:rPr>
-        <w:t>Мене́ обсту́плять пра́ведники,* бо Ти добро́ мені́ вчи́ниш.</w:t>
+        <w:rPr>
+          <w:rFonts w:ascii="Times New Roman" w:hAnsi="Times New Roman"/>
+          <w:sz w:val="24"/>
+          <w:szCs w:val="24"/>
+        </w:rPr>
+      </w:pPr>
+      <w:r>
+        <w:rPr>
+          <w:rFonts w:ascii="Times New Roman" w:hAnsi="Times New Roman"/>
+          <w:sz w:val="24"/>
+          <w:szCs w:val="24"/>
+        </w:rPr>
+        <w:t>Я голосом моїм до Господа взиваю,* я голосом моїм до Господа молюся.</w:t>
+      </w:r>
+    </w:p>
+    <w:p>
+      <w:pPr>
+        <w:spacing w:after="120"/>
+        <w:jc w:val="both"/>
+        <w:rPr>
+          <w:rFonts w:ascii="Times New Roman" w:hAnsi="Times New Roman"/>
+          <w:sz w:val="24"/>
+          <w:szCs w:val="24"/>
+        </w:rPr>
+      </w:pPr>
+      <w:r>
+        <w:rPr>
+          <w:rFonts w:ascii="Times New Roman" w:hAnsi="Times New Roman"/>
+          <w:sz w:val="24"/>
+          <w:szCs w:val="24"/>
+        </w:rPr>
+        <w:t>Скаргу мою перед ним виливаю,* мою скруту йому я виявляю.</w:t>
+      </w:r>
+    </w:p>
+    <w:p>
+      <w:pPr>
+        <w:spacing w:after="120"/>
+        <w:jc w:val="both"/>
+        <w:rPr>
+          <w:rFonts w:ascii="Times New Roman" w:hAnsi="Times New Roman"/>
+          <w:sz w:val="24"/>
+          <w:szCs w:val="24"/>
+        </w:rPr>
+      </w:pPr>
+      <w:r>
+        <w:rPr>
+          <w:rFonts w:ascii="Times New Roman" w:hAnsi="Times New Roman"/>
+          <w:sz w:val="24"/>
+          <w:szCs w:val="24"/>
+        </w:rPr>
+        <w:t>Коли тривожиться в мені дух мій, ти знаєш мою стежку.* На дорозі, де я ступаю, тайно розставили сильце на мене.</w:t>
+      </w:r>
+    </w:p>
+    <w:p>
+      <w:pPr>
+        <w:spacing w:after="120"/>
+        <w:jc w:val="both"/>
+        <w:rPr>
+          <w:rFonts w:ascii="Times New Roman" w:hAnsi="Times New Roman"/>
+          <w:sz w:val="24"/>
+          <w:szCs w:val="24"/>
+        </w:rPr>
+      </w:pPr>
+      <w:r>
+        <w:rPr>
+          <w:rFonts w:ascii="Times New Roman" w:hAnsi="Times New Roman"/>
+          <w:sz w:val="24"/>
+          <w:szCs w:val="24"/>
+        </w:rPr>
+        <w:t>Поглянь праворуч і подивися:* нема нікого, хто дбав би за мене.</w:t>
+      </w:r>
+    </w:p>
+    <w:p>
+      <w:pPr>
+        <w:spacing w:after="120"/>
+        <w:jc w:val="both"/>
+        <w:rPr>
+          <w:rFonts w:ascii="Times New Roman" w:hAnsi="Times New Roman"/>
+          <w:sz w:val="24"/>
+          <w:szCs w:val="24"/>
+        </w:rPr>
+      </w:pPr>
+      <w:r>
+        <w:rPr>
+          <w:rFonts w:ascii="Times New Roman" w:hAnsi="Times New Roman"/>
+          <w:sz w:val="24"/>
+          <w:szCs w:val="24"/>
+        </w:rPr>
+        <w:t>Нема куди мені втікати,* нема нікого, хто піклувався би мною.</w:t>
+      </w:r>
+    </w:p>
+    <w:p>
+      <w:pPr>
+        <w:spacing w:after="120"/>
+        <w:jc w:val="both"/>
+        <w:rPr>
+          <w:rFonts w:ascii="Times New Roman" w:hAnsi="Times New Roman"/>
+          <w:sz w:val="24"/>
+          <w:szCs w:val="24"/>
+        </w:rPr>
+      </w:pPr>
+      <w:r>
+        <w:rPr>
+          <w:rFonts w:ascii="Times New Roman" w:eastAsia="Gungsuh" w:hAnsi="Times New Roman" w:cs="Gungsuh"/>
+          <w:sz w:val="24"/>
+          <w:szCs w:val="24"/>
+        </w:rPr>
+        <w:t>До тебе, Господи, взиваю й кажу:* Ти моє прибіжище, в землі живих ти − моя доля!</w:t>
+      </w:r>
+    </w:p>
+    <w:p>
+      <w:pPr>
+        <w:spacing w:after="120"/>
+        <w:jc w:val="both"/>
+        <w:rPr>
+          <w:rFonts w:ascii="Times New Roman" w:hAnsi="Times New Roman"/>
+          <w:sz w:val="24"/>
+          <w:szCs w:val="24"/>
+        </w:rPr>
+      </w:pPr>
+      <w:r>
+        <w:rPr>
+          <w:rFonts w:ascii="Times New Roman" w:hAnsi="Times New Roman"/>
+          <w:sz w:val="24"/>
+          <w:szCs w:val="24"/>
+        </w:rPr>
+        <w:t>Зверни увагу на моє благання,* бо я вельми нещасний.</w:t>
+      </w:r>
+    </w:p>
+    <w:p>
+      <w:pPr>
+        <w:spacing w:after="120"/>
+        <w:jc w:val="both"/>
+        <w:rPr>
+          <w:rFonts w:ascii="Times New Roman" w:hAnsi="Times New Roman"/>
+          <w:sz w:val="24"/>
+          <w:szCs w:val="24"/>
+        </w:rPr>
+      </w:pPr>
+      <w:r>
+        <w:rPr>
+          <w:rFonts w:ascii="Times New Roman" w:hAnsi="Times New Roman"/>
+          <w:sz w:val="24"/>
+          <w:szCs w:val="24"/>
+        </w:rPr>
+        <w:t>Спаси мене від гонителів моїх,* бо вони сильніші від мене.</w:t>
+      </w:r>
+    </w:p>
+    <w:p>
+      <w:pPr>
+        <w:spacing w:after="120"/>
+        <w:jc w:val="both"/>
+        <w:rPr>
+          <w:rFonts w:ascii="Times New Roman" w:hAnsi="Times New Roman"/>
+          <w:sz w:val="24"/>
+          <w:szCs w:val="24"/>
+        </w:rPr>
+      </w:pPr>
+      <w:r>
+        <w:rPr>
+          <w:rFonts w:ascii="Times New Roman" w:hAnsi="Times New Roman"/>
+          <w:sz w:val="24"/>
+          <w:szCs w:val="24"/>
+        </w:rPr>
+        <w:t>Виведи з в'язниці мою душу,* щоб дякувати імені твоєму.</w:t>
+      </w:r>
+    </w:p>
+    <w:p>
+      <w:pPr>
+        <w:spacing w:after="120"/>
+        <w:jc w:val="both"/>
+        <w:rPr>
+          <w:rFonts w:ascii="Times New Roman" w:hAnsi="Times New Roman"/>
+          <w:sz w:val="24"/>
+          <w:szCs w:val="24"/>
+        </w:rPr>
+      </w:pPr>
+      <w:r>
+        <w:rPr>
+          <w:rFonts w:ascii="Times New Roman" w:hAnsi="Times New Roman"/>
+          <w:sz w:val="24"/>
+          <w:szCs w:val="24"/>
+        </w:rPr>
+        <w:t>Мене обступлять праведники,* бо ти добро мені вчиниш.</w:t>
       </w:r>
     </w:p>
     <w:p>
@@ -2683,13 +3845,20 @@
       <w:pPr>
         <w:spacing w:after="120"/>
         <w:jc w:val="both"/>
-      </w:pPr>
-      <w:r>
-        <w:rPr>
-          <w:rFonts w:ascii="Times New Roman" w:hAnsi="Times New Roman"/>
-          <w:i/>
-          <w:color w:val="FF0000"/>
-          <w:sz w:val="24"/>
+        <w:rPr>
+          <w:rFonts w:ascii="Times New Roman" w:hAnsi="Times New Roman"/>
+          <w:sz w:val="24"/>
+          <w:szCs w:val="24"/>
+          <w:u w:val="single"/>
+        </w:rPr>
+      </w:pPr>
+      <w:r>
+        <w:rPr>
+          <w:rFonts w:ascii="Times New Roman" w:hAnsi="Times New Roman"/>
+          <w:i/>
+          <w:color w:val="FF0000"/>
+          <w:sz w:val="24"/>
+          <w:szCs w:val="24"/>
         </w:rPr>
         <w:t>Стих:</w:t>
       </w:r>
@@ -2698,37 +3867,39 @@
           <w:rFonts w:ascii="Times New Roman" w:hAnsi="Times New Roman"/>
           <w:i/>
           <w:sz w:val="24"/>
-        </w:rPr>
-        <w:t xml:space="preserve"> </w:t>
-      </w:r>
-      <w:r>
-        <w:rPr>
-          <w:rFonts w:ascii="Times New Roman" w:hAnsi="Times New Roman"/>
-          <w:sz w:val="24"/>
+          <w:szCs w:val="24"/>
+        </w:rPr>
+        <w:t xml:space="preserve"> </w:t>
+      </w:r>
+      <w:r>
+        <w:rPr>
+          <w:rFonts w:ascii="Times New Roman" w:hAnsi="Times New Roman"/>
+          <w:sz w:val="24"/>
+          <w:szCs w:val="24"/>
           <w:u w:val="single"/>
         </w:rPr>
-        <w:t>З глиби́н взива́ю до Те́бе, Го́споди,* Го́споди, почу́й мій го́лос.</w:t>
-      </w:r>
-    </w:p>
-    <w:p>
-      <w:pPr>
-        <w:spacing w:after="120"/>
-        <w:jc w:val="both"/>
-        <w:rPr>
-          <w:rFonts w:ascii="Times New Roman" w:hAnsi="Times New Roman"/>
-          <w:sz w:val="24"/>
-          <w:szCs w:val="24"/>
-        </w:rPr>
-      </w:pPr>
-      <w:r>
-        <w:rPr>
-          <w:rFonts w:ascii="Times New Roman" w:hAnsi="Times New Roman"/>
-          <w:i/>
-          <w:color w:val="FF0000"/>
-          <w:sz w:val="24"/>
-          <w:szCs w:val="24"/>
-        </w:rPr>
-        <w:t>(г. 4, подібний: Як хороброго):</w:t>
+        <w:t>З глибин взиваю до тебе, Господи,* Господи, почуй мій голос.</w:t>
+      </w:r>
+    </w:p>
+    <w:p>
+      <w:pPr>
+        <w:spacing w:after="120"/>
+        <w:jc w:val="both"/>
+        <w:rPr>
+          <w:rFonts w:ascii="Times New Roman" w:hAnsi="Times New Roman"/>
+          <w:sz w:val="24"/>
+          <w:szCs w:val="24"/>
+        </w:rPr>
+      </w:pPr>
+      <w:r>
+        <w:rPr>
+          <w:rFonts w:ascii="Times New Roman" w:hAnsi="Times New Roman"/>
+          <w:i/>
+          <w:color w:val="FF0000"/>
+          <w:sz w:val="24"/>
+          <w:szCs w:val="24"/>
+        </w:rPr>
+        <w:t>(г. 4, подібний: Як хороброго):</w:t>
       </w:r>
       <w:r>
         <w:rPr>
@@ -2743,13 +3914,20 @@
       <w:pPr>
         <w:spacing w:after="120"/>
         <w:jc w:val="both"/>
-      </w:pPr>
-      <w:r>
-        <w:rPr>
-          <w:rFonts w:ascii="Times New Roman" w:hAnsi="Times New Roman"/>
-          <w:i/>
-          <w:color w:val="FF0000"/>
-          <w:sz w:val="24"/>
+        <w:rPr>
+          <w:rFonts w:ascii="Times New Roman" w:hAnsi="Times New Roman"/>
+          <w:sz w:val="24"/>
+          <w:szCs w:val="24"/>
+          <w:u w:val="single"/>
+        </w:rPr>
+      </w:pPr>
+      <w:r>
+        <w:rPr>
+          <w:rFonts w:ascii="Times New Roman" w:hAnsi="Times New Roman"/>
+          <w:i/>
+          <w:color w:val="FF0000"/>
+          <w:sz w:val="24"/>
+          <w:szCs w:val="24"/>
         </w:rPr>
         <w:t>Стих:</w:t>
       </w:r>
@@ -2758,37 +3936,39 @@
           <w:rFonts w:ascii="Times New Roman" w:hAnsi="Times New Roman"/>
           <w:i/>
           <w:sz w:val="24"/>
-        </w:rPr>
-        <w:t xml:space="preserve"> </w:t>
-      </w:r>
-      <w:r>
-        <w:rPr>
-          <w:rFonts w:ascii="Times New Roman" w:hAnsi="Times New Roman"/>
-          <w:sz w:val="24"/>
+          <w:szCs w:val="24"/>
+        </w:rPr>
+        <w:t xml:space="preserve"> </w:t>
+      </w:r>
+      <w:r>
+        <w:rPr>
+          <w:rFonts w:ascii="Times New Roman" w:hAnsi="Times New Roman"/>
+          <w:sz w:val="24"/>
+          <w:szCs w:val="24"/>
           <w:u w:val="single"/>
         </w:rPr>
-        <w:t>Неха́й бу́дуть Твої́ ву́ха ува́жні,* до го́лосу бла́гання мого́.</w:t>
-      </w:r>
-    </w:p>
-    <w:p>
-      <w:pPr>
-        <w:spacing w:after="120"/>
-        <w:jc w:val="both"/>
-        <w:rPr>
-          <w:rFonts w:ascii="Times New Roman" w:hAnsi="Times New Roman"/>
-          <w:sz w:val="24"/>
-          <w:szCs w:val="24"/>
-        </w:rPr>
-      </w:pPr>
-      <w:r>
-        <w:rPr>
-          <w:rFonts w:ascii="Times New Roman" w:hAnsi="Times New Roman"/>
-          <w:i/>
-          <w:color w:val="FF0000"/>
-          <w:sz w:val="24"/>
-          <w:szCs w:val="24"/>
-        </w:rPr>
-        <w:t>(г. 4, подібний: Як хороброго):</w:t>
+        <w:t>Нехай будуть твої вуха уважні,* до голосу благання мого.</w:t>
+      </w:r>
+    </w:p>
+    <w:p>
+      <w:pPr>
+        <w:spacing w:after="120"/>
+        <w:jc w:val="both"/>
+        <w:rPr>
+          <w:rFonts w:ascii="Times New Roman" w:hAnsi="Times New Roman"/>
+          <w:sz w:val="24"/>
+          <w:szCs w:val="24"/>
+        </w:rPr>
+      </w:pPr>
+      <w:r>
+        <w:rPr>
+          <w:rFonts w:ascii="Times New Roman" w:hAnsi="Times New Roman"/>
+          <w:i/>
+          <w:color w:val="FF0000"/>
+          <w:sz w:val="24"/>
+          <w:szCs w:val="24"/>
+        </w:rPr>
+        <w:t>(г. 4, подібний: Як хороброго):</w:t>
       </w:r>
       <w:r>
         <w:rPr>
@@ -2825,13 +4005,20 @@
       <w:pPr>
         <w:spacing w:after="120"/>
         <w:jc w:val="both"/>
-      </w:pPr>
-      <w:r>
-        <w:rPr>
-          <w:rFonts w:ascii="Times New Roman" w:hAnsi="Times New Roman"/>
-          <w:i/>
-          <w:color w:val="FF0000"/>
-          <w:sz w:val="24"/>
+        <w:rPr>
+          <w:rFonts w:ascii="Times New Roman" w:hAnsi="Times New Roman"/>
+          <w:sz w:val="24"/>
+          <w:szCs w:val="24"/>
+          <w:u w:val="single"/>
+        </w:rPr>
+      </w:pPr>
+      <w:r>
+        <w:rPr>
+          <w:rFonts w:ascii="Times New Roman" w:hAnsi="Times New Roman"/>
+          <w:i/>
+          <w:color w:val="FF0000"/>
+          <w:sz w:val="24"/>
+          <w:szCs w:val="24"/>
         </w:rPr>
         <w:t>Стих:</w:t>
       </w:r>
@@ -2840,16 +4027,18 @@
           <w:rFonts w:ascii="Times New Roman" w:hAnsi="Times New Roman"/>
           <w:i/>
           <w:sz w:val="24"/>
-        </w:rPr>
-        <w:t xml:space="preserve"> </w:t>
-      </w:r>
-      <w:r>
-        <w:rPr>
-          <w:rFonts w:ascii="Times New Roman" w:hAnsi="Times New Roman"/>
-          <w:sz w:val="24"/>
+          <w:szCs w:val="24"/>
+        </w:rPr>
+        <w:t xml:space="preserve"> </w:t>
+      </w:r>
+      <w:r>
+        <w:rPr>
+          <w:rFonts w:ascii="Times New Roman" w:hAnsi="Times New Roman"/>
+          <w:sz w:val="24"/>
+          <w:szCs w:val="24"/>
           <w:u w:val="single"/>
         </w:rPr>
-        <w:t>Коли́ Ти, Го́споди, зважа́тимеш на беззако́ння, то хто всто́їться, Го́споди.* Та в Те́бе є проще́ння.</w:t>
+        <w:t>Коли ти, Господи, зважатимеш на беззаконня,* то хто встоїться, Господи, та в тебе є прощення.</w:t>
       </w:r>
     </w:p>
     <w:p>
@@ -2875,13 +4064,70 @@
       <w:pPr>
         <w:spacing w:after="120"/>
         <w:jc w:val="both"/>
-      </w:pPr>
-      <w:r>
-        <w:rPr>
-          <w:rFonts w:ascii="Times New Roman" w:hAnsi="Times New Roman"/>
-          <w:i/>
-          <w:color w:val="FF0000"/>
-          <w:sz w:val="24"/>
+        <w:rPr>
+          <w:rFonts w:ascii="Times New Roman" w:hAnsi="Times New Roman"/>
+          <w:sz w:val="24"/>
+          <w:szCs w:val="24"/>
+          <w:u w:val="single"/>
+        </w:rPr>
+      </w:pPr>
+      <w:r>
+        <w:rPr>
+          <w:rFonts w:ascii="Times New Roman" w:hAnsi="Times New Roman"/>
+          <w:i/>
+          <w:color w:val="FF0000"/>
+          <w:sz w:val="24"/>
+          <w:szCs w:val="24"/>
+        </w:rPr>
+        <w:t xml:space="preserve">Стих: </w:t>
+      </w:r>
+      <w:r>
+        <w:rPr>
+          <w:rFonts w:ascii="Times New Roman" w:hAnsi="Times New Roman"/>
+          <w:sz w:val="24"/>
+          <w:szCs w:val="24"/>
+          <w:u w:val="single"/>
+        </w:rPr>
+        <w:t>Задля імени твого надіюсь на тебе, Господи,* надіється душа моя на слово твоє; надіється душа моя на Господа.</w:t>
+      </w:r>
+    </w:p>
+    <w:p>
+      <w:pPr>
+        <w:spacing w:after="120"/>
+        <w:jc w:val="both"/>
+        <w:rPr>
+          <w:rFonts w:ascii="Times New Roman" w:hAnsi="Times New Roman"/>
+          <w:sz w:val="24"/>
+          <w:szCs w:val="24"/>
+        </w:rPr>
+      </w:pPr>
+      <w:r>
+        <w:rPr>
+          <w:rFonts w:ascii="Times New Roman" w:hAnsi="Times New Roman"/>
+          <w:sz w:val="24"/>
+          <w:szCs w:val="24"/>
+        </w:rPr>
+        <w:t>Просвіченим твоїм розумом ти посоромила того ворога,* що був обманув Єву і зламала його зброю.* Ти розвела богонасаджений церковний рай* і в ньому насадила життєдайне хресне дерево* та й зготувала трапезу Божої поживи,* і невичерпне джерело Христової крови.* Напившись з неї,* ти перебуваєш нетлінною* і завжди молишся за нас.</w:t>
+      </w:r>
+    </w:p>
+    <w:p>
+      <w:pPr>
+        <w:spacing w:after="120"/>
+        <w:jc w:val="both"/>
+        <w:rPr>
+          <w:rFonts w:ascii="Times New Roman" w:hAnsi="Times New Roman"/>
+          <w:sz w:val="24"/>
+          <w:szCs w:val="24"/>
+          <w:u w:val="single"/>
+        </w:rPr>
+      </w:pPr>
+      <w:r>
+        <w:rPr>
+          <w:rFonts w:ascii="Times New Roman" w:hAnsi="Times New Roman"/>
+          <w:i/>
+          <w:color w:val="FF0000"/>
+          <w:sz w:val="24"/>
+          <w:szCs w:val="24"/>
         </w:rPr>
         <w:t>Стих:</w:t>
       </w:r>
@@ -2890,48 +4136,57 @@
           <w:rFonts w:ascii="Times New Roman" w:hAnsi="Times New Roman"/>
           <w:i/>
           <w:sz w:val="24"/>
-        </w:rPr>
-        <w:t xml:space="preserve"> </w:t>
-      </w:r>
-      <w:r>
-        <w:rPr>
-          <w:rFonts w:ascii="Times New Roman" w:hAnsi="Times New Roman"/>
-          <w:sz w:val="24"/>
+          <w:szCs w:val="24"/>
+        </w:rPr>
+        <w:t xml:space="preserve"> </w:t>
+      </w:r>
+      <w:r>
+        <w:rPr>
+          <w:rFonts w:ascii="Times New Roman" w:hAnsi="Times New Roman"/>
+          <w:sz w:val="24"/>
+          <w:szCs w:val="24"/>
           <w:u w:val="single"/>
         </w:rPr>
-        <w:t>За́для І́мени Твого́ наді́юсь на Те́бе, Го́споди, наді́ється душа́ моя́ на сло́во Твоє́;* наді́ється душа́ моя́ на Го́спода.</w:t>
-      </w:r>
-    </w:p>
-    <w:p>
-      <w:pPr>
-        <w:spacing w:after="120"/>
-        <w:jc w:val="both"/>
-        <w:rPr>
-          <w:rFonts w:ascii="Times New Roman" w:hAnsi="Times New Roman"/>
-          <w:sz w:val="24"/>
-          <w:szCs w:val="24"/>
-        </w:rPr>
-      </w:pPr>
-      <w:r>
-        <w:rPr>
-          <w:rFonts w:ascii="Times New Roman" w:hAnsi="Times New Roman"/>
-          <w:sz w:val="24"/>
-          <w:szCs w:val="24"/>
-        </w:rPr>
-        <w:t>Просвіченим твоїм розумом ти посоромила того ворога,* що був обманув Єву і зламала його зброю.* Ти розвела богонасаджений церковний рай* і в ньому насадила життєдайне хресне дерево* та й зготувала трапезу Божої поживи,* і невичерпне джерело Христової крови.* Напившись з неї,* ти перебуваєш нетлінною* і завжди молишся за нас.</w:t>
-      </w:r>
-    </w:p>
-    <w:p>
-      <w:pPr>
-        <w:spacing w:after="120"/>
-        <w:jc w:val="both"/>
-      </w:pPr>
-      <w:r>
-        <w:rPr>
-          <w:rFonts w:ascii="Times New Roman" w:hAnsi="Times New Roman"/>
-          <w:i/>
-          <w:color w:val="FF0000"/>
-          <w:sz w:val="24"/>
+        <w:t>Від ранньої сторожі до ночі* від ранньої сторожі нехай уповає Ізраїль на Господа.</w:t>
+      </w:r>
+    </w:p>
+    <w:p>
+      <w:pPr>
+        <w:spacing w:after="120"/>
+        <w:jc w:val="both"/>
+        <w:rPr>
+          <w:rFonts w:ascii="Times New Roman" w:hAnsi="Times New Roman"/>
+          <w:sz w:val="24"/>
+          <w:szCs w:val="24"/>
+        </w:rPr>
+      </w:pPr>
+      <w:r>
+        <w:rPr>
+          <w:rFonts w:ascii="Times New Roman" w:hAnsi="Times New Roman"/>
+          <w:sz w:val="24"/>
+          <w:szCs w:val="24"/>
+        </w:rPr>
+        <w:t>Радійте духовно, руські країни,* вшановуючи пам'ять богомудрої Ольги.* Бо вона постійно молиться до Христа,* маючи за помічницю* Пресвяту Богородицю,* з чудотворцями й мучениками,* щоб визволити від бід і скорбот тих,* які з вірою її оспівують* і вшановують її священну пам'ять.</w:t>
+      </w:r>
+    </w:p>
+    <w:p>
+      <w:pPr>
+        <w:spacing w:after="120"/>
+        <w:jc w:val="both"/>
+        <w:rPr>
+          <w:rFonts w:ascii="Times New Roman" w:hAnsi="Times New Roman"/>
+          <w:sz w:val="24"/>
+          <w:szCs w:val="24"/>
+          <w:u w:val="single"/>
+        </w:rPr>
+      </w:pPr>
+      <w:r>
+        <w:rPr>
+          <w:rFonts w:ascii="Times New Roman" w:hAnsi="Times New Roman"/>
+          <w:i/>
+          <w:color w:val="FF0000"/>
+          <w:sz w:val="24"/>
+          <w:szCs w:val="24"/>
         </w:rPr>
         <w:t>Стих:</w:t>
       </w:r>
@@ -2940,16 +4195,18 @@
           <w:rFonts w:ascii="Times New Roman" w:hAnsi="Times New Roman"/>
           <w:i/>
           <w:sz w:val="24"/>
-        </w:rPr>
-        <w:t xml:space="preserve"> </w:t>
-      </w:r>
-      <w:r>
-        <w:rPr>
-          <w:rFonts w:ascii="Times New Roman" w:hAnsi="Times New Roman"/>
-          <w:sz w:val="24"/>
+          <w:szCs w:val="24"/>
+        </w:rPr>
+        <w:t xml:space="preserve"> </w:t>
+      </w:r>
+      <w:r>
+        <w:rPr>
+          <w:rFonts w:ascii="Times New Roman" w:hAnsi="Times New Roman"/>
+          <w:sz w:val="24"/>
+          <w:szCs w:val="24"/>
           <w:u w:val="single"/>
         </w:rPr>
-        <w:t>Від ра́нньої сторо́жі до но́чі від ра́нньої сторо́жі* неха́й упова́є Ізра́їль на Го́спода.</w:t>
+        <w:t>Бо в Господа милість і відкуплення велике в нього;* він визволить Ізраїля від усього беззаконня його.</w:t>
       </w:r>
     </w:p>
     <w:p>
@@ -2974,14 +4231,46 @@
     <w:p>
       <w:pPr>
         <w:spacing w:after="120"/>
-        <w:jc w:val="both"/>
-      </w:pPr>
-      <w:r>
-        <w:rPr>
-          <w:rFonts w:ascii="Times New Roman" w:hAnsi="Times New Roman"/>
-          <w:i/>
-          <w:color w:val="FF0000"/>
-          <w:sz w:val="24"/>
+        <w:jc w:val="center"/>
+        <w:rPr>
+          <w:rFonts w:ascii="Times New Roman" w:hAnsi="Times New Roman"/>
+          <w:b/>
+          <w:i/>
+          <w:color w:val="FF0000"/>
+          <w:sz w:val="24"/>
+          <w:szCs w:val="24"/>
+        </w:rPr>
+      </w:pPr>
+      <w:r>
+        <w:rPr>
+          <w:rFonts w:ascii="Times New Roman" w:hAnsi="Times New Roman"/>
+          <w:b/>
+          <w:i/>
+          <w:color w:val="FF0000"/>
+          <w:sz w:val="24"/>
+          <w:szCs w:val="24"/>
+        </w:rPr>
+        <w:t>Псалом 116</w:t>
+      </w:r>
+    </w:p>
+    <w:p>
+      <w:pPr>
+        <w:spacing w:after="120"/>
+        <w:jc w:val="both"/>
+        <w:rPr>
+          <w:rFonts w:ascii="Times New Roman" w:hAnsi="Times New Roman"/>
+          <w:sz w:val="24"/>
+          <w:szCs w:val="24"/>
+          <w:u w:val="single"/>
+        </w:rPr>
+      </w:pPr>
+      <w:r>
+        <w:rPr>
+          <w:rFonts w:ascii="Times New Roman" w:hAnsi="Times New Roman"/>
+          <w:i/>
+          <w:color w:val="FF0000"/>
+          <w:sz w:val="24"/>
+          <w:szCs w:val="24"/>
         </w:rPr>
         <w:t>Стих:</w:t>
       </w:r>
@@ -2990,73 +4279,1107 @@
           <w:rFonts w:ascii="Times New Roman" w:hAnsi="Times New Roman"/>
           <w:i/>
           <w:sz w:val="24"/>
-        </w:rPr>
-        <w:t xml:space="preserve"> </w:t>
-      </w:r>
-      <w:r>
-        <w:rPr>
-          <w:rFonts w:ascii="Times New Roman" w:hAnsi="Times New Roman"/>
-          <w:sz w:val="24"/>
+          <w:szCs w:val="24"/>
+        </w:rPr>
+        <w:t xml:space="preserve"> </w:t>
+      </w:r>
+      <w:r>
+        <w:rPr>
+          <w:rFonts w:ascii="Times New Roman" w:hAnsi="Times New Roman"/>
+          <w:sz w:val="24"/>
+          <w:szCs w:val="24"/>
           <w:u w:val="single"/>
         </w:rPr>
-        <w:t>Бо в Го́спода ми́лість і відку́плення вели́ке в Ньо́го;* Він ви́зволить Ізра́їля від усьо́го беззако́ння його́.</w:t>
-      </w:r>
-    </w:p>
-    <w:p>
-      <w:pPr>
-        <w:spacing w:after="120"/>
-        <w:jc w:val="both"/>
-        <w:rPr>
-          <w:rFonts w:ascii="Times New Roman" w:hAnsi="Times New Roman"/>
-          <w:sz w:val="24"/>
-          <w:szCs w:val="24"/>
-        </w:rPr>
-      </w:pPr>
-      <w:r>
-        <w:rPr>
-          <w:rFonts w:ascii="Times New Roman" w:hAnsi="Times New Roman"/>
-          <w:sz w:val="24"/>
-          <w:szCs w:val="24"/>
-        </w:rPr>
-        <w:t>Радійте духовно, руські країни,* вшановуючи пам'ять богомудрої Ольги.* Бо вона постійно молиться до Христа,* маючи за помічницю* Пресвяту Богородицю,* з чудотворцями й мучениками,* щоб визволити від бід і скорбот тих,* які з вірою її оспівують* і вшановують її священну пам'ять.</w:t>
-      </w:r>
-    </w:p>
-    <w:p>
-      <w:pPr>
-        <w:spacing w:after="120"/>
-        <w:jc w:val="center"/>
-        <w:rPr>
-          <w:rFonts w:ascii="Times New Roman" w:hAnsi="Times New Roman"/>
-          <w:b/>
-          <w:i/>
-          <w:color w:val="FF0000"/>
-          <w:sz w:val="24"/>
-          <w:szCs w:val="24"/>
-        </w:rPr>
-      </w:pPr>
-      <w:r>
-        <w:rPr>
-          <w:rFonts w:ascii="Times New Roman" w:hAnsi="Times New Roman"/>
-          <w:b/>
-          <w:i/>
-          <w:color w:val="FF0000"/>
-          <w:sz w:val="24"/>
-          <w:szCs w:val="24"/>
-        </w:rPr>
-        <w:t>Псалом 116</w:t>
-      </w:r>
-    </w:p>
-    <w:p>
-      <w:pPr>
-        <w:spacing w:after="120"/>
-        <w:jc w:val="both"/>
-      </w:pPr>
-      <w:r>
-        <w:rPr>
-          <w:rFonts w:ascii="Times New Roman" w:hAnsi="Times New Roman"/>
-          <w:i/>
-          <w:color w:val="FF0000"/>
-          <w:sz w:val="24"/>
+        <w:t>Хваліте Господа всі народи!* Прославляйте його всі люди!</w:t>
+      </w:r>
+    </w:p>
+    <w:p>
+      <w:pPr>
+        <w:spacing w:after="120"/>
+        <w:jc w:val="both"/>
+        <w:rPr>
+          <w:rFonts w:ascii="Times New Roman" w:hAnsi="Times New Roman"/>
+          <w:sz w:val="24"/>
+          <w:szCs w:val="24"/>
+        </w:rPr>
+      </w:pPr>
+      <w:r>
+        <w:rPr>
+          <w:rFonts w:ascii="Times New Roman" w:hAnsi="Times New Roman" w:hint="eastAsia"/>
+          <w:sz w:val="24"/>
+          <w:szCs w:val="24"/>
+        </w:rPr>
+        <w:t>Прийдіть</w:t>
+      </w:r>
+      <w:r>
+        <w:rPr>
+          <w:rFonts w:ascii="Times New Roman" w:hAnsi="Times New Roman"/>
+          <w:sz w:val="24"/>
+          <w:szCs w:val="24"/>
+        </w:rPr>
+        <w:t xml:space="preserve">, </w:t>
+      </w:r>
+      <w:r>
+        <w:rPr>
+          <w:rFonts w:ascii="Times New Roman" w:hAnsi="Times New Roman" w:hint="eastAsia"/>
+          <w:sz w:val="24"/>
+          <w:szCs w:val="24"/>
+        </w:rPr>
+        <w:t>Київської</w:t>
+      </w:r>
+      <w:r>
+        <w:rPr>
+          <w:rFonts w:ascii="Times New Roman" w:hAnsi="Times New Roman"/>
+          <w:sz w:val="24"/>
+          <w:szCs w:val="24"/>
+        </w:rPr>
+        <w:t xml:space="preserve"> </w:t>
+      </w:r>
+      <w:r>
+        <w:rPr>
+          <w:rFonts w:ascii="Times New Roman" w:hAnsi="Times New Roman" w:hint="eastAsia"/>
+          <w:sz w:val="24"/>
+          <w:szCs w:val="24"/>
+        </w:rPr>
+        <w:t>Руси христолюбиві</w:t>
+      </w:r>
+      <w:r>
+        <w:rPr>
+          <w:rFonts w:ascii="Times New Roman" w:hAnsi="Times New Roman"/>
+          <w:sz w:val="24"/>
+          <w:szCs w:val="24"/>
+        </w:rPr>
+        <w:t xml:space="preserve"> </w:t>
+      </w:r>
+      <w:r>
+        <w:rPr>
+          <w:rFonts w:ascii="Times New Roman" w:hAnsi="Times New Roman" w:hint="eastAsia"/>
+          <w:sz w:val="24"/>
+          <w:szCs w:val="24"/>
+        </w:rPr>
+        <w:t>люди</w:t>
+      </w:r>
+      <w:r>
+        <w:rPr>
+          <w:rFonts w:ascii="Times New Roman" w:hAnsi="Times New Roman"/>
+          <w:sz w:val="24"/>
+          <w:szCs w:val="24"/>
+        </w:rPr>
+        <w:t>,</w:t>
+      </w:r>
+      <w:r>
+        <w:rPr>
+          <w:rFonts w:ascii="Times New Roman" w:hAnsi="Times New Roman"/>
+          <w:sz w:val="24"/>
+          <w:szCs w:val="24"/>
+          <w:lang w:val="uk-UA"/>
+        </w:rPr>
+        <w:t>*</w:t>
+      </w:r>
+      <w:r>
+        <w:rPr>
+          <w:rFonts w:ascii="Times New Roman" w:hAnsi="Times New Roman"/>
+          <w:sz w:val="24"/>
+          <w:szCs w:val="24"/>
+        </w:rPr>
+        <w:t xml:space="preserve"> </w:t>
+      </w:r>
+      <w:r>
+        <w:rPr>
+          <w:rFonts w:ascii="Times New Roman" w:hAnsi="Times New Roman" w:hint="eastAsia"/>
+          <w:sz w:val="24"/>
+          <w:szCs w:val="24"/>
+        </w:rPr>
+        <w:t>прославмо</w:t>
+      </w:r>
+      <w:r>
+        <w:rPr>
+          <w:rFonts w:ascii="Times New Roman" w:hAnsi="Times New Roman"/>
+          <w:sz w:val="24"/>
+          <w:szCs w:val="24"/>
+        </w:rPr>
+        <w:t xml:space="preserve"> </w:t>
+      </w:r>
+      <w:r>
+        <w:rPr>
+          <w:rFonts w:ascii="Times New Roman" w:hAnsi="Times New Roman" w:hint="eastAsia"/>
+          <w:sz w:val="24"/>
+          <w:szCs w:val="24"/>
+        </w:rPr>
+        <w:t>похвальними</w:t>
+      </w:r>
+      <w:r>
+        <w:rPr>
+          <w:rFonts w:ascii="Times New Roman" w:hAnsi="Times New Roman"/>
+          <w:sz w:val="24"/>
+          <w:szCs w:val="24"/>
+        </w:rPr>
+        <w:t xml:space="preserve"> </w:t>
+      </w:r>
+      <w:r>
+        <w:rPr>
+          <w:rFonts w:ascii="Times New Roman" w:hAnsi="Times New Roman" w:hint="eastAsia"/>
+          <w:sz w:val="24"/>
+          <w:szCs w:val="24"/>
+        </w:rPr>
+        <w:t>піснями</w:t>
+      </w:r>
+      <w:r>
+        <w:rPr>
+          <w:rFonts w:ascii="Times New Roman" w:hAnsi="Times New Roman"/>
+          <w:sz w:val="24"/>
+          <w:szCs w:val="24"/>
+        </w:rPr>
+        <w:t xml:space="preserve"> </w:t>
+      </w:r>
+      <w:r>
+        <w:rPr>
+          <w:rFonts w:ascii="Times New Roman" w:hAnsi="Times New Roman" w:hint="eastAsia"/>
+          <w:sz w:val="24"/>
+          <w:szCs w:val="24"/>
+        </w:rPr>
+        <w:t>праматір</w:t>
+      </w:r>
+      <w:r>
+        <w:rPr>
+          <w:rFonts w:ascii="Times New Roman" w:hAnsi="Times New Roman"/>
+          <w:sz w:val="24"/>
+          <w:szCs w:val="24"/>
+        </w:rPr>
+        <w:t xml:space="preserve"> </w:t>
+      </w:r>
+      <w:r>
+        <w:rPr>
+          <w:rFonts w:ascii="Times New Roman" w:hAnsi="Times New Roman" w:hint="eastAsia"/>
+          <w:sz w:val="24"/>
+          <w:szCs w:val="24"/>
+        </w:rPr>
+        <w:t>нашу</w:t>
+      </w:r>
+      <w:r>
+        <w:rPr>
+          <w:rFonts w:ascii="Times New Roman" w:hAnsi="Times New Roman"/>
+          <w:sz w:val="24"/>
+          <w:szCs w:val="24"/>
+        </w:rPr>
+        <w:t>,</w:t>
+      </w:r>
+      <w:r>
+        <w:rPr>
+          <w:rFonts w:ascii="Times New Roman" w:hAnsi="Times New Roman"/>
+          <w:sz w:val="24"/>
+          <w:szCs w:val="24"/>
+          <w:lang w:val="uk-UA"/>
+        </w:rPr>
+        <w:t>*</w:t>
+      </w:r>
+      <w:r>
+        <w:rPr>
+          <w:rFonts w:ascii="Times New Roman" w:hAnsi="Times New Roman"/>
+          <w:sz w:val="24"/>
+          <w:szCs w:val="24"/>
+        </w:rPr>
+        <w:t xml:space="preserve"> </w:t>
+      </w:r>
+      <w:r>
+        <w:rPr>
+          <w:rFonts w:ascii="Times New Roman" w:hAnsi="Times New Roman" w:hint="eastAsia"/>
+          <w:sz w:val="24"/>
+          <w:szCs w:val="24"/>
+        </w:rPr>
+        <w:t>що</w:t>
+      </w:r>
+      <w:r>
+        <w:rPr>
+          <w:rFonts w:ascii="Times New Roman" w:hAnsi="Times New Roman"/>
+          <w:sz w:val="24"/>
+          <w:szCs w:val="24"/>
+        </w:rPr>
+        <w:t xml:space="preserve"> </w:t>
+      </w:r>
+      <w:r>
+        <w:rPr>
+          <w:rFonts w:ascii="Times New Roman" w:hAnsi="Times New Roman" w:hint="eastAsia"/>
+          <w:sz w:val="24"/>
+          <w:szCs w:val="24"/>
+        </w:rPr>
+        <w:t>показала</w:t>
+      </w:r>
+      <w:r>
+        <w:rPr>
+          <w:rFonts w:ascii="Times New Roman" w:hAnsi="Times New Roman"/>
+          <w:sz w:val="24"/>
+          <w:szCs w:val="24"/>
+        </w:rPr>
+        <w:t xml:space="preserve"> </w:t>
+      </w:r>
+      <w:r>
+        <w:rPr>
+          <w:rFonts w:ascii="Times New Roman" w:hAnsi="Times New Roman" w:hint="eastAsia"/>
+          <w:sz w:val="24"/>
+          <w:szCs w:val="24"/>
+        </w:rPr>
+        <w:t>велику</w:t>
+      </w:r>
+      <w:r>
+        <w:rPr>
+          <w:rFonts w:ascii="Times New Roman" w:hAnsi="Times New Roman"/>
+          <w:sz w:val="24"/>
+          <w:szCs w:val="24"/>
+        </w:rPr>
+        <w:t xml:space="preserve"> </w:t>
+      </w:r>
+      <w:r>
+        <w:rPr>
+          <w:rFonts w:ascii="Times New Roman" w:hAnsi="Times New Roman" w:hint="eastAsia"/>
+          <w:sz w:val="24"/>
+          <w:szCs w:val="24"/>
+        </w:rPr>
+        <w:t>мудрість</w:t>
+      </w:r>
+      <w:r>
+        <w:rPr>
+          <w:rFonts w:ascii="Times New Roman" w:hAnsi="Times New Roman"/>
+          <w:sz w:val="24"/>
+          <w:szCs w:val="24"/>
+        </w:rPr>
+        <w:t xml:space="preserve"> </w:t>
+      </w:r>
+      <w:r>
+        <w:rPr>
+          <w:rFonts w:ascii="Times New Roman" w:hAnsi="Times New Roman" w:hint="eastAsia"/>
+          <w:sz w:val="24"/>
+          <w:szCs w:val="24"/>
+        </w:rPr>
+        <w:t>і</w:t>
+      </w:r>
+      <w:r>
+        <w:rPr>
+          <w:rFonts w:ascii="Times New Roman" w:hAnsi="Times New Roman"/>
+          <w:sz w:val="24"/>
+          <w:szCs w:val="24"/>
+        </w:rPr>
+        <w:t xml:space="preserve"> </w:t>
+      </w:r>
+      <w:r>
+        <w:rPr>
+          <w:rFonts w:ascii="Times New Roman" w:hAnsi="Times New Roman" w:hint="eastAsia"/>
+          <w:sz w:val="24"/>
+          <w:szCs w:val="24"/>
+        </w:rPr>
+        <w:t>мужність</w:t>
+      </w:r>
+      <w:r>
+        <w:rPr>
+          <w:rFonts w:ascii="Times New Roman" w:hAnsi="Times New Roman"/>
+          <w:sz w:val="24"/>
+          <w:szCs w:val="24"/>
+        </w:rPr>
+        <w:t>,</w:t>
+      </w:r>
+      <w:r>
+        <w:rPr>
+          <w:rFonts w:ascii="Times New Roman" w:hAnsi="Times New Roman"/>
+          <w:sz w:val="24"/>
+          <w:szCs w:val="24"/>
+          <w:lang w:val="uk-UA"/>
+        </w:rPr>
+        <w:t>*</w:t>
+      </w:r>
+      <w:r>
+        <w:rPr>
+          <w:rFonts w:ascii="Times New Roman" w:hAnsi="Times New Roman"/>
+          <w:sz w:val="24"/>
+          <w:szCs w:val="24"/>
+        </w:rPr>
+        <w:t xml:space="preserve"> </w:t>
+      </w:r>
+      <w:r>
+        <w:rPr>
+          <w:rFonts w:ascii="Times New Roman" w:hAnsi="Times New Roman" w:hint="eastAsia"/>
+          <w:sz w:val="24"/>
+          <w:szCs w:val="24"/>
+        </w:rPr>
+        <w:t>славу</w:t>
+      </w:r>
+      <w:r>
+        <w:rPr>
+          <w:rFonts w:ascii="Times New Roman" w:hAnsi="Times New Roman"/>
+          <w:sz w:val="24"/>
+          <w:szCs w:val="24"/>
+        </w:rPr>
+        <w:t xml:space="preserve"> </w:t>
+      </w:r>
+      <w:r>
+        <w:rPr>
+          <w:rFonts w:ascii="Times New Roman" w:hAnsi="Times New Roman" w:hint="eastAsia"/>
+          <w:sz w:val="24"/>
+          <w:szCs w:val="24"/>
+        </w:rPr>
+        <w:t>світу</w:t>
+      </w:r>
+      <w:r>
+        <w:rPr>
+          <w:rFonts w:ascii="Times New Roman" w:hAnsi="Times New Roman"/>
+          <w:sz w:val="24"/>
+          <w:szCs w:val="24"/>
+        </w:rPr>
+        <w:t xml:space="preserve"> </w:t>
+      </w:r>
+      <w:r>
+        <w:rPr>
+          <w:rFonts w:ascii="Times New Roman" w:hAnsi="Times New Roman" w:hint="eastAsia"/>
+          <w:sz w:val="24"/>
+          <w:szCs w:val="24"/>
+        </w:rPr>
+        <w:t>знехтувала</w:t>
+      </w:r>
+      <w:r>
+        <w:rPr>
+          <w:rFonts w:ascii="Times New Roman" w:hAnsi="Times New Roman"/>
+          <w:sz w:val="24"/>
+          <w:szCs w:val="24"/>
+          <w:lang w:val="uk-UA"/>
+        </w:rPr>
+        <w:t>*</w:t>
+      </w:r>
+      <w:r>
+        <w:rPr>
+          <w:rFonts w:ascii="Times New Roman" w:hAnsi="Times New Roman"/>
+          <w:sz w:val="24"/>
+          <w:szCs w:val="24"/>
+        </w:rPr>
+        <w:t xml:space="preserve"> </w:t>
+      </w:r>
+      <w:r>
+        <w:rPr>
+          <w:rFonts w:ascii="Times New Roman" w:hAnsi="Times New Roman" w:hint="eastAsia"/>
+          <w:sz w:val="24"/>
+          <w:szCs w:val="24"/>
+        </w:rPr>
+        <w:t>і</w:t>
+      </w:r>
+      <w:r>
+        <w:rPr>
+          <w:rFonts w:ascii="Times New Roman" w:hAnsi="Times New Roman"/>
+          <w:sz w:val="24"/>
+          <w:szCs w:val="24"/>
+        </w:rPr>
+        <w:t xml:space="preserve"> </w:t>
+      </w:r>
+      <w:r>
+        <w:rPr>
+          <w:rFonts w:ascii="Times New Roman" w:hAnsi="Times New Roman" w:hint="eastAsia"/>
+          <w:sz w:val="24"/>
+          <w:szCs w:val="24"/>
+        </w:rPr>
+        <w:t>полюбила</w:t>
+      </w:r>
+      <w:r>
+        <w:rPr>
+          <w:rFonts w:ascii="Times New Roman" w:hAnsi="Times New Roman"/>
+          <w:sz w:val="24"/>
+          <w:szCs w:val="24"/>
+        </w:rPr>
+        <w:t xml:space="preserve"> </w:t>
+      </w:r>
+      <w:r>
+        <w:rPr>
+          <w:rFonts w:ascii="Times New Roman" w:hAnsi="Times New Roman" w:hint="eastAsia"/>
+          <w:sz w:val="24"/>
+          <w:szCs w:val="24"/>
+        </w:rPr>
+        <w:t>більше</w:t>
+      </w:r>
+      <w:r>
+        <w:rPr>
+          <w:rFonts w:ascii="Times New Roman" w:hAnsi="Times New Roman"/>
+          <w:sz w:val="24"/>
+          <w:szCs w:val="24"/>
+        </w:rPr>
+        <w:t xml:space="preserve"> </w:t>
+      </w:r>
+      <w:r>
+        <w:rPr>
+          <w:rFonts w:ascii="Times New Roman" w:hAnsi="Times New Roman" w:hint="eastAsia"/>
+          <w:sz w:val="24"/>
+          <w:szCs w:val="24"/>
+        </w:rPr>
+        <w:t>за</w:t>
+      </w:r>
+      <w:r>
+        <w:rPr>
+          <w:rFonts w:ascii="Times New Roman" w:hAnsi="Times New Roman"/>
+          <w:sz w:val="24"/>
+          <w:szCs w:val="24"/>
+        </w:rPr>
+        <w:t xml:space="preserve"> </w:t>
+      </w:r>
+      <w:r>
+        <w:rPr>
+          <w:rFonts w:ascii="Times New Roman" w:hAnsi="Times New Roman" w:hint="eastAsia"/>
+          <w:sz w:val="24"/>
+          <w:szCs w:val="24"/>
+        </w:rPr>
+        <w:t>все</w:t>
+      </w:r>
+      <w:r>
+        <w:rPr>
+          <w:rFonts w:ascii="Times New Roman" w:hAnsi="Times New Roman"/>
+          <w:sz w:val="24"/>
+          <w:szCs w:val="24"/>
+        </w:rPr>
+        <w:t xml:space="preserve"> </w:t>
+      </w:r>
+      <w:r>
+        <w:rPr>
+          <w:rFonts w:ascii="Times New Roman" w:hAnsi="Times New Roman" w:hint="eastAsia"/>
+          <w:sz w:val="24"/>
+          <w:szCs w:val="24"/>
+        </w:rPr>
+        <w:t>Христа</w:t>
+      </w:r>
+      <w:r>
+        <w:rPr>
+          <w:rFonts w:ascii="Times New Roman" w:hAnsi="Times New Roman"/>
+          <w:sz w:val="24"/>
+          <w:szCs w:val="24"/>
+        </w:rPr>
+        <w:t xml:space="preserve"> </w:t>
+      </w:r>
+      <w:r>
+        <w:rPr>
+          <w:rFonts w:ascii="Times New Roman" w:hAnsi="Times New Roman" w:hint="eastAsia"/>
+          <w:sz w:val="24"/>
+          <w:szCs w:val="24"/>
+        </w:rPr>
+        <w:t>Бога</w:t>
+      </w:r>
+      <w:r>
+        <w:rPr>
+          <w:rFonts w:ascii="Times New Roman" w:hAnsi="Times New Roman"/>
+          <w:sz w:val="24"/>
+          <w:szCs w:val="24"/>
+        </w:rPr>
+        <w:t xml:space="preserve"> </w:t>
+      </w:r>
+      <w:r>
+        <w:rPr>
+          <w:rFonts w:ascii="Times New Roman" w:hAnsi="Times New Roman" w:hint="eastAsia"/>
+          <w:sz w:val="24"/>
+          <w:szCs w:val="24"/>
+        </w:rPr>
+        <w:t>істинного</w:t>
+      </w:r>
+      <w:r>
+        <w:rPr>
+          <w:rFonts w:ascii="Times New Roman" w:hAnsi="Times New Roman"/>
+          <w:sz w:val="24"/>
+          <w:szCs w:val="24"/>
+        </w:rPr>
+        <w:t>,</w:t>
+      </w:r>
+      <w:r>
+        <w:rPr>
+          <w:rFonts w:ascii="Times New Roman" w:hAnsi="Times New Roman"/>
+          <w:sz w:val="24"/>
+          <w:szCs w:val="24"/>
+          <w:lang w:val="uk-UA"/>
+        </w:rPr>
+        <w:t>*</w:t>
+      </w:r>
+      <w:r>
+        <w:rPr>
+          <w:rFonts w:ascii="Times New Roman" w:hAnsi="Times New Roman"/>
+          <w:sz w:val="24"/>
+          <w:szCs w:val="24"/>
+        </w:rPr>
+        <w:t xml:space="preserve"> </w:t>
+      </w:r>
+      <w:r>
+        <w:rPr>
+          <w:rFonts w:ascii="Times New Roman" w:hAnsi="Times New Roman" w:hint="eastAsia"/>
+          <w:sz w:val="24"/>
+          <w:szCs w:val="24"/>
+        </w:rPr>
+        <w:t>і</w:t>
+      </w:r>
+      <w:r>
+        <w:rPr>
+          <w:rFonts w:ascii="Times New Roman" w:hAnsi="Times New Roman"/>
+          <w:sz w:val="24"/>
+          <w:szCs w:val="24"/>
+        </w:rPr>
+        <w:t xml:space="preserve"> </w:t>
+      </w:r>
+      <w:r>
+        <w:rPr>
+          <w:rFonts w:ascii="Times New Roman" w:hAnsi="Times New Roman" w:hint="eastAsia"/>
+          <w:sz w:val="24"/>
+          <w:szCs w:val="24"/>
+        </w:rPr>
+        <w:t>так</w:t>
+      </w:r>
+      <w:r>
+        <w:rPr>
+          <w:rFonts w:ascii="Times New Roman" w:hAnsi="Times New Roman"/>
+          <w:sz w:val="24"/>
+          <w:szCs w:val="24"/>
+        </w:rPr>
+        <w:t xml:space="preserve"> </w:t>
+      </w:r>
+      <w:r>
+        <w:rPr>
+          <w:rFonts w:ascii="Times New Roman" w:hAnsi="Times New Roman" w:hint="eastAsia"/>
+          <w:sz w:val="24"/>
+          <w:szCs w:val="24"/>
+        </w:rPr>
+        <w:t>до</w:t>
+      </w:r>
+      <w:r>
+        <w:rPr>
+          <w:rFonts w:ascii="Times New Roman" w:hAnsi="Times New Roman"/>
+          <w:sz w:val="24"/>
+          <w:szCs w:val="24"/>
+        </w:rPr>
+        <w:t xml:space="preserve"> </w:t>
+      </w:r>
+      <w:r>
+        <w:rPr>
+          <w:rFonts w:ascii="Times New Roman" w:hAnsi="Times New Roman" w:hint="eastAsia"/>
+          <w:sz w:val="24"/>
+          <w:szCs w:val="24"/>
+        </w:rPr>
+        <w:t>неї</w:t>
+      </w:r>
+      <w:r>
+        <w:rPr>
+          <w:rFonts w:ascii="Times New Roman" w:hAnsi="Times New Roman"/>
+          <w:sz w:val="24"/>
+          <w:szCs w:val="24"/>
+        </w:rPr>
+        <w:t xml:space="preserve"> </w:t>
+      </w:r>
+      <w:r>
+        <w:rPr>
+          <w:rFonts w:ascii="Times New Roman" w:hAnsi="Times New Roman" w:hint="eastAsia"/>
+          <w:sz w:val="24"/>
+          <w:szCs w:val="24"/>
+        </w:rPr>
+        <w:t>взиваймо</w:t>
+      </w:r>
+      <w:r>
+        <w:rPr>
+          <w:rFonts w:ascii="Times New Roman" w:hAnsi="Times New Roman"/>
+          <w:sz w:val="24"/>
+          <w:szCs w:val="24"/>
+        </w:rPr>
+        <w:t>:</w:t>
+      </w:r>
+      <w:r>
+        <w:rPr>
+          <w:rFonts w:ascii="Times New Roman" w:hAnsi="Times New Roman"/>
+          <w:sz w:val="24"/>
+          <w:szCs w:val="24"/>
+          <w:lang w:val="uk-UA"/>
+        </w:rPr>
+        <w:t>*</w:t>
+      </w:r>
+      <w:r>
+        <w:rPr>
+          <w:rFonts w:ascii="Times New Roman" w:hAnsi="Times New Roman"/>
+          <w:sz w:val="24"/>
+          <w:szCs w:val="24"/>
+        </w:rPr>
+        <w:t xml:space="preserve"> </w:t>
+      </w:r>
+      <w:r>
+        <w:rPr>
+          <w:rFonts w:ascii="Times New Roman" w:hAnsi="Times New Roman" w:hint="eastAsia"/>
+          <w:sz w:val="24"/>
+          <w:szCs w:val="24"/>
+        </w:rPr>
+        <w:t>о</w:t>
+      </w:r>
+      <w:r>
+        <w:rPr>
+          <w:rFonts w:ascii="Times New Roman" w:hAnsi="Times New Roman"/>
+          <w:sz w:val="24"/>
+          <w:szCs w:val="24"/>
+        </w:rPr>
+        <w:t xml:space="preserve">, </w:t>
+      </w:r>
+      <w:r>
+        <w:rPr>
+          <w:rFonts w:ascii="Times New Roman" w:hAnsi="Times New Roman" w:hint="eastAsia"/>
+          <w:sz w:val="24"/>
+          <w:szCs w:val="24"/>
+        </w:rPr>
+        <w:t>преславна</w:t>
+      </w:r>
+      <w:r>
+        <w:rPr>
+          <w:rFonts w:ascii="Times New Roman" w:hAnsi="Times New Roman"/>
+          <w:sz w:val="24"/>
+          <w:szCs w:val="24"/>
+        </w:rPr>
+        <w:t xml:space="preserve"> </w:t>
+      </w:r>
+      <w:r>
+        <w:rPr>
+          <w:rFonts w:ascii="Times New Roman" w:hAnsi="Times New Roman" w:hint="eastAsia"/>
+          <w:sz w:val="24"/>
+          <w:szCs w:val="24"/>
+        </w:rPr>
+        <w:t>угоднице</w:t>
+      </w:r>
+      <w:r>
+        <w:rPr>
+          <w:rFonts w:ascii="Times New Roman" w:hAnsi="Times New Roman"/>
+          <w:sz w:val="24"/>
+          <w:szCs w:val="24"/>
+        </w:rPr>
+        <w:t xml:space="preserve"> </w:t>
+      </w:r>
+      <w:r>
+        <w:rPr>
+          <w:rFonts w:ascii="Times New Roman" w:hAnsi="Times New Roman" w:hint="eastAsia"/>
+          <w:sz w:val="24"/>
+          <w:szCs w:val="24"/>
+        </w:rPr>
+        <w:t>Христова</w:t>
+      </w:r>
+      <w:r>
+        <w:rPr>
+          <w:rFonts w:ascii="Times New Roman" w:hAnsi="Times New Roman"/>
+          <w:sz w:val="24"/>
+          <w:szCs w:val="24"/>
+        </w:rPr>
+        <w:t>,</w:t>
+      </w:r>
+      <w:r>
+        <w:rPr>
+          <w:rFonts w:ascii="Times New Roman" w:hAnsi="Times New Roman"/>
+          <w:sz w:val="24"/>
+          <w:szCs w:val="24"/>
+          <w:lang w:val="uk-UA"/>
+        </w:rPr>
+        <w:t>*</w:t>
+      </w:r>
+      <w:r>
+        <w:rPr>
+          <w:rFonts w:ascii="Times New Roman" w:hAnsi="Times New Roman"/>
+          <w:sz w:val="24"/>
+          <w:szCs w:val="24"/>
+        </w:rPr>
+        <w:t xml:space="preserve"> </w:t>
+      </w:r>
+      <w:r>
+        <w:rPr>
+          <w:rFonts w:ascii="Times New Roman" w:hAnsi="Times New Roman" w:hint="eastAsia"/>
+          <w:sz w:val="24"/>
+          <w:szCs w:val="24"/>
+        </w:rPr>
+        <w:t>молися</w:t>
+      </w:r>
+      <w:r>
+        <w:rPr>
+          <w:rFonts w:ascii="Times New Roman" w:hAnsi="Times New Roman"/>
+          <w:sz w:val="24"/>
+          <w:szCs w:val="24"/>
+        </w:rPr>
+        <w:t xml:space="preserve"> </w:t>
+      </w:r>
+      <w:r>
+        <w:rPr>
+          <w:rFonts w:ascii="Times New Roman" w:hAnsi="Times New Roman" w:hint="eastAsia"/>
+          <w:sz w:val="24"/>
+          <w:szCs w:val="24"/>
+        </w:rPr>
+        <w:t>за</w:t>
+      </w:r>
+      <w:r>
+        <w:rPr>
+          <w:rFonts w:ascii="Times New Roman" w:hAnsi="Times New Roman"/>
+          <w:sz w:val="24"/>
+          <w:szCs w:val="24"/>
+        </w:rPr>
+        <w:t xml:space="preserve"> </w:t>
+      </w:r>
+      <w:r>
+        <w:rPr>
+          <w:rFonts w:ascii="Times New Roman" w:hAnsi="Times New Roman" w:hint="eastAsia"/>
+          <w:sz w:val="24"/>
+          <w:szCs w:val="24"/>
+        </w:rPr>
+        <w:t>людей</w:t>
+      </w:r>
+      <w:r>
+        <w:rPr>
+          <w:rFonts w:ascii="Times New Roman" w:hAnsi="Times New Roman"/>
+          <w:sz w:val="24"/>
+          <w:szCs w:val="24"/>
+        </w:rPr>
+        <w:t xml:space="preserve"> </w:t>
+      </w:r>
+      <w:r>
+        <w:rPr>
+          <w:rFonts w:ascii="Times New Roman" w:hAnsi="Times New Roman" w:hint="eastAsia"/>
+          <w:sz w:val="24"/>
+          <w:szCs w:val="24"/>
+        </w:rPr>
+        <w:t>землі</w:t>
+      </w:r>
+      <w:r>
+        <w:rPr>
+          <w:rFonts w:ascii="Times New Roman" w:hAnsi="Times New Roman"/>
+          <w:sz w:val="24"/>
+          <w:szCs w:val="24"/>
+        </w:rPr>
+        <w:t xml:space="preserve"> </w:t>
+      </w:r>
+      <w:r>
+        <w:rPr>
+          <w:rFonts w:ascii="Times New Roman" w:hAnsi="Times New Roman" w:hint="eastAsia"/>
+          <w:sz w:val="24"/>
+          <w:szCs w:val="24"/>
+        </w:rPr>
+        <w:t>нашої</w:t>
+      </w:r>
+      <w:r>
+        <w:rPr>
+          <w:rFonts w:ascii="Times New Roman" w:hAnsi="Times New Roman"/>
+          <w:sz w:val="24"/>
+          <w:szCs w:val="24"/>
+        </w:rPr>
+        <w:t>,</w:t>
+      </w:r>
+      <w:r>
+        <w:rPr>
+          <w:rFonts w:ascii="Times New Roman" w:hAnsi="Times New Roman"/>
+          <w:sz w:val="24"/>
+          <w:szCs w:val="24"/>
+          <w:lang w:val="uk-UA"/>
+        </w:rPr>
+        <w:t>*</w:t>
+      </w:r>
+      <w:r>
+        <w:rPr>
+          <w:rFonts w:ascii="Times New Roman" w:hAnsi="Times New Roman"/>
+          <w:sz w:val="24"/>
+          <w:szCs w:val="24"/>
+        </w:rPr>
+        <w:t xml:space="preserve"> </w:t>
+      </w:r>
+      <w:r>
+        <w:rPr>
+          <w:rFonts w:ascii="Times New Roman" w:hAnsi="Times New Roman" w:hint="eastAsia"/>
+          <w:sz w:val="24"/>
+          <w:szCs w:val="24"/>
+        </w:rPr>
+        <w:t>щоб</w:t>
+      </w:r>
+      <w:r>
+        <w:rPr>
+          <w:rFonts w:ascii="Times New Roman" w:hAnsi="Times New Roman"/>
+          <w:sz w:val="24"/>
+          <w:szCs w:val="24"/>
+        </w:rPr>
+        <w:t xml:space="preserve"> </w:t>
+      </w:r>
+      <w:r>
+        <w:rPr>
+          <w:rFonts w:ascii="Times New Roman" w:hAnsi="Times New Roman" w:hint="eastAsia"/>
+          <w:sz w:val="24"/>
+          <w:szCs w:val="24"/>
+        </w:rPr>
+        <w:t>вони</w:t>
+      </w:r>
+      <w:r>
+        <w:rPr>
+          <w:rFonts w:ascii="Times New Roman" w:hAnsi="Times New Roman"/>
+          <w:sz w:val="24"/>
+          <w:szCs w:val="24"/>
+        </w:rPr>
+        <w:t xml:space="preserve"> </w:t>
+      </w:r>
+      <w:r>
+        <w:rPr>
+          <w:rFonts w:ascii="Times New Roman" w:hAnsi="Times New Roman" w:hint="eastAsia"/>
+          <w:sz w:val="24"/>
+          <w:szCs w:val="24"/>
+        </w:rPr>
+        <w:t>ніколи</w:t>
+      </w:r>
+      <w:r>
+        <w:rPr>
+          <w:rFonts w:ascii="Times New Roman" w:hAnsi="Times New Roman"/>
+          <w:sz w:val="24"/>
+          <w:szCs w:val="24"/>
+        </w:rPr>
+        <w:t xml:space="preserve"> </w:t>
+      </w:r>
+      <w:r>
+        <w:rPr>
+          <w:rFonts w:ascii="Times New Roman" w:hAnsi="Times New Roman" w:hint="eastAsia"/>
+          <w:sz w:val="24"/>
+          <w:szCs w:val="24"/>
+        </w:rPr>
+        <w:t>не</w:t>
+      </w:r>
+      <w:r>
+        <w:rPr>
+          <w:rFonts w:ascii="Times New Roman" w:hAnsi="Times New Roman"/>
+          <w:sz w:val="24"/>
+          <w:szCs w:val="24"/>
+        </w:rPr>
+        <w:t xml:space="preserve"> </w:t>
+      </w:r>
+      <w:r>
+        <w:rPr>
+          <w:rFonts w:ascii="Times New Roman" w:hAnsi="Times New Roman" w:hint="eastAsia"/>
+          <w:sz w:val="24"/>
+          <w:szCs w:val="24"/>
+        </w:rPr>
+        <w:t>відвернулися</w:t>
+      </w:r>
+      <w:r>
+        <w:rPr>
+          <w:rFonts w:ascii="Times New Roman" w:hAnsi="Times New Roman"/>
+          <w:sz w:val="24"/>
+          <w:szCs w:val="24"/>
+        </w:rPr>
+        <w:t xml:space="preserve"> </w:t>
+      </w:r>
+      <w:r>
+        <w:rPr>
+          <w:rFonts w:ascii="Times New Roman" w:hAnsi="Times New Roman" w:hint="eastAsia"/>
+          <w:sz w:val="24"/>
+          <w:szCs w:val="24"/>
+        </w:rPr>
+        <w:t>від</w:t>
+      </w:r>
+      <w:r>
+        <w:rPr>
+          <w:rFonts w:ascii="Times New Roman" w:hAnsi="Times New Roman"/>
+          <w:sz w:val="24"/>
+          <w:szCs w:val="24"/>
+        </w:rPr>
+        <w:t xml:space="preserve"> </w:t>
+      </w:r>
+      <w:r>
+        <w:rPr>
+          <w:rFonts w:ascii="Times New Roman" w:hAnsi="Times New Roman" w:hint="eastAsia"/>
+          <w:sz w:val="24"/>
+          <w:szCs w:val="24"/>
+        </w:rPr>
+        <w:t>православної</w:t>
+      </w:r>
+      <w:r>
+        <w:rPr>
+          <w:rFonts w:ascii="Times New Roman" w:hAnsi="Times New Roman"/>
+          <w:sz w:val="24"/>
+          <w:szCs w:val="24"/>
+        </w:rPr>
+        <w:t xml:space="preserve"> </w:t>
+      </w:r>
+      <w:r>
+        <w:rPr>
+          <w:rFonts w:ascii="Times New Roman" w:hAnsi="Times New Roman" w:hint="eastAsia"/>
+          <w:sz w:val="24"/>
+          <w:szCs w:val="24"/>
+        </w:rPr>
+        <w:t>віри</w:t>
+      </w:r>
+      <w:r>
+        <w:rPr>
+          <w:rFonts w:ascii="Times New Roman" w:hAnsi="Times New Roman"/>
+          <w:sz w:val="24"/>
+          <w:szCs w:val="24"/>
+          <w:lang w:val="uk-UA"/>
+        </w:rPr>
+        <w:t>*</w:t>
+      </w:r>
+      <w:r>
+        <w:rPr>
+          <w:rFonts w:ascii="Times New Roman" w:hAnsi="Times New Roman"/>
+          <w:sz w:val="24"/>
+          <w:szCs w:val="24"/>
+        </w:rPr>
+        <w:t xml:space="preserve"> </w:t>
+      </w:r>
+      <w:r>
+        <w:rPr>
+          <w:rFonts w:ascii="Times New Roman" w:hAnsi="Times New Roman" w:hint="eastAsia"/>
+          <w:sz w:val="24"/>
+          <w:szCs w:val="24"/>
+        </w:rPr>
+        <w:t>ніякими</w:t>
+      </w:r>
+      <w:r>
+        <w:rPr>
+          <w:rFonts w:ascii="Times New Roman" w:hAnsi="Times New Roman"/>
+          <w:sz w:val="24"/>
+          <w:szCs w:val="24"/>
+        </w:rPr>
+        <w:t xml:space="preserve"> </w:t>
+      </w:r>
+      <w:r>
+        <w:rPr>
+          <w:rFonts w:ascii="Times New Roman" w:hAnsi="Times New Roman" w:hint="eastAsia"/>
+          <w:sz w:val="24"/>
+          <w:szCs w:val="24"/>
+        </w:rPr>
+        <w:t>спокусами</w:t>
+      </w:r>
+      <w:r>
+        <w:rPr>
+          <w:rFonts w:ascii="Times New Roman" w:hAnsi="Times New Roman"/>
+          <w:sz w:val="24"/>
+          <w:szCs w:val="24"/>
+        </w:rPr>
+        <w:t xml:space="preserve"> </w:t>
+      </w:r>
+      <w:r>
+        <w:rPr>
+          <w:rFonts w:ascii="Times New Roman" w:hAnsi="Times New Roman" w:hint="eastAsia"/>
+          <w:sz w:val="24"/>
+          <w:szCs w:val="24"/>
+        </w:rPr>
+        <w:t>ворожими</w:t>
+      </w:r>
+      <w:r>
+        <w:rPr>
+          <w:rFonts w:ascii="Times New Roman" w:hAnsi="Times New Roman"/>
+          <w:sz w:val="24"/>
+          <w:szCs w:val="24"/>
+          <w:lang w:val="uk-UA"/>
+        </w:rPr>
+        <w:t>*</w:t>
+      </w:r>
+      <w:r>
+        <w:rPr>
+          <w:rFonts w:ascii="Times New Roman" w:hAnsi="Times New Roman"/>
+          <w:sz w:val="24"/>
+          <w:szCs w:val="24"/>
+        </w:rPr>
+        <w:t xml:space="preserve"> </w:t>
+      </w:r>
+      <w:r>
+        <w:rPr>
+          <w:rFonts w:ascii="Times New Roman" w:hAnsi="Times New Roman" w:hint="eastAsia"/>
+          <w:sz w:val="24"/>
+          <w:szCs w:val="24"/>
+        </w:rPr>
+        <w:t>і</w:t>
+      </w:r>
+      <w:r>
+        <w:rPr>
+          <w:rFonts w:ascii="Times New Roman" w:hAnsi="Times New Roman"/>
+          <w:sz w:val="24"/>
+          <w:szCs w:val="24"/>
+        </w:rPr>
+        <w:t xml:space="preserve"> </w:t>
+      </w:r>
+      <w:r>
+        <w:rPr>
+          <w:rFonts w:ascii="Times New Roman" w:hAnsi="Times New Roman" w:hint="eastAsia"/>
+          <w:sz w:val="24"/>
+          <w:szCs w:val="24"/>
+        </w:rPr>
+        <w:t>щоб</w:t>
+      </w:r>
+      <w:r>
+        <w:rPr>
+          <w:rFonts w:ascii="Times New Roman" w:hAnsi="Times New Roman"/>
+          <w:sz w:val="24"/>
+          <w:szCs w:val="24"/>
+        </w:rPr>
+        <w:t xml:space="preserve"> </w:t>
+      </w:r>
+      <w:r>
+        <w:rPr>
+          <w:rFonts w:ascii="Times New Roman" w:hAnsi="Times New Roman" w:hint="eastAsia"/>
+          <w:sz w:val="24"/>
+          <w:szCs w:val="24"/>
+        </w:rPr>
+        <w:t>завжди</w:t>
+      </w:r>
+      <w:r>
+        <w:rPr>
+          <w:rFonts w:ascii="Times New Roman" w:hAnsi="Times New Roman"/>
+          <w:sz w:val="24"/>
+          <w:szCs w:val="24"/>
+        </w:rPr>
+        <w:t xml:space="preserve"> </w:t>
+      </w:r>
+      <w:r>
+        <w:rPr>
+          <w:rFonts w:ascii="Times New Roman" w:hAnsi="Times New Roman" w:hint="eastAsia"/>
+          <w:sz w:val="24"/>
+          <w:szCs w:val="24"/>
+        </w:rPr>
+        <w:t>перебували</w:t>
+      </w:r>
+      <w:r>
+        <w:rPr>
+          <w:rFonts w:ascii="Times New Roman" w:hAnsi="Times New Roman"/>
+          <w:sz w:val="24"/>
+          <w:szCs w:val="24"/>
+        </w:rPr>
+        <w:t xml:space="preserve"> </w:t>
+      </w:r>
+      <w:r>
+        <w:rPr>
+          <w:rFonts w:ascii="Times New Roman" w:hAnsi="Times New Roman" w:hint="eastAsia"/>
+          <w:sz w:val="24"/>
+          <w:szCs w:val="24"/>
+        </w:rPr>
+        <w:t>у</w:t>
+      </w:r>
+      <w:r>
+        <w:rPr>
+          <w:rFonts w:ascii="Times New Roman" w:hAnsi="Times New Roman"/>
+          <w:sz w:val="24"/>
+          <w:szCs w:val="24"/>
+        </w:rPr>
+        <w:t xml:space="preserve"> </w:t>
+      </w:r>
+      <w:r>
+        <w:rPr>
+          <w:rFonts w:ascii="Times New Roman" w:hAnsi="Times New Roman" w:hint="eastAsia"/>
+          <w:sz w:val="24"/>
+          <w:szCs w:val="24"/>
+        </w:rPr>
+        <w:t>благочесті</w:t>
+      </w:r>
+      <w:r>
+        <w:rPr>
+          <w:rFonts w:ascii="Times New Roman" w:hAnsi="Times New Roman"/>
+          <w:sz w:val="24"/>
+          <w:szCs w:val="24"/>
+        </w:rPr>
+        <w:t>.</w:t>
+      </w:r>
+    </w:p>
+    <w:p>
+      <w:pPr>
+        <w:spacing w:after="120"/>
+        <w:jc w:val="both"/>
+        <w:rPr>
+          <w:rFonts w:ascii="Times New Roman" w:hAnsi="Times New Roman"/>
+          <w:sz w:val="24"/>
+          <w:szCs w:val="24"/>
+          <w:u w:val="single"/>
+        </w:rPr>
+      </w:pPr>
+      <w:r>
+        <w:rPr>
+          <w:rFonts w:ascii="Times New Roman" w:hAnsi="Times New Roman"/>
+          <w:i/>
+          <w:color w:val="FF0000"/>
+          <w:sz w:val="24"/>
+          <w:szCs w:val="24"/>
         </w:rPr>
         <w:t>Стих:</w:t>
       </w:r>
@@ -3065,1116 +5388,18 @@
           <w:rFonts w:ascii="Times New Roman" w:hAnsi="Times New Roman"/>
           <w:i/>
           <w:sz w:val="24"/>
-        </w:rPr>
-        <w:t xml:space="preserve"> </w:t>
-      </w:r>
-      <w:r>
-        <w:rPr>
-          <w:rFonts w:ascii="Times New Roman" w:hAnsi="Times New Roman"/>
-          <w:sz w:val="24"/>
+          <w:szCs w:val="24"/>
+        </w:rPr>
+        <w:t xml:space="preserve"> </w:t>
+      </w:r>
+      <w:r>
+        <w:rPr>
+          <w:rFonts w:ascii="Times New Roman" w:hAnsi="Times New Roman"/>
+          <w:sz w:val="24"/>
+          <w:szCs w:val="24"/>
           <w:u w:val="single"/>
         </w:rPr>
-        <w:t>Хвалі́те Го́спода всі наро́ди!* Прославля́йте Його́ всі лю́ди!</w:t>
-      </w:r>
-    </w:p>
-    <w:p>
-      <w:pPr>
-        <w:spacing w:after="120"/>
-        <w:jc w:val="both"/>
-        <w:rPr>
-          <w:rFonts w:ascii="Times New Roman" w:hAnsi="Times New Roman"/>
-          <w:sz w:val="24"/>
-          <w:szCs w:val="24"/>
-        </w:rPr>
-      </w:pPr>
-      <w:r>
-        <w:rPr>
-          <w:rFonts w:ascii="Times New Roman" w:hAnsi="Times New Roman" w:hint="eastAsia"/>
-          <w:sz w:val="24"/>
-          <w:szCs w:val="24"/>
-        </w:rPr>
-        <w:t>Прийдіть</w:t>
-      </w:r>
-      <w:r>
-        <w:rPr>
-          <w:rFonts w:ascii="Times New Roman" w:hAnsi="Times New Roman"/>
-          <w:sz w:val="24"/>
-          <w:szCs w:val="24"/>
-        </w:rPr>
-        <w:t xml:space="preserve">, </w:t>
-      </w:r>
-      <w:r>
-        <w:rPr>
-          <w:rFonts w:ascii="Times New Roman" w:hAnsi="Times New Roman" w:hint="eastAsia"/>
-          <w:sz w:val="24"/>
-          <w:szCs w:val="24"/>
-        </w:rPr>
-        <w:t>Київської</w:t>
-      </w:r>
-      <w:r>
-        <w:rPr>
-          <w:rFonts w:ascii="Times New Roman" w:hAnsi="Times New Roman"/>
-          <w:sz w:val="24"/>
-          <w:szCs w:val="24"/>
-        </w:rPr>
-        <w:t xml:space="preserve"> </w:t>
-      </w:r>
-      <w:r>
-        <w:rPr>
-          <w:rFonts w:ascii="Times New Roman" w:hAnsi="Times New Roman" w:hint="eastAsia"/>
-          <w:sz w:val="24"/>
-          <w:szCs w:val="24"/>
-        </w:rPr>
-        <w:t>Руси христолюбиві</w:t>
-      </w:r>
-      <w:r>
-        <w:rPr>
-          <w:rFonts w:ascii="Times New Roman" w:hAnsi="Times New Roman"/>
-          <w:sz w:val="24"/>
-          <w:szCs w:val="24"/>
-        </w:rPr>
-        <w:t xml:space="preserve"> </w:t>
-      </w:r>
-      <w:r>
-        <w:rPr>
-          <w:rFonts w:ascii="Times New Roman" w:hAnsi="Times New Roman" w:hint="eastAsia"/>
-          <w:sz w:val="24"/>
-          <w:szCs w:val="24"/>
-        </w:rPr>
-        <w:t>люди</w:t>
-      </w:r>
-      <w:r>
-        <w:rPr>
-          <w:rFonts w:ascii="Times New Roman" w:hAnsi="Times New Roman"/>
-          <w:sz w:val="24"/>
-          <w:szCs w:val="24"/>
-        </w:rPr>
-        <w:t>,</w:t>
-      </w:r>
-      <w:r>
-        <w:rPr>
-          <w:rFonts w:ascii="Times New Roman" w:hAnsi="Times New Roman"/>
-          <w:sz w:val="24"/>
-          <w:szCs w:val="24"/>
-          <w:lang w:val="uk-UA"/>
-        </w:rPr>
-        <w:t>*</w:t>
-      </w:r>
-      <w:r>
-        <w:rPr>
-          <w:rFonts w:ascii="Times New Roman" w:hAnsi="Times New Roman"/>
-          <w:sz w:val="24"/>
-          <w:szCs w:val="24"/>
-        </w:rPr>
-        <w:t xml:space="preserve"> </w:t>
-      </w:r>
-      <w:r>
-        <w:rPr>
-          <w:rFonts w:ascii="Times New Roman" w:hAnsi="Times New Roman" w:hint="eastAsia"/>
-          <w:sz w:val="24"/>
-          <w:szCs w:val="24"/>
-        </w:rPr>
-        <w:t>прославмо</w:t>
-      </w:r>
-      <w:r>
-        <w:rPr>
-          <w:rFonts w:ascii="Times New Roman" w:hAnsi="Times New Roman"/>
-          <w:sz w:val="24"/>
-          <w:szCs w:val="24"/>
-        </w:rPr>
-        <w:t xml:space="preserve"> </w:t>
-      </w:r>
-      <w:r>
-        <w:rPr>
-          <w:rFonts w:ascii="Times New Roman" w:hAnsi="Times New Roman" w:hint="eastAsia"/>
-          <w:sz w:val="24"/>
-          <w:szCs w:val="24"/>
-        </w:rPr>
-        <w:t>похвальними</w:t>
-      </w:r>
-      <w:r>
-        <w:rPr>
-          <w:rFonts w:ascii="Times New Roman" w:hAnsi="Times New Roman"/>
-          <w:sz w:val="24"/>
-          <w:szCs w:val="24"/>
-        </w:rPr>
-        <w:t xml:space="preserve"> </w:t>
-      </w:r>
-      <w:r>
-        <w:rPr>
-          <w:rFonts w:ascii="Times New Roman" w:hAnsi="Times New Roman" w:hint="eastAsia"/>
-          <w:sz w:val="24"/>
-          <w:szCs w:val="24"/>
-        </w:rPr>
-        <w:t>піснями</w:t>
-      </w:r>
-      <w:r>
-        <w:rPr>
-          <w:rFonts w:ascii="Times New Roman" w:hAnsi="Times New Roman"/>
-          <w:sz w:val="24"/>
-          <w:szCs w:val="24"/>
-        </w:rPr>
-        <w:t xml:space="preserve"> </w:t>
-      </w:r>
-      <w:r>
-        <w:rPr>
-          <w:rFonts w:ascii="Times New Roman" w:hAnsi="Times New Roman" w:hint="eastAsia"/>
-          <w:sz w:val="24"/>
-          <w:szCs w:val="24"/>
-        </w:rPr>
-        <w:t>праматір</w:t>
-      </w:r>
-      <w:r>
-        <w:rPr>
-          <w:rFonts w:ascii="Times New Roman" w:hAnsi="Times New Roman"/>
-          <w:sz w:val="24"/>
-          <w:szCs w:val="24"/>
-        </w:rPr>
-        <w:t xml:space="preserve"> </w:t>
-      </w:r>
-      <w:r>
-        <w:rPr>
-          <w:rFonts w:ascii="Times New Roman" w:hAnsi="Times New Roman" w:hint="eastAsia"/>
-          <w:sz w:val="24"/>
-          <w:szCs w:val="24"/>
-        </w:rPr>
-        <w:t>нашу</w:t>
-      </w:r>
-      <w:r>
-        <w:rPr>
-          <w:rFonts w:ascii="Times New Roman" w:hAnsi="Times New Roman"/>
-          <w:sz w:val="24"/>
-          <w:szCs w:val="24"/>
-        </w:rPr>
-        <w:t>,</w:t>
-      </w:r>
-      <w:r>
-        <w:rPr>
-          <w:rFonts w:ascii="Times New Roman" w:hAnsi="Times New Roman"/>
-          <w:sz w:val="24"/>
-          <w:szCs w:val="24"/>
-          <w:lang w:val="uk-UA"/>
-        </w:rPr>
-        <w:t>*</w:t>
-      </w:r>
-      <w:r>
-        <w:rPr>
-          <w:rFonts w:ascii="Times New Roman" w:hAnsi="Times New Roman"/>
-          <w:sz w:val="24"/>
-          <w:szCs w:val="24"/>
-        </w:rPr>
-        <w:t xml:space="preserve"> </w:t>
-      </w:r>
-      <w:r>
-        <w:rPr>
-          <w:rFonts w:ascii="Times New Roman" w:hAnsi="Times New Roman" w:hint="eastAsia"/>
-          <w:sz w:val="24"/>
-          <w:szCs w:val="24"/>
-        </w:rPr>
-        <w:t>що</w:t>
-      </w:r>
-      <w:r>
-        <w:rPr>
-          <w:rFonts w:ascii="Times New Roman" w:hAnsi="Times New Roman"/>
-          <w:sz w:val="24"/>
-          <w:szCs w:val="24"/>
-        </w:rPr>
-        <w:t xml:space="preserve"> </w:t>
-      </w:r>
-      <w:r>
-        <w:rPr>
-          <w:rFonts w:ascii="Times New Roman" w:hAnsi="Times New Roman" w:hint="eastAsia"/>
-          <w:sz w:val="24"/>
-          <w:szCs w:val="24"/>
-        </w:rPr>
-        <w:t>показала</w:t>
-      </w:r>
-      <w:r>
-        <w:rPr>
-          <w:rFonts w:ascii="Times New Roman" w:hAnsi="Times New Roman"/>
-          <w:sz w:val="24"/>
-          <w:szCs w:val="24"/>
-        </w:rPr>
-        <w:t xml:space="preserve"> </w:t>
-      </w:r>
-      <w:r>
-        <w:rPr>
-          <w:rFonts w:ascii="Times New Roman" w:hAnsi="Times New Roman" w:hint="eastAsia"/>
-          <w:sz w:val="24"/>
-          <w:szCs w:val="24"/>
-        </w:rPr>
-        <w:t>велику</w:t>
-      </w:r>
-      <w:r>
-        <w:rPr>
-          <w:rFonts w:ascii="Times New Roman" w:hAnsi="Times New Roman"/>
-          <w:sz w:val="24"/>
-          <w:szCs w:val="24"/>
-        </w:rPr>
-        <w:t xml:space="preserve"> </w:t>
-      </w:r>
-      <w:r>
-        <w:rPr>
-          <w:rFonts w:ascii="Times New Roman" w:hAnsi="Times New Roman" w:hint="eastAsia"/>
-          <w:sz w:val="24"/>
-          <w:szCs w:val="24"/>
-        </w:rPr>
-        <w:t>мудрість</w:t>
-      </w:r>
-      <w:r>
-        <w:rPr>
-          <w:rFonts w:ascii="Times New Roman" w:hAnsi="Times New Roman"/>
-          <w:sz w:val="24"/>
-          <w:szCs w:val="24"/>
-        </w:rPr>
-        <w:t xml:space="preserve"> </w:t>
-      </w:r>
-      <w:r>
-        <w:rPr>
-          <w:rFonts w:ascii="Times New Roman" w:hAnsi="Times New Roman" w:hint="eastAsia"/>
-          <w:sz w:val="24"/>
-          <w:szCs w:val="24"/>
-        </w:rPr>
-        <w:t>і</w:t>
-      </w:r>
-      <w:r>
-        <w:rPr>
-          <w:rFonts w:ascii="Times New Roman" w:hAnsi="Times New Roman"/>
-          <w:sz w:val="24"/>
-          <w:szCs w:val="24"/>
-        </w:rPr>
-        <w:t xml:space="preserve"> </w:t>
-      </w:r>
-      <w:r>
-        <w:rPr>
-          <w:rFonts w:ascii="Times New Roman" w:hAnsi="Times New Roman" w:hint="eastAsia"/>
-          <w:sz w:val="24"/>
-          <w:szCs w:val="24"/>
-        </w:rPr>
-        <w:t>мужність</w:t>
-      </w:r>
-      <w:r>
-        <w:rPr>
-          <w:rFonts w:ascii="Times New Roman" w:hAnsi="Times New Roman"/>
-          <w:sz w:val="24"/>
-          <w:szCs w:val="24"/>
-        </w:rPr>
-        <w:t>,</w:t>
-      </w:r>
-      <w:r>
-        <w:rPr>
-          <w:rFonts w:ascii="Times New Roman" w:hAnsi="Times New Roman"/>
-          <w:sz w:val="24"/>
-          <w:szCs w:val="24"/>
-          <w:lang w:val="uk-UA"/>
-        </w:rPr>
-        <w:t>*</w:t>
-      </w:r>
-      <w:r>
-        <w:rPr>
-          <w:rFonts w:ascii="Times New Roman" w:hAnsi="Times New Roman"/>
-          <w:sz w:val="24"/>
-          <w:szCs w:val="24"/>
-        </w:rPr>
-        <w:t xml:space="preserve"> </w:t>
-      </w:r>
-      <w:r>
-        <w:rPr>
-          <w:rFonts w:ascii="Times New Roman" w:hAnsi="Times New Roman" w:hint="eastAsia"/>
-          <w:sz w:val="24"/>
-          <w:szCs w:val="24"/>
-        </w:rPr>
-        <w:t>славу</w:t>
-      </w:r>
-      <w:r>
-        <w:rPr>
-          <w:rFonts w:ascii="Times New Roman" w:hAnsi="Times New Roman"/>
-          <w:sz w:val="24"/>
-          <w:szCs w:val="24"/>
-        </w:rPr>
-        <w:t xml:space="preserve"> </w:t>
-      </w:r>
-      <w:r>
-        <w:rPr>
-          <w:rFonts w:ascii="Times New Roman" w:hAnsi="Times New Roman" w:hint="eastAsia"/>
-          <w:sz w:val="24"/>
-          <w:szCs w:val="24"/>
-        </w:rPr>
-        <w:t>світу</w:t>
-      </w:r>
-      <w:r>
-        <w:rPr>
-          <w:rFonts w:ascii="Times New Roman" w:hAnsi="Times New Roman"/>
-          <w:sz w:val="24"/>
-          <w:szCs w:val="24"/>
-        </w:rPr>
-        <w:t xml:space="preserve"> </w:t>
-      </w:r>
-      <w:r>
-        <w:rPr>
-          <w:rFonts w:ascii="Times New Roman" w:hAnsi="Times New Roman" w:hint="eastAsia"/>
-          <w:sz w:val="24"/>
-          <w:szCs w:val="24"/>
-        </w:rPr>
-        <w:t>знехтувала</w:t>
-      </w:r>
-      <w:r>
-        <w:rPr>
-          <w:rFonts w:ascii="Times New Roman" w:hAnsi="Times New Roman"/>
-          <w:sz w:val="24"/>
-          <w:szCs w:val="24"/>
-          <w:lang w:val="uk-UA"/>
-        </w:rPr>
-        <w:t>*</w:t>
-      </w:r>
-      <w:r>
-        <w:rPr>
-          <w:rFonts w:ascii="Times New Roman" w:hAnsi="Times New Roman"/>
-          <w:sz w:val="24"/>
-          <w:szCs w:val="24"/>
-        </w:rPr>
-        <w:t xml:space="preserve"> </w:t>
-      </w:r>
-      <w:r>
-        <w:rPr>
-          <w:rFonts w:ascii="Times New Roman" w:hAnsi="Times New Roman" w:hint="eastAsia"/>
-          <w:sz w:val="24"/>
-          <w:szCs w:val="24"/>
-        </w:rPr>
-        <w:t>і</w:t>
-      </w:r>
-      <w:r>
-        <w:rPr>
-          <w:rFonts w:ascii="Times New Roman" w:hAnsi="Times New Roman"/>
-          <w:sz w:val="24"/>
-          <w:szCs w:val="24"/>
-        </w:rPr>
-        <w:t xml:space="preserve"> </w:t>
-      </w:r>
-      <w:r>
-        <w:rPr>
-          <w:rFonts w:ascii="Times New Roman" w:hAnsi="Times New Roman" w:hint="eastAsia"/>
-          <w:sz w:val="24"/>
-          <w:szCs w:val="24"/>
-        </w:rPr>
-        <w:t>полюбила</w:t>
-      </w:r>
-      <w:r>
-        <w:rPr>
-          <w:rFonts w:ascii="Times New Roman" w:hAnsi="Times New Roman"/>
-          <w:sz w:val="24"/>
-          <w:szCs w:val="24"/>
-        </w:rPr>
-        <w:t xml:space="preserve"> </w:t>
-      </w:r>
-      <w:r>
-        <w:rPr>
-          <w:rFonts w:ascii="Times New Roman" w:hAnsi="Times New Roman" w:hint="eastAsia"/>
-          <w:sz w:val="24"/>
-          <w:szCs w:val="24"/>
-        </w:rPr>
-        <w:t>більше</w:t>
-      </w:r>
-      <w:r>
-        <w:rPr>
-          <w:rFonts w:ascii="Times New Roman" w:hAnsi="Times New Roman"/>
-          <w:sz w:val="24"/>
-          <w:szCs w:val="24"/>
-        </w:rPr>
-        <w:t xml:space="preserve"> </w:t>
-      </w:r>
-      <w:r>
-        <w:rPr>
-          <w:rFonts w:ascii="Times New Roman" w:hAnsi="Times New Roman" w:hint="eastAsia"/>
-          <w:sz w:val="24"/>
-          <w:szCs w:val="24"/>
-        </w:rPr>
-        <w:t>за</w:t>
-      </w:r>
-      <w:r>
-        <w:rPr>
-          <w:rFonts w:ascii="Times New Roman" w:hAnsi="Times New Roman"/>
-          <w:sz w:val="24"/>
-          <w:szCs w:val="24"/>
-        </w:rPr>
-        <w:t xml:space="preserve"> </w:t>
-      </w:r>
-      <w:r>
-        <w:rPr>
-          <w:rFonts w:ascii="Times New Roman" w:hAnsi="Times New Roman" w:hint="eastAsia"/>
-          <w:sz w:val="24"/>
-          <w:szCs w:val="24"/>
-        </w:rPr>
-        <w:t>все</w:t>
-      </w:r>
-      <w:r>
-        <w:rPr>
-          <w:rFonts w:ascii="Times New Roman" w:hAnsi="Times New Roman"/>
-          <w:sz w:val="24"/>
-          <w:szCs w:val="24"/>
-        </w:rPr>
-        <w:t xml:space="preserve"> </w:t>
-      </w:r>
-      <w:r>
-        <w:rPr>
-          <w:rFonts w:ascii="Times New Roman" w:hAnsi="Times New Roman" w:hint="eastAsia"/>
-          <w:sz w:val="24"/>
-          <w:szCs w:val="24"/>
-        </w:rPr>
-        <w:t>Христа</w:t>
-      </w:r>
-      <w:r>
-        <w:rPr>
-          <w:rFonts w:ascii="Times New Roman" w:hAnsi="Times New Roman"/>
-          <w:sz w:val="24"/>
-          <w:szCs w:val="24"/>
-        </w:rPr>
-        <w:t xml:space="preserve"> </w:t>
-      </w:r>
-      <w:r>
-        <w:rPr>
-          <w:rFonts w:ascii="Times New Roman" w:hAnsi="Times New Roman" w:hint="eastAsia"/>
-          <w:sz w:val="24"/>
-          <w:szCs w:val="24"/>
-        </w:rPr>
-        <w:t>Бога</w:t>
-      </w:r>
-      <w:r>
-        <w:rPr>
-          <w:rFonts w:ascii="Times New Roman" w:hAnsi="Times New Roman"/>
-          <w:sz w:val="24"/>
-          <w:szCs w:val="24"/>
-        </w:rPr>
-        <w:t xml:space="preserve"> </w:t>
-      </w:r>
-      <w:r>
-        <w:rPr>
-          <w:rFonts w:ascii="Times New Roman" w:hAnsi="Times New Roman" w:hint="eastAsia"/>
-          <w:sz w:val="24"/>
-          <w:szCs w:val="24"/>
-        </w:rPr>
-        <w:t>істинного</w:t>
-      </w:r>
-      <w:r>
-        <w:rPr>
-          <w:rFonts w:ascii="Times New Roman" w:hAnsi="Times New Roman"/>
-          <w:sz w:val="24"/>
-          <w:szCs w:val="24"/>
-        </w:rPr>
-        <w:t>,</w:t>
-      </w:r>
-      <w:r>
-        <w:rPr>
-          <w:rFonts w:ascii="Times New Roman" w:hAnsi="Times New Roman"/>
-          <w:sz w:val="24"/>
-          <w:szCs w:val="24"/>
-          <w:lang w:val="uk-UA"/>
-        </w:rPr>
-        <w:t>*</w:t>
-      </w:r>
-      <w:r>
-        <w:rPr>
-          <w:rFonts w:ascii="Times New Roman" w:hAnsi="Times New Roman"/>
-          <w:sz w:val="24"/>
-          <w:szCs w:val="24"/>
-        </w:rPr>
-        <w:t xml:space="preserve"> </w:t>
-      </w:r>
-      <w:r>
-        <w:rPr>
-          <w:rFonts w:ascii="Times New Roman" w:hAnsi="Times New Roman" w:hint="eastAsia"/>
-          <w:sz w:val="24"/>
-          <w:szCs w:val="24"/>
-        </w:rPr>
-        <w:t>і</w:t>
-      </w:r>
-      <w:r>
-        <w:rPr>
-          <w:rFonts w:ascii="Times New Roman" w:hAnsi="Times New Roman"/>
-          <w:sz w:val="24"/>
-          <w:szCs w:val="24"/>
-        </w:rPr>
-        <w:t xml:space="preserve"> </w:t>
-      </w:r>
-      <w:r>
-        <w:rPr>
-          <w:rFonts w:ascii="Times New Roman" w:hAnsi="Times New Roman" w:hint="eastAsia"/>
-          <w:sz w:val="24"/>
-          <w:szCs w:val="24"/>
-        </w:rPr>
-        <w:t>так</w:t>
-      </w:r>
-      <w:r>
-        <w:rPr>
-          <w:rFonts w:ascii="Times New Roman" w:hAnsi="Times New Roman"/>
-          <w:sz w:val="24"/>
-          <w:szCs w:val="24"/>
-        </w:rPr>
-        <w:t xml:space="preserve"> </w:t>
-      </w:r>
-      <w:r>
-        <w:rPr>
-          <w:rFonts w:ascii="Times New Roman" w:hAnsi="Times New Roman" w:hint="eastAsia"/>
-          <w:sz w:val="24"/>
-          <w:szCs w:val="24"/>
-        </w:rPr>
-        <w:t>до</w:t>
-      </w:r>
-      <w:r>
-        <w:rPr>
-          <w:rFonts w:ascii="Times New Roman" w:hAnsi="Times New Roman"/>
-          <w:sz w:val="24"/>
-          <w:szCs w:val="24"/>
-        </w:rPr>
-        <w:t xml:space="preserve"> </w:t>
-      </w:r>
-      <w:r>
-        <w:rPr>
-          <w:rFonts w:ascii="Times New Roman" w:hAnsi="Times New Roman" w:hint="eastAsia"/>
-          <w:sz w:val="24"/>
-          <w:szCs w:val="24"/>
-        </w:rPr>
-        <w:t>неї</w:t>
-      </w:r>
-      <w:r>
-        <w:rPr>
-          <w:rFonts w:ascii="Times New Roman" w:hAnsi="Times New Roman"/>
-          <w:sz w:val="24"/>
-          <w:szCs w:val="24"/>
-        </w:rPr>
-        <w:t xml:space="preserve"> </w:t>
-      </w:r>
-      <w:r>
-        <w:rPr>
-          <w:rFonts w:ascii="Times New Roman" w:hAnsi="Times New Roman" w:hint="eastAsia"/>
-          <w:sz w:val="24"/>
-          <w:szCs w:val="24"/>
-        </w:rPr>
-        <w:t>взиваймо</w:t>
-      </w:r>
-      <w:r>
-        <w:rPr>
-          <w:rFonts w:ascii="Times New Roman" w:hAnsi="Times New Roman"/>
-          <w:sz w:val="24"/>
-          <w:szCs w:val="24"/>
-        </w:rPr>
-        <w:t>:</w:t>
-      </w:r>
-      <w:r>
-        <w:rPr>
-          <w:rFonts w:ascii="Times New Roman" w:hAnsi="Times New Roman"/>
-          <w:sz w:val="24"/>
-          <w:szCs w:val="24"/>
-          <w:lang w:val="uk-UA"/>
-        </w:rPr>
-        <w:t>*</w:t>
-      </w:r>
-      <w:r>
-        <w:rPr>
-          <w:rFonts w:ascii="Times New Roman" w:hAnsi="Times New Roman"/>
-          <w:sz w:val="24"/>
-          <w:szCs w:val="24"/>
-        </w:rPr>
-        <w:t xml:space="preserve"> </w:t>
-      </w:r>
-      <w:r>
-        <w:rPr>
-          <w:rFonts w:ascii="Times New Roman" w:hAnsi="Times New Roman" w:hint="eastAsia"/>
-          <w:sz w:val="24"/>
-          <w:szCs w:val="24"/>
-        </w:rPr>
-        <w:t>о</w:t>
-      </w:r>
-      <w:r>
-        <w:rPr>
-          <w:rFonts w:ascii="Times New Roman" w:hAnsi="Times New Roman"/>
-          <w:sz w:val="24"/>
-          <w:szCs w:val="24"/>
-        </w:rPr>
-        <w:t xml:space="preserve">, </w:t>
-      </w:r>
-      <w:r>
-        <w:rPr>
-          <w:rFonts w:ascii="Times New Roman" w:hAnsi="Times New Roman" w:hint="eastAsia"/>
-          <w:sz w:val="24"/>
-          <w:szCs w:val="24"/>
-        </w:rPr>
-        <w:t>преславна</w:t>
-      </w:r>
-      <w:r>
-        <w:rPr>
-          <w:rFonts w:ascii="Times New Roman" w:hAnsi="Times New Roman"/>
-          <w:sz w:val="24"/>
-          <w:szCs w:val="24"/>
-        </w:rPr>
-        <w:t xml:space="preserve"> </w:t>
-      </w:r>
-      <w:r>
-        <w:rPr>
-          <w:rFonts w:ascii="Times New Roman" w:hAnsi="Times New Roman" w:hint="eastAsia"/>
-          <w:sz w:val="24"/>
-          <w:szCs w:val="24"/>
-        </w:rPr>
-        <w:t>угоднице</w:t>
-      </w:r>
-      <w:r>
-        <w:rPr>
-          <w:rFonts w:ascii="Times New Roman" w:hAnsi="Times New Roman"/>
-          <w:sz w:val="24"/>
-          <w:szCs w:val="24"/>
-        </w:rPr>
-        <w:t xml:space="preserve"> </w:t>
-      </w:r>
-      <w:r>
-        <w:rPr>
-          <w:rFonts w:ascii="Times New Roman" w:hAnsi="Times New Roman" w:hint="eastAsia"/>
-          <w:sz w:val="24"/>
-          <w:szCs w:val="24"/>
-        </w:rPr>
-        <w:t>Христова</w:t>
-      </w:r>
-      <w:r>
-        <w:rPr>
-          <w:rFonts w:ascii="Times New Roman" w:hAnsi="Times New Roman"/>
-          <w:sz w:val="24"/>
-          <w:szCs w:val="24"/>
-        </w:rPr>
-        <w:t>,</w:t>
-      </w:r>
-      <w:r>
-        <w:rPr>
-          <w:rFonts w:ascii="Times New Roman" w:hAnsi="Times New Roman"/>
-          <w:sz w:val="24"/>
-          <w:szCs w:val="24"/>
-          <w:lang w:val="uk-UA"/>
-        </w:rPr>
-        <w:t>*</w:t>
-      </w:r>
-      <w:r>
-        <w:rPr>
-          <w:rFonts w:ascii="Times New Roman" w:hAnsi="Times New Roman"/>
-          <w:sz w:val="24"/>
-          <w:szCs w:val="24"/>
-        </w:rPr>
-        <w:t xml:space="preserve"> </w:t>
-      </w:r>
-      <w:r>
-        <w:rPr>
-          <w:rFonts w:ascii="Times New Roman" w:hAnsi="Times New Roman" w:hint="eastAsia"/>
-          <w:sz w:val="24"/>
-          <w:szCs w:val="24"/>
-        </w:rPr>
-        <w:t>молися</w:t>
-      </w:r>
-      <w:r>
-        <w:rPr>
-          <w:rFonts w:ascii="Times New Roman" w:hAnsi="Times New Roman"/>
-          <w:sz w:val="24"/>
-          <w:szCs w:val="24"/>
-        </w:rPr>
-        <w:t xml:space="preserve"> </w:t>
-      </w:r>
-      <w:r>
-        <w:rPr>
-          <w:rFonts w:ascii="Times New Roman" w:hAnsi="Times New Roman" w:hint="eastAsia"/>
-          <w:sz w:val="24"/>
-          <w:szCs w:val="24"/>
-        </w:rPr>
-        <w:t>за</w:t>
-      </w:r>
-      <w:r>
-        <w:rPr>
-          <w:rFonts w:ascii="Times New Roman" w:hAnsi="Times New Roman"/>
-          <w:sz w:val="24"/>
-          <w:szCs w:val="24"/>
-        </w:rPr>
-        <w:t xml:space="preserve"> </w:t>
-      </w:r>
-      <w:r>
-        <w:rPr>
-          <w:rFonts w:ascii="Times New Roman" w:hAnsi="Times New Roman" w:hint="eastAsia"/>
-          <w:sz w:val="24"/>
-          <w:szCs w:val="24"/>
-        </w:rPr>
-        <w:t>людей</w:t>
-      </w:r>
-      <w:r>
-        <w:rPr>
-          <w:rFonts w:ascii="Times New Roman" w:hAnsi="Times New Roman"/>
-          <w:sz w:val="24"/>
-          <w:szCs w:val="24"/>
-        </w:rPr>
-        <w:t xml:space="preserve"> </w:t>
-      </w:r>
-      <w:r>
-        <w:rPr>
-          <w:rFonts w:ascii="Times New Roman" w:hAnsi="Times New Roman" w:hint="eastAsia"/>
-          <w:sz w:val="24"/>
-          <w:szCs w:val="24"/>
-        </w:rPr>
-        <w:t>землі</w:t>
-      </w:r>
-      <w:r>
-        <w:rPr>
-          <w:rFonts w:ascii="Times New Roman" w:hAnsi="Times New Roman"/>
-          <w:sz w:val="24"/>
-          <w:szCs w:val="24"/>
-        </w:rPr>
-        <w:t xml:space="preserve"> </w:t>
-      </w:r>
-      <w:r>
-        <w:rPr>
-          <w:rFonts w:ascii="Times New Roman" w:hAnsi="Times New Roman" w:hint="eastAsia"/>
-          <w:sz w:val="24"/>
-          <w:szCs w:val="24"/>
-        </w:rPr>
-        <w:t>нашої</w:t>
-      </w:r>
-      <w:r>
-        <w:rPr>
-          <w:rFonts w:ascii="Times New Roman" w:hAnsi="Times New Roman"/>
-          <w:sz w:val="24"/>
-          <w:szCs w:val="24"/>
-        </w:rPr>
-        <w:t>,</w:t>
-      </w:r>
-      <w:r>
-        <w:rPr>
-          <w:rFonts w:ascii="Times New Roman" w:hAnsi="Times New Roman"/>
-          <w:sz w:val="24"/>
-          <w:szCs w:val="24"/>
-          <w:lang w:val="uk-UA"/>
-        </w:rPr>
-        <w:t>*</w:t>
-      </w:r>
-      <w:r>
-        <w:rPr>
-          <w:rFonts w:ascii="Times New Roman" w:hAnsi="Times New Roman"/>
-          <w:sz w:val="24"/>
-          <w:szCs w:val="24"/>
-        </w:rPr>
-        <w:t xml:space="preserve"> </w:t>
-      </w:r>
-      <w:r>
-        <w:rPr>
-          <w:rFonts w:ascii="Times New Roman" w:hAnsi="Times New Roman" w:hint="eastAsia"/>
-          <w:sz w:val="24"/>
-          <w:szCs w:val="24"/>
-        </w:rPr>
-        <w:t>щоб</w:t>
-      </w:r>
-      <w:r>
-        <w:rPr>
-          <w:rFonts w:ascii="Times New Roman" w:hAnsi="Times New Roman"/>
-          <w:sz w:val="24"/>
-          <w:szCs w:val="24"/>
-        </w:rPr>
-        <w:t xml:space="preserve"> </w:t>
-      </w:r>
-      <w:r>
-        <w:rPr>
-          <w:rFonts w:ascii="Times New Roman" w:hAnsi="Times New Roman" w:hint="eastAsia"/>
-          <w:sz w:val="24"/>
-          <w:szCs w:val="24"/>
-        </w:rPr>
-        <w:t>вони</w:t>
-      </w:r>
-      <w:r>
-        <w:rPr>
-          <w:rFonts w:ascii="Times New Roman" w:hAnsi="Times New Roman"/>
-          <w:sz w:val="24"/>
-          <w:szCs w:val="24"/>
-        </w:rPr>
-        <w:t xml:space="preserve"> </w:t>
-      </w:r>
-      <w:r>
-        <w:rPr>
-          <w:rFonts w:ascii="Times New Roman" w:hAnsi="Times New Roman" w:hint="eastAsia"/>
-          <w:sz w:val="24"/>
-          <w:szCs w:val="24"/>
-        </w:rPr>
-        <w:t>ніколи</w:t>
-      </w:r>
-      <w:r>
-        <w:rPr>
-          <w:rFonts w:ascii="Times New Roman" w:hAnsi="Times New Roman"/>
-          <w:sz w:val="24"/>
-          <w:szCs w:val="24"/>
-        </w:rPr>
-        <w:t xml:space="preserve"> </w:t>
-      </w:r>
-      <w:r>
-        <w:rPr>
-          <w:rFonts w:ascii="Times New Roman" w:hAnsi="Times New Roman" w:hint="eastAsia"/>
-          <w:sz w:val="24"/>
-          <w:szCs w:val="24"/>
-        </w:rPr>
-        <w:t>не</w:t>
-      </w:r>
-      <w:r>
-        <w:rPr>
-          <w:rFonts w:ascii="Times New Roman" w:hAnsi="Times New Roman"/>
-          <w:sz w:val="24"/>
-          <w:szCs w:val="24"/>
-        </w:rPr>
-        <w:t xml:space="preserve"> </w:t>
-      </w:r>
-      <w:r>
-        <w:rPr>
-          <w:rFonts w:ascii="Times New Roman" w:hAnsi="Times New Roman" w:hint="eastAsia"/>
-          <w:sz w:val="24"/>
-          <w:szCs w:val="24"/>
-        </w:rPr>
-        <w:t>відвернулися</w:t>
-      </w:r>
-      <w:r>
-        <w:rPr>
-          <w:rFonts w:ascii="Times New Roman" w:hAnsi="Times New Roman"/>
-          <w:sz w:val="24"/>
-          <w:szCs w:val="24"/>
-        </w:rPr>
-        <w:t xml:space="preserve"> </w:t>
-      </w:r>
-      <w:r>
-        <w:rPr>
-          <w:rFonts w:ascii="Times New Roman" w:hAnsi="Times New Roman" w:hint="eastAsia"/>
-          <w:sz w:val="24"/>
-          <w:szCs w:val="24"/>
-        </w:rPr>
-        <w:t>від</w:t>
-      </w:r>
-      <w:r>
-        <w:rPr>
-          <w:rFonts w:ascii="Times New Roman" w:hAnsi="Times New Roman"/>
-          <w:sz w:val="24"/>
-          <w:szCs w:val="24"/>
-        </w:rPr>
-        <w:t xml:space="preserve"> </w:t>
-      </w:r>
-      <w:r>
-        <w:rPr>
-          <w:rFonts w:ascii="Times New Roman" w:hAnsi="Times New Roman" w:hint="eastAsia"/>
-          <w:sz w:val="24"/>
-          <w:szCs w:val="24"/>
-        </w:rPr>
-        <w:t>православної</w:t>
-      </w:r>
-      <w:r>
-        <w:rPr>
-          <w:rFonts w:ascii="Times New Roman" w:hAnsi="Times New Roman"/>
-          <w:sz w:val="24"/>
-          <w:szCs w:val="24"/>
-        </w:rPr>
-        <w:t xml:space="preserve"> </w:t>
-      </w:r>
-      <w:r>
-        <w:rPr>
-          <w:rFonts w:ascii="Times New Roman" w:hAnsi="Times New Roman" w:hint="eastAsia"/>
-          <w:sz w:val="24"/>
-          <w:szCs w:val="24"/>
-        </w:rPr>
-        <w:t>віри</w:t>
-      </w:r>
-      <w:r>
-        <w:rPr>
-          <w:rFonts w:ascii="Times New Roman" w:hAnsi="Times New Roman"/>
-          <w:sz w:val="24"/>
-          <w:szCs w:val="24"/>
-          <w:lang w:val="uk-UA"/>
-        </w:rPr>
-        <w:t>*</w:t>
-      </w:r>
-      <w:r>
-        <w:rPr>
-          <w:rFonts w:ascii="Times New Roman" w:hAnsi="Times New Roman"/>
-          <w:sz w:val="24"/>
-          <w:szCs w:val="24"/>
-        </w:rPr>
-        <w:t xml:space="preserve"> </w:t>
-      </w:r>
-      <w:r>
-        <w:rPr>
-          <w:rFonts w:ascii="Times New Roman" w:hAnsi="Times New Roman" w:hint="eastAsia"/>
-          <w:sz w:val="24"/>
-          <w:szCs w:val="24"/>
-        </w:rPr>
-        <w:t>ніякими</w:t>
-      </w:r>
-      <w:r>
-        <w:rPr>
-          <w:rFonts w:ascii="Times New Roman" w:hAnsi="Times New Roman"/>
-          <w:sz w:val="24"/>
-          <w:szCs w:val="24"/>
-        </w:rPr>
-        <w:t xml:space="preserve"> </w:t>
-      </w:r>
-      <w:r>
-        <w:rPr>
-          <w:rFonts w:ascii="Times New Roman" w:hAnsi="Times New Roman" w:hint="eastAsia"/>
-          <w:sz w:val="24"/>
-          <w:szCs w:val="24"/>
-        </w:rPr>
-        <w:t>спокусами</w:t>
-      </w:r>
-      <w:r>
-        <w:rPr>
-          <w:rFonts w:ascii="Times New Roman" w:hAnsi="Times New Roman"/>
-          <w:sz w:val="24"/>
-          <w:szCs w:val="24"/>
-        </w:rPr>
-        <w:t xml:space="preserve"> </w:t>
-      </w:r>
-      <w:r>
-        <w:rPr>
-          <w:rFonts w:ascii="Times New Roman" w:hAnsi="Times New Roman" w:hint="eastAsia"/>
-          <w:sz w:val="24"/>
-          <w:szCs w:val="24"/>
-        </w:rPr>
-        <w:t>ворожими</w:t>
-      </w:r>
-      <w:r>
-        <w:rPr>
-          <w:rFonts w:ascii="Times New Roman" w:hAnsi="Times New Roman"/>
-          <w:sz w:val="24"/>
-          <w:szCs w:val="24"/>
-          <w:lang w:val="uk-UA"/>
-        </w:rPr>
-        <w:t>*</w:t>
-      </w:r>
-      <w:r>
-        <w:rPr>
-          <w:rFonts w:ascii="Times New Roman" w:hAnsi="Times New Roman"/>
-          <w:sz w:val="24"/>
-          <w:szCs w:val="24"/>
-        </w:rPr>
-        <w:t xml:space="preserve"> </w:t>
-      </w:r>
-      <w:r>
-        <w:rPr>
-          <w:rFonts w:ascii="Times New Roman" w:hAnsi="Times New Roman" w:hint="eastAsia"/>
-          <w:sz w:val="24"/>
-          <w:szCs w:val="24"/>
-        </w:rPr>
-        <w:t>і</w:t>
-      </w:r>
-      <w:r>
-        <w:rPr>
-          <w:rFonts w:ascii="Times New Roman" w:hAnsi="Times New Roman"/>
-          <w:sz w:val="24"/>
-          <w:szCs w:val="24"/>
-        </w:rPr>
-        <w:t xml:space="preserve"> </w:t>
-      </w:r>
-      <w:r>
-        <w:rPr>
-          <w:rFonts w:ascii="Times New Roman" w:hAnsi="Times New Roman" w:hint="eastAsia"/>
-          <w:sz w:val="24"/>
-          <w:szCs w:val="24"/>
-        </w:rPr>
-        <w:t>щоб</w:t>
-      </w:r>
-      <w:r>
-        <w:rPr>
-          <w:rFonts w:ascii="Times New Roman" w:hAnsi="Times New Roman"/>
-          <w:sz w:val="24"/>
-          <w:szCs w:val="24"/>
-        </w:rPr>
-        <w:t xml:space="preserve"> </w:t>
-      </w:r>
-      <w:r>
-        <w:rPr>
-          <w:rFonts w:ascii="Times New Roman" w:hAnsi="Times New Roman" w:hint="eastAsia"/>
-          <w:sz w:val="24"/>
-          <w:szCs w:val="24"/>
-        </w:rPr>
-        <w:t>завжди</w:t>
-      </w:r>
-      <w:r>
-        <w:rPr>
-          <w:rFonts w:ascii="Times New Roman" w:hAnsi="Times New Roman"/>
-          <w:sz w:val="24"/>
-          <w:szCs w:val="24"/>
-        </w:rPr>
-        <w:t xml:space="preserve"> </w:t>
-      </w:r>
-      <w:r>
-        <w:rPr>
-          <w:rFonts w:ascii="Times New Roman" w:hAnsi="Times New Roman" w:hint="eastAsia"/>
-          <w:sz w:val="24"/>
-          <w:szCs w:val="24"/>
-        </w:rPr>
-        <w:t>перебували</w:t>
-      </w:r>
-      <w:r>
-        <w:rPr>
-          <w:rFonts w:ascii="Times New Roman" w:hAnsi="Times New Roman"/>
-          <w:sz w:val="24"/>
-          <w:szCs w:val="24"/>
-        </w:rPr>
-        <w:t xml:space="preserve"> </w:t>
-      </w:r>
-      <w:r>
-        <w:rPr>
-          <w:rFonts w:ascii="Times New Roman" w:hAnsi="Times New Roman" w:hint="eastAsia"/>
-          <w:sz w:val="24"/>
-          <w:szCs w:val="24"/>
-        </w:rPr>
-        <w:t>у</w:t>
-      </w:r>
-      <w:r>
-        <w:rPr>
-          <w:rFonts w:ascii="Times New Roman" w:hAnsi="Times New Roman"/>
-          <w:sz w:val="24"/>
-          <w:szCs w:val="24"/>
-        </w:rPr>
-        <w:t xml:space="preserve"> </w:t>
-      </w:r>
-      <w:r>
-        <w:rPr>
-          <w:rFonts w:ascii="Times New Roman" w:hAnsi="Times New Roman" w:hint="eastAsia"/>
-          <w:sz w:val="24"/>
-          <w:szCs w:val="24"/>
-        </w:rPr>
-        <w:t>благочесті</w:t>
-      </w:r>
-      <w:r>
-        <w:rPr>
-          <w:rFonts w:ascii="Times New Roman" w:hAnsi="Times New Roman"/>
-          <w:sz w:val="24"/>
-          <w:szCs w:val="24"/>
-        </w:rPr>
-        <w:t>.</w:t>
-      </w:r>
-    </w:p>
-    <w:p>
-      <w:pPr>
-        <w:spacing w:after="120"/>
-        <w:jc w:val="both"/>
-      </w:pPr>
-      <w:r>
-        <w:rPr>
-          <w:rFonts w:ascii="Times New Roman" w:hAnsi="Times New Roman"/>
-          <w:i/>
-          <w:color w:val="FF0000"/>
-          <w:sz w:val="24"/>
-        </w:rPr>
-        <w:t>Стих:</w:t>
-      </w:r>
-      <w:r>
-        <w:rPr>
-          <w:rFonts w:ascii="Times New Roman" w:hAnsi="Times New Roman"/>
-          <w:i/>
-          <w:sz w:val="24"/>
-        </w:rPr>
-        <w:t xml:space="preserve"> </w:t>
-      </w:r>
-      <w:r>
-        <w:rPr>
-          <w:rFonts w:ascii="Times New Roman" w:hAnsi="Times New Roman"/>
-          <w:sz w:val="24"/>
-          <w:u w:val="single"/>
-        </w:rPr>
-        <w:t>Вели́ке бо до нас Його́ милосе́рдя,* і ві́рність Го́спода пові́ки.</w:t>
+        <w:t>Велике бо до нас його милосердя, і вірність Господа повіки.</w:t>
       </w:r>
     </w:p>
     <w:p>
@@ -6674,30 +7899,30 @@
     <w:p>
       <w:pPr>
         <w:spacing w:after="120"/>
-      </w:pPr>
-      <w:r>
-        <w:rPr>
-          <w:rFonts w:ascii="Times New Roman" w:hAnsi="Times New Roman"/>
-          <w:i/>
-          <w:color w:val="FF0000"/>
-          <w:sz w:val="24"/>
+        <w:jc w:val="both"/>
+        <w:rPr>
+          <w:rFonts w:ascii="Times New Roman" w:hAnsi="Times New Roman"/>
+          <w:sz w:val="24"/>
+          <w:szCs w:val="24"/>
+        </w:rPr>
+      </w:pPr>
+      <w:r>
+        <w:rPr>
+          <w:rFonts w:ascii="Times New Roman" w:hAnsi="Times New Roman"/>
+          <w:i/>
+          <w:color w:val="FF0000"/>
+          <w:sz w:val="24"/>
+          <w:szCs w:val="24"/>
         </w:rPr>
         <w:t>Вірні:</w:t>
       </w:r>
       <w:r>
         <w:rPr>
           <w:rFonts w:ascii="Times New Roman" w:hAnsi="Times New Roman"/>
-          <w:color w:val="FF0000"/>
-          <w:sz w:val="24"/>
-        </w:rPr>
-        <w:t xml:space="preserve"> </w:t>
-      </w:r>
-      <w:r>
-        <w:rPr>
-          <w:rFonts w:ascii="Times New Roman" w:hAnsi="Times New Roman"/>
-          <w:sz w:val="24"/>
-        </w:rPr>
-        <w:t>Сві́тло ти́хе свято́ї сла́ви безсме́ртного Отця́ небе́сного, свято́го, блаже́нного, Ісу́се Хри́сте, дожи́вши до за́ходу со́нця, ба́чивши сві́тло вечі́рнє, сла́вимо Отця́, і Си́на, і Свято́го Ду́ха – Бо́га. Досто́йно є повсякча́с прославля́ти Тебе́ голоса́ми побо́жними, Си́ну Бо́жий, що життя́ дає́ш усьому́ сві́ту, тому́ світ уве́сь сла́вить Тебе́.</w:t>
+          <w:sz w:val="24"/>
+          <w:szCs w:val="24"/>
+        </w:rPr>
+        <w:t xml:space="preserve"> Світло тихе святої слави, безсмертного Отця небесного, святого, блаженного, Ісусе Христе! Доживши до заходу сонця, бачивши світло вечірнє, славимо Отця, і Сина, і Святого Духа – Бога. Достойно є повсякчас прославляти тебе голосами побожними, Сину Божий, що життя даєш усьому світу; тому світ увесь славить тебе.</w:t>
       </w:r>
     </w:p>
     <w:p>
@@ -6737,7 +7962,7 @@
           <w:sz w:val="24"/>
           <w:szCs w:val="24"/>
         </w:rPr>
-        <w:t>Священник:</w:t>
+        <w:t>Священик:</w:t>
       </w:r>
       <w:r>
         <w:rPr>
@@ -7428,7 +8653,7 @@
           <w:sz w:val="24"/>
           <w:highlight w:val="yellow"/>
         </w:rPr>
-        <w:t xml:space="preserve"> Господь Бог Ізраїлів — піди, піднімись на гору Фавор і візьми з собою десять тисяч людей із синів Нефалимових і синів Завулонових; а Я приведу до тебе, до потоку Кисону, Сисару, воєначальника Іавинового, і колісниці його, і багатолюдне (військо) його, і віддам його до рук твоїх. Варак сказав їй: якщо ти підеш зі мною, піду, бо я не знаю дня, в який пошле ангела зі мною. Вона сказала: піти з тобою піду, тільки знай, що не твоя вже буде слава на цьому шляху, яким ти йдеш, але в руки жінки віддасть Господь Сисару. І встала Девора і пішла з Вараком у Кедес. Варак скликав завулонян і нафалимлян у Кедес, і пішли слідом за ним десять тисяч чоловік, і Девора пішла з ним. А кенеянин Хевер відділився тоді від кенеян, синів Ховава, родича Мойсеєвого, і розкинув намет свій біля діброви у Цаанимі поблизу Кедеса. І доповіли Сисарі, що Варак, син Авиноамів, піднявся на гору Фавор. Сисара зібрав усі колісниці свої, дев’ятсот залізних колісниць, і весь народ, який з ним, із Харошеф-Гоіма, біля потоку Кесону. І сказала Девора Вараку: встань, бо це той день, в який Господь віддасть Сисару в руки твої; Сам Господь піде перед тобою. І зійшов Варак з гори Фавор, і за ним десять тисяч чоловік. Тоді Господь привів у замішання Сисару, і всі колісниці його, і все ополчення його від меча Варакового; і зійшов Сисара зі своєї колісниці, і побіг пішки. Варак переслідував його колісниці й ополчення до Харошеф-Гоіма, і загинуло все ополчення Сисарине від меча, не залишилося нікого. Сисара ж утік пішки у намет Іаілі, дружини Хевера кенеянина; бо між Іавимом, царем Асорським, і домом Хевера був мир. І вийшла Іаіль назустріч Сисарі і сказала йому: зайди, господарю, зайди до мене, не бійся. Він зайшов до неї в намет, і вона накрила його килимом своїм. Сисара сказав їй: дай мені напитися трохи води, я хочу пити. Вона розв’язала міх з молоком, напоїла його, знову накрила його. Сисара сказав їй: стань біля дверей намету, і якщо хто прийде і спитає у тебе і скаже: чи нема тут кого? ти скажи: нема. Іаіль, дружина Хеверова, взяла кілок від намету, і взяла молоток у руки свої, і підійшла до нього тихенько, і устромила кілок у скроню його так, що приколола до землі; а він спав від утоми — і помер. І ось Варак женеться за Сисарою, Іаіль вийшла назустріч йому і сказала йому: ввійди, я покажу тобі людину, яку ти шукаєш. Він зайшов до неї, і ось, Сисара лежить мертвий, і кілок у скроні його. І смирив Господь у той день Іавина, царя Ханаанського, перед синами Ізраїлевими. Рука синів Ізраїлевих посилювалася все більше і більше над Іавином, царем Ханаанським, поки не знищили вони Іавина, царя Ханаанського.</w:t>
+        <w:t xml:space="preserve"> Господь Бог Ізраїлів — піди, піднімись на гору Фавор і візьми з собою десять тисяч людей із синів Нефалимових і синів Завулонових; а Я приведу до тебе, до потоку Кисону, Сисару, воєначальника Іавинового, і колісниці його, і багатолюдне (військо) його, і віддам його до рук твоїх. Варак сказав їй: якщо ти підеш зі мною, піду, бо я не знаю дня, в який пошле ангела зі мною. Вона сказала: піти з тобою піду, тільки знай, що не твоя вже буде слава на цьому шляху, яким ти йдеш, але в руки жінки віддасть Господь Сисару. І встала Девора і пішла з Вараком у Кедес. Варак скликав завулонян і нафалимлян у Кедес, і пішли слідом за ним десять тисяч чоловік, і Девора пішла з ним. А кенеянин Хевер відділився тоді від кенеян, синів Ховава, родича Мойсеєвого, і розкинув намет свій біля діброви у Цаанимі поблизу Кедеса. І доповіли Сисарі, що Варак, син Авиноамів, піднявся на гору Фавор. Сисара зібрав усі колісниці свої, дев’ятсот залізних колісниць, і весь народ, який з ним, із Харошеф-Гоіма, біля потоку Кесону. І сказала Девора Вараку: встань, бо це той день, в який Господь віддасть Сисару в руки твої; Сам Господь піде перед тобою. І зійшов Варак з гори Фавор, і за ним десять тисяч чоловік. Тоді Господь привів у замішання Сисару, і всі колісниці його, і все ополчення його від меча Варакового; і зійшов Сисара зі своєї колісниці, і побіг пішки. Варак переслідував його колісниці й ополчення до Харошеф-Гоіма, і загинуло все ополчення Сисарине від меча, не залишилося нікого. Сисара ж утік пішки у намет Іаілі, дружини Хевера кенеянина; бо між Іавимом, царем Асорським, і домом Хевера був мир. І вийшла Іаіль назустріч Сисарі і сказала йому: зайди, господарю, зайди до мене, не бійся. Він зайшов до неї в намет, і вона накрила його килимом своїм. Сисара сказав їй: дай мені напитися трохи води, я хочу пити. Вона розв’язала міх з молоком, напоїла його, знову накрила його. Сисара сказав їй: стань біля дверей намету, і якщо хто прийде і спитає у тебе і скаже: чи нема тут кого? ти скажи: нема. Іаіль, дружина Хеверова, взяла кілок від намету, і взяла молоток у руки свої, і підійшла до нього тихенько, і устромила кілок у скроню його так, що приколола до землі; а він спав від утоми — і помер. І ось Варак женеться за Сисарою, Іаіль вийшла назустріч йому і сказала йому: ввійди, я покажу тобі людину, яку ти шукаєш. Він зайшов до неї, і ось, Сисара лежить мертвий, і кілок у скроні його. І смирив Господь у той день Іавина, царя Ханаанського, перед синами Ізраїлевими. Рука синів Ізраїлевих посилювалася все більше і більше над Іавином, царем Ханаанським, поки не знищили вони Іавина, царя Ханаанського.</w:t>
       </w:r>
     </w:p>
     <w:p>
@@ -7444,7 +8669,7 @@
           <w:sz w:val="24"/>
           <w:highlight w:val="yellow"/>
         </w:rPr>
-        <w:t xml:space="preserve">В той день заспівали Девора і Варак, син Авиноамів, цими словами: Ізраїль помстився, народ показав ревність; прославте Господа! Слухайте, царі; будьте уважні, вельможі: я Господу співаю, граю Господу Богу Ізраїлевому. Коли виходив Ти, Господи, від Сеіра, коли йшов з поля Єдомського, тоді земля тряслася, і з неба капало, і хмари проливали воду; гори танули від лиця Господа, навіть цей Синай — від лиця Господа Бога Ізраїлевого. У дні Самегара, сина Анафового, у дні Іаілі, були порожніми дороги, і ті, що раніше ходили прямими шляхами, ходили тоді обхідними дорогами. Не стало жителів в оселях Ізраїля, не стало, поки не повстала я, Девора, поки не повстала я, мати в Ізраїлі. Обрали нових богів, звідси війна при воротях. Чи бачили щит і спис у сорока тисяч Ізраїля? Серце моє до вас, начальники Ізраїлеві, до ревнителів серед народу: прославте Господа! Ті, що їздять на білих ослицях, ті, що сидять на килимах і що ходять по дорозі, співайте пісню! Серед голосів тих, що збирають отари біля колодязів, там нехай співають хвалу Господу, хвалу вождям Ізраїля. Тоді вийшов до воріт народ Господній. Піднесись, піднесись, Деворо! Піднесись, піднесись! Заспівай пісню! Встань, Вараку! І веди полонених твоїх, сину Авиноамів! </w:t>
+        <w:t xml:space="preserve">В той день заспівали Девора і Варак, син Авиноамів, цими словами: Ізраїль помстився, народ показав ревність; прославте Господа! Слухайте, царі; будьте уважні, вельможі: я Господу співаю, граю Господу Богу Ізраїлевому. Коли виходив Ти, Господи, від Сеіра, коли йшов з поля Єдомського, тоді земля тряслася, і з неба капало, і хмари проливали воду; гори танули від лиця Господа, навіть цей Синай — від лиця Господа Бога Ізраїлевого. У дні Самегара, сина Анафового, у дні Іаілі, були порожніми дороги, і ті, що раніше ходили прямими шляхами, ходили тоді обхідними дорогами. Не стало жителів в оселях Ізраїля, не стало, поки не повстала я, Девора, поки не повстала я, мати в Ізраїлі. Обрали нових богів, звідси війна при воротях. Чи бачили щит і спис у сорока тисяч Ізраїля? Серце моє до вас, начальники Ізраїлеві, до ревнителів серед народу: прославте Господа! Ті, що їздять на білих ослицях, ті, що сидять на килимах і що ходять по дорозі, співайте пісню! Серед голосів тих, що збирають отари біля колодязів, там нехай співають хвалу Господу, хвалу вождям Ізраїля. Тоді вийшов до воріт народ Господній. Піднесись, піднесись, Деворо! Піднесись, піднесись! Заспівай пісню! Встань, Вараку! І веди полонених твоїх, сину Авиноамів! </w:t>
       </w:r>
       <w:r>
         <w:rPr>
@@ -16578,14 +17803,21 @@
       <w:pPr>
         <w:spacing w:after="120"/>
         <w:jc w:val="both"/>
-      </w:pPr>
-      <w:r>
-        <w:rPr>
-          <w:rFonts w:ascii="Times New Roman" w:hAnsi="Times New Roman"/>
-          <w:sz w:val="24"/>
+        <w:rPr>
+          <w:rFonts w:ascii="Times New Roman" w:hAnsi="Times New Roman"/>
+          <w:sz w:val="24"/>
+          <w:szCs w:val="24"/>
           <w:u w:val="single"/>
         </w:rPr>
-        <w:t>[Господи, Боже наш! Згадай нас грішних і недостойних слуг Твоїх, коли призиваємо святе ім'я Твоє, і не осороми нас, коли очікуємо милости Твоєї, але вислухай, Господи, усі наші спасенні прохання, і вчини нас достойними любити і боятися Тебе від усього серця нашого і творити в усьому волю Твою.]</w:t>
+      </w:pPr>
+      <w:r>
+        <w:rPr>
+          <w:rFonts w:ascii="Times New Roman" w:hAnsi="Times New Roman"/>
+          <w:sz w:val="24"/>
+          <w:szCs w:val="24"/>
+          <w:u w:val="single"/>
+        </w:rPr>
+        <w:t>[Господи, Боже наш! Згадай нас грішних і недостойних слуг твоїх, коли призиваємо святе ім'я твоє, і не осороми нас, коли очікуємо милости твоєї, але вислухай, Господи, усі наші спасенні прохання, і вчини нас достойними любити і боятися тебе від усього серця нашого і творити в усьому волю твою.]</w:t>
       </w:r>
     </w:p>
     <w:p>
@@ -16675,121 +17907,191 @@
     <w:p>
       <w:pPr>
         <w:spacing w:after="120"/>
-      </w:pPr>
-      <w:r>
-        <w:rPr>
-          <w:rFonts w:ascii="Times New Roman" w:hAnsi="Times New Roman"/>
-          <w:sz w:val="24"/>
-        </w:rPr>
-        <w:t>Сподо́би, Го́споди, цього́ ве́чора* без гріха́ зберегти́ся нам.</w:t>
-      </w:r>
-    </w:p>
-    <w:p>
-      <w:pPr>
-        <w:spacing w:after="120"/>
-      </w:pPr>
-      <w:r>
-        <w:rPr>
-          <w:rFonts w:ascii="Times New Roman" w:hAnsi="Times New Roman"/>
-          <w:sz w:val="24"/>
-        </w:rPr>
-        <w:t>Благослове́нний Ти, Го́споди, Бо́же отці́в на́ших,* і хва́льне і просла́влене Ім’я́ Твоє́ наві́ки. Амі́нь.</w:t>
-      </w:r>
-    </w:p>
-    <w:p>
-      <w:pPr>
-        <w:spacing w:after="120"/>
-      </w:pPr>
-      <w:r>
-        <w:rPr>
-          <w:rFonts w:ascii="Times New Roman" w:hAnsi="Times New Roman"/>
-          <w:sz w:val="24"/>
-        </w:rPr>
-        <w:t>Неха́й бу́де, Го́споди, ми́лість Твоя́ на нас,* бо ми наді́ємось на Те́бе.</w:t>
-      </w:r>
-    </w:p>
-    <w:p>
-      <w:pPr>
-        <w:spacing w:after="120"/>
-      </w:pPr>
-      <w:r>
-        <w:rPr>
-          <w:rFonts w:ascii="Times New Roman" w:hAnsi="Times New Roman"/>
-          <w:sz w:val="24"/>
-        </w:rPr>
-        <w:t>Благослове́нний Ти, Го́споди,* навчи́ мене́ устано́в Твої́х.</w:t>
-      </w:r>
-    </w:p>
-    <w:p>
-      <w:pPr>
-        <w:spacing w:after="120"/>
-      </w:pPr>
-      <w:r>
-        <w:rPr>
-          <w:rFonts w:ascii="Times New Roman" w:hAnsi="Times New Roman"/>
-          <w:sz w:val="24"/>
-        </w:rPr>
-        <w:t>Благослове́нний Ти, Влади́ко,* врозуми́ мене́ устано́вами Твої́ми.</w:t>
-      </w:r>
-    </w:p>
-    <w:p>
-      <w:pPr>
-        <w:spacing w:after="120"/>
-      </w:pPr>
-      <w:r>
-        <w:rPr>
-          <w:rFonts w:ascii="Times New Roman" w:hAnsi="Times New Roman"/>
-          <w:sz w:val="24"/>
-        </w:rPr>
-        <w:t>Благослове́нний Ти, Святи́й,* просвіти́ мене́ устано́вами Твої́ми.</w:t>
-      </w:r>
-    </w:p>
-    <w:p>
-      <w:pPr>
-        <w:spacing w:after="120"/>
-      </w:pPr>
-      <w:r>
-        <w:rPr>
-          <w:rFonts w:ascii="Times New Roman" w:hAnsi="Times New Roman"/>
-          <w:sz w:val="24"/>
-        </w:rPr>
-        <w:t>Го́споди, ми́лість Твоя́ пові́ки,* не покида́й ді́ло рук Твої́х.</w:t>
-      </w:r>
-    </w:p>
-    <w:p>
-      <w:pPr>
-        <w:spacing w:after="120"/>
-      </w:pPr>
-      <w:r>
-        <w:rPr>
-          <w:rFonts w:ascii="Times New Roman" w:hAnsi="Times New Roman"/>
-          <w:sz w:val="24"/>
-        </w:rPr>
-        <w:t>Тобі́ нале́жить хвала́,* Тобі́ нале́жить пі́сня.</w:t>
-      </w:r>
-    </w:p>
-    <w:p>
-      <w:pPr>
-        <w:spacing w:after="120"/>
-      </w:pPr>
-      <w:r>
-        <w:rPr>
-          <w:rFonts w:ascii="Times New Roman" w:hAnsi="Times New Roman"/>
-          <w:sz w:val="24"/>
-        </w:rPr>
-        <w:t>Тобі́ нале́жить сла́ва:* Отцю́ і Си́ну, і Свято́му Ду́хові,</w:t>
-      </w:r>
-    </w:p>
-    <w:p>
-      <w:pPr>
-        <w:spacing w:after="120"/>
-      </w:pPr>
-      <w:r>
-        <w:rPr>
-          <w:rFonts w:ascii="Times New Roman" w:hAnsi="Times New Roman"/>
-          <w:sz w:val="24"/>
-        </w:rPr>
-        <w:t>І ни́ні і повсякча́с,* і на ві́ки вікі́в. Амі́нь.</w:t>
+        <w:jc w:val="both"/>
+        <w:rPr>
+          <w:rFonts w:ascii="Times New Roman" w:hAnsi="Times New Roman"/>
+          <w:sz w:val="24"/>
+          <w:szCs w:val="24"/>
+        </w:rPr>
+      </w:pPr>
+      <w:r>
+        <w:rPr>
+          <w:rFonts w:ascii="Times New Roman" w:hAnsi="Times New Roman"/>
+          <w:sz w:val="24"/>
+          <w:szCs w:val="24"/>
+        </w:rPr>
+        <w:t>Сподоби, Господи, цього вечора* без гріха зберегтися нам.</w:t>
+      </w:r>
+    </w:p>
+    <w:p>
+      <w:pPr>
+        <w:spacing w:after="120"/>
+        <w:jc w:val="both"/>
+        <w:rPr>
+          <w:rFonts w:ascii="Times New Roman" w:hAnsi="Times New Roman"/>
+          <w:sz w:val="24"/>
+          <w:szCs w:val="24"/>
+        </w:rPr>
+      </w:pPr>
+      <w:r>
+        <w:rPr>
+          <w:rFonts w:ascii="Times New Roman" w:hAnsi="Times New Roman"/>
+          <w:sz w:val="24"/>
+          <w:szCs w:val="24"/>
+        </w:rPr>
+        <w:t>Благословенний ти, Господи, Боже отців наших,* і хвальне і прославлене ім'я твоє навіки. Амінь.</w:t>
+      </w:r>
+    </w:p>
+    <w:p>
+      <w:pPr>
+        <w:spacing w:after="120"/>
+        <w:jc w:val="both"/>
+        <w:rPr>
+          <w:rFonts w:ascii="Times New Roman" w:hAnsi="Times New Roman"/>
+          <w:sz w:val="24"/>
+          <w:szCs w:val="24"/>
+        </w:rPr>
+      </w:pPr>
+      <w:r>
+        <w:rPr>
+          <w:rFonts w:ascii="Times New Roman" w:hAnsi="Times New Roman"/>
+          <w:sz w:val="24"/>
+          <w:szCs w:val="24"/>
+        </w:rPr>
+        <w:t>Нехай буде, Господи, милість твоя на нас,* бо ми надіємось на тебе.</w:t>
+      </w:r>
+    </w:p>
+    <w:p>
+      <w:pPr>
+        <w:spacing w:after="120"/>
+        <w:jc w:val="both"/>
+        <w:rPr>
+          <w:rFonts w:ascii="Times New Roman" w:hAnsi="Times New Roman"/>
+          <w:sz w:val="24"/>
+          <w:szCs w:val="24"/>
+        </w:rPr>
+      </w:pPr>
+      <w:r>
+        <w:rPr>
+          <w:rFonts w:ascii="Times New Roman" w:hAnsi="Times New Roman"/>
+          <w:sz w:val="24"/>
+          <w:szCs w:val="24"/>
+        </w:rPr>
+        <w:t>Благословенний ти, Господи,* навчи мене установ твоїх.</w:t>
+      </w:r>
+    </w:p>
+    <w:p>
+      <w:pPr>
+        <w:spacing w:after="120"/>
+        <w:jc w:val="both"/>
+        <w:rPr>
+          <w:rFonts w:ascii="Times New Roman" w:hAnsi="Times New Roman"/>
+          <w:sz w:val="24"/>
+          <w:szCs w:val="24"/>
+        </w:rPr>
+      </w:pPr>
+      <w:r>
+        <w:rPr>
+          <w:rFonts w:ascii="Times New Roman" w:hAnsi="Times New Roman"/>
+          <w:sz w:val="24"/>
+          <w:szCs w:val="24"/>
+        </w:rPr>
+        <w:t>Благословенний ти, Владико,* врозуми мене установами твоїми.</w:t>
+      </w:r>
+    </w:p>
+    <w:p>
+      <w:pPr>
+        <w:spacing w:after="120"/>
+        <w:jc w:val="both"/>
+        <w:rPr>
+          <w:rFonts w:ascii="Times New Roman" w:hAnsi="Times New Roman"/>
+          <w:sz w:val="24"/>
+          <w:szCs w:val="24"/>
+        </w:rPr>
+      </w:pPr>
+      <w:r>
+        <w:rPr>
+          <w:rFonts w:ascii="Times New Roman" w:hAnsi="Times New Roman"/>
+          <w:sz w:val="24"/>
+          <w:szCs w:val="24"/>
+        </w:rPr>
+        <w:t>Благословенний ти, Святий,* просвіти мене установами твоїми.</w:t>
+      </w:r>
+    </w:p>
+    <w:p>
+      <w:pPr>
+        <w:spacing w:after="120"/>
+        <w:jc w:val="both"/>
+        <w:rPr>
+          <w:rFonts w:ascii="Times New Roman" w:hAnsi="Times New Roman"/>
+          <w:sz w:val="24"/>
+          <w:szCs w:val="24"/>
+        </w:rPr>
+      </w:pPr>
+      <w:r>
+        <w:rPr>
+          <w:rFonts w:ascii="Times New Roman" w:hAnsi="Times New Roman"/>
+          <w:sz w:val="24"/>
+          <w:szCs w:val="24"/>
+        </w:rPr>
+        <w:t>Господи, милість твоя повіки,* не покидай діло рук твоїх.</w:t>
+      </w:r>
+    </w:p>
+    <w:p>
+      <w:pPr>
+        <w:spacing w:after="120"/>
+        <w:jc w:val="both"/>
+        <w:rPr>
+          <w:rFonts w:ascii="Times New Roman" w:hAnsi="Times New Roman"/>
+          <w:sz w:val="24"/>
+          <w:szCs w:val="24"/>
+        </w:rPr>
+      </w:pPr>
+      <w:r>
+        <w:rPr>
+          <w:rFonts w:ascii="Times New Roman" w:hAnsi="Times New Roman"/>
+          <w:sz w:val="24"/>
+          <w:szCs w:val="24"/>
+        </w:rPr>
+        <w:t>Тобі належить хвала,* тобі належить пісня.</w:t>
+      </w:r>
+    </w:p>
+    <w:p>
+      <w:pPr>
+        <w:spacing w:after="120"/>
+        <w:jc w:val="both"/>
+        <w:rPr>
+          <w:rFonts w:ascii="Times New Roman" w:hAnsi="Times New Roman"/>
+          <w:sz w:val="24"/>
+          <w:szCs w:val="24"/>
+        </w:rPr>
+      </w:pPr>
+      <w:r>
+        <w:rPr>
+          <w:rFonts w:ascii="Times New Roman" w:hAnsi="Times New Roman"/>
+          <w:sz w:val="24"/>
+          <w:szCs w:val="24"/>
+        </w:rPr>
+        <w:t>Тобі належить слава:* Отцю, і Сину, і Святому Духові:</w:t>
+      </w:r>
+    </w:p>
+    <w:p>
+      <w:pPr>
+        <w:spacing w:after="120"/>
+        <w:jc w:val="both"/>
+        <w:rPr>
+          <w:rFonts w:ascii="Times New Roman" w:hAnsi="Times New Roman"/>
+          <w:sz w:val="24"/>
+          <w:szCs w:val="24"/>
+        </w:rPr>
+      </w:pPr>
+      <w:r>
+        <w:rPr>
+          <w:rFonts w:ascii="Times New Roman" w:hAnsi="Times New Roman"/>
+          <w:sz w:val="24"/>
+          <w:szCs w:val="24"/>
+        </w:rPr>
+        <w:t>Нині і повсякчас,* і на віки віків. Амінь.</w:t>
       </w:r>
     </w:p>
     <w:p>
@@ -17176,44 +18478,51 @@
       <w:pPr>
         <w:spacing w:after="120"/>
         <w:jc w:val="both"/>
-      </w:pPr>
-      <w:r>
-        <w:rPr>
-          <w:rFonts w:ascii="Times New Roman" w:hAnsi="Times New Roman"/>
-          <w:sz w:val="24"/>
+        <w:rPr>
+          <w:rFonts w:ascii="Times New Roman" w:hAnsi="Times New Roman"/>
+          <w:sz w:val="24"/>
+          <w:szCs w:val="24"/>
           <w:u w:val="single"/>
         </w:rPr>
-        <w:t>[Боже великий і вишній, в Тебе одного є безсмертність і в світлі живеш недоступнім. Ти все створіння мудро створив, відокремив світло від темряви і сонце поклав, щоб правити днем, а місяць і зорі, щоб володіли ніччю, нас же грішних вчинив достойними і в теперішню годину стати перед Твоїм обличчям, щоб Тебе визнавати і принести Тобі вечірнє славослов'я. Направ, Людинолюбче, молитву нашу, немов кадило, перед Тобою і прийми її, як благовонний запах. Дай нам мирний цей вечір і близьку вже ніч; зодягни нас у броню світла; визволь нас від нічного страху і всякої речі, що в темряві з'являється, і дай сон, що його Ти дарував на відпочинок нашій немічності, вільний від усякого маріння диявольського. Владико, давче добра, хай і на нашій постелі, бувши Тобі милими, згадуємо вночі Твоє ім'я і, просвічувані навчанням Твоїх заповідей, встанемо в душевній радості до звеличування Твоєї доброти, приносячи твоєму милосердю молитви і моління, за наші і всіх Твоїх людей провини. Відвідай їх задля молитов святої Богородиці.]</w:t>
-      </w:r>
-    </w:p>
-    <w:p>
-      <w:pPr>
-        <w:spacing w:after="120"/>
-      </w:pPr>
-      <w:r>
-        <w:rPr>
-          <w:rFonts w:ascii="Times New Roman" w:hAnsi="Times New Roman"/>
-          <w:i/>
-          <w:color w:val="FF0000"/>
-          <w:sz w:val="24"/>
-        </w:rPr>
-        <w:t>Священник:</w:t>
-      </w:r>
-      <w:r>
-        <w:rPr>
-          <w:rFonts w:ascii="Times New Roman" w:hAnsi="Times New Roman"/>
-          <w:color w:val="FF0000"/>
-          <w:sz w:val="24"/>
-        </w:rPr>
-        <w:t xml:space="preserve"> </w:t>
-      </w:r>
-      <w:r>
-        <w:rPr>
-          <w:rFonts w:ascii="Times New Roman" w:hAnsi="Times New Roman"/>
-          <w:color w:val="000000"/>
-          <w:sz w:val="24"/>
-        </w:rPr>
-        <w:t>Бо Ти – Бог милости, ласк і людинолюбности, і Тобі славу віддаємо, Отцю, і Сину, і Святому Духові, нині, і повсякчас, і на віки віків.</w:t>
+      </w:pPr>
+      <w:r>
+        <w:rPr>
+          <w:rFonts w:ascii="Times New Roman" w:hAnsi="Times New Roman"/>
+          <w:sz w:val="24"/>
+          <w:szCs w:val="24"/>
+          <w:u w:val="single"/>
+        </w:rPr>
+        <w:t>[Боже великий і вишній, в тебе одного є безсмертність і в світлі живеш недоступнім. Ти все створіння мудро створив, відокремив світло від темряви і сонце поклав, щоб правити днем, а місяць і зорі, щоб володіли ніччю, нас же грішних вчинив достойними і в теперішню годину стати перед твоїм обличчям, щоб тебе визнавати і принести тобі вечірнє славослов'я. Направ, Чоловіколюбче, молитву нашу, немов кадило, перед тобою і прийми її, як благовонний запах. Дай нам мирний цей вечір і близьку вже ніч; зодягни нас у броню світла; визволь нас від нічного страху і всякої речі, що в темряві з'являється, і дай сон, що його ти дарував на відпочинок нашій немічності, вільний від усякого маріння диявольського. Владико, давче добра, хай і на нашій постелі, бувши тобі милими, згадуємо вночі твоє ім'я і, просвічувані навчанням твоїх заповідей, встанемо в душевній радості до звеличування твоєї доброти, приносячи твоєму милосердю молитви і моління, за наші і всіх твоїх людей провини. Відвідай їх задля молитов святої Богородиці.]</w:t>
+      </w:r>
+    </w:p>
+    <w:p>
+      <w:pPr>
+        <w:spacing w:after="120"/>
+      </w:pPr>
+      <w:r>
+        <w:rPr>
+          <w:rFonts w:ascii="Times New Roman" w:hAnsi="Times New Roman"/>
+          <w:i/>
+          <w:color w:val="FF0000"/>
+          <w:sz w:val="24"/>
+        </w:rPr>
+        <w:t>Священик:</w:t>
+      </w:r>
+      <w:r>
+        <w:rPr>
+          <w:rFonts w:ascii="Times New Roman" w:hAnsi="Times New Roman"/>
+          <w:color w:val="FF0000"/>
+          <w:sz w:val="24"/>
+        </w:rPr>
+        <w:t xml:space="preserve"> </w:t>
+      </w:r>
+      <w:r>
+        <w:rPr>
+          <w:rFonts w:ascii="Times New Roman" w:hAnsi="Times New Roman"/>
+          <w:color w:val="000000"/>
+          <w:sz w:val="24"/>
+        </w:rPr>
+        <w:t>Бо Ти – Бог милости, ласк і людинолюбности, і Тобі славу віддаємо, Отцю, і Сину, і Святому Духові, нині, і повсякчас, і на віки віків.</w:t>
       </w:r>
     </w:p>
     <w:p>
@@ -17272,7 +18581,7 @@
           <w:sz w:val="24"/>
           <w:szCs w:val="24"/>
         </w:rPr>
-        <w:t>Священник:</w:t>
+        <w:t>Священик:</w:t>
       </w:r>
       <w:r>
         <w:rPr>
@@ -17405,29 +18714,29 @@
           <w:sz w:val="24"/>
           <w:szCs w:val="24"/>
         </w:rPr>
-        <w:t>Священник читає молитву:</w:t>
-      </w:r>
-      <w:r>
-        <w:rPr>
-          <w:rFonts w:ascii="Times New Roman" w:hAnsi="Times New Roman"/>
-          <w:sz w:val="24"/>
-          <w:szCs w:val="24"/>
-        </w:rPr>
-        <w:t xml:space="preserve"> Господи, Боже наш, що прихилив небо і зійшов на спасіння людського роду! Зглянься на слуг твоїх і на спадкоємство твоє, бо перед тобою, страшним і людинолюбним Суддею, слуги твої схилили свої голови і зігнули свої шиї, не від людей очікуючи допомоги, але на твою надіючись милість і твого очікуючи спасіння; тож оберігай їх повсякчасно, і в цей вечір, і в прийдешню ніч збережи від усякого ворога, і від будь-якого зазіхання диявольського, і від думок марних, і спогадів лукавих.</w:t>
-      </w:r>
-    </w:p>
-    <w:p>
-      <w:pPr>
-        <w:spacing w:after="120"/>
-      </w:pPr>
-      <w:r>
-        <w:rPr>
-          <w:rFonts w:ascii="Times New Roman" w:hAnsi="Times New Roman"/>
-          <w:i/>
-          <w:color w:val="FF0000"/>
-          <w:sz w:val="24"/>
-        </w:rPr>
-        <w:t>Священник:</w:t>
+        <w:t>Священик читає молитву:</w:t>
+      </w:r>
+      <w:r>
+        <w:rPr>
+          <w:rFonts w:ascii="Times New Roman" w:hAnsi="Times New Roman"/>
+          <w:sz w:val="24"/>
+          <w:szCs w:val="24"/>
+        </w:rPr>
+        <w:t xml:space="preserve"> Господи, Боже наш, що прихилив небо і зійшов на спасіння людського роду! Зглянься на слуг твоїх і на спадкоємство твоє, бо перед тобою, страшним і чоловіколюбним Суддею, слуги твої схилили свої голови і зігнули свої шиї, не від людей очікуючи допомоги, але на твою надіючись милість і твого очікуючи спасіння; тож оберігай їх повсякчасно, і в цей вечір, і в прийдешню ніч збережи від усякого ворога, і від будь-якого зазіхання диявольського, і від думок марних, і спогадів лукавих.</w:t>
+      </w:r>
+    </w:p>
+    <w:p>
+      <w:pPr>
+        <w:spacing w:after="120"/>
+      </w:pPr>
+      <w:r>
+        <w:rPr>
+          <w:rFonts w:ascii="Times New Roman" w:hAnsi="Times New Roman"/>
+          <w:i/>
+          <w:color w:val="FF0000"/>
+          <w:sz w:val="24"/>
+        </w:rPr>
+        <w:t>Священик:</w:t>
       </w:r>
       <w:r>
         <w:rPr>
@@ -19849,7 +21158,7 @@
           <w:sz w:val="24"/>
           <w:szCs w:val="24"/>
         </w:rPr>
-        <w:t>(12 р.)</w:t>
+        <w:t>(12 р.)</w:t>
       </w:r>
       <w:r>
         <w:rPr>
@@ -20060,7 +21369,7 @@
           <w:sz w:val="24"/>
           <w:szCs w:val="24"/>
         </w:rPr>
-        <w:t>(12 р.)</w:t>
+        <w:t>(12 р.)</w:t>
       </w:r>
       <w:r>
         <w:rPr>
@@ -20089,15 +21398,15 @@
           <w:sz w:val="24"/>
           <w:szCs w:val="24"/>
         </w:rPr>
-        <w:t>Священник:</w:t>
-      </w:r>
-      <w:r>
-        <w:rPr>
-          <w:rFonts w:ascii="Times New Roman" w:hAnsi="Times New Roman"/>
-          <w:sz w:val="24"/>
-          <w:szCs w:val="24"/>
-        </w:rPr>
-        <w:t xml:space="preserve"> Вислухай нас, Боже, Спасителю наш, надіє всіх людей на землі і тих, що далеко на морі та в повітрі; будь, Владико, ласкавий нам у гріхах наших, і помилуй нас. Милостивий бо і людинолюбний Бог єси, і тобі славу віддаємо: Отцю, і Сину, і Святому Духові, нині і повсякчас, і на віки віків.</w:t>
+        <w:t>Священик:</w:t>
+      </w:r>
+      <w:r>
+        <w:rPr>
+          <w:rFonts w:ascii="Times New Roman" w:hAnsi="Times New Roman"/>
+          <w:sz w:val="24"/>
+          <w:szCs w:val="24"/>
+        </w:rPr>
+        <w:t xml:space="preserve"> Вислухай нас, Боже, Спасителю наш, надіє всіх людей на землі і тих, що далеко на морі та в повітрі; будь, Владико, ласкавий нам у гріхах наших, і помилуй нас. Милостивий бо і чоловіколюбний Бог єси, і тобі славу віддаємо: Отцю, і Сину, і Святому Духові, нині і повсякчас, і на віки віків.</w:t>
       </w:r>
     </w:p>
     <w:p>
@@ -20147,7 +21456,7 @@
           <w:sz w:val="24"/>
           <w:szCs w:val="24"/>
         </w:rPr>
-        <w:t>Священник:</w:t>
+        <w:t>Священик:</w:t>
       </w:r>
       <w:r>
         <w:rPr>
@@ -20262,7 +21571,7 @@
           <w:sz w:val="24"/>
           <w:szCs w:val="24"/>
         </w:rPr>
-        <w:t>Священник:</w:t>
+        <w:t>Священик:</w:t>
       </w:r>
       <w:r>
         <w:rPr>
@@ -20306,7 +21615,7 @@
           <w:sz w:val="24"/>
           <w:szCs w:val="24"/>
         </w:rPr>
-        <w:t xml:space="preserve"> і всіх святих, − приємну вчини молитву нашу, даруй нам прощення гріхів наших, покрий нас ласкою своєю, віджени від нас усякого ворога й супротивника. Втихомир наше життя, Господи, помилуй нас і світ твій, і спаси душі наші, як благий і Людинолюбець.</w:t>
+        <w:t xml:space="preserve"> і всіх святих, − приємну вчини молитву нашу, даруй нам прощення гріхів наших, покрий нас ласкою своєю, віджени від нас усякого ворога й супротивника. Втихомир наше життя, Господи, помилуй нас і світ твій, і спаси душі наші, як благий і чоловіколюбець.</w:t>
       </w:r>
     </w:p>
     <w:p>
@@ -23696,140 +25005,230 @@
     <w:p>
       <w:pPr>
         <w:spacing w:after="120"/>
-      </w:pPr>
-      <w:r>
-        <w:rPr>
-          <w:rFonts w:ascii="Times New Roman" w:hAnsi="Times New Roman"/>
-          <w:sz w:val="24"/>
-        </w:rPr>
-        <w:t>Ни́ні відпуска́єш слугу́ Твого́, Влади́ко,* за Твої́м сло́вом у ми́рі.</w:t>
-      </w:r>
-    </w:p>
-    <w:p>
-      <w:pPr>
-        <w:spacing w:after="120"/>
-      </w:pPr>
-      <w:r>
-        <w:rPr>
-          <w:rFonts w:ascii="Times New Roman" w:hAnsi="Times New Roman"/>
-          <w:sz w:val="24"/>
-        </w:rPr>
-        <w:t>Бо поба́чили о́чі мої́* спасі́ння Твоє́;</w:t>
-      </w:r>
-    </w:p>
-    <w:p>
-      <w:pPr>
-        <w:spacing w:after="120"/>
-      </w:pPr>
-      <w:r>
-        <w:rPr>
-          <w:rFonts w:ascii="Times New Roman" w:hAnsi="Times New Roman"/>
-          <w:sz w:val="24"/>
-        </w:rPr>
-        <w:t>Що приготува́в Ти* пе́ред усіма́ наро́дами;</w:t>
-      </w:r>
-    </w:p>
-    <w:p>
-      <w:pPr>
-        <w:spacing w:after="120"/>
-      </w:pPr>
-      <w:r>
-        <w:rPr>
-          <w:rFonts w:ascii="Times New Roman" w:hAnsi="Times New Roman"/>
-          <w:sz w:val="24"/>
-        </w:rPr>
-        <w:t>Сві́тло на просві́ту пога́нам,* і сла́ву лю́ду Твого́, Ізра́їля.</w:t>
-      </w:r>
-    </w:p>
-    <w:p>
-      <w:pPr>
-        <w:spacing w:after="120"/>
-      </w:pPr>
-      <w:r>
-        <w:rPr>
-          <w:rFonts w:ascii="Times New Roman" w:hAnsi="Times New Roman"/>
-          <w:sz w:val="24"/>
-        </w:rPr>
-        <w:t xml:space="preserve">Святи́й Бо́же, святи́й Крі́пкий, святи́й Безсме́ртний, поми́луй нас. </w:t>
-      </w:r>
-      <w:r>
-        <w:rPr>
-          <w:rFonts w:ascii="Times New Roman" w:hAnsi="Times New Roman"/>
-          <w:i/>
-          <w:color w:val="FF0000"/>
-          <w:sz w:val="24"/>
-        </w:rPr>
-        <w:t>(3 р.)</w:t>
-      </w:r>
-    </w:p>
-    <w:p>
-      <w:pPr>
-        <w:spacing w:after="120"/>
-      </w:pPr>
-      <w:r>
-        <w:rPr>
-          <w:rFonts w:ascii="Times New Roman" w:hAnsi="Times New Roman"/>
-          <w:sz w:val="24"/>
-        </w:rPr>
-        <w:t>Сла́ва Отцю́, і Си́ну, і Свято́му Ду́хові,* і ни́ні, і повсякча́с, і на ві́ки вікі́в. Амі́нь.</w:t>
-      </w:r>
-    </w:p>
-    <w:p>
-      <w:pPr>
-        <w:spacing w:after="120"/>
-      </w:pPr>
-      <w:r>
-        <w:rPr>
-          <w:rFonts w:ascii="Times New Roman" w:hAnsi="Times New Roman"/>
-          <w:sz w:val="24"/>
-        </w:rPr>
-        <w:t>Пресвята́ Тро́йце, поми́луй нас; Го́споди, очи́сти гріхи́ на́ші; Влади́ко, прости́ беззако́ння на́ші; Святи́й, завіта́й і зціли́ не́мочі на́ші, І́мени Твого́ ра́ди.</w:t>
-      </w:r>
-    </w:p>
-    <w:p>
-      <w:pPr>
-        <w:spacing w:after="120"/>
-      </w:pPr>
-      <w:r>
-        <w:rPr>
-          <w:rFonts w:ascii="Times New Roman" w:hAnsi="Times New Roman"/>
-          <w:sz w:val="24"/>
-        </w:rPr>
-        <w:t xml:space="preserve">Го́споди, поми́луй. </w:t>
-      </w:r>
-      <w:r>
-        <w:rPr>
-          <w:rFonts w:ascii="Times New Roman" w:hAnsi="Times New Roman"/>
-          <w:i/>
-          <w:color w:val="FF0000"/>
-          <w:sz w:val="24"/>
-        </w:rPr>
-        <w:t>(3 р.)</w:t>
-      </w:r>
-    </w:p>
-    <w:p>
-      <w:pPr>
-        <w:spacing w:after="120"/>
-      </w:pPr>
-      <w:r>
-        <w:rPr>
-          <w:rFonts w:ascii="Times New Roman" w:hAnsi="Times New Roman"/>
-          <w:sz w:val="24"/>
-        </w:rPr>
-        <w:t>Сла́ва Отцю́, і Си́ну, і Свято́му Ду́хові,* і ни́ні, і повсякча́с, і на ві́ки вікі́в. Амі́нь.</w:t>
-      </w:r>
-    </w:p>
-    <w:p>
-      <w:pPr>
-        <w:spacing w:after="120"/>
-        <w:jc w:val="both"/>
-      </w:pPr>
-      <w:r>
-        <w:rPr>
-          <w:rFonts w:ascii="Times New Roman" w:hAnsi="Times New Roman"/>
-          <w:sz w:val="24"/>
-        </w:rPr>
-        <w:t>О́тче наш, що єси́ на небеса́х,* неха́й святи́ться ім’я́ Твоє́,* неха́й при́йде ца́рство Твоє́,* неха́й бу́де во́ля Твоя́, як на не́бі, так і на землі́.* Хліб наш насу́щний дай нам сього́дні;* і прости́ нам прови́ни на́ші,* як і ми проща́ємо винува́тцям на́шим;* і не введи́ нас у споку́су,* але́ ви́зволи нас від лука́вого.</w:t>
+        <w:jc w:val="both"/>
+        <w:rPr>
+          <w:rFonts w:ascii="Times New Roman" w:hAnsi="Times New Roman"/>
+          <w:sz w:val="24"/>
+          <w:szCs w:val="24"/>
+        </w:rPr>
+      </w:pPr>
+      <w:r>
+        <w:rPr>
+          <w:rFonts w:ascii="Times New Roman" w:hAnsi="Times New Roman"/>
+          <w:sz w:val="24"/>
+          <w:szCs w:val="24"/>
+        </w:rPr>
+        <w:t>Нині відпускаєш слугу твого, Владико,* за твоїм словом у мирі.</w:t>
+      </w:r>
+    </w:p>
+    <w:p>
+      <w:pPr>
+        <w:spacing w:after="120"/>
+        <w:jc w:val="both"/>
+        <w:rPr>
+          <w:rFonts w:ascii="Times New Roman" w:hAnsi="Times New Roman"/>
+          <w:sz w:val="24"/>
+          <w:szCs w:val="24"/>
+        </w:rPr>
+      </w:pPr>
+      <w:r>
+        <w:rPr>
+          <w:rFonts w:ascii="Times New Roman" w:hAnsi="Times New Roman"/>
+          <w:sz w:val="24"/>
+          <w:szCs w:val="24"/>
+        </w:rPr>
+        <w:t>Бо побачили очі мої* спасіння твоє;</w:t>
+      </w:r>
+    </w:p>
+    <w:p>
+      <w:pPr>
+        <w:spacing w:after="120"/>
+        <w:jc w:val="both"/>
+        <w:rPr>
+          <w:rFonts w:ascii="Times New Roman" w:hAnsi="Times New Roman"/>
+          <w:sz w:val="24"/>
+          <w:szCs w:val="24"/>
+        </w:rPr>
+      </w:pPr>
+      <w:r>
+        <w:rPr>
+          <w:rFonts w:ascii="Times New Roman" w:hAnsi="Times New Roman"/>
+          <w:sz w:val="24"/>
+          <w:szCs w:val="24"/>
+        </w:rPr>
+        <w:t>Що приготував ти* перед усіма народами;</w:t>
+      </w:r>
+    </w:p>
+    <w:p>
+      <w:pPr>
+        <w:spacing w:after="120"/>
+        <w:jc w:val="both"/>
+        <w:rPr>
+          <w:rFonts w:ascii="Times New Roman" w:hAnsi="Times New Roman"/>
+          <w:sz w:val="24"/>
+          <w:szCs w:val="24"/>
+        </w:rPr>
+      </w:pPr>
+      <w:r>
+        <w:rPr>
+          <w:rFonts w:ascii="Times New Roman" w:hAnsi="Times New Roman"/>
+          <w:sz w:val="24"/>
+          <w:szCs w:val="24"/>
+        </w:rPr>
+        <w:t>Світло на просвіту поганам,* і славу люду твого, Ізраїля.</w:t>
+      </w:r>
+    </w:p>
+    <w:p>
+      <w:pPr>
+        <w:spacing w:after="120"/>
+        <w:jc w:val="both"/>
+        <w:rPr>
+          <w:rFonts w:ascii="Times New Roman" w:hAnsi="Times New Roman"/>
+          <w:sz w:val="24"/>
+          <w:szCs w:val="24"/>
+        </w:rPr>
+      </w:pPr>
+      <w:r>
+        <w:rPr>
+          <w:rFonts w:ascii="Times New Roman" w:hAnsi="Times New Roman"/>
+          <w:sz w:val="24"/>
+          <w:szCs w:val="24"/>
+        </w:rPr>
+        <w:t xml:space="preserve">Святий Боже, святий Кріпкий, святий Безсмертний, помилуй нас </w:t>
+      </w:r>
+      <w:r>
+        <w:rPr>
+          <w:rFonts w:ascii="Times New Roman" w:hAnsi="Times New Roman"/>
+          <w:i/>
+          <w:color w:val="FF0000"/>
+          <w:sz w:val="24"/>
+          <w:szCs w:val="24"/>
+        </w:rPr>
+        <w:t>(3 р.)</w:t>
+      </w:r>
+    </w:p>
+    <w:p>
+      <w:pPr>
+        <w:spacing w:after="120"/>
+        <w:jc w:val="both"/>
+        <w:rPr>
+          <w:rFonts w:ascii="Times New Roman" w:hAnsi="Times New Roman"/>
+          <w:sz w:val="24"/>
+          <w:szCs w:val="24"/>
+        </w:rPr>
+      </w:pPr>
+      <w:r>
+        <w:rPr>
+          <w:rFonts w:ascii="Times New Roman" w:hAnsi="Times New Roman"/>
+          <w:sz w:val="24"/>
+          <w:szCs w:val="24"/>
+        </w:rPr>
+        <w:t>Слава Отцю, і Сину, і Святому Духові,* і нині і повсякчас, і на віки віків. Амінь.</w:t>
+      </w:r>
+    </w:p>
+    <w:p>
+      <w:pPr>
+        <w:spacing w:after="120"/>
+        <w:jc w:val="both"/>
+        <w:rPr>
+          <w:rFonts w:ascii="Times New Roman" w:hAnsi="Times New Roman"/>
+          <w:sz w:val="24"/>
+          <w:szCs w:val="24"/>
+        </w:rPr>
+      </w:pPr>
+      <w:r>
+        <w:rPr>
+          <w:rFonts w:ascii="Times New Roman" w:hAnsi="Times New Roman"/>
+          <w:sz w:val="24"/>
+          <w:szCs w:val="24"/>
+        </w:rPr>
+        <w:t>Пресвята Тройце, помилуй нас;* Господи, очисти гріхи наші;* Владико, прости беззаконня наші;* Святий, завітай і зціли немочі наші імени твого ради.</w:t>
+      </w:r>
+    </w:p>
+    <w:p>
+      <w:pPr>
+        <w:spacing w:after="120"/>
+        <w:jc w:val="both"/>
+        <w:rPr>
+          <w:rFonts w:ascii="Times New Roman" w:hAnsi="Times New Roman"/>
+          <w:sz w:val="24"/>
+          <w:szCs w:val="24"/>
+        </w:rPr>
+      </w:pPr>
+      <w:r>
+        <w:rPr>
+          <w:rFonts w:ascii="Times New Roman" w:hAnsi="Times New Roman"/>
+          <w:sz w:val="24"/>
+          <w:szCs w:val="24"/>
+        </w:rPr>
+        <w:t xml:space="preserve">Господи, помилуй </w:t>
+      </w:r>
+      <w:r>
+        <w:rPr>
+          <w:rFonts w:ascii="Times New Roman" w:hAnsi="Times New Roman"/>
+          <w:i/>
+          <w:color w:val="FF0000"/>
+          <w:sz w:val="24"/>
+          <w:szCs w:val="24"/>
+        </w:rPr>
+        <w:t>(3 р.)</w:t>
+      </w:r>
+    </w:p>
+    <w:p>
+      <w:pPr>
+        <w:spacing w:after="120"/>
+        <w:jc w:val="both"/>
+        <w:rPr>
+          <w:rFonts w:ascii="Times New Roman" w:hAnsi="Times New Roman"/>
+          <w:sz w:val="24"/>
+          <w:szCs w:val="24"/>
+        </w:rPr>
+      </w:pPr>
+      <w:r>
+        <w:rPr>
+          <w:rFonts w:ascii="Times New Roman" w:hAnsi="Times New Roman"/>
+          <w:sz w:val="24"/>
+          <w:szCs w:val="24"/>
+        </w:rPr>
+        <w:t>Слава Отцю, і Сину, і Святому Духові.</w:t>
+      </w:r>
+    </w:p>
+    <w:p>
+      <w:pPr>
+        <w:spacing w:after="120"/>
+        <w:jc w:val="both"/>
+        <w:rPr>
+          <w:rFonts w:ascii="Times New Roman" w:hAnsi="Times New Roman"/>
+          <w:sz w:val="24"/>
+          <w:szCs w:val="24"/>
+        </w:rPr>
+      </w:pPr>
+      <w:r>
+        <w:rPr>
+          <w:rFonts w:ascii="Times New Roman" w:hAnsi="Times New Roman"/>
+          <w:sz w:val="24"/>
+          <w:szCs w:val="24"/>
+        </w:rPr>
+        <w:t>І нині і повсякчас, і на віки віків. Амінь.</w:t>
+      </w:r>
+    </w:p>
+    <w:p>
+      <w:pPr>
+        <w:spacing w:after="120"/>
+        <w:jc w:val="both"/>
+        <w:rPr>
+          <w:rFonts w:ascii="Times New Roman" w:hAnsi="Times New Roman"/>
+          <w:sz w:val="24"/>
+          <w:szCs w:val="24"/>
+        </w:rPr>
+      </w:pPr>
+      <w:r>
+        <w:rPr>
+          <w:rFonts w:ascii="Times New Roman" w:hAnsi="Times New Roman"/>
+          <w:sz w:val="24"/>
+          <w:szCs w:val="24"/>
+        </w:rPr>
+        <w:t>Отче наш, що єси на небесах,* нехай святиться ім’я твоє,* нехай прийде царство твоє,* нехай буде воля твоя, як на небі, так і на землі.* Хліб наш насущний дай нам сьогодні,* і прости нам провини наші,* як і ми прощаємо винуватцям нашим,* і не введи нас у спокусу,* але визволи нас від лукавого.</w:t>
       </w:r>
     </w:p>
     <w:p>
@@ -24089,83 +25488,106 @@
     <w:p>
       <w:pPr>
         <w:spacing w:after="120"/>
-      </w:pPr>
-      <w:r>
-        <w:rPr>
-          <w:rFonts w:ascii="Times New Roman" w:hAnsi="Times New Roman"/>
-          <w:sz w:val="24"/>
-        </w:rPr>
-        <w:t>Прему́дрість!</w:t>
-      </w:r>
-    </w:p>
-    <w:p>
-      <w:pPr>
-        <w:spacing w:after="120"/>
-      </w:pPr>
-      <w:r>
-        <w:rPr>
-          <w:rFonts w:ascii="Times New Roman" w:hAnsi="Times New Roman"/>
-          <w:i/>
-          <w:color w:val="FF0000"/>
-          <w:sz w:val="24"/>
+        <w:jc w:val="both"/>
+        <w:rPr>
+          <w:rFonts w:ascii="Times New Roman" w:hAnsi="Times New Roman"/>
+          <w:sz w:val="24"/>
+          <w:szCs w:val="24"/>
+        </w:rPr>
+      </w:pPr>
+      <w:r>
+        <w:rPr>
+          <w:rFonts w:ascii="Times New Roman" w:hAnsi="Times New Roman"/>
+          <w:sz w:val="24"/>
+          <w:szCs w:val="24"/>
+        </w:rPr>
+        <w:t>Премудрість.</w:t>
+      </w:r>
+    </w:p>
+    <w:p>
+      <w:pPr>
+        <w:spacing w:after="120"/>
+        <w:jc w:val="both"/>
+        <w:rPr>
+          <w:rFonts w:ascii="Times New Roman" w:hAnsi="Times New Roman"/>
+          <w:sz w:val="24"/>
+          <w:szCs w:val="24"/>
+        </w:rPr>
+      </w:pPr>
+      <w:r>
+        <w:rPr>
+          <w:rFonts w:ascii="Times New Roman" w:hAnsi="Times New Roman"/>
+          <w:i/>
+          <w:color w:val="FF0000"/>
+          <w:sz w:val="24"/>
+          <w:szCs w:val="24"/>
         </w:rPr>
         <w:t>Вірні:</w:t>
       </w:r>
       <w:r>
         <w:rPr>
           <w:rFonts w:ascii="Times New Roman" w:hAnsi="Times New Roman"/>
-          <w:color w:val="FF0000"/>
-          <w:sz w:val="24"/>
-        </w:rPr>
-        <w:t xml:space="preserve"> </w:t>
-      </w:r>
-      <w:r>
-        <w:rPr>
-          <w:rFonts w:ascii="Times New Roman" w:hAnsi="Times New Roman"/>
-          <w:sz w:val="24"/>
-        </w:rPr>
-        <w:t>Чесні́шу від херуви́мів* і незрівня́нно славні́шу від серафи́мів,* що без зотлі́ння Бо́га Сло́во породи́ла,* су́щу Богоро́дицю, тебе́ велича́ємо.</w:t>
-      </w:r>
-    </w:p>
-    <w:p>
-      <w:pPr>
-        <w:spacing w:after="120"/>
-      </w:pPr>
-      <w:r>
-        <w:rPr>
-          <w:rFonts w:ascii="Times New Roman" w:hAnsi="Times New Roman"/>
-          <w:i/>
-          <w:color w:val="FF0000"/>
-          <w:sz w:val="24"/>
-        </w:rPr>
-        <w:t>Священник:</w:t>
-      </w:r>
-      <w:r>
-        <w:rPr>
-          <w:rFonts w:ascii="Times New Roman" w:hAnsi="Times New Roman"/>
-          <w:color w:val="FF0000"/>
-          <w:sz w:val="24"/>
-        </w:rPr>
-        <w:t xml:space="preserve"> </w:t>
-      </w:r>
-      <w:r>
-        <w:rPr>
-          <w:rFonts w:ascii="Times New Roman" w:hAnsi="Times New Roman"/>
-          <w:sz w:val="24"/>
-        </w:rPr>
-        <w:t>Сла́ва Тобі́, Хри́сте Бо́же, упова́ння на́ше, сла́ва Тобі́!</w:t>
-      </w:r>
-    </w:p>
-    <w:p>
-      <w:pPr>
-        <w:spacing w:after="120"/>
-      </w:pPr>
-      <w:r>
-        <w:rPr>
-          <w:rFonts w:ascii="Times New Roman" w:hAnsi="Times New Roman"/>
-          <w:i/>
-          <w:color w:val="FF0000"/>
-          <w:sz w:val="24"/>
+          <w:sz w:val="24"/>
+          <w:szCs w:val="24"/>
+        </w:rPr>
+        <w:t xml:space="preserve"> Чеснішу від херувимів і незрівнянно славнішу від серафимів, що без зотління Бога Слово породила, сущу Богородицю, тебе величаємо.</w:t>
+      </w:r>
+    </w:p>
+    <w:p>
+      <w:pPr>
+        <w:spacing w:after="120"/>
+        <w:jc w:val="both"/>
+        <w:rPr>
+          <w:rFonts w:ascii="Times New Roman" w:hAnsi="Times New Roman"/>
+          <w:sz w:val="24"/>
+          <w:szCs w:val="24"/>
+        </w:rPr>
+      </w:pPr>
+      <w:r>
+        <w:rPr>
+          <w:rFonts w:ascii="Times New Roman" w:hAnsi="Times New Roman"/>
+          <w:i/>
+          <w:color w:val="FF0000"/>
+          <w:sz w:val="24"/>
+          <w:szCs w:val="24"/>
+        </w:rPr>
+        <w:t>Священик:</w:t>
+      </w:r>
+      <w:r>
+        <w:rPr>
+          <w:rFonts w:ascii="Times New Roman" w:hAnsi="Times New Roman"/>
+          <w:color w:val="FF0000"/>
+          <w:sz w:val="24"/>
+          <w:szCs w:val="24"/>
+        </w:rPr>
+        <w:t xml:space="preserve"> </w:t>
+      </w:r>
+      <w:r>
+        <w:rPr>
+          <w:rFonts w:ascii="Times New Roman" w:hAnsi="Times New Roman"/>
+          <w:sz w:val="24"/>
+          <w:szCs w:val="24"/>
+        </w:rPr>
+        <w:t>Слава тобі, Христе Боже, надіє наша, слава тобі!</w:t>
+      </w:r>
+    </w:p>
+    <w:p>
+      <w:pPr>
+        <w:spacing w:after="120"/>
+        <w:jc w:val="both"/>
+        <w:rPr>
+          <w:rFonts w:ascii="Times New Roman" w:hAnsi="Times New Roman"/>
+          <w:sz w:val="24"/>
+          <w:szCs w:val="24"/>
+        </w:rPr>
+      </w:pPr>
+      <w:r>
+        <w:rPr>
+          <w:rFonts w:ascii="Times New Roman" w:hAnsi="Times New Roman"/>
+          <w:i/>
+          <w:color w:val="FF0000"/>
+          <w:sz w:val="24"/>
+          <w:szCs w:val="24"/>
         </w:rPr>
         <w:t>Вірні:</w:t>
       </w:r>
@@ -24174,52 +25596,65 @@
           <w:rFonts w:ascii="Times New Roman" w:hAnsi="Times New Roman"/>
           <w:color w:val="FF0000"/>
           <w:sz w:val="24"/>
-        </w:rPr>
-        <w:t xml:space="preserve"> </w:t>
-      </w:r>
-      <w:r>
-        <w:rPr>
-          <w:rFonts w:ascii="Times New Roman" w:hAnsi="Times New Roman"/>
-          <w:sz w:val="24"/>
-        </w:rPr>
-        <w:t xml:space="preserve">Сла́ва Отцю́, і Си́ну, і Свято́му Ду́хові, і ни́ні, і повсякча́с, і на ві́ки вікі́в. Амі́нь. Го́споди, поми́луй. </w:t>
-      </w:r>
-      <w:r>
-        <w:rPr>
-          <w:rFonts w:ascii="Times New Roman" w:hAnsi="Times New Roman"/>
-          <w:i/>
-          <w:color w:val="FF0000"/>
-          <w:sz w:val="24"/>
-        </w:rPr>
-        <w:t>(3 р.)</w:t>
-      </w:r>
-      <w:r>
-        <w:rPr>
-          <w:rFonts w:ascii="Times New Roman" w:hAnsi="Times New Roman"/>
-          <w:sz w:val="24"/>
-        </w:rPr>
-        <w:t xml:space="preserve"> Благослови́.</w:t>
-      </w:r>
-    </w:p>
-    <w:p>
-      <w:pPr>
-        <w:spacing w:after="120"/>
-        <w:jc w:val="both"/>
-        <w:rPr>
-          <w:rFonts w:ascii="Times New Roman" w:hAnsi="Times New Roman"/>
-          <w:sz w:val="24"/>
-          <w:szCs w:val="24"/>
-        </w:rPr>
-      </w:pPr>
-      <w:r>
-        <w:rPr>
-          <w:rFonts w:ascii="Times New Roman" w:hAnsi="Times New Roman"/>
-          <w:i/>
-          <w:color w:val="FF0000"/>
-          <w:sz w:val="24"/>
-          <w:szCs w:val="24"/>
-        </w:rPr>
-        <w:t>Священник:</w:t>
+          <w:szCs w:val="24"/>
+        </w:rPr>
+        <w:t xml:space="preserve"> </w:t>
+      </w:r>
+      <w:r>
+        <w:rPr>
+          <w:rFonts w:ascii="Times New Roman" w:hAnsi="Times New Roman"/>
+          <w:sz w:val="24"/>
+          <w:szCs w:val="24"/>
+        </w:rPr>
+        <w:t xml:space="preserve">Слава Отцю і Сину, і Святому Духові, і нині і повсякчас, і на віки віків. Амінь. Господи, помилуй </w:t>
+      </w:r>
+      <w:r>
+        <w:rPr>
+          <w:rFonts w:ascii="Times New Roman" w:hAnsi="Times New Roman"/>
+          <w:i/>
+          <w:color w:val="FF0000"/>
+          <w:sz w:val="24"/>
+          <w:szCs w:val="24"/>
+        </w:rPr>
+        <w:t>(3 р.)</w:t>
+      </w:r>
+      <w:r>
+        <w:rPr>
+          <w:rFonts w:ascii="Times New Roman" w:hAnsi="Times New Roman"/>
+          <w:i/>
+          <w:sz w:val="24"/>
+          <w:szCs w:val="24"/>
+        </w:rPr>
+        <w:t>.</w:t>
+      </w:r>
+      <w:r>
+        <w:rPr>
+          <w:rFonts w:ascii="Times New Roman" w:hAnsi="Times New Roman"/>
+          <w:sz w:val="24"/>
+          <w:szCs w:val="24"/>
+        </w:rPr>
+        <w:t xml:space="preserve"> Благослови.</w:t>
+      </w:r>
+    </w:p>
+    <w:p>
+      <w:pPr>
+        <w:spacing w:after="120"/>
+        <w:jc w:val="both"/>
+        <w:rPr>
+          <w:rFonts w:ascii="Times New Roman" w:hAnsi="Times New Roman"/>
+          <w:sz w:val="24"/>
+          <w:szCs w:val="24"/>
+        </w:rPr>
+      </w:pPr>
+      <w:r>
+        <w:rPr>
+          <w:rFonts w:ascii="Times New Roman" w:hAnsi="Times New Roman"/>
+          <w:i/>
+          <w:color w:val="FF0000"/>
+          <w:sz w:val="24"/>
+          <w:szCs w:val="24"/>
+        </w:rPr>
+        <w:t>Священик:</w:t>
       </w:r>
       <w:r>
         <w:rPr>
@@ -24271,7 +25706,7 @@
           <w:sz w:val="24"/>
           <w:szCs w:val="24"/>
         </w:rPr>
-        <w:t>, і всіх святих, помилує і спасе нас, як благий і Людинолюбець.</w:t>
+        <w:t>, і всіх святих, помилує і спасе нас, як благий і чоловіколюбець.</w:t>
       </w:r>
     </w:p>
     <w:p>
@@ -24452,7 +25887,7 @@
           <w:sz w:val="24"/>
           <w:szCs w:val="24"/>
         </w:rPr>
-        <w:t>Священник</w:t>
+        <w:t>Священик</w:t>
       </w:r>
       <w:r>
         <w:rPr>
@@ -24536,7 +25971,7 @@
           <w:sz w:val="24"/>
           <w:szCs w:val="24"/>
         </w:rPr>
-        <w:t>(3 р.)</w:t>
+        <w:t>(3 р.)</w:t>
       </w:r>
     </w:p>
     <w:p>
@@ -24567,7 +26002,7 @@
           <w:sz w:val="24"/>
           <w:szCs w:val="24"/>
         </w:rPr>
-        <w:t>(2 р.)</w:t>
+        <w:t>(2 р.)</w:t>
       </w:r>
     </w:p>
     <w:p>
@@ -26776,7 +28211,7 @@
           <w:sz w:val="24"/>
           <w:szCs w:val="24"/>
         </w:rPr>
-        <w:t>(3 р.)</w:t>
+        <w:t>(3 р.)</w:t>
       </w:r>
     </w:p>
     <w:p>
@@ -26856,7 +28291,7 @@
           <w:sz w:val="24"/>
           <w:szCs w:val="24"/>
         </w:rPr>
-        <w:t xml:space="preserve">1. </w:t>
+        <w:t>1. </w:t>
       </w:r>
       <w:r>
         <w:rPr>
@@ -26886,7 +28321,7 @@
           <w:sz w:val="24"/>
           <w:szCs w:val="24"/>
         </w:rPr>
-        <w:t xml:space="preserve">2. </w:t>
+        <w:t>2. </w:t>
       </w:r>
       <w:r>
         <w:rPr>
@@ -26925,7 +28360,7 @@
           <w:sz w:val="24"/>
           <w:szCs w:val="24"/>
         </w:rPr>
-        <w:t xml:space="preserve"> Від ночі лине дух наш до тебе, Боже, бо світлом є повеління твої. Навчи нас, Боже, правди твоєї, заповідей твоїх і виправдань твоїх. Просвіти наші духовні очі, щоб ми не заснули в гріхах на смерть. Віджени всяку мряку від сердець наших, даруй нам сонце правди і охорони життя наше знаменням і печаттю Святого твого Духа. Направ стопи наші на шлях мирний, дай нам бачити ранішній день у радості, щоб ми тобі засилали ранішні молитви, бо твоє є володіння і твоє є царство і сила, і слава Отця, і Сина, і Святого Духа, нині і повсякчас, і на віки віків. Амінь.</w:t>
+        <w:t> Від ночі лине дух наш до тебе, Боже, бо світлом є повеління твої. Навчи нас, Боже, правди твоєї, заповідей твоїх і виправдань твоїх. Просвіти наші духовні очі, щоб ми не заснули в гріхах на смерть. Віджени всяку мряку від сердець наших, даруй нам сонце правди і охорони життя наше знаменням і печаттю Святого твого Духа. Направ стопи наші на шлях мирний, дай нам бачити ранішній день у радості, щоб ми тобі засилали ранішні молитви, бо твоє є володіння і твоє є царство і сила, і слава Отця, і Сина, і Святого Духа, нині і повсякчас, і на віки віків. Амінь.</w:t>
       </w:r>
     </w:p>
     <w:p>
@@ -26955,7 +28390,7 @@
           <w:sz w:val="24"/>
           <w:szCs w:val="24"/>
         </w:rPr>
-        <w:t xml:space="preserve"> Владико, Боже святий і неосяжний, що казав із темряви світлові засіяти, що заспокоїв нас у нічному сні й підвів до величання і моління твоєї доброти! Ти, що даєш себе умолити задля свого милосердя, прийми і нині нас, що поклоняємося тобі й по силі дякуємо тобі; і даруй нам те, чого просимо задля спасіння. Вчини нас синами світла і дня та спадкоємцями вічних твоїх дібр. Пом'яни, Господи, за багатством ласк твоїх усіх людей, що є і моляться з нами, і всю братію нашу на землі й на морі, і на всякому місці володіння твого, що потребують твоєї любови й помочі. Усім вияви велику твою милість, щоб спасенні, як душею так і тілом, завжди перебували й відважно славили чудне й благословенне ім'я твоє, бо ти Бог милости і ласк, і любови, і тобі славу віддаємо: Отцю, і Сину, і Святому Духові, нині і повсякчас, і на віки віків. Амінь.</w:t>
+        <w:t> Владико, Боже святий і неосяжний, що казав із темряви світлові засіяти, що заспокоїв нас у нічному сні й підвів до величання і моління твоєї доброти! Ти, що даєш себе умолити задля свого милосердя, прийми і нині нас, що поклоняємося тобі й по силі дякуємо тобі; і даруй нам те, чого просимо задля спасіння. Вчини нас синами світла і дня та спадкоємцями вічних твоїх дібр. Пом'яни, Господи, за багатством ласк твоїх усіх людей, що є і моляться з нами, і всю братію нашу на землі й на морі, і на всякому місці володіння твого, що потребують твоєї любови й помочі. Усім вияви велику твою милість, щоб спасенні, як душею так і тілом, завжди перебували й відважно славили чудне й благословенне ім'я твоє, бо ти Бог милости і ласк, і любови, і тобі славу віддаємо: Отцю, і Сину, і Святому Духові, нині і повсякчас, і на віки віків. Амінь.</w:t>
       </w:r>
     </w:p>
     <w:p>
@@ -26985,28 +28420,28 @@
           <w:sz w:val="24"/>
           <w:szCs w:val="24"/>
         </w:rPr>
-        <w:t xml:space="preserve"> Скарбе добра, джерело невисихаюче, Отче святий, чудотворче всесильний і вседержителю! Усі тобі поклоняємося і тобі молимося та твої милості і твої ласки призиваємо на поміч і на заступництво нашій смиренності. Пом'яни, Господи, слуг твоїх, прийми від усіх нас ранішні моління, як кадило перед тобою; ні одного з нас не вчини нездатним, але всіх нас зберігай ласками твоїми. Пом'яни, Господи, тих, що чувають і співають на славу твою і єдинородного твого Сина і Бога нашого, і Святого твого Духа. Будь їм помічником і заступником; прийми їх молитви на наднебесний і духовний твій жертовник, бо ти Бог наш, і Тобі славу віддаємо: Отцю, і Сину, і Святому Духові, нині і повсякчас, і на віки віків. Амінь.</w:t>
-      </w:r>
-    </w:p>
-    <w:p>
-      <w:pPr>
-        <w:spacing w:after="120"/>
-        <w:jc w:val="both"/>
-        <w:rPr>
-          <w:rFonts w:ascii="Times New Roman" w:hAnsi="Times New Roman"/>
-          <w:color w:val="000000"/>
-          <w:sz w:val="24"/>
-          <w:szCs w:val="24"/>
-        </w:rPr>
-      </w:pPr>
-      <w:r>
-        <w:rPr>
-          <w:rFonts w:ascii="Times New Roman" w:hAnsi="Times New Roman"/>
-          <w:color w:val="FF0000"/>
-          <w:sz w:val="24"/>
-          <w:szCs w:val="24"/>
-        </w:rPr>
-        <w:t xml:space="preserve">6. </w:t>
+        <w:t> Скарбе добра, джерело невисихаюче, Отче святий, чудотворче всесильний і вседержителю! Усі тобі поклоняємося і тобі молимося та твої милості і твої ласки призиваємо на поміч і на заступництво нашій смиренності. Пом'яни, Господи, слуг твоїх, прийми від усіх нас ранішні моління, як кадило перед тобою; ні одного з нас не вчини нездатним, але всіх нас зберігай ласками твоїми. Пом'яни, Господи, тих, що чувають і співають на славу твою і єдинородного твого Сина і Бога нашого, і Святого твого Духа. Будь їм помічником і заступником; прийми їх молитви на наднебесний і духовний твій жертовник, бо ти Бог наш, і Тобі славу віддаємо: Отцю, і Сину, і Святому Духові, нині і повсякчас, і на віки віків. Амінь.</w:t>
+      </w:r>
+    </w:p>
+    <w:p>
+      <w:pPr>
+        <w:spacing w:after="120"/>
+        <w:jc w:val="both"/>
+        <w:rPr>
+          <w:rFonts w:ascii="Times New Roman" w:hAnsi="Times New Roman"/>
+          <w:color w:val="000000"/>
+          <w:sz w:val="24"/>
+          <w:szCs w:val="24"/>
+        </w:rPr>
+      </w:pPr>
+      <w:r>
+        <w:rPr>
+          <w:rFonts w:ascii="Times New Roman" w:hAnsi="Times New Roman"/>
+          <w:color w:val="FF0000"/>
+          <w:sz w:val="24"/>
+          <w:szCs w:val="24"/>
+        </w:rPr>
+        <w:t>6. </w:t>
       </w:r>
       <w:r>
         <w:rPr>
@@ -27045,28 +28480,28 @@
           <w:sz w:val="24"/>
           <w:szCs w:val="24"/>
         </w:rPr>
-        <w:t xml:space="preserve"> Боже й Отче Господа нашого Ісуса Христа! Ти підніс нас з постелі нашої і зібрав на годину молитви. Дай нам ласку відкрити уста наші і прийми наші подяки, що в наших силах, і навчи нас установ твоїх. Бо молитися як слід не вміємо, якщо ти, Господи, святим твоїм Духом не навчиш нас. Тому молимося тобі: Даруй і прости, якщо ми згрішили аж до теперішньої години словом або ділом, або думкою, добровільно або недобровільно. Бо коли на провини будеш дивитися, Господи, Господи, то хто встоїться, бо в тебе є прощення. Ти один святий, допоміжник сильний, захисник життя нашого, і тебе ми завжди оспівуватимемо. Нехай буде сила Царства твого завжди благословенна і вельми прославлювана: Отця, і Сина, і Святого Духа, нині і повсякчас, і на віки віків. Амінь.</w:t>
-      </w:r>
-    </w:p>
-    <w:p>
-      <w:pPr>
-        <w:spacing w:after="120"/>
-        <w:jc w:val="both"/>
-        <w:rPr>
-          <w:rFonts w:ascii="Times New Roman" w:hAnsi="Times New Roman"/>
-          <w:color w:val="000000"/>
-          <w:sz w:val="24"/>
-          <w:szCs w:val="24"/>
-        </w:rPr>
-      </w:pPr>
-      <w:r>
-        <w:rPr>
-          <w:rFonts w:ascii="Times New Roman" w:hAnsi="Times New Roman"/>
-          <w:color w:val="FF0000"/>
-          <w:sz w:val="24"/>
-          <w:szCs w:val="24"/>
-        </w:rPr>
-        <w:t xml:space="preserve">8. </w:t>
+        <w:t> Боже й Отче Господа нашого Ісуса Христа! Ти підніс нас з постелі нашої і зібрав на годину молитви. Дай нам ласку відкрити уста наші і прийми наші подяки, що в наших силах, і навчи нас установ твоїх. Бо молитися як слід не вміємо, якщо ти, Господи, святим твоїм Духом не навчиш нас. Тому молимося тобі: Даруй і прости, якщо ми згрішили аж до теперішньої години словом або ділом, або думкою, добровільно або недобровільно. Бо коли на провини будеш дивитися, Господи, Господи, то хто встоїться, бо в тебе є прощення. Ти один святий, допоміжник сильний, захисник життя нашого, і тебе ми завжди оспівуватимемо. Нехай буде сила Царства твого завжди благословенна і вельми прославлювана: Отця, і Сина, і Святого Духа, нині і повсякчас, і на віки віків. Амінь.</w:t>
+      </w:r>
+    </w:p>
+    <w:p>
+      <w:pPr>
+        <w:spacing w:after="120"/>
+        <w:jc w:val="both"/>
+        <w:rPr>
+          <w:rFonts w:ascii="Times New Roman" w:hAnsi="Times New Roman"/>
+          <w:color w:val="000000"/>
+          <w:sz w:val="24"/>
+          <w:szCs w:val="24"/>
+        </w:rPr>
+      </w:pPr>
+      <w:r>
+        <w:rPr>
+          <w:rFonts w:ascii="Times New Roman" w:hAnsi="Times New Roman"/>
+          <w:color w:val="FF0000"/>
+          <w:sz w:val="24"/>
+          <w:szCs w:val="24"/>
+        </w:rPr>
+        <w:t>8. </w:t>
       </w:r>
       <w:r>
         <w:rPr>
@@ -27105,7 +28540,7 @@
           <w:sz w:val="24"/>
           <w:szCs w:val="24"/>
         </w:rPr>
-        <w:t xml:space="preserve"> Господи, Боже наш! Ти за покаяння дарував людям відпущення, нам же, як образ пізнання і визнання гріхів, показав покаяння і прощення пророка Давида. Тож, Владико, помилуй з великої милости твоєї нас, що в чимало великих гріхів впали, і по багатстві ласк твоїх очисти беззаконня наші, бо перед тобою згрішили ми, Господи, що невідомі й таємні речі серця людського знаєш, і єдиний ти маєш владу прощати гріхи. Серце ж чисте вчини в нас і Духом владичним утверди нас, і радість спасіння твого яви нам. Не відкинь нас від лиця твого, але дозволь, як Добрий і Людинолюбець, аж до останнього нашого віддиху появляти тобі жертву справедливости й приноси на святих твоїх жертовниках, милістю і ласками і людинолюб'ям єдинородного Сина твого, з яким ти є благословенний з пресвятим, добрим і животворящим твоїм Духом, нині й повсякчас, і на віки віків. Амінь.</w:t>
+        <w:t> Господи, Боже наш! Ти за покаяння дарував людям відпущення, нам же, як образ пізнання і визнання гріхів, показав покаяння і прощення пророка Давида. Тож, Владико, помилуй з великої милости твоєї нас, що в чимало великих гріхів впали, і по багатстві ласк твоїх очисти беззаконня наші, бо перед тобою згрішили ми, Господи, що невідомі й таємні речі серця людського знаєш, і єдиний ти маєш владу прощати гріхи. Серце ж чисте вчини в нас і Духом владичним утверди нас, і радість спасіння твого яви нам. Не відкинь нас від лиця твого, але дозволь, як Добрий і Чоловіколюбець, аж до останнього нашого віддиху появляти тобі жертву справедливости й приноси на святих твоїх жертовниках, милістю і ласками і чоловіколюб'ям єдинородного Сина твого, з яким ти є благословенний з пресвятим, добрим і животворящим твоїм Духом, нині й повсякчас, і на віки віків. Амінь.</w:t>
       </w:r>
     </w:p>
     <w:p>
@@ -27135,28 +28570,28 @@
           <w:sz w:val="24"/>
           <w:szCs w:val="24"/>
         </w:rPr>
-        <w:t xml:space="preserve"> Боже, Боже наш! Ти сотворив розумні й духовні сили своєю волею. Тебе просимо й тобі молимося: Прийми наші посильні величання з усіма твоїми творіннями і збагати щедрими даруваннями твоєї ласки. Бо перед тобою згинається всяке коліно: на небі, на землі й під землею, і все, що живе, і все створіння оспівує неосяжну твою славу, бо ти Бог правдивий і вельми милостивий. Тебе бо хвалять усі небесні сили, і тобі славу віддаємо: Отцю, і Сину, і Святому Духові, нині і повсякчас, і на віки віків. Амінь.</w:t>
-      </w:r>
-    </w:p>
-    <w:p>
-      <w:pPr>
-        <w:spacing w:after="120"/>
-        <w:jc w:val="both"/>
-        <w:rPr>
-          <w:rFonts w:ascii="Times New Roman" w:hAnsi="Times New Roman"/>
-          <w:color w:val="FF0000"/>
-          <w:sz w:val="24"/>
-          <w:szCs w:val="24"/>
-        </w:rPr>
-      </w:pPr>
-      <w:r>
-        <w:rPr>
-          <w:rFonts w:ascii="Times New Roman" w:hAnsi="Times New Roman"/>
-          <w:color w:val="FF0000"/>
-          <w:sz w:val="24"/>
-          <w:szCs w:val="24"/>
-        </w:rPr>
-        <w:t xml:space="preserve">11. </w:t>
+        <w:t> Боже, Боже наш! Ти сотворив розумні й духовні сили своєю волею. Тебе просимо й тобі молимося: Прийми наші посильні величання з усіма твоїми творіннями і збагати щедрими даруваннями твоєї ласки. Бо перед тобою згинається всяке коліно: на небі, на землі й під землею, і все, що живе, і все створіння оспівує неосяжну твою славу, бо ти Бог правдивий і вельми милостивий. Тебе бо хвалять усі небесні сили, і тобі славу віддаємо: Отцю, і Сину, і Святому Духові, нині і повсякчас, і на віки віків. Амінь.</w:t>
+      </w:r>
+    </w:p>
+    <w:p>
+      <w:pPr>
+        <w:spacing w:after="120"/>
+        <w:jc w:val="both"/>
+        <w:rPr>
+          <w:rFonts w:ascii="Times New Roman" w:hAnsi="Times New Roman"/>
+          <w:color w:val="FF0000"/>
+          <w:sz w:val="24"/>
+          <w:szCs w:val="24"/>
+        </w:rPr>
+      </w:pPr>
+      <w:r>
+        <w:rPr>
+          <w:rFonts w:ascii="Times New Roman" w:hAnsi="Times New Roman"/>
+          <w:color w:val="FF0000"/>
+          <w:sz w:val="24"/>
+          <w:szCs w:val="24"/>
+        </w:rPr>
+        <w:t>11. </w:t>
       </w:r>
       <w:r>
         <w:rPr>
@@ -27744,14 +29179,21 @@
       <w:pPr>
         <w:spacing w:after="120"/>
         <w:jc w:val="both"/>
-      </w:pPr>
-      <w:r>
-        <w:rPr>
-          <w:rFonts w:ascii="Times New Roman" w:hAnsi="Times New Roman"/>
-          <w:sz w:val="24"/>
+        <w:rPr>
+          <w:rFonts w:ascii="Times New Roman" w:hAnsi="Times New Roman"/>
+          <w:sz w:val="24"/>
+          <w:szCs w:val="24"/>
           <w:u w:val="single"/>
         </w:rPr>
-        <w:t>[Благодаримо Тебе, Господи, Боже наш, що підняв нас із постелі нашої і вклав в уста наші слово хвали, щоб поклонятися і призивати ім'я Твоє святе. Ми умоляємо Твоє милосердя, яке Ти завжди виявляв у нашому житті. Пошли поміч свою людям, що стоять перед лицем святої слави Твоєї і дожидають від Тебе багатої милости; і дай нам, що зо страхом і любов'ю завжди Тобі служимо, хвалити несказанну Твою доброту.]</w:t>
+      </w:pPr>
+      <w:r>
+        <w:rPr>
+          <w:rFonts w:ascii="Times New Roman" w:hAnsi="Times New Roman"/>
+          <w:sz w:val="24"/>
+          <w:szCs w:val="24"/>
+          <w:u w:val="single"/>
+        </w:rPr>
+        <w:t>[Дякуємо тобі, Господи, Боже наш, що підняв нас із постелі нашої і вклав в уста наші слово хвали, щоб поклонятися і призивати ім'я твоє святе. Ми умоляємо твоє милосердя, яке ти завжди виявляв у нашому житті. Пошли поміч свою людям, що стоять перед лицем святої слави твоєї і дожидають від тебе багатої милости; і дай нам, що зо страхом і любов'ю завжди тобі служимо, хвалити несказанну твою доброту.]</w:t>
       </w:r>
     </w:p>
     <w:p>
@@ -28380,14 +29822,21 @@
       <w:pPr>
         <w:spacing w:after="120"/>
         <w:jc w:val="both"/>
-      </w:pPr>
-      <w:r>
-        <w:rPr>
-          <w:rFonts w:ascii="Times New Roman" w:hAnsi="Times New Roman"/>
-          <w:sz w:val="24"/>
+        <w:rPr>
+          <w:rFonts w:ascii="Times New Roman" w:hAnsi="Times New Roman"/>
+          <w:sz w:val="24"/>
+          <w:szCs w:val="24"/>
           <w:u w:val="single"/>
         </w:rPr>
-        <w:t>[Від ночі лине дух наш до Тебе, Боже, бо світлом є повеління Твої. Навчи нас, Боже, правди Твоєї, заповідей Твоїх і виправдань Твоїх. Просвіти наші духовні очі, щоб ми не заснули в гріхах на смерть. Віджени всяку мряку від сердець наших, даруй нам сонце правди і охорони життя наше знаменням і печаттю Святого Твого Духа. Направ стопи наші на шлях мирний, дай нам бачити ранішній день у радості, щоб ми Тобі засилали ранішні молитви.]</w:t>
+      </w:pPr>
+      <w:r>
+        <w:rPr>
+          <w:rFonts w:ascii="Times New Roman" w:hAnsi="Times New Roman"/>
+          <w:sz w:val="24"/>
+          <w:szCs w:val="24"/>
+          <w:u w:val="single"/>
+        </w:rPr>
+        <w:t>[Від ночі лине дух наш до тебе, Боже, бо світлом є повеління твої. Навчи нас, Боже, правди твоєї, заповідей твоїх і виправдань твоїх. Просвіти наші духовні очі, щоб ми не заснули в гріхах на смерть. Віджени всяку мряку від сердець наших, даруй нам сонце правди і охорони життя наше знаменням і печаттю Святого твого Духа. Направ стопи наші на шлях мирний, дай нам бачити ранішній день у радості, щоб ми тобі засилали ранішні молитви]</w:t>
       </w:r>
     </w:p>
     <w:p>
@@ -28706,22 +30155,21 @@
       <w:pPr>
         <w:spacing w:after="120"/>
         <w:jc w:val="both"/>
-      </w:pPr>
-      <w:r>
-        <w:rPr>
-          <w:rFonts w:ascii="Times New Roman" w:hAnsi="Times New Roman"/>
-          <w:sz w:val="24"/>
+        <w:rPr>
+          <w:rFonts w:ascii="Times New Roman" w:hAnsi="Times New Roman"/>
+          <w:sz w:val="24"/>
+          <w:szCs w:val="24"/>
           <w:u w:val="single"/>
         </w:rPr>
-        <w:t xml:space="preserve">[Боже й Отче Господа нашого Ісуса Христа! Ти підніс нас з постелі нашої і зібрав на годину молитви. Дай нам ласку відкрити уста наші і прийми наші подяки, що в наших силах, і навчи нас установ Твоїх. Бо молитися як слід не вміємо, якщо Ти, Господи, святим Твоїм Духом </w:t>
-      </w:r>
-      <w:r>
-        <w:rPr>
-          <w:rFonts w:ascii="Times New Roman" w:hAnsi="Times New Roman"/>
-          <w:sz w:val="24"/>
+      </w:pPr>
+      <w:r>
+        <w:rPr>
+          <w:rFonts w:ascii="Times New Roman" w:hAnsi="Times New Roman"/>
+          <w:sz w:val="24"/>
+          <w:szCs w:val="24"/>
           <w:u w:val="single"/>
         </w:rPr>
-        <w:t>не навчиш нас. Тому молимося Тобі: Даруй і прости, якщо ми згрішили аж до теперішньої години словом або ділом, або думкою, добровільно або недобровільно. Бо коли на провини будеш дивитися, Господи, Господи, то хто встоїться, бо в Тебе є прощення. Ти один святий, допоміжник сильний, захисник життя нашого, і Тебе ми завжди оспівуватимемо.]</w:t>
+        <w:t>[Боже й Отче Господа нашого Ісуса Христа! Ти підніс нас з постелі нашої і зібрав на годину молитви. Дай нам ласку відкрити уста наші і прийми наші подяки, що в наших силах, і навчи нас установ твоїх. Бо молитися як слід не вміємо, якщо ти, Господи, святим твоїм Духом не навчиш нас. Тому молимося тобі: Даруй і прости, якщо ми згрішили аж до теперішньої години словом або ділом, або думкою, добровільно або недобровільно. Бо коли на провини будеш дивитися, Господи, Господи, то хто встоїться, бо в тебе є прощення. Ти один святий, допоміжник сильний, захисник життя нашого, і тебе ми завжди оспівуватимемо.]</w:t>
       </w:r>
     </w:p>
     <w:p>
@@ -29304,14 +30752,21 @@
       <w:pPr>
         <w:spacing w:after="120"/>
         <w:jc w:val="both"/>
-      </w:pPr>
-      <w:r>
-        <w:rPr>
-          <w:rFonts w:ascii="Times New Roman" w:hAnsi="Times New Roman"/>
-          <w:sz w:val="24"/>
+        <w:rPr>
+          <w:rFonts w:ascii="Times New Roman" w:hAnsi="Times New Roman"/>
+          <w:sz w:val="24"/>
+          <w:szCs w:val="24"/>
           <w:u w:val="single"/>
         </w:rPr>
-        <w:t>[Господи, Боже наш! Ти за покаяння дарував людям відпущення, нам же, як образ пізнання і визнання гріхів, показав покаяння і прощення пророка Давида. Тож, Владико, помилуй з великої милости Твоєї нас, що в чимало великих гріхів впали, і по багатстві ласк Твоїх очисти беззаконня наші, бо перед Тобою згрішили ми, Господи, що невідомі й таємні речі серця людського знаєш, і єдиний Ти маєш владу прощати гріхи. Серце ж чисте вчини в нас і Духом владичним утверди нас, і радість спасіння Твого яви нам. Не відкинь нас від лиця Твого, але дозволь, як благий і людинолюбний, аж до останнього нашого віддиху появляти Тобі жертву справедливости й приноси на святих Твоїх жертовниках.]</w:t>
+      </w:pPr>
+      <w:r>
+        <w:rPr>
+          <w:rFonts w:ascii="Times New Roman" w:hAnsi="Times New Roman"/>
+          <w:sz w:val="24"/>
+          <w:szCs w:val="24"/>
+          <w:u w:val="single"/>
+        </w:rPr>
+        <w:t>[Господи, Боже наш! Ти за покаяння дарував людям відпущення, нам же, як образ пізнання і визнання гріхів, показав покаяння і прощення пророка Давида. Тож, Владико, помилуй з великої милости твоєї нас, що в чимало великих гріхів впали, і по багатстві ласк твоїх очисти беззаконня наші, бо перед тобою згрішили ми, Господи, що невідомі й таємні речі серця людського знаєш, і єдиний ти маєш владу прощати гріхи. Серце ж чисте вчини в нас і Духом владичним утверди нас, і радість спасіння твого яви нам. Не відкинь нас від лиця твого, але дозволь, як Добрий і Чоловіколюбець, аж до останнього нашого віддиху появляти тобі жертву справедливости й приноси на святих твоїх жертовниках, милістю і ласками і чоловіколюб'ям єдинородного Сина твого, з яким ти є благословенний з пресвятим, добрим і животворящим твоїм Духом, нині й повсякчас, і на віки віків. Амінь.]</w:t>
       </w:r>
     </w:p>
     <w:p>
@@ -29795,7 +31250,7 @@
           <w:sz w:val="24"/>
           <w:szCs w:val="24"/>
         </w:rPr>
-        <w:t>Владико всього, Ти нині виточуєш благо і щедро виливаєш; причасниками блага Ти, Людинолюбче, показав безплотні ангельські сили.</w:t>
+        <w:t>Владико всього, Ти нині виточуєш благо і щедро виливаєш; причасниками блага Ти, Чоловіколюбче, показав безплотні ангельські сили.</w:t>
       </w:r>
     </w:p>
     <w:p>
@@ -29981,14 +31436,23 @@
       <w:pPr>
         <w:spacing w:after="120"/>
         <w:jc w:val="both"/>
-      </w:pPr>
-      <w:r>
-        <w:rPr>
-          <w:rFonts w:ascii="Times New Roman" w:hAnsi="Times New Roman"/>
-          <w:sz w:val="24"/>
+        <w:rPr>
+          <w:rFonts w:ascii="Times New Roman" w:hAnsi="Times New Roman"/>
+          <w:sz w:val="24"/>
+          <w:szCs w:val="24"/>
           <w:u w:val="single"/>
         </w:rPr>
-        <w:t>[Господи, Боже наш, що сонну неміч забрав від нас і покликав нас візванням святим, щоб і вночі підносити руки наші і прославляти Тебе за справедливі Твої присуди. Прийми благання наші, моління, визнавання, нічні служби і даруй нам, Боже, віру бездоганну, надію впевнену, любов нелицемірну. Благослови наші входи й виходи, вчинки, слова, діла й думки; і дай нам дочекатися початку дня, нам, що хвалять й оспівують, і благословлять добрість Твоєї несказанної сили]</w:t>
+      </w:pPr>
+      <w:bookmarkStart w:id="0" w:name="_heading=h.gjdgxs" w:colFirst="0" w:colLast="0"/>
+      <w:bookmarkEnd w:id="0"/>
+      <w:r>
+        <w:rPr>
+          <w:rFonts w:ascii="Times New Roman" w:hAnsi="Times New Roman"/>
+          <w:sz w:val="24"/>
+          <w:szCs w:val="24"/>
+          <w:u w:val="single"/>
+        </w:rPr>
+        <w:t>[Господи, Боже наш, що сонну неміч забрав від нас і покликав нас візванням святим, щоб і вночі підносити руки наші і прославляти тебе за справедливі твої присуди. Прийми благання наші, моління, визнавання, нічні служби і даруй нам, Боже, віру бездоганну, надію впевнену, любов нелицемірну. Благослови наші входи й виходи, вчинки, слова, діла й думки; і дай нам дочекатися початку дня, нам, що хвалять й оспівують, і благословлять добрість твоєї несказанної сили]</w:t>
       </w:r>
     </w:p>
     <w:p>
@@ -30009,7 +31473,7 @@
           <w:rFonts w:ascii="Times New Roman" w:hAnsi="Times New Roman"/>
           <w:sz w:val="24"/>
         </w:rPr>
-        <w:t xml:space="preserve"> Бо Ти Бог наш і Тобі славу возсилаємо: Отцю, і Сину, і Святому Духові, нині, і повсякчас, і на віки віків.</w:t>
+        <w:t xml:space="preserve"> Бо Ти Бог наш і Тобі славу возсилаємо: Отцю, і Сину, і Святому Духові, нині, і повсякчас, і на віки віків.</w:t>
       </w:r>
     </w:p>
     <w:p>
@@ -30170,7 +31634,7 @@
           <w:sz w:val="24"/>
           <w:szCs w:val="24"/>
         </w:rPr>
-        <w:t>Маючи єство, непідвладне тлінню, божественні уми Твої чесні оточують престол, від Тебе успадкувавши джерело безсмертя, Людинолюбче</w:t>
+        <w:t>Маючи єство, непідвладне тлінню, божественні уми Твої чесні оточують престол, від Тебе успадкувавши джерело безсмертя, Чоловіколюбче</w:t>
       </w:r>
       <w:r>
         <w:rPr>
@@ -30848,22 +32312,23 @@
       <w:pPr>
         <w:spacing w:after="120"/>
         <w:jc w:val="both"/>
-      </w:pPr>
-      <w:r>
-        <w:rPr>
-          <w:rFonts w:ascii="Times New Roman" w:hAnsi="Times New Roman"/>
-          <w:sz w:val="24"/>
+        <w:rPr>
+          <w:rFonts w:ascii="Times New Roman" w:hAnsi="Times New Roman"/>
+          <w:sz w:val="24"/>
+          <w:szCs w:val="24"/>
           <w:u w:val="single"/>
         </w:rPr>
-        <w:t xml:space="preserve">[Благодаримо Тебе, Господи, Боже спасіння нашого, бо Ти все робиш для добра життя нашого, щоб ми завжди на Тебе споглядали, Спасителю й Доброчинцю душ наших. Бо Ти дав спокій нам у час минулої ночі й підвів нас, щоб ми поклонялися величному імені Твоєму. Тому молимо Тебе, Господи: Дай нам ласку й силу, щоб ми стали гідними співати </w:t>
-      </w:r>
-      <w:r>
-        <w:rPr>
-          <w:rFonts w:ascii="Times New Roman" w:hAnsi="Times New Roman"/>
-          <w:sz w:val="24"/>
+      </w:pPr>
+      <w:bookmarkStart w:id="1" w:name="_heading=h.30j0zll" w:colFirst="0" w:colLast="0"/>
+      <w:bookmarkEnd w:id="1"/>
+      <w:r>
+        <w:rPr>
+          <w:rFonts w:ascii="Times New Roman" w:hAnsi="Times New Roman"/>
+          <w:sz w:val="24"/>
+          <w:szCs w:val="24"/>
           <w:u w:val="single"/>
         </w:rPr>
-        <w:t>Тобі розумно й молитися безупинно та в страсі і тремтінні над нашим спасінням працювали, при заступництві Христа Твого. Пом'яни, Господи, і тих, що вночі до Тебе кличуть. Вислухай їх і помилуй, і круши під ноги їх невидимих і войовничих ворогів.]</w:t>
+        <w:t>[Дякуємо тобі, Господи, Боже спасіння нашого, бо ти все робиш для добра життя нашого, щоб ми завжди на тебе споглядали, Спасителю й Доброчинцю душ наших. Бо ти дав спокій нам у час минулої ночі й підвів нас, щоб ми поклонялися величному імені твоєму. Тому молимо тебе, Господи: Дай нам ласку й силу, щоб ми стали гідними співати тобі розумно й молитися безупинно та в страсі і тремтінні над нашим спасінням працювали, при заступництві Христа твого. Пом'яни, Господи, і тих, що вночі до тебе кличуть. Вислухай їх і помилуй, і круши під ноги їх невидимих і войовничих ворогів.]</w:t>
       </w:r>
     </w:p>
     <w:p>
@@ -30884,7 +32349,7 @@
           <w:rFonts w:ascii="Times New Roman" w:hAnsi="Times New Roman"/>
           <w:sz w:val="24"/>
         </w:rPr>
-        <w:t xml:space="preserve"> Бо Ти цар миру і Спас душ наших – і Тобі славу возсилаємо, Отцю, і Сину, і Святому Духові, нині, і повсякчас, і на віки віків.</w:t>
+        <w:t xml:space="preserve"> Бо Ти цар миру і Спас душ наших – і Тобі славу возсилаємо, Отцю, і Сину, і Святому Духові, нині, і повсякчас, і на віки віків.</w:t>
       </w:r>
     </w:p>
     <w:p>
@@ -31882,7 +33347,7 @@
           <w:color w:val="FF0000"/>
           <w:sz w:val="24"/>
         </w:rPr>
-        <w:t xml:space="preserve">(г. 6): </w:t>
+        <w:t xml:space="preserve">(г. 6): </w:t>
       </w:r>
       <w:r>
         <w:rPr>
@@ -32036,35 +33501,44 @@
       <w:pPr>
         <w:spacing w:after="120"/>
         <w:jc w:val="both"/>
-      </w:pPr>
-      <w:r>
-        <w:rPr>
-          <w:rFonts w:ascii="Times New Roman" w:hAnsi="Times New Roman"/>
-          <w:sz w:val="24"/>
+        <w:rPr>
+          <w:rFonts w:ascii="Times New Roman" w:hAnsi="Times New Roman"/>
+          <w:sz w:val="24"/>
+          <w:szCs w:val="24"/>
           <w:u w:val="single"/>
         </w:rPr>
-        <w:t>[Боже, Боже наш! Ти сотворив розумні й духовні сили Своєю волею. Тебе просимо й Тобі молимося: Прийми наші посильні величання з усіма Твоїми творіннями і збагати щедрими даруваннями Твоєї ласки. Бо перед Тобою згинається всяке коліно: на небі, на землі й під землею, і все, що живе, і все створіння оспівує неосяжну Твою славу, бо Ти Бог правдивий і вельми милостивий.]</w:t>
-      </w:r>
-    </w:p>
-    <w:p>
-      <w:pPr>
-        <w:spacing w:after="120"/>
-        <w:jc w:val="both"/>
-        <w:rPr>
-          <w:rFonts w:ascii="Times New Roman" w:hAnsi="Times New Roman"/>
-          <w:sz w:val="24"/>
-          <w:szCs w:val="24"/>
-        </w:rPr>
-      </w:pPr>
-      <w:r>
-        <w:rPr>
-          <w:rFonts w:ascii="Times New Roman" w:hAnsi="Times New Roman"/>
-          <w:i/>
-          <w:color w:val="FF0000"/>
-          <w:sz w:val="24"/>
-          <w:szCs w:val="24"/>
-        </w:rPr>
-        <w:t xml:space="preserve">Священник: </w:t>
+      </w:pPr>
+      <w:bookmarkStart w:id="2" w:name="_heading=h.1fob9te" w:colFirst="0" w:colLast="0"/>
+      <w:bookmarkEnd w:id="2"/>
+      <w:r>
+        <w:rPr>
+          <w:rFonts w:ascii="Times New Roman" w:hAnsi="Times New Roman"/>
+          <w:sz w:val="24"/>
+          <w:szCs w:val="24"/>
+          <w:u w:val="single"/>
+        </w:rPr>
+        <w:t>[Боже, Боже наш! Ти сотворив розумні й духовні сили своєю волею. Тебе просимо й тобі молимося: Прийми наші посильні величання з усіма твоїми творіннями і збагати щедрими даруваннями твоєї ласки. Бо перед тобою згинається всяке коліно: на небі, на землі й під землею, і все, що живе, і все створіння оспівує неосяжну твою славу, бо ти Бог правдивий і вельми милостивий.]</w:t>
+      </w:r>
+    </w:p>
+    <w:p>
+      <w:pPr>
+        <w:spacing w:after="120"/>
+        <w:jc w:val="both"/>
+        <w:rPr>
+          <w:rFonts w:ascii="Times New Roman" w:hAnsi="Times New Roman"/>
+          <w:sz w:val="24"/>
+          <w:szCs w:val="24"/>
+        </w:rPr>
+      </w:pPr>
+      <w:r>
+        <w:rPr>
+          <w:rFonts w:ascii="Times New Roman" w:hAnsi="Times New Roman"/>
+          <w:i/>
+          <w:color w:val="FF0000"/>
+          <w:sz w:val="24"/>
+          <w:szCs w:val="24"/>
+        </w:rPr>
+        <w:t>Священик: </w:t>
       </w:r>
       <w:r>
         <w:rPr>
@@ -32883,47 +34357,54 @@
       <w:pPr>
         <w:spacing w:after="120"/>
         <w:jc w:val="both"/>
-      </w:pPr>
-      <w:r>
-        <w:rPr>
-          <w:rFonts w:ascii="Times New Roman" w:hAnsi="Times New Roman"/>
-          <w:sz w:val="24"/>
+        <w:rPr>
+          <w:rFonts w:ascii="Times New Roman" w:hAnsi="Times New Roman"/>
+          <w:sz w:val="24"/>
+          <w:szCs w:val="24"/>
           <w:u w:val="single"/>
         </w:rPr>
-        <w:t>[Хвалимо, співаємо, благословимо і благодаримо Тебе, Боже батьків наших, бо Ти забрав тінь нічну і явив нам знову світло денне. Молимо Твою добрість: Милостивий будь для нас грішних і прийми молитву нашу задля великої Твоєї ласкавости, бо ми прибігаємо до Тебе, милостивого і всемогутнього Бога. Ти, що засвітив у серцях наших правдиве сонце справедливости Твоєї! Просвіти розум наш і почування всі зберігай, щоб, як у день, ходили ми пристойно шляхом заповідей Твоїх і дійшли до життя вічного, і стали гідними насолоджуватися недоступним Твоїм світлом. Бо в Тебе є джерело життя, Ти Бог наш і Тобі славу возсилаємо: Отцю, і Сину, і Святому Духові, нині і повсякчас, і на віки віків. Амінь.]</w:t>
-      </w:r>
-    </w:p>
-    <w:p>
-      <w:pPr>
-        <w:spacing w:after="120"/>
-        <w:jc w:val="both"/>
+      </w:pPr>
+      <w:r>
         <w:rPr>
           <w:rFonts w:ascii="Times New Roman" w:hAnsi="Times New Roman"/>
           <w:sz w:val="24"/>
           <w:szCs w:val="24"/>
           <w:u w:val="single"/>
         </w:rPr>
-      </w:pPr>
-    </w:p>
-    <w:p>
-      <w:pPr>
-        <w:spacing w:after="120"/>
-        <w:jc w:val="both"/>
-        <w:rPr>
-          <w:rFonts w:ascii="Times New Roman" w:hAnsi="Times New Roman"/>
-          <w:sz w:val="24"/>
-          <w:szCs w:val="24"/>
-        </w:rPr>
-      </w:pPr>
-      <w:r>
-        <w:rPr>
-          <w:rFonts w:ascii="Times New Roman" w:hAnsi="Times New Roman"/>
-          <w:i/>
-          <w:color w:val="FF0000"/>
-          <w:sz w:val="24"/>
-          <w:szCs w:val="24"/>
-        </w:rPr>
-        <w:t>Священник:</w:t>
+        <w:t>[Хвалимо, співаємо, благословимо і дякуємо тобі, Боже батьків наших, бо ти забрав тінь нічну і явив нам знову світло денне. Молимо твою добрість: Милостивий будь для нас грішних і прийми молитву нашу задля великої твоєї ласкавости, бо ми прибігаємо до тебе, милостивого і всемогутнього Бога. Ти, що засвітив у серцях наших правдиве сонце справедливости твоєї! Просвіти розум наш і почування всі зберігай, щоб, як у день, ходили ми пристойно шляхом заповідей твоїх і дійшли до життя вічного, і стали гідними насолоджуватися недоступним твоїм світлом. Бо в тебе є джерело життя, ти Бог наш і тобі славу віддаємо: Отцю, і Сину, і Святому Духові, нині і повсякчас, і на віки віків. Амінь.]</w:t>
+      </w:r>
+    </w:p>
+    <w:p>
+      <w:pPr>
+        <w:spacing w:after="120"/>
+        <w:jc w:val="both"/>
+        <w:rPr>
+          <w:rFonts w:ascii="Times New Roman" w:hAnsi="Times New Roman"/>
+          <w:sz w:val="24"/>
+          <w:szCs w:val="24"/>
+          <w:u w:val="single"/>
+        </w:rPr>
+      </w:pPr>
+    </w:p>
+    <w:p>
+      <w:pPr>
+        <w:spacing w:after="120"/>
+        <w:jc w:val="both"/>
+        <w:rPr>
+          <w:rFonts w:ascii="Times New Roman" w:hAnsi="Times New Roman"/>
+          <w:sz w:val="24"/>
+          <w:szCs w:val="24"/>
+        </w:rPr>
+      </w:pPr>
+      <w:r>
+        <w:rPr>
+          <w:rFonts w:ascii="Times New Roman" w:hAnsi="Times New Roman"/>
+          <w:i/>
+          <w:color w:val="FF0000"/>
+          <w:sz w:val="24"/>
+          <w:szCs w:val="24"/>
+        </w:rPr>
+        <w:t>Священик:</w:t>
       </w:r>
       <w:r>
         <w:rPr>
@@ -33777,23 +35258,23 @@
           <w:color w:val="FF0000"/>
           <w:sz w:val="24"/>
         </w:rPr>
-        <w:t>Священник:</w:t>
-      </w:r>
-      <w:r>
-        <w:rPr>
-          <w:rFonts w:ascii="Times New Roman" w:hAnsi="Times New Roman"/>
-          <w:color w:val="FF0000"/>
-          <w:sz w:val="24"/>
-        </w:rPr>
-        <w:t xml:space="preserve"> </w:t>
-      </w:r>
-      <w:r>
-        <w:rPr>
-          <w:rFonts w:ascii="Times New Roman" w:hAnsi="Times New Roman"/>
-          <w:color w:val="000000"/>
-          <w:sz w:val="24"/>
-        </w:rPr>
-        <w:t>Бо Ти – Бог милости, ласк і людинолюбности, і Тобі славу віддаємо, Отцю, і Сину, і Святому Духові, нині, і повсякчас, і на віки віків.</w:t>
+        <w:t>Священик:</w:t>
+      </w:r>
+      <w:r>
+        <w:rPr>
+          <w:rFonts w:ascii="Times New Roman" w:hAnsi="Times New Roman"/>
+          <w:color w:val="FF0000"/>
+          <w:sz w:val="24"/>
+        </w:rPr>
+        <w:t xml:space="preserve"> </w:t>
+      </w:r>
+      <w:r>
+        <w:rPr>
+          <w:rFonts w:ascii="Times New Roman" w:hAnsi="Times New Roman"/>
+          <w:color w:val="000000"/>
+          <w:sz w:val="24"/>
+        </w:rPr>
+        <w:t>Бо Ти – Бог милости, ласк і людинолюбности, і Тобі славу віддаємо, Отцю, і Сину, і Святому Духові, нині, і повсякчас, і на віки віків.</w:t>
       </w:r>
     </w:p>
     <w:p>
@@ -33852,7 +35333,7 @@
           <w:sz w:val="24"/>
           <w:szCs w:val="24"/>
         </w:rPr>
-        <w:t>Священник:</w:t>
+        <w:t>Священик:</w:t>
       </w:r>
       <w:r>
         <w:rPr>
@@ -33976,15 +35457,15 @@
           <w:sz w:val="24"/>
           <w:szCs w:val="24"/>
         </w:rPr>
-        <w:t>Священник читає молитву:</w:t>
-      </w:r>
-      <w:r>
-        <w:rPr>
-          <w:rFonts w:ascii="Times New Roman" w:hAnsi="Times New Roman"/>
-          <w:sz w:val="24"/>
-          <w:szCs w:val="24"/>
-        </w:rPr>
-        <w:t xml:space="preserve"> Господи святий, ти на висоті живеш і всевидючим оком твоїм споглядаєш на всяке створіння! Перед тобою схилили ми голови, душі й тіла, і молимося до тебе, Святий святих: Простягни руку твою невидиму від святого житла твого і благослови всіх нас; а якщо ми де в чому згрішили добровільно чи недобровільно, як добрий і людинолюбний Бог, прости і даруй нам земні й небесні добра твої:</w:t>
+        <w:t>Священик читає молитву:</w:t>
+      </w:r>
+      <w:r>
+        <w:rPr>
+          <w:rFonts w:ascii="Times New Roman" w:hAnsi="Times New Roman"/>
+          <w:sz w:val="24"/>
+          <w:szCs w:val="24"/>
+        </w:rPr>
+        <w:t xml:space="preserve"> Господи святий, ти на висоті живеш і всевидючим оком твоїм споглядаєш на всяке створіння! Перед тобою схилили ми голови, душі й тіла, і молимося до тебе, Святий святих: Простягни руку твою невидиму від святого житла твого і благослови всіх нас; а якщо ми де в чому згрішили добровільно чи недобровільно, як добрий і чоловіколюбний Бог, прости і даруй нам земні й небесні добра твої:</w:t>
       </w:r>
     </w:p>
     <w:p>
@@ -34333,92 +35814,171 @@
     <w:p>
       <w:pPr>
         <w:spacing w:after="120"/>
-      </w:pPr>
-      <w:r>
-        <w:rPr>
-          <w:rFonts w:ascii="Times New Roman" w:hAnsi="Times New Roman"/>
-          <w:sz w:val="24"/>
-        </w:rPr>
-        <w:t xml:space="preserve">Святи́й Бо́же, святи́й Крі́пкий, святи́й Безсме́ртний, поми́луй нас. </w:t>
-      </w:r>
-      <w:r>
-        <w:rPr>
-          <w:rFonts w:ascii="Times New Roman" w:hAnsi="Times New Roman"/>
-          <w:i/>
-          <w:color w:val="FF0000"/>
-          <w:sz w:val="24"/>
-        </w:rPr>
-        <w:t>(3 р.)</w:t>
-      </w:r>
-    </w:p>
-    <w:p>
-      <w:pPr>
-        <w:spacing w:after="120"/>
-      </w:pPr>
-      <w:r>
-        <w:rPr>
-          <w:rFonts w:ascii="Times New Roman" w:hAnsi="Times New Roman"/>
-          <w:sz w:val="24"/>
-        </w:rPr>
-        <w:t>Сла́ва Отцю́, і Си́ну, і Свято́му Ду́хові,* і ни́ні, і повсякча́с, і на ві́ки вікі́в. Амі́нь.</w:t>
-      </w:r>
-    </w:p>
-    <w:p>
-      <w:pPr>
-        <w:spacing w:after="120"/>
-      </w:pPr>
-      <w:r>
-        <w:rPr>
-          <w:rFonts w:ascii="Times New Roman" w:hAnsi="Times New Roman"/>
-          <w:sz w:val="24"/>
-        </w:rPr>
-        <w:t>Пресвята́ Тро́йце, поми́луй нас; Го́споди, очи́сти гріхи́ на́ші; Влади́ко, прости́ беззако́ння на́ші; Святи́й, завіта́й і зціли́ не́мочі на́ші, І́мени Твого́ ра́ди.</w:t>
-      </w:r>
-    </w:p>
-    <w:p>
-      <w:pPr>
-        <w:spacing w:after="120"/>
-      </w:pPr>
-      <w:r>
-        <w:rPr>
-          <w:rFonts w:ascii="Times New Roman" w:hAnsi="Times New Roman"/>
-          <w:sz w:val="24"/>
-        </w:rPr>
-        <w:t xml:space="preserve">Го́споди, поми́луй. </w:t>
-      </w:r>
-      <w:r>
-        <w:rPr>
-          <w:rFonts w:ascii="Times New Roman" w:hAnsi="Times New Roman"/>
-          <w:i/>
-          <w:color w:val="FF0000"/>
-          <w:sz w:val="24"/>
-        </w:rPr>
-        <w:t>(3 р.)</w:t>
-      </w:r>
-    </w:p>
-    <w:p>
-      <w:pPr>
-        <w:spacing w:after="120"/>
-      </w:pPr>
-      <w:r>
-        <w:rPr>
-          <w:rFonts w:ascii="Times New Roman" w:hAnsi="Times New Roman"/>
-          <w:sz w:val="24"/>
-        </w:rPr>
-        <w:t>Сла́ва Отцю́, і Си́ну, і Свято́му Ду́хові,* і ни́ні, і повсякча́с, і на ві́ки вікі́в. Амі́нь.</w:t>
-      </w:r>
-    </w:p>
-    <w:p>
-      <w:pPr>
-        <w:spacing w:after="120"/>
-        <w:jc w:val="both"/>
-      </w:pPr>
-      <w:r>
-        <w:rPr>
-          <w:rFonts w:ascii="Times New Roman" w:hAnsi="Times New Roman"/>
-          <w:sz w:val="24"/>
-        </w:rPr>
-        <w:t>О́тче наш, що єси́ на небеса́х,* неха́й святи́ться ім’я́ Твоє́,* неха́й при́йде ца́рство Твоє́,* неха́й бу́де во́ля Твоя́, як на не́бі, так і на землі́.* Хліб наш насу́щний дай нам сього́дні;* і прости́ нам прови́ни на́ші,* як і ми проща́ємо винува́тцям на́шим;* і не введи́ нас у споку́су,* але́ ви́зволи нас від лука́вого.</w:t>
+        <w:jc w:val="both"/>
+        <w:rPr>
+          <w:rFonts w:ascii="Times New Roman" w:hAnsi="Times New Roman"/>
+          <w:sz w:val="24"/>
+          <w:szCs w:val="24"/>
+        </w:rPr>
+      </w:pPr>
+      <w:r>
+        <w:rPr>
+          <w:rFonts w:ascii="Times New Roman" w:hAnsi="Times New Roman"/>
+          <w:sz w:val="24"/>
+          <w:szCs w:val="24"/>
+        </w:rPr>
+        <w:t xml:space="preserve">Святий Боже, святий Кріпкий, святий Безсмертний, помилуй нас </w:t>
+      </w:r>
+      <w:r>
+        <w:rPr>
+          <w:rFonts w:ascii="Times New Roman" w:hAnsi="Times New Roman"/>
+          <w:i/>
+          <w:color w:val="FF0000"/>
+          <w:sz w:val="24"/>
+          <w:szCs w:val="24"/>
+        </w:rPr>
+        <w:t>(3 р.)</w:t>
+      </w:r>
+      <w:r>
+        <w:rPr>
+          <w:rFonts w:ascii="Times New Roman" w:hAnsi="Times New Roman"/>
+          <w:i/>
+          <w:sz w:val="24"/>
+          <w:szCs w:val="24"/>
+        </w:rPr>
+        <w:t>.</w:t>
+      </w:r>
+    </w:p>
+    <w:p>
+      <w:pPr>
+        <w:spacing w:after="120"/>
+        <w:jc w:val="both"/>
+        <w:rPr>
+          <w:rFonts w:ascii="Times New Roman" w:hAnsi="Times New Roman"/>
+          <w:sz w:val="24"/>
+          <w:szCs w:val="24"/>
+        </w:rPr>
+      </w:pPr>
+      <w:r>
+        <w:rPr>
+          <w:rFonts w:ascii="Times New Roman" w:hAnsi="Times New Roman"/>
+          <w:sz w:val="24"/>
+          <w:szCs w:val="24"/>
+        </w:rPr>
+        <w:t>Слава Отцю, і Сину, і Святому Духові,* і нині і повсякчас, і на віки віків. Амінь.</w:t>
+      </w:r>
+    </w:p>
+    <w:p>
+      <w:pPr>
+        <w:spacing w:after="120"/>
+        <w:jc w:val="both"/>
+        <w:rPr>
+          <w:rFonts w:ascii="Times New Roman" w:hAnsi="Times New Roman"/>
+          <w:sz w:val="24"/>
+          <w:szCs w:val="24"/>
+        </w:rPr>
+      </w:pPr>
+      <w:r>
+        <w:rPr>
+          <w:rFonts w:ascii="Times New Roman" w:hAnsi="Times New Roman"/>
+          <w:sz w:val="24"/>
+          <w:szCs w:val="24"/>
+        </w:rPr>
+        <w:t>Пресвята Тройце, помилуй нас;* Господи, очисти гріхи наші;* Владико, прости беззаконня наші;* Святий, завітай і зціли немочі наші імени твого ради.</w:t>
+      </w:r>
+    </w:p>
+    <w:p>
+      <w:pPr>
+        <w:spacing w:after="120"/>
+        <w:jc w:val="both"/>
+        <w:rPr>
+          <w:rFonts w:ascii="Times New Roman" w:hAnsi="Times New Roman"/>
+          <w:i/>
+          <w:sz w:val="24"/>
+          <w:szCs w:val="24"/>
+        </w:rPr>
+      </w:pPr>
+      <w:r>
+        <w:rPr>
+          <w:rFonts w:ascii="Times New Roman" w:hAnsi="Times New Roman"/>
+          <w:sz w:val="24"/>
+          <w:szCs w:val="24"/>
+        </w:rPr>
+        <w:t xml:space="preserve">Господи, помилуй </w:t>
+      </w:r>
+      <w:r>
+        <w:rPr>
+          <w:rFonts w:ascii="Times New Roman" w:hAnsi="Times New Roman"/>
+          <w:i/>
+          <w:color w:val="FF0000"/>
+          <w:sz w:val="24"/>
+          <w:szCs w:val="24"/>
+        </w:rPr>
+        <w:t>(3 р.)</w:t>
+      </w:r>
+      <w:r>
+        <w:rPr>
+          <w:rFonts w:ascii="Times New Roman" w:hAnsi="Times New Roman"/>
+          <w:i/>
+          <w:sz w:val="24"/>
+          <w:szCs w:val="24"/>
+        </w:rPr>
+        <w:t>.</w:t>
+      </w:r>
+    </w:p>
+    <w:p>
+      <w:pPr>
+        <w:spacing w:after="120"/>
+        <w:jc w:val="both"/>
+        <w:rPr>
+          <w:rFonts w:ascii="Times New Roman" w:hAnsi="Times New Roman"/>
+          <w:sz w:val="24"/>
+          <w:szCs w:val="24"/>
+        </w:rPr>
+      </w:pPr>
+      <w:r>
+        <w:rPr>
+          <w:rFonts w:ascii="Times New Roman" w:hAnsi="Times New Roman"/>
+          <w:sz w:val="24"/>
+          <w:szCs w:val="24"/>
+        </w:rPr>
+        <w:t>Слава Отцю, і Сину, і Святому Духові. І</w:t>
+      </w:r>
+      <w:r>
+        <w:rPr>
+          <w:rFonts w:ascii="Times New Roman" w:hAnsi="Times New Roman"/>
+          <w:b/>
+          <w:sz w:val="24"/>
+          <w:szCs w:val="24"/>
+        </w:rPr>
+        <w:t xml:space="preserve"> </w:t>
+      </w:r>
+      <w:r>
+        <w:rPr>
+          <w:rFonts w:ascii="Times New Roman" w:hAnsi="Times New Roman"/>
+          <w:sz w:val="24"/>
+          <w:szCs w:val="24"/>
+        </w:rPr>
+        <w:t>нині і повсякчас, і на віки віків. Амінь.</w:t>
+      </w:r>
+    </w:p>
+    <w:p>
+      <w:pPr>
+        <w:spacing w:after="120"/>
+        <w:jc w:val="both"/>
+        <w:rPr>
+          <w:rFonts w:ascii="Times New Roman" w:hAnsi="Times New Roman"/>
+          <w:sz w:val="24"/>
+          <w:szCs w:val="24"/>
+        </w:rPr>
+      </w:pPr>
+      <w:r>
+        <w:rPr>
+          <w:rFonts w:ascii="Times New Roman" w:hAnsi="Times New Roman"/>
+          <w:sz w:val="24"/>
+          <w:szCs w:val="24"/>
+        </w:rPr>
+        <w:t>Отче наш, що єси на небесах,* нехай святиться ім’я твоє,* нехай прийде царство твоє,* нехай буде воля твоя, як на небі, так і на землі.* Хліб наш насущний дай нам сьогодні,* і прости нам провини наші,* як і ми прощаємо винуватцям нашим,* і не введи нас у спокусу,* але визволи нас від лукавого.</w:t>
       </w:r>
     </w:p>
     <w:p>
@@ -34977,25 +36537,39 @@
     <w:p>
       <w:pPr>
         <w:spacing w:after="120"/>
-      </w:pPr>
-      <w:r>
-        <w:rPr>
-          <w:rFonts w:ascii="Times New Roman" w:hAnsi="Times New Roman"/>
-          <w:sz w:val="24"/>
-        </w:rPr>
-        <w:t>Прему́дрість!</w:t>
-      </w:r>
-    </w:p>
-    <w:p>
-      <w:pPr>
-        <w:spacing w:after="120"/>
-      </w:pPr>
-      <w:r>
-        <w:rPr>
-          <w:rFonts w:ascii="Times New Roman" w:hAnsi="Times New Roman"/>
-          <w:i/>
-          <w:color w:val="FF0000"/>
-          <w:sz w:val="24"/>
+        <w:jc w:val="both"/>
+        <w:rPr>
+          <w:rFonts w:ascii="Times New Roman" w:hAnsi="Times New Roman"/>
+          <w:sz w:val="24"/>
+          <w:szCs w:val="24"/>
+        </w:rPr>
+      </w:pPr>
+      <w:r>
+        <w:rPr>
+          <w:rFonts w:ascii="Times New Roman" w:hAnsi="Times New Roman"/>
+          <w:sz w:val="24"/>
+          <w:szCs w:val="24"/>
+        </w:rPr>
+        <w:t>Премудрість.</w:t>
+      </w:r>
+    </w:p>
+    <w:p>
+      <w:pPr>
+        <w:spacing w:after="120"/>
+        <w:jc w:val="both"/>
+        <w:rPr>
+          <w:rFonts w:ascii="Times New Roman" w:hAnsi="Times New Roman"/>
+          <w:sz w:val="24"/>
+          <w:szCs w:val="24"/>
+        </w:rPr>
+      </w:pPr>
+      <w:r>
+        <w:rPr>
+          <w:rFonts w:ascii="Times New Roman" w:hAnsi="Times New Roman"/>
+          <w:i/>
+          <w:color w:val="FF0000"/>
+          <w:sz w:val="24"/>
+          <w:szCs w:val="24"/>
         </w:rPr>
         <w:t>Вірні:</w:t>
       </w:r>
@@ -35004,56 +36578,74 @@
           <w:rFonts w:ascii="Times New Roman" w:hAnsi="Times New Roman"/>
           <w:color w:val="FF0000"/>
           <w:sz w:val="24"/>
-        </w:rPr>
-        <w:t xml:space="preserve"> </w:t>
-      </w:r>
-      <w:r>
-        <w:rPr>
-          <w:rFonts w:ascii="Times New Roman" w:hAnsi="Times New Roman"/>
-          <w:sz w:val="24"/>
-        </w:rPr>
-        <w:t>Чесні́шу від херуви́мів* і незрівня́нно славні́шу від серафи́мів,* що без зотлі́ння Бо́га Сло́во породи́ла,* су́щу Богоро́дицю, тебе́ велича́ємо.</w:t>
-      </w:r>
-    </w:p>
-    <w:p>
-      <w:pPr>
-        <w:spacing w:after="120"/>
-      </w:pPr>
-      <w:r>
-        <w:rPr>
-          <w:rFonts w:ascii="Times New Roman" w:hAnsi="Times New Roman"/>
-          <w:i/>
-          <w:color w:val="FF0000"/>
-          <w:sz w:val="24"/>
-        </w:rPr>
-        <w:t>Священник:</w:t>
-      </w:r>
-      <w:r>
-        <w:rPr>
-          <w:rFonts w:ascii="Times New Roman" w:hAnsi="Times New Roman"/>
-          <w:color w:val="FF0000"/>
-          <w:sz w:val="24"/>
-        </w:rPr>
-        <w:t xml:space="preserve"> </w:t>
-      </w:r>
-      <w:r>
-        <w:rPr>
-          <w:rFonts w:ascii="Times New Roman" w:hAnsi="Times New Roman"/>
-          <w:sz w:val="24"/>
-        </w:rPr>
-        <w:t>Сла́ва Тобі́, Хри́сте Бо́же, упова́ння на́ше, сла́ва Тобі́!</w:t>
-      </w:r>
-    </w:p>
-    <w:p>
-      <w:pPr>
-        <w:spacing w:after="120"/>
-      </w:pPr>
-      <w:r>
-        <w:rPr>
-          <w:rFonts w:ascii="Times New Roman" w:hAnsi="Times New Roman"/>
-          <w:i/>
-          <w:color w:val="FF0000"/>
-          <w:sz w:val="24"/>
+          <w:szCs w:val="24"/>
+        </w:rPr>
+        <w:t xml:space="preserve"> </w:t>
+      </w:r>
+      <w:r>
+        <w:rPr>
+          <w:rFonts w:ascii="Times New Roman" w:hAnsi="Times New Roman"/>
+          <w:sz w:val="24"/>
+          <w:szCs w:val="24"/>
+        </w:rPr>
+        <w:t>Чеснішу від херувимів і незрівнянно славнішу від серафимів, що без зотління Бога Слово породила, сущу Богородицю, тебе величаємо.</w:t>
+      </w:r>
+    </w:p>
+    <w:p>
+      <w:pPr>
+        <w:spacing w:after="120"/>
+        <w:jc w:val="both"/>
+        <w:rPr>
+          <w:rFonts w:ascii="Times New Roman" w:hAnsi="Times New Roman"/>
+          <w:sz w:val="24"/>
+          <w:szCs w:val="24"/>
+        </w:rPr>
+      </w:pPr>
+      <w:r>
+        <w:rPr>
+          <w:rFonts w:ascii="Times New Roman" w:hAnsi="Times New Roman"/>
+          <w:i/>
+          <w:color w:val="FF0000"/>
+          <w:sz w:val="24"/>
+          <w:szCs w:val="24"/>
+        </w:rPr>
+        <w:t>Священик:</w:t>
+      </w:r>
+      <w:r>
+        <w:rPr>
+          <w:rFonts w:ascii="Times New Roman" w:hAnsi="Times New Roman"/>
+          <w:color w:val="FF0000"/>
+          <w:sz w:val="24"/>
+          <w:szCs w:val="24"/>
+        </w:rPr>
+        <w:t xml:space="preserve"> </w:t>
+      </w:r>
+      <w:r>
+        <w:rPr>
+          <w:rFonts w:ascii="Times New Roman" w:hAnsi="Times New Roman"/>
+          <w:sz w:val="24"/>
+          <w:szCs w:val="24"/>
+        </w:rPr>
+        <w:t>Слава тобі, Христе Боже, надіє наша, слава тобі!</w:t>
+      </w:r>
+    </w:p>
+    <w:p>
+      <w:pPr>
+        <w:spacing w:after="120"/>
+        <w:jc w:val="both"/>
+        <w:rPr>
+          <w:rFonts w:ascii="Times New Roman" w:hAnsi="Times New Roman"/>
+          <w:sz w:val="24"/>
+          <w:szCs w:val="24"/>
+        </w:rPr>
+      </w:pPr>
+      <w:r>
+        <w:rPr>
+          <w:rFonts w:ascii="Times New Roman" w:hAnsi="Times New Roman"/>
+          <w:i/>
+          <w:color w:val="FF0000"/>
+          <w:sz w:val="24"/>
+          <w:szCs w:val="24"/>
         </w:rPr>
         <w:t>Вірні:</w:t>
       </w:r>
@@ -35062,52 +36654,65 @@
           <w:rFonts w:ascii="Times New Roman" w:hAnsi="Times New Roman"/>
           <w:color w:val="FF0000"/>
           <w:sz w:val="24"/>
-        </w:rPr>
-        <w:t xml:space="preserve"> </w:t>
-      </w:r>
-      <w:r>
-        <w:rPr>
-          <w:rFonts w:ascii="Times New Roman" w:hAnsi="Times New Roman"/>
-          <w:sz w:val="24"/>
-        </w:rPr>
-        <w:t xml:space="preserve">Сла́ва Отцю́, і Си́ну, і Свято́му Ду́хові, і ни́ні, і повсякча́с, і на ві́ки вікі́в. Амі́нь. Го́споди, поми́луй. </w:t>
-      </w:r>
-      <w:r>
-        <w:rPr>
-          <w:rFonts w:ascii="Times New Roman" w:hAnsi="Times New Roman"/>
-          <w:i/>
-          <w:color w:val="FF0000"/>
-          <w:sz w:val="24"/>
-        </w:rPr>
-        <w:t>(3 р.)</w:t>
-      </w:r>
-      <w:r>
-        <w:rPr>
-          <w:rFonts w:ascii="Times New Roman" w:hAnsi="Times New Roman"/>
-          <w:sz w:val="24"/>
-        </w:rPr>
-        <w:t xml:space="preserve"> Благослови́.</w:t>
-      </w:r>
-    </w:p>
-    <w:p>
-      <w:pPr>
-        <w:spacing w:after="120"/>
-        <w:jc w:val="both"/>
-        <w:rPr>
-          <w:rFonts w:ascii="Times New Roman" w:hAnsi="Times New Roman"/>
-          <w:sz w:val="24"/>
-          <w:szCs w:val="24"/>
-        </w:rPr>
-      </w:pPr>
-      <w:r>
-        <w:rPr>
-          <w:rFonts w:ascii="Times New Roman" w:hAnsi="Times New Roman"/>
-          <w:i/>
-          <w:color w:val="FF0000"/>
-          <w:sz w:val="24"/>
-          <w:szCs w:val="24"/>
-        </w:rPr>
-        <w:t>Священник:</w:t>
+          <w:szCs w:val="24"/>
+        </w:rPr>
+        <w:t xml:space="preserve"> </w:t>
+      </w:r>
+      <w:r>
+        <w:rPr>
+          <w:rFonts w:ascii="Times New Roman" w:hAnsi="Times New Roman"/>
+          <w:sz w:val="24"/>
+          <w:szCs w:val="24"/>
+        </w:rPr>
+        <w:t xml:space="preserve">Слава Отцю і Сину, і Святому Духові, і нині і повсякчас, і на віки віків. Амінь. Господи, помилуй </w:t>
+      </w:r>
+      <w:r>
+        <w:rPr>
+          <w:rFonts w:ascii="Times New Roman" w:hAnsi="Times New Roman"/>
+          <w:i/>
+          <w:color w:val="FF0000"/>
+          <w:sz w:val="24"/>
+          <w:szCs w:val="24"/>
+        </w:rPr>
+        <w:t>(3 р.)</w:t>
+      </w:r>
+      <w:r>
+        <w:rPr>
+          <w:rFonts w:ascii="Times New Roman" w:hAnsi="Times New Roman"/>
+          <w:i/>
+          <w:sz w:val="24"/>
+          <w:szCs w:val="24"/>
+        </w:rPr>
+        <w:t>.</w:t>
+      </w:r>
+      <w:r>
+        <w:rPr>
+          <w:rFonts w:ascii="Times New Roman" w:hAnsi="Times New Roman"/>
+          <w:sz w:val="24"/>
+          <w:szCs w:val="24"/>
+        </w:rPr>
+        <w:t xml:space="preserve"> Благослови.</w:t>
+      </w:r>
+    </w:p>
+    <w:p>
+      <w:pPr>
+        <w:spacing w:after="120"/>
+        <w:jc w:val="both"/>
+        <w:rPr>
+          <w:rFonts w:ascii="Times New Roman" w:hAnsi="Times New Roman"/>
+          <w:sz w:val="24"/>
+          <w:szCs w:val="24"/>
+        </w:rPr>
+      </w:pPr>
+      <w:r>
+        <w:rPr>
+          <w:rFonts w:ascii="Times New Roman" w:hAnsi="Times New Roman"/>
+          <w:i/>
+          <w:color w:val="FF0000"/>
+          <w:sz w:val="24"/>
+          <w:szCs w:val="24"/>
+        </w:rPr>
+        <w:t>Священик:</w:t>
       </w:r>
       <w:r>
         <w:rPr>
@@ -35159,7 +36764,7 @@
           <w:sz w:val="24"/>
           <w:szCs w:val="24"/>
         </w:rPr>
-        <w:t>, і всіх святих, помилує і спасе нас, як благий і Людинолюбець.</w:t>
+        <w:t>, і всіх святих, помилує і спасе нас, як благий і чоловіколюбець.</w:t>
       </w:r>
     </w:p>
     <w:p>
